--- a/TP-KB-251-Illia-Chernonoh-lpr.docx
+++ b/TP-KB-251-Illia-Chernonoh-lpr.docx
@@ -1,14 +1,123 @@
 
 <file path=word/document.xml><?xml version="1.0" encoding="utf-8"?>
-<w:document xmlns:wpc="http://schemas.microsoft.com/office/word/2010/wordprocessingCanvas" xmlns:cx="http://schemas.microsoft.com/office/drawing/2014/chartex" xmlns:cx1="http://schemas.microsoft.com/office/drawing/2015/9/8/chartex" xmlns:cx2="http://schemas.microsoft.com/office/drawing/2015/10/21/chartex" xmlns:cx3="http://schemas.microsoft.com/office/drawing/2016/5/9/chartex" xmlns:cx4="http://schemas.microsoft.com/office/drawing/2016/5/10/chartex" xmlns:cx5="http://schemas.microsoft.com/office/drawing/2016/5/11/chartex" xmlns:cx6="http://schemas.microsoft.com/office/drawing/2016/5/12/chartex" xmlns:cx7="http://schemas.microsoft.com/office/drawing/2016/5/13/chartex" xmlns:cx8="http://schemas.microsoft.com/office/drawing/2016/5/14/chartex" xmlns:mc="http://schemas.openxmlformats.org/markup-compatibility/2006" xmlns:aink="http://schemas.microsoft.com/office/drawing/2016/ink" xmlns:am3d="http://schemas.microsoft.com/office/drawing/2017/model3d" xmlns:o="urn:schemas-microsoft-com:office:office" xmlns:oel="http://schemas.microsoft.com/office/2019/extlst" xmlns:r="http://schemas.openxmlformats.org/officeDocument/2006/relationships" xmlns:m="http://schemas.openxmlformats.org/officeDocument/2006/math" xmlns:v="urn:schemas-microsoft-com:vml" xmlns:wp14="http://schemas.microsoft.com/office/word/2010/wordprocessingDrawing" xmlns:wp="http://schemas.openxmlformats.org/drawingml/2006/wordprocessingDrawing" xmlns:w10="urn:schemas-microsoft-com:office:word" xmlns:w="http://schemas.openxmlformats.org/wordprocessingml/2006/main" xmlns:w14="http://schemas.microsoft.com/office/word/2010/wordml" xmlns:w15="http://schemas.microsoft.com/office/word/2012/wordml" xmlns:w16cex="http://schemas.microsoft.com/office/word/2018/wordml/cex" xmlns:w16cid="http://schemas.microsoft.com/office/word/2016/wordml/cid" xmlns:w16="http://schemas.microsoft.com/office/word/2018/wordml" xmlns:w16sdtdh="http://schemas.microsoft.com/office/word/2020/wordml/sdtdatahash" xmlns:w16se="http://schemas.microsoft.com/office/word/2015/wordml/symex" xmlns:wpg="http://schemas.microsoft.com/office/word/2010/wordprocessingGroup" xmlns:wpi="http://schemas.microsoft.com/office/word/2010/wordprocessingInk" xmlns:wne="http://schemas.microsoft.com/office/word/2006/wordml" xmlns:wps="http://schemas.microsoft.com/office/word/2010/wordprocessingShape" mc:Ignorable="w14 w15 w16se w16cid w16 w16cex w16sdtdh wp14">
+<w:document xmlns:wpc="http://schemas.microsoft.com/office/word/2010/wordprocessingCanvas" xmlns:cx="http://schemas.microsoft.com/office/drawing/2014/chartex" xmlns:cx1="http://schemas.microsoft.com/office/drawing/2015/9/8/chartex" xmlns:cx2="http://schemas.microsoft.com/office/drawing/2015/10/21/chartex" xmlns:cx3="http://schemas.microsoft.com/office/drawing/2016/5/9/chartex" xmlns:cx4="http://schemas.microsoft.com/office/drawing/2016/5/10/chartex" xmlns:cx5="http://schemas.microsoft.com/office/drawing/2016/5/11/chartex" xmlns:cx6="http://schemas.microsoft.com/office/drawing/2016/5/12/chartex" xmlns:cx7="http://schemas.microsoft.com/office/drawing/2016/5/13/chartex" xmlns:cx8="http://schemas.microsoft.com/office/drawing/2016/5/14/chartex" xmlns:mc="http://schemas.openxmlformats.org/markup-compatibility/2006" xmlns:aink="http://schemas.microsoft.com/office/drawing/2016/ink" xmlns:am3d="http://schemas.microsoft.com/office/drawing/2017/model3d" xmlns:o="urn:schemas-microsoft-com:office:office" xmlns:oel="http://schemas.microsoft.com/office/2019/extlst" xmlns:r="http://schemas.openxmlformats.org/officeDocument/2006/relationships" xmlns:m="http://schemas.openxmlformats.org/officeDocument/2006/math" xmlns:v="urn:schemas-microsoft-com:vml" xmlns:wp14="http://schemas.microsoft.com/office/word/2010/wordprocessingDrawing" xmlns:wp="http://schemas.openxmlformats.org/drawingml/2006/wordprocessingDrawing" xmlns:w10="urn:schemas-microsoft-com:office:word" xmlns:w="http://schemas.openxmlformats.org/wordprocessingml/2006/main" xmlns:w14="http://schemas.microsoft.com/office/word/2010/wordml" xmlns:w15="http://schemas.microsoft.com/office/word/2012/wordml" xmlns:w16cex="http://schemas.microsoft.com/office/word/2018/wordml/cex" xmlns:w16cid="http://schemas.microsoft.com/office/word/2016/wordml/cid" xmlns:w16="http://schemas.microsoft.com/office/word/2018/wordml" xmlns:w16sdtdh="http://schemas.microsoft.com/office/word/2020/wordml/sdtdatahash" xmlns:w16se="http://schemas.microsoft.com/office/word/2015/wordml/symex" xmlns:wpg="http://schemas.microsoft.com/office/word/2010/wordprocessingGroup" xmlns:wpi="http://schemas.microsoft.com/office/word/2010/wordprocessingInk" xmlns:wne="http://schemas.microsoft.com/office/word/2006/wordml" xmlns:wps="http://schemas.microsoft.com/office/word/2010/wordprocessingShape" xmlns:a="http://schemas.openxmlformats.org/drawingml/2006/main" xmlns:pic="http://schemas.openxmlformats.org/drawingml/2006/picture" xmlns:a14="http://schemas.microsoft.com/office/drawing/2010/main" mc:Ignorable="w14 w15 w16se w16cid w16 w16cex w16sdtdh wp14">
   <w:body>
     <w:p>
       <w:pPr>
         <w:ind w:firstLine="0"/>
         <w:jc w:val="center"/>
         <w:rPr>
+          <w:b w:val="1"/>
+          <w:bCs w:val="1"/>
+          <w:lang w:val="ru-RU"/>
+        </w:rPr>
+      </w:pPr>
+      <w:r>
+        <w:rPr>
+          <w:b w:val="1"/>
+          <w:bCs w:val="1"/>
+          <w:lang w:val="uk-UA"/>
+        </w:rPr>
+        <w:t xml:space="preserve">Звіт про виконання практичних завдань до лекцій з курсу Технології програмування на мові </w:t>
+      </w:r>
+      <w:r>
+        <w:rPr>
+          <w:b w:val="1"/>
+          <w:bCs w:val="1"/>
+        </w:rPr>
+        <w:t>Python</w:t>
+      </w:r>
+    </w:p>
+    <w:p>
+      <w:pPr>
+        <w:jc w:val="right"/>
+        <w:rPr>
+          <w:lang w:val="uk-UA"/>
+        </w:rPr>
+      </w:pPr>
+      <w:r>
+        <w:rPr>
+          <w:lang w:val="uk-UA"/>
+        </w:rPr>
+        <w:t>Звіт до Теми №1</w:t>
+      </w:r>
+    </w:p>
+    <w:p>
+      <w:pPr>
+        <w:jc w:val="right"/>
+      </w:pPr>
+      <w:r>
+        <w:rPr>
+          <w:lang w:val="uk-UA"/>
+        </w:rPr>
+        <w:t>Функції та змінні</w:t>
+      </w:r>
+    </w:p>
+    <w:p>
+      <w:pPr>
+        <w:jc w:val="right"/>
+      </w:pPr>
+      <w:r>
+        <w:rPr>
+          <w:lang w:val="uk-UA"/>
+        </w:rPr>
+        <w:t xml:space="preserve">Виконав </w:t>
+      </w:r>
+      <w:r>
+        <w:rPr>
+          <w:lang w:val="uk-UA"/>
+        </w:rPr>
+        <w:t>Черноног</w:t>
+      </w:r>
+      <w:r>
+        <w:rPr>
+          <w:lang w:val="uk-UA"/>
+        </w:rPr>
+        <w:t xml:space="preserve"> Iлля</w:t>
+      </w:r>
+    </w:p>
+    <w:p>
+      <w:pPr>
+        <w:jc w:val="right"/>
+      </w:pPr>
+      <w:r>
+        <w:rPr>
+          <w:lang w:val="uk-UA"/>
+        </w:rPr>
+        <w:t>КБ-251</w:t>
+      </w:r>
+    </w:p>
+    <w:p>
+      <w:pPr>
+        <w:rPr>
+          <w:lang w:val="uk-UA"/>
+        </w:rPr>
+      </w:pPr>
+      <w:r>
+        <w:rPr>
+          <w:lang w:val="uk-UA"/>
+        </w:rPr>
+        <w:t xml:space="preserve">Під час виконання практичного завдання до Теми </w:t>
+      </w:r>
+      <w:r>
+        <w:rPr>
+          <w:lang w:val="uk-UA"/>
+        </w:rPr>
+        <w:t>№</w:t>
+      </w:r>
+      <w:r>
+        <w:rPr>
+          <w:lang w:val="uk-UA"/>
+        </w:rPr>
+        <w:t>1 було надано варіанти рішення до наступних задач:</w:t>
+      </w:r>
+    </w:p>
+    <w:p>
+      <w:pPr>
+        <w:rPr>
           <w:b/>
           <w:bCs/>
+          <w:lang w:val="uk-UA"/>
         </w:rPr>
       </w:pPr>
       <w:r>
@@ -17,91 +126,6 @@
           <w:bCs/>
           <w:lang w:val="uk-UA"/>
         </w:rPr>
-        <w:t xml:space="preserve">Звіт про виконання практичних завдань до лекцій з курсу Технології програмування на мові </w:t>
-      </w:r>
-      <w:r>
-        <w:rPr>
-          <w:b/>
-          <w:bCs/>
-        </w:rPr>
-        <w:t>Python</w:t>
-      </w:r>
-    </w:p>
-    <w:p/>
-    <w:p>
-      <w:pPr>
-        <w:rPr>
-          <w:lang w:val="ru-RU"/>
-        </w:rPr>
-      </w:pPr>
-    </w:p>
-    <w:p>
-      <w:pPr>
-        <w:jc w:val="right"/>
-        <w:rPr>
-          <w:lang w:val="uk-UA"/>
-        </w:rPr>
-      </w:pPr>
-      <w:r>
-        <w:rPr>
-          <w:lang w:val="uk-UA"/>
-        </w:rPr>
-        <w:t>Звіт до Теми №1</w:t>
-      </w:r>
-    </w:p>
-    <w:p>
-      <w:pPr>
-        <w:jc w:val="right"/>
-        <w:rPr>
-          <w:lang w:val="uk-UA"/>
-        </w:rPr>
-      </w:pPr>
-      <w:r>
-        <w:rPr>
-          <w:lang w:val="uk-UA"/>
-        </w:rPr>
-        <w:t>Функції та змінні</w:t>
-      </w:r>
-    </w:p>
-    <w:p>
-      <w:pPr>
-        <w:rPr>
-          <w:lang w:val="uk-UA"/>
-        </w:rPr>
-      </w:pPr>
-      <w:r>
-        <w:rPr>
-          <w:lang w:val="uk-UA"/>
-        </w:rPr>
-        <w:t xml:space="preserve">Під час виконання практичного завдання до Теми </w:t>
-      </w:r>
-      <w:r>
-        <w:rPr>
-          <w:lang w:val="uk-UA"/>
-        </w:rPr>
-        <w:t>№</w:t>
-      </w:r>
-      <w:r>
-        <w:rPr>
-          <w:lang w:val="uk-UA"/>
-        </w:rPr>
-        <w:t>1 було надано варіанти рішення до наступних задач:</w:t>
-      </w:r>
-    </w:p>
-    <w:p>
-      <w:pPr>
-        <w:rPr>
-          <w:b/>
-          <w:bCs/>
-          <w:lang w:val="uk-UA"/>
-        </w:rPr>
-      </w:pPr>
-      <w:r>
-        <w:rPr>
-          <w:b/>
-          <w:bCs/>
-          <w:lang w:val="uk-UA"/>
-        </w:rPr>
         <w:t>Перетворення рядка</w:t>
       </w:r>
     </w:p>
@@ -165,13 +189,42 @@
     </w:p>
     <w:p>
       <w:pPr>
-        <w:rPr>
-          <w:lang w:val="uk-UA"/>
-        </w:rPr>
-      </w:pPr>
-    </w:p>
-    <w:p>
-      <w:pPr>
+        <w:pStyle w:val="Normal"/>
+      </w:pPr>
+      <w:r>
+        <w:rPr>
+          <w:rFonts w:ascii="Times New Roman" w:hAnsi="Times New Roman" w:eastAsia="Times New Roman" w:cs="Times New Roman"/>
+          <w:noProof w:val="0"/>
+          <w:sz w:val="28"/>
+          <w:szCs w:val="28"/>
+          <w:lang w:val="uk-UA"/>
+        </w:rPr>
+        <w:t xml:space="preserve">Для перетворення рядка використовується зворотний зріз </w:t>
+      </w:r>
+      <w:r>
+        <w:rPr>
+          <w:rFonts w:ascii="Consolas" w:hAnsi="Consolas" w:eastAsia="Consolas" w:cs="Consolas"/>
+          <w:noProof w:val="0"/>
+          <w:sz w:val="28"/>
+          <w:szCs w:val="28"/>
+          <w:lang w:val="uk-UA"/>
+        </w:rPr>
+        <w:t>[::-1]</w:t>
+      </w:r>
+      <w:r>
+        <w:rPr>
+          <w:rFonts w:ascii="Times New Roman" w:hAnsi="Times New Roman" w:eastAsia="Times New Roman" w:cs="Times New Roman"/>
+          <w:noProof w:val="0"/>
+          <w:sz w:val="28"/>
+          <w:szCs w:val="28"/>
+          <w:lang w:val="uk-UA"/>
+        </w:rPr>
+        <w:t>, який змінює порядок символів рядка на протилежний. Оскільки довжина рядка є фіксованою (10 символів), результат завжди буде мати такий самий розмір.</w:t>
+      </w:r>
+    </w:p>
+    <w:p>
+      <w:pPr>
+        <w:pStyle w:val="Normal"/>
         <w:rPr>
           <w:lang w:val="uk-UA"/>
         </w:rPr>
@@ -197,17 +250,126 @@
         <w:tc>
           <w:tcPr>
             <w:tcW w:w="8545" w:type="dxa"/>
+            <w:tcMar/>
           </w:tcPr>
           <w:p>
             <w:pPr>
               <w:ind w:firstLine="0"/>
+            </w:pPr>
+            <w:r>
               <w:rPr>
                 <w:rFonts w:ascii="Courier New" w:hAnsi="Courier New" w:cs="Courier New"/>
                 <w:sz w:val="20"/>
                 <w:szCs w:val="20"/>
                 <w:lang w:val="uk-UA"/>
               </w:rPr>
+              <w:t>def reverse_string(s):</w:t>
+            </w:r>
+          </w:p>
+          <w:p>
+            <w:pPr>
+              <w:pStyle w:val="Normal"/>
+              <w:ind w:firstLine="0"/>
             </w:pPr>
+            <w:r>
+              <w:rPr>
+                <w:rFonts w:ascii="Courier New" w:hAnsi="Courier New" w:cs="Courier New"/>
+                <w:sz w:val="20"/>
+                <w:szCs w:val="20"/>
+                <w:lang w:val="uk-UA"/>
+              </w:rPr>
+              <w:t xml:space="preserve">    return s[::-1]</w:t>
+            </w:r>
+          </w:p>
+          <w:p>
+            <w:pPr>
+              <w:pStyle w:val="Normal"/>
+              <w:ind w:firstLine="0"/>
+            </w:pPr>
+            <w:r>
+              <w:rPr>
+                <w:rFonts w:ascii="Courier New" w:hAnsi="Courier New" w:cs="Courier New"/>
+                <w:sz w:val="20"/>
+                <w:szCs w:val="20"/>
+                <w:lang w:val="uk-UA"/>
+              </w:rPr>
+              <w:t xml:space="preserve"> </w:t>
+            </w:r>
+          </w:p>
+          <w:p>
+            <w:pPr>
+              <w:pStyle w:val="Normal"/>
+              <w:ind w:firstLine="0"/>
+            </w:pPr>
+            <w:r>
+              <w:rPr>
+                <w:rFonts w:ascii="Courier New" w:hAnsi="Courier New" w:cs="Courier New"/>
+                <w:sz w:val="20"/>
+                <w:szCs w:val="20"/>
+                <w:lang w:val="uk-UA"/>
+              </w:rPr>
+              <w:t>original = "abcdefg123"</w:t>
+            </w:r>
+          </w:p>
+          <w:p>
+            <w:pPr>
+              <w:pStyle w:val="Normal"/>
+              <w:ind w:firstLine="0"/>
+            </w:pPr>
+            <w:r>
+              <w:rPr>
+                <w:rFonts w:ascii="Courier New" w:hAnsi="Courier New" w:cs="Courier New"/>
+                <w:sz w:val="20"/>
+                <w:szCs w:val="20"/>
+                <w:lang w:val="uk-UA"/>
+              </w:rPr>
+              <w:t>result = reverse_string(original)</w:t>
+            </w:r>
+          </w:p>
+          <w:p>
+            <w:pPr>
+              <w:pStyle w:val="Normal"/>
+              <w:ind w:firstLine="0"/>
+            </w:pPr>
+            <w:r>
+              <w:rPr>
+                <w:rFonts w:ascii="Courier New" w:hAnsi="Courier New" w:cs="Courier New"/>
+                <w:sz w:val="20"/>
+                <w:szCs w:val="20"/>
+                <w:lang w:val="uk-UA"/>
+              </w:rPr>
+              <w:t xml:space="preserve"> </w:t>
+            </w:r>
+          </w:p>
+          <w:p>
+            <w:pPr>
+              <w:pStyle w:val="Normal"/>
+              <w:ind w:firstLine="0"/>
+            </w:pPr>
+            <w:r>
+              <w:rPr>
+                <w:rFonts w:ascii="Courier New" w:hAnsi="Courier New" w:cs="Courier New"/>
+                <w:sz w:val="20"/>
+                <w:szCs w:val="20"/>
+                <w:lang w:val="uk-UA"/>
+              </w:rPr>
+              <w:t>print("Оригінал:", original)</w:t>
+            </w:r>
+          </w:p>
+          <w:p>
+            <w:pPr>
+              <w:pStyle w:val="Normal"/>
+              <w:ind w:firstLine="0"/>
+            </w:pPr>
+            <w:r>
+              <w:rPr>
+                <w:rFonts w:ascii="Courier New" w:hAnsi="Courier New" w:cs="Courier New"/>
+                <w:sz w:val="20"/>
+                <w:szCs w:val="20"/>
+                <w:lang w:val="uk-UA"/>
+              </w:rPr>
+              <w:t>print("Результат:", result)</w:t>
+            </w:r>
           </w:p>
         </w:tc>
       </w:tr>
@@ -220,22 +382,55 @@
       </w:pPr>
     </w:p>
     <w:p>
-      <w:pPr>
+      <w:pPr/>
+      <w:r>
+        <w:rPr>
+          <w:lang w:val="uk-UA"/>
+        </w:rPr>
+        <w:t xml:space="preserve">Посилання на </w:t>
+      </w:r>
+      <w:r>
+        <w:rPr/>
+        <w:t>github</w:t>
+      </w:r>
+      <w:r>
         <w:rPr>
           <w:lang w:val="ru-RU"/>
         </w:rPr>
-      </w:pPr>
-      <w:r>
-        <w:rPr>
-          <w:lang w:val="uk-UA"/>
-        </w:rPr>
-        <w:t xml:space="preserve">Посилання на </w:t>
-      </w:r>
-      <w:proofErr w:type="spellStart"/>
-      <w:r>
+        <w:t>:</w:t>
+      </w:r>
+    </w:p>
+    <w:p>
+      <w:pPr/>
+      <w:hyperlink r:id="Rf5d78c993a414c57">
+        <w:r>
+          <w:rPr>
+            <w:rStyle w:val="Hyperlink"/>
+            <w:lang w:val="ru-RU"/>
+          </w:rPr>
+          <w:t>https://github.com/Akimoree</w:t>
+        </w:r>
+        <w:r>
+          <w:rPr>
+            <w:rStyle w:val="Hyperlink"/>
+            <w:lang w:val="ru-RU"/>
+          </w:rPr>
+          <w:t>/TP-KB-251-Illia-Chernonoh</w:t>
+        </w:r>
+      </w:hyperlink>
+    </w:p>
+    <w:p>
+      <w:pPr/>
+      <w:r>
+        <w:rPr>
+          <w:lang w:val="uk-UA"/>
+        </w:rPr>
+        <w:t xml:space="preserve">Знімок екрану з посилання на </w:t>
+      </w:r>
+      <w:r>
+        <w:rPr/>
         <w:t>github</w:t>
       </w:r>
-      <w:proofErr w:type="spellEnd"/>
       <w:r>
         <w:rPr>
           <w:lang w:val="ru-RU"/>
@@ -245,37 +440,69 @@
     </w:p>
     <w:p>
       <w:pPr>
-        <w:rPr>
-          <w:lang w:val="ru-RU"/>
-        </w:rPr>
-      </w:pPr>
-    </w:p>
-    <w:p>
-      <w:pPr>
-        <w:rPr>
-          <w:lang w:val="ru-RU"/>
-        </w:rPr>
-      </w:pPr>
-      <w:r>
-        <w:rPr>
-          <w:lang w:val="uk-UA"/>
-        </w:rPr>
-        <w:t xml:space="preserve">Знімок екрану з посилання на </w:t>
-      </w:r>
-      <w:proofErr w:type="spellStart"/>
-      <w:r>
-        <w:t>github</w:t>
-      </w:r>
-      <w:proofErr w:type="spellEnd"/>
-      <w:r>
-        <w:rPr>
-          <w:lang w:val="ru-RU"/>
-        </w:rPr>
-        <w:t>:</w:t>
+        <w:pStyle w:val="Normal"/>
+        <w:jc w:val="center"/>
+      </w:pPr>
+      <w:r>
+        <w:drawing>
+          <wp:anchor distT="0" distB="0" distL="114300" distR="114300" simplePos="0" relativeHeight="251658240" behindDoc="0" locked="0" layoutInCell="1" allowOverlap="1" wp14:editId="104A9F8F" wp14:anchorId="3F71C718">
+            <wp:simplePos x="0" y="0"/>
+            <wp:positionH relativeFrom="column">
+              <wp:align>right</wp:align>
+            </wp:positionH>
+            <wp:positionV relativeFrom="paragraph">
+              <wp:posOffset>0</wp:posOffset>
+            </wp:positionV>
+            <wp:extent cx="5943600" cy="2933700"/>
+            <wp:effectExtent l="0" t="0" r="0" b="0"/>
+            <wp:wrapSquare wrapText="bothSides"/>
+            <wp:docPr id="1056641689" name="drawing"/>
+            <wp:cNvGraphicFramePr>
+              <a:graphicFrameLocks noChangeAspect="1"/>
+            </wp:cNvGraphicFramePr>
+            <a:graphic>
+              <a:graphicData xmlns:a="http://schemas.openxmlformats.org/drawingml/2006/main" uri="http://schemas.openxmlformats.org/drawingml/2006/picture">
+                <pic:pic xmlns:pic="http://schemas.openxmlformats.org/drawingml/2006/picture">
+                  <pic:nvPicPr>
+                    <pic:cNvPr id="1056641689" name="Picture 1056641689"/>
+                    <pic:cNvPicPr/>
+                  </pic:nvPicPr>
+                  <pic:blipFill>
+                    <a:blip xmlns:r="http://schemas.openxmlformats.org/officeDocument/2006/relationships" r:embed="rId186118514">
+                      <a:extLst>
+                        <a:ext uri="{28A0092B-C50C-407E-A947-70E740481C1C}">
+                          <a14:useLocalDpi xmlns:a14="http://schemas.microsoft.com/office/drawing/2010/main"/>
+                        </a:ext>
+                      </a:extLst>
+                    </a:blip>
+                    <a:stretch>
+                      <a:fillRect/>
+                    </a:stretch>
+                  </pic:blipFill>
+                  <pic:spPr>
+                    <a:xfrm>
+                      <a:off x="0" y="0"/>
+                      <a:ext cx="5943600" cy="2933700"/>
+                    </a:xfrm>
+                    <a:prstGeom prst="rect">
+                      <a:avLst/>
+                    </a:prstGeom>
+                  </pic:spPr>
+                </pic:pic>
+              </a:graphicData>
+            </a:graphic>
+            <wp14:sizeRelH relativeFrom="page">
+              <wp14:pctWidth>0</wp14:pctWidth>
+            </wp14:sizeRelH>
+            <wp14:sizeRelV relativeFrom="page">
+              <wp14:pctHeight>0</wp14:pctHeight>
+            </wp14:sizeRelV>
+          </wp:anchor>
+        </w:drawing>
       </w:r>
     </w:p>
     <w:sectPr>
-      <w:pgSz w:w="12240" w:h="15840"/>
+      <w:pgSz w:w="12240" w:h="15840" w:orient="portrait"/>
       <w:pgMar w:top="1440" w:right="1440" w:bottom="1440" w:left="1440" w:header="720" w:footer="720" w:gutter="0"/>
       <w:cols w:space="720"/>
       <w:docGrid w:linePitch="360"/>
@@ -289,7 +516,7 @@
   <w:docDefaults>
     <w:rPrDefault>
       <w:rPr>
-        <w:rFonts w:asciiTheme="minorHAnsi" w:eastAsiaTheme="minorHAnsi" w:hAnsiTheme="minorHAnsi" w:cstheme="minorBidi"/>
+        <w:rFonts w:asciiTheme="minorHAnsi" w:hAnsiTheme="minorHAnsi" w:eastAsiaTheme="minorHAnsi" w:cstheme="minorBidi"/>
         <w:sz w:val="22"/>
         <w:szCs w:val="22"/>
         <w:lang w:val="en-US" w:eastAsia="en-US" w:bidi="ar-SA"/>
@@ -304,14 +531,14 @@
   <w:latentStyles w:defLockedState="0" w:defUIPriority="99" w:defSemiHidden="0" w:defUnhideWhenUsed="0" w:defQFormat="0" w:count="376">
     <w:lsdException w:name="Normal" w:uiPriority="0" w:qFormat="1"/>
     <w:lsdException w:name="heading 1" w:uiPriority="9" w:qFormat="1"/>
-    <w:lsdException w:name="heading 2" w:semiHidden="1" w:uiPriority="9" w:unhideWhenUsed="1" w:qFormat="1"/>
-    <w:lsdException w:name="heading 3" w:semiHidden="1" w:uiPriority="9" w:unhideWhenUsed="1" w:qFormat="1"/>
-    <w:lsdException w:name="heading 4" w:semiHidden="1" w:uiPriority="9" w:unhideWhenUsed="1" w:qFormat="1"/>
-    <w:lsdException w:name="heading 5" w:semiHidden="1" w:uiPriority="9" w:unhideWhenUsed="1" w:qFormat="1"/>
-    <w:lsdException w:name="heading 6" w:semiHidden="1" w:uiPriority="9" w:unhideWhenUsed="1" w:qFormat="1"/>
-    <w:lsdException w:name="heading 7" w:semiHidden="1" w:uiPriority="9" w:unhideWhenUsed="1" w:qFormat="1"/>
-    <w:lsdException w:name="heading 8" w:semiHidden="1" w:uiPriority="9" w:unhideWhenUsed="1" w:qFormat="1"/>
-    <w:lsdException w:name="heading 9" w:semiHidden="1" w:uiPriority="9" w:unhideWhenUsed="1" w:qFormat="1"/>
+    <w:lsdException w:name="heading 2" w:uiPriority="9" w:semiHidden="1" w:unhideWhenUsed="1" w:qFormat="1"/>
+    <w:lsdException w:name="heading 3" w:uiPriority="9" w:semiHidden="1" w:unhideWhenUsed="1" w:qFormat="1"/>
+    <w:lsdException w:name="heading 4" w:uiPriority="9" w:semiHidden="1" w:unhideWhenUsed="1" w:qFormat="1"/>
+    <w:lsdException w:name="heading 5" w:uiPriority="9" w:semiHidden="1" w:unhideWhenUsed="1" w:qFormat="1"/>
+    <w:lsdException w:name="heading 6" w:uiPriority="9" w:semiHidden="1" w:unhideWhenUsed="1" w:qFormat="1"/>
+    <w:lsdException w:name="heading 7" w:uiPriority="9" w:semiHidden="1" w:unhideWhenUsed="1" w:qFormat="1"/>
+    <w:lsdException w:name="heading 8" w:uiPriority="9" w:semiHidden="1" w:unhideWhenUsed="1" w:qFormat="1"/>
+    <w:lsdException w:name="heading 9" w:uiPriority="9" w:semiHidden="1" w:unhideWhenUsed="1" w:qFormat="1"/>
     <w:lsdException w:name="index 1" w:semiHidden="1" w:unhideWhenUsed="1"/>
     <w:lsdException w:name="index 2" w:semiHidden="1" w:unhideWhenUsed="1"/>
     <w:lsdException w:name="index 3" w:semiHidden="1" w:unhideWhenUsed="1"/>
@@ -321,22 +548,22 @@
     <w:lsdException w:name="index 7" w:semiHidden="1" w:unhideWhenUsed="1"/>
     <w:lsdException w:name="index 8" w:semiHidden="1" w:unhideWhenUsed="1"/>
     <w:lsdException w:name="index 9" w:semiHidden="1" w:unhideWhenUsed="1"/>
-    <w:lsdException w:name="toc 1" w:semiHidden="1" w:uiPriority="39" w:unhideWhenUsed="1"/>
-    <w:lsdException w:name="toc 2" w:semiHidden="1" w:uiPriority="39" w:unhideWhenUsed="1"/>
-    <w:lsdException w:name="toc 3" w:semiHidden="1" w:uiPriority="39" w:unhideWhenUsed="1"/>
-    <w:lsdException w:name="toc 4" w:semiHidden="1" w:uiPriority="39" w:unhideWhenUsed="1"/>
-    <w:lsdException w:name="toc 5" w:semiHidden="1" w:uiPriority="39" w:unhideWhenUsed="1"/>
-    <w:lsdException w:name="toc 6" w:semiHidden="1" w:uiPriority="39" w:unhideWhenUsed="1"/>
-    <w:lsdException w:name="toc 7" w:semiHidden="1" w:uiPriority="39" w:unhideWhenUsed="1"/>
-    <w:lsdException w:name="toc 8" w:semiHidden="1" w:uiPriority="39" w:unhideWhenUsed="1"/>
-    <w:lsdException w:name="toc 9" w:semiHidden="1" w:uiPriority="39" w:unhideWhenUsed="1"/>
+    <w:lsdException w:name="toc 1" w:uiPriority="39" w:semiHidden="1" w:unhideWhenUsed="1"/>
+    <w:lsdException w:name="toc 2" w:uiPriority="39" w:semiHidden="1" w:unhideWhenUsed="1"/>
+    <w:lsdException w:name="toc 3" w:uiPriority="39" w:semiHidden="1" w:unhideWhenUsed="1"/>
+    <w:lsdException w:name="toc 4" w:uiPriority="39" w:semiHidden="1" w:unhideWhenUsed="1"/>
+    <w:lsdException w:name="toc 5" w:uiPriority="39" w:semiHidden="1" w:unhideWhenUsed="1"/>
+    <w:lsdException w:name="toc 6" w:uiPriority="39" w:semiHidden="1" w:unhideWhenUsed="1"/>
+    <w:lsdException w:name="toc 7" w:uiPriority="39" w:semiHidden="1" w:unhideWhenUsed="1"/>
+    <w:lsdException w:name="toc 8" w:uiPriority="39" w:semiHidden="1" w:unhideWhenUsed="1"/>
+    <w:lsdException w:name="toc 9" w:uiPriority="39" w:semiHidden="1" w:unhideWhenUsed="1"/>
     <w:lsdException w:name="Normal Indent" w:semiHidden="1" w:unhideWhenUsed="1"/>
     <w:lsdException w:name="footnote text" w:semiHidden="1" w:unhideWhenUsed="1"/>
     <w:lsdException w:name="annotation text" w:semiHidden="1" w:unhideWhenUsed="1"/>
     <w:lsdException w:name="header" w:semiHidden="1" w:unhideWhenUsed="1"/>
     <w:lsdException w:name="footer" w:semiHidden="1" w:unhideWhenUsed="1"/>
     <w:lsdException w:name="index heading" w:semiHidden="1" w:unhideWhenUsed="1"/>
-    <w:lsdException w:name="caption" w:semiHidden="1" w:uiPriority="35" w:unhideWhenUsed="1" w:qFormat="1"/>
+    <w:lsdException w:name="caption" w:uiPriority="35" w:semiHidden="1" w:unhideWhenUsed="1" w:qFormat="1"/>
     <w:lsdException w:name="table of figures" w:semiHidden="1" w:unhideWhenUsed="1"/>
     <w:lsdException w:name="envelope address" w:semiHidden="1" w:unhideWhenUsed="1"/>
     <w:lsdException w:name="envelope return" w:semiHidden="1" w:unhideWhenUsed="1"/>
@@ -367,7 +594,7 @@
     <w:lsdException w:name="Title" w:uiPriority="10" w:qFormat="1"/>
     <w:lsdException w:name="Closing" w:semiHidden="1" w:unhideWhenUsed="1"/>
     <w:lsdException w:name="Signature" w:semiHidden="1" w:unhideWhenUsed="1"/>
-    <w:lsdException w:name="Default Paragraph Font" w:semiHidden="1" w:uiPriority="1" w:unhideWhenUsed="1"/>
+    <w:lsdException w:name="Default Paragraph Font" w:uiPriority="1" w:semiHidden="1" w:unhideWhenUsed="1"/>
     <w:lsdException w:name="Body Text" w:semiHidden="1" w:unhideWhenUsed="1"/>
     <w:lsdException w:name="Body Text Indent" w:semiHidden="1" w:unhideWhenUsed="1"/>
     <w:lsdException w:name="List Continue" w:semiHidden="1" w:unhideWhenUsed="1"/>
@@ -567,8 +794,8 @@
     <w:lsdException w:name="Subtle Reference" w:uiPriority="31" w:qFormat="1"/>
     <w:lsdException w:name="Intense Reference" w:uiPriority="32" w:qFormat="1"/>
     <w:lsdException w:name="Book Title" w:uiPriority="33" w:qFormat="1"/>
-    <w:lsdException w:name="Bibliography" w:semiHidden="1" w:uiPriority="37" w:unhideWhenUsed="1"/>
-    <w:lsdException w:name="TOC Heading" w:semiHidden="1" w:uiPriority="39" w:unhideWhenUsed="1" w:qFormat="1"/>
+    <w:lsdException w:name="Bibliography" w:uiPriority="37" w:semiHidden="1" w:unhideWhenUsed="1"/>
+    <w:lsdException w:name="TOC Heading" w:uiPriority="39" w:semiHidden="1" w:unhideWhenUsed="1" w:qFormat="1"/>
     <w:lsdException w:name="Plain Table 1" w:uiPriority="41"/>
     <w:lsdException w:name="Plain Table 2" w:uiPriority="42"/>
     <w:lsdException w:name="Plain Table 3" w:uiPriority="43"/>
@@ -679,7 +906,7 @@
     <w:lsdException w:name="Unresolved Mention" w:semiHidden="1" w:unhideWhenUsed="1"/>
     <w:lsdException w:name="Smart Link" w:semiHidden="1" w:unhideWhenUsed="1"/>
   </w:latentStyles>
-  <w:style w:type="paragraph" w:default="1" w:styleId="Normal">
+  <w:style w:type="paragraph" w:styleId="Normal" w:default="1">
     <w:name w:val="Normal"/>
     <w:qFormat/>
     <w:rsid w:val="0046193E"/>
@@ -693,13 +920,13 @@
       <w:sz w:val="28"/>
     </w:rPr>
   </w:style>
-  <w:style w:type="character" w:default="1" w:styleId="DefaultParagraphFont">
+  <w:style w:type="character" w:styleId="DefaultParagraphFont" w:default="1">
     <w:name w:val="Default Paragraph Font"/>
     <w:uiPriority w:val="1"/>
     <w:semiHidden/>
     <w:unhideWhenUsed/>
   </w:style>
-  <w:style w:type="table" w:default="1" w:styleId="TableNormal">
+  <w:style w:type="table" w:styleId="TableNormal" w:default="1">
     <w:name w:val="Normal Table"/>
     <w:uiPriority w:val="99"/>
     <w:semiHidden/>
@@ -714,7 +941,7 @@
       </w:tblCellMar>
     </w:tblPr>
   </w:style>
-  <w:style w:type="numbering" w:default="1" w:styleId="NoList">
+  <w:style w:type="numbering" w:styleId="NoList" w:default="1">
     <w:name w:val="No List"/>
     <w:uiPriority w:val="99"/>
     <w:semiHidden/>
@@ -730,20 +957,31 @@
     </w:pPr>
     <w:tblPr>
       <w:tblBorders>
-        <w:top w:val="single" w:sz="4" w:space="0" w:color="auto"/>
-        <w:left w:val="single" w:sz="4" w:space="0" w:color="auto"/>
-        <w:bottom w:val="single" w:sz="4" w:space="0" w:color="auto"/>
-        <w:right w:val="single" w:sz="4" w:space="0" w:color="auto"/>
-        <w:insideH w:val="single" w:sz="4" w:space="0" w:color="auto"/>
-        <w:insideV w:val="single" w:sz="4" w:space="0" w:color="auto"/>
+        <w:top w:val="single" w:color="auto" w:sz="4" w:space="0"/>
+        <w:left w:val="single" w:color="auto" w:sz="4" w:space="0"/>
+        <w:bottom w:val="single" w:color="auto" w:sz="4" w:space="0"/>
+        <w:right w:val="single" w:color="auto" w:sz="4" w:space="0"/>
+        <w:insideH w:val="single" w:color="auto" w:sz="4" w:space="0"/>
+        <w:insideV w:val="single" w:color="auto" w:sz="4" w:space="0"/>
       </w:tblBorders>
     </w:tblPr>
+  </w:style>
+  <w:style w:type="character" w:styleId="Hyperlink">
+    <w:uiPriority w:val="99"/>
+    <w:name w:val="Hyperlink"/>
+    <w:basedOn w:val="DefaultParagraphFont"/>
+    <w:unhideWhenUsed/>
+    <w:rsid w:val="6F787EEB"/>
+    <w:rPr>
+      <w:color w:val="0563C1"/>
+      <w:u w:val="single"/>
+    </w:rPr>
   </w:style>
 </w:styles>
 </file>
 
 <file path=word/theme/theme1.xml><?xml version="1.0" encoding="utf-8"?>
-<a:theme xmlns:a="http://schemas.openxmlformats.org/drawingml/2006/main" name="Office Theme">
+<a:theme xmlns:a="http://schemas.openxmlformats.org/drawingml/2006/main" xmlns:thm15="http://schemas.microsoft.com/office/thememl/2012/main" name="Office Theme">
   <a:themeElements>
     <a:clrScheme name="Office">
       <a:dk1>

--- a/TP-KB-251-Illia-Chernonoh-lpr.docx
+++ b/TP-KB-251-Illia-Chernonoh-lpr.docx
@@ -39,19 +39,50 @@
         <w:rPr>
           <w:lang w:val="uk-UA"/>
         </w:rPr>
-        <w:t>Звіт до Теми №1</w:t>
-      </w:r>
-    </w:p>
-    <w:p>
-      <w:pPr>
+        <w:t>Звіт до Теми №</w:t>
+      </w:r>
+      <w:r>
+        <w:rPr>
+          <w:lang w:val="uk-UA"/>
+        </w:rPr>
+        <w:t>2</w:t>
+      </w:r>
+    </w:p>
+    <w:p>
+      <w:pPr>
+        <w:pStyle w:val="Normal"/>
         <w:jc w:val="right"/>
-      </w:pPr>
-      <w:r>
-        <w:rPr>
-          <w:lang w:val="uk-UA"/>
-        </w:rPr>
-        <w:t>Функції та змінні</w:t>
-      </w:r>
+        <w:rPr>
+          <w:rFonts w:ascii="Times New Roman" w:hAnsi="Times New Roman" w:eastAsia="Times New Roman" w:cs="Times New Roman"/>
+          <w:b w:val="0"/>
+          <w:bCs w:val="0"/>
+          <w:noProof w:val="0"/>
+          <w:color w:val="auto"/>
+          <w:sz w:val="28"/>
+          <w:szCs w:val="28"/>
+          <w:lang w:val="uk-UA"/>
+        </w:rPr>
+      </w:pPr>
+      <w:hyperlink r:id="R201f1a33849443a3">
+        <w:r>
+          <w:rPr>
+            <w:rStyle w:val="Hyperlink"/>
+            <w:b w:val="0"/>
+            <w:bCs w:val="0"/>
+            <w:i w:val="0"/>
+            <w:iCs w:val="0"/>
+            <w:caps w:val="0"/>
+            <w:smallCaps w:val="0"/>
+            <w:strike w:val="0"/>
+            <w:dstrike w:val="0"/>
+            <w:noProof w:val="0"/>
+            <w:color w:val="auto"/>
+            <w:u w:val="none"/>
+            <w:lang w:val="uk-UA"/>
+          </w:rPr>
+          <w:t>Умовний перехід</w:t>
+        </w:r>
+      </w:hyperlink>
     </w:p>
     <w:p>
       <w:pPr>
@@ -89,297 +120,279 @@
     </w:p>
     <w:p>
       <w:pPr>
-        <w:rPr>
-          <w:lang w:val="uk-UA"/>
-        </w:rPr>
-      </w:pPr>
-      <w:r>
-        <w:rPr>
-          <w:lang w:val="uk-UA"/>
-        </w:rPr>
-        <w:t xml:space="preserve">Під час виконання практичного завдання до Теми </w:t>
-      </w:r>
-      <w:r>
-        <w:rPr>
-          <w:lang w:val="uk-UA"/>
-        </w:rPr>
-        <w:t>№</w:t>
-      </w:r>
-      <w:r>
-        <w:rPr>
-          <w:lang w:val="uk-UA"/>
-        </w:rPr>
-        <w:t>1 було надано варіанти рішення до наступних задач:</w:t>
-      </w:r>
-    </w:p>
-    <w:p>
-      <w:pPr>
-        <w:rPr>
-          <w:b/>
-          <w:bCs/>
-          <w:lang w:val="uk-UA"/>
-        </w:rPr>
-      </w:pPr>
-      <w:r>
-        <w:rPr>
-          <w:b/>
-          <w:bCs/>
-          <w:lang w:val="uk-UA"/>
-        </w:rPr>
-        <w:t>Перетворення рядка</w:t>
-      </w:r>
-    </w:p>
-    <w:p>
-      <w:pPr>
-        <w:rPr>
-          <w:lang w:val="uk-UA"/>
-        </w:rPr>
-      </w:pPr>
-      <w:r>
-        <w:rPr>
-          <w:lang w:val="uk-UA"/>
-        </w:rPr>
-        <w:t xml:space="preserve">Необхідно рядок, що має вигляд </w:t>
-      </w:r>
-      <w:r>
-        <w:rPr>
-          <w:highlight w:val="yellow"/>
-          <w:lang w:val="uk-UA"/>
-        </w:rPr>
-        <w:t>"abcdefg123"</w:t>
-      </w:r>
-      <w:r>
-        <w:rPr>
-          <w:lang w:val="uk-UA"/>
-        </w:rPr>
-        <w:t xml:space="preserve"> перетворити наступним </w:t>
-      </w:r>
-      <w:r>
-        <w:rPr>
-          <w:lang w:val="uk-UA"/>
-        </w:rPr>
-        <w:t xml:space="preserve">чином </w:t>
-      </w:r>
-      <w:r>
-        <w:rPr>
-          <w:highlight w:val="yellow"/>
-          <w:lang w:val="uk-UA"/>
-        </w:rPr>
-        <w:t>"321gfedcba"</w:t>
-      </w:r>
-      <w:r>
-        <w:rPr>
-          <w:lang w:val="uk-UA"/>
-        </w:rPr>
-        <w:t>, вважаючи сталою довжину рядку в 10 символів.</w:t>
-      </w:r>
-    </w:p>
-    <w:p>
-      <w:pPr>
-        <w:rPr>
-          <w:lang w:val="uk-UA"/>
-        </w:rPr>
-      </w:pPr>
-      <w:r>
-        <w:rPr>
-          <w:lang w:val="uk-UA"/>
-        </w:rPr>
-        <w:t>Хід виконання завдання:</w:t>
-      </w:r>
-    </w:p>
-    <w:p>
-      <w:pPr>
         <w:pStyle w:val="Normal"/>
-      </w:pPr>
-      <w:r>
-        <w:rPr>
-          <w:rFonts w:ascii="Times New Roman" w:hAnsi="Times New Roman" w:eastAsia="Times New Roman" w:cs="Times New Roman"/>
-          <w:noProof w:val="0"/>
-          <w:sz w:val="28"/>
-          <w:szCs w:val="28"/>
-          <w:lang w:val="uk-UA"/>
-        </w:rPr>
-        <w:t xml:space="preserve">Для перетворення рядка використовується зворотний зріз </w:t>
-      </w:r>
-      <w:r>
-        <w:rPr>
-          <w:rFonts w:ascii="Consolas" w:hAnsi="Consolas" w:eastAsia="Consolas" w:cs="Consolas"/>
-          <w:noProof w:val="0"/>
-          <w:sz w:val="28"/>
-          <w:szCs w:val="28"/>
-          <w:lang w:val="uk-UA"/>
-        </w:rPr>
-        <w:t>[::-1]</w:t>
-      </w:r>
-      <w:r>
-        <w:rPr>
-          <w:rFonts w:ascii="Times New Roman" w:hAnsi="Times New Roman" w:eastAsia="Times New Roman" w:cs="Times New Roman"/>
-          <w:noProof w:val="0"/>
-          <w:sz w:val="28"/>
-          <w:szCs w:val="28"/>
-          <w:lang w:val="uk-UA"/>
-        </w:rPr>
-        <w:t>, який змінює порядок символів рядка на протилежний. Оскільки довжина рядка є фіксованою (10 символів), результат завжди буде мати такий самий розмір.</w:t>
+        <w:ind w:firstLine="0"/>
+        <w:jc w:val="center"/>
+        <w:rPr>
+          <w:rFonts w:ascii="Times New Roman" w:hAnsi="Times New Roman" w:eastAsia="Times New Roman" w:cs="Times New Roman"/>
+          <w:b w:val="1"/>
+          <w:bCs w:val="1"/>
+          <w:noProof w:val="0"/>
+          <w:sz w:val="28"/>
+          <w:szCs w:val="28"/>
+          <w:lang w:val="uk-UA"/>
+        </w:rPr>
+      </w:pPr>
+      <w:r>
+        <w:rPr>
+          <w:rFonts w:ascii="Times New Roman" w:hAnsi="Times New Roman" w:eastAsia="Times New Roman" w:cs="Times New Roman"/>
+          <w:b w:val="1"/>
+          <w:bCs w:val="1"/>
+          <w:noProof w:val="0"/>
+          <w:sz w:val="28"/>
+          <w:szCs w:val="28"/>
+          <w:lang w:val="uk-UA"/>
+        </w:rPr>
+        <w:t>Мета роботи</w:t>
       </w:r>
     </w:p>
     <w:p>
       <w:pPr>
         <w:pStyle w:val="Normal"/>
-        <w:rPr>
-          <w:lang w:val="uk-UA"/>
-        </w:rPr>
-      </w:pPr>
-      <w:r>
-        <w:rPr>
-          <w:lang w:val="uk-UA"/>
-        </w:rPr>
-        <w:t>Текст програми:</w:t>
-      </w:r>
-    </w:p>
-    <w:tbl>
-      <w:tblPr>
-        <w:tblStyle w:val="TableGrid"/>
-        <w:tblW w:w="0" w:type="auto"/>
-        <w:tblInd w:w="805" w:type="dxa"/>
-        <w:tblLook w:val="04A0" w:firstRow="1" w:lastRow="0" w:firstColumn="1" w:lastColumn="0" w:noHBand="0" w:noVBand="1"/>
-      </w:tblPr>
-      <w:tblGrid>
-        <w:gridCol w:w="8545"/>
-      </w:tblGrid>
-      <w:tr>
-        <w:tc>
-          <w:tcPr>
-            <w:tcW w:w="8545" w:type="dxa"/>
-            <w:tcMar/>
-          </w:tcPr>
-          <w:p>
-            <w:pPr>
-              <w:ind w:firstLine="0"/>
-            </w:pPr>
-            <w:r>
-              <w:rPr>
-                <w:rFonts w:ascii="Courier New" w:hAnsi="Courier New" w:cs="Courier New"/>
-                <w:sz w:val="20"/>
-                <w:szCs w:val="20"/>
-                <w:lang w:val="uk-UA"/>
-              </w:rPr>
-              <w:t>def reverse_string(s):</w:t>
-            </w:r>
-          </w:p>
-          <w:p>
-            <w:pPr>
-              <w:pStyle w:val="Normal"/>
-              <w:ind w:firstLine="0"/>
-            </w:pPr>
-            <w:r>
-              <w:rPr>
-                <w:rFonts w:ascii="Courier New" w:hAnsi="Courier New" w:cs="Courier New"/>
-                <w:sz w:val="20"/>
-                <w:szCs w:val="20"/>
-                <w:lang w:val="uk-UA"/>
-              </w:rPr>
-              <w:t xml:space="preserve">    return s[::-1]</w:t>
-            </w:r>
-          </w:p>
-          <w:p>
-            <w:pPr>
-              <w:pStyle w:val="Normal"/>
-              <w:ind w:firstLine="0"/>
-            </w:pPr>
-            <w:r>
-              <w:rPr>
-                <w:rFonts w:ascii="Courier New" w:hAnsi="Courier New" w:cs="Courier New"/>
-                <w:sz w:val="20"/>
-                <w:szCs w:val="20"/>
-                <w:lang w:val="uk-UA"/>
-              </w:rPr>
-              <w:t xml:space="preserve"> </w:t>
-            </w:r>
-          </w:p>
-          <w:p>
-            <w:pPr>
-              <w:pStyle w:val="Normal"/>
-              <w:ind w:firstLine="0"/>
-            </w:pPr>
-            <w:r>
-              <w:rPr>
-                <w:rFonts w:ascii="Courier New" w:hAnsi="Courier New" w:cs="Courier New"/>
-                <w:sz w:val="20"/>
-                <w:szCs w:val="20"/>
-                <w:lang w:val="uk-UA"/>
-              </w:rPr>
-              <w:t>original = "abcdefg123"</w:t>
-            </w:r>
-          </w:p>
-          <w:p>
-            <w:pPr>
-              <w:pStyle w:val="Normal"/>
-              <w:ind w:firstLine="0"/>
-            </w:pPr>
-            <w:r>
-              <w:rPr>
-                <w:rFonts w:ascii="Courier New" w:hAnsi="Courier New" w:cs="Courier New"/>
-                <w:sz w:val="20"/>
-                <w:szCs w:val="20"/>
-                <w:lang w:val="uk-UA"/>
-              </w:rPr>
-              <w:t>result = reverse_string(original)</w:t>
-            </w:r>
-          </w:p>
-          <w:p>
-            <w:pPr>
-              <w:pStyle w:val="Normal"/>
-              <w:ind w:firstLine="0"/>
-            </w:pPr>
-            <w:r>
-              <w:rPr>
-                <w:rFonts w:ascii="Courier New" w:hAnsi="Courier New" w:cs="Courier New"/>
-                <w:sz w:val="20"/>
-                <w:szCs w:val="20"/>
-                <w:lang w:val="uk-UA"/>
-              </w:rPr>
-              <w:t xml:space="preserve"> </w:t>
-            </w:r>
-          </w:p>
-          <w:p>
-            <w:pPr>
-              <w:pStyle w:val="Normal"/>
-              <w:ind w:firstLine="0"/>
-            </w:pPr>
-            <w:r>
-              <w:rPr>
-                <w:rFonts w:ascii="Courier New" w:hAnsi="Courier New" w:cs="Courier New"/>
-                <w:sz w:val="20"/>
-                <w:szCs w:val="20"/>
-                <w:lang w:val="uk-UA"/>
-              </w:rPr>
-              <w:t>print("Оригінал:", original)</w:t>
-            </w:r>
-          </w:p>
-          <w:p>
-            <w:pPr>
-              <w:pStyle w:val="Normal"/>
-              <w:ind w:firstLine="0"/>
-            </w:pPr>
-            <w:r>
-              <w:rPr>
-                <w:rFonts w:ascii="Courier New" w:hAnsi="Courier New" w:cs="Courier New"/>
-                <w:sz w:val="20"/>
-                <w:szCs w:val="20"/>
-                <w:lang w:val="uk-UA"/>
-              </w:rPr>
-              <w:t>print("Результат:", result)</w:t>
-            </w:r>
-          </w:p>
-        </w:tc>
-      </w:tr>
-    </w:tbl>
-    <w:p>
-      <w:pPr>
-        <w:rPr>
-          <w:lang w:val="uk-UA"/>
-        </w:rPr>
-      </w:pPr>
+      </w:pPr>
+      <w:r>
+        <w:rPr>
+          <w:rFonts w:ascii="Times New Roman" w:hAnsi="Times New Roman" w:eastAsia="Times New Roman" w:cs="Times New Roman"/>
+          <w:noProof w:val="0"/>
+          <w:sz w:val="28"/>
+          <w:szCs w:val="28"/>
+          <w:lang w:val="uk-UA"/>
+        </w:rPr>
+        <w:t>Закріпити практичні навички використання умовних операторів (</w:t>
+      </w:r>
+      <w:r>
+        <w:rPr>
+          <w:rFonts w:ascii="Consolas" w:hAnsi="Consolas" w:eastAsia="Consolas" w:cs="Consolas"/>
+          <w:noProof w:val="0"/>
+          <w:sz w:val="28"/>
+          <w:szCs w:val="28"/>
+          <w:lang w:val="uk-UA"/>
+        </w:rPr>
+        <w:t>if</w:t>
+      </w:r>
+      <w:r>
+        <w:rPr>
+          <w:rFonts w:ascii="Times New Roman" w:hAnsi="Times New Roman" w:eastAsia="Times New Roman" w:cs="Times New Roman"/>
+          <w:noProof w:val="0"/>
+          <w:sz w:val="28"/>
+          <w:szCs w:val="28"/>
+          <w:lang w:val="uk-UA"/>
+        </w:rPr>
+        <w:t xml:space="preserve">, </w:t>
+      </w:r>
+      <w:r>
+        <w:rPr>
+          <w:rFonts w:ascii="Consolas" w:hAnsi="Consolas" w:eastAsia="Consolas" w:cs="Consolas"/>
+          <w:noProof w:val="0"/>
+          <w:sz w:val="28"/>
+          <w:szCs w:val="28"/>
+          <w:lang w:val="uk-UA"/>
+        </w:rPr>
+        <w:t>elif</w:t>
+      </w:r>
+      <w:r>
+        <w:rPr>
+          <w:rFonts w:ascii="Times New Roman" w:hAnsi="Times New Roman" w:eastAsia="Times New Roman" w:cs="Times New Roman"/>
+          <w:noProof w:val="0"/>
+          <w:sz w:val="28"/>
+          <w:szCs w:val="28"/>
+          <w:lang w:val="uk-UA"/>
+        </w:rPr>
+        <w:t xml:space="preserve">, </w:t>
+      </w:r>
+      <w:r>
+        <w:rPr>
+          <w:rFonts w:ascii="Consolas" w:hAnsi="Consolas" w:eastAsia="Consolas" w:cs="Consolas"/>
+          <w:noProof w:val="0"/>
+          <w:sz w:val="28"/>
+          <w:szCs w:val="28"/>
+          <w:lang w:val="uk-UA"/>
+        </w:rPr>
+        <w:t>else</w:t>
+      </w:r>
+      <w:r>
+        <w:rPr>
+          <w:rFonts w:ascii="Times New Roman" w:hAnsi="Times New Roman" w:eastAsia="Times New Roman" w:cs="Times New Roman"/>
+          <w:noProof w:val="0"/>
+          <w:sz w:val="28"/>
+          <w:szCs w:val="28"/>
+          <w:lang w:val="uk-UA"/>
+        </w:rPr>
+        <w:t xml:space="preserve">) та конструкції </w:t>
+      </w:r>
+      <w:r>
+        <w:rPr>
+          <w:rFonts w:ascii="Consolas" w:hAnsi="Consolas" w:eastAsia="Consolas" w:cs="Consolas"/>
+          <w:noProof w:val="0"/>
+          <w:sz w:val="28"/>
+          <w:szCs w:val="28"/>
+          <w:lang w:val="uk-UA"/>
+        </w:rPr>
+        <w:t>match</w:t>
+      </w:r>
+      <w:r>
+        <w:rPr>
+          <w:rFonts w:ascii="Times New Roman" w:hAnsi="Times New Roman" w:eastAsia="Times New Roman" w:cs="Times New Roman"/>
+          <w:noProof w:val="0"/>
+          <w:sz w:val="28"/>
+          <w:szCs w:val="28"/>
+          <w:lang w:val="uk-UA"/>
+        </w:rPr>
+        <w:t xml:space="preserve"> у мові Python для розв'язання задач з розгалуженням: обчислення коренів квадратного рівняння через дискримінант та реалізації простого калькулятора.</w:t>
+      </w:r>
+    </w:p>
+    <w:p>
+      <w:pPr>
+        <w:pStyle w:val="Normal"/>
+        <w:spacing w:before="0" w:beforeAutospacing="off" w:after="0" w:afterAutospacing="off"/>
+        <w:ind w:left="0" w:firstLine="0"/>
+        <w:rPr>
+          <w:rFonts w:ascii="Times New Roman" w:hAnsi="Times New Roman" w:eastAsia="Times New Roman" w:cs="Times New Roman"/>
+          <w:b w:val="1"/>
+          <w:bCs w:val="1"/>
+          <w:noProof w:val="0"/>
+          <w:sz w:val="28"/>
+          <w:szCs w:val="28"/>
+          <w:lang w:val="uk-UA"/>
+        </w:rPr>
+      </w:pPr>
+      <w:r>
+        <w:rPr>
+          <w:rFonts w:ascii="Times New Roman" w:hAnsi="Times New Roman" w:eastAsia="Times New Roman" w:cs="Times New Roman"/>
+          <w:b w:val="1"/>
+          <w:bCs w:val="1"/>
+          <w:noProof w:val="0"/>
+          <w:sz w:val="28"/>
+          <w:szCs w:val="28"/>
+          <w:lang w:val="uk-UA"/>
+        </w:rPr>
+        <w:t>Завдання для самостійного виконання</w:t>
+      </w:r>
+    </w:p>
+    <w:p>
+      <w:pPr>
+        <w:pStyle w:val="ListParagraph"/>
+        <w:numPr>
+          <w:ilvl w:val="0"/>
+          <w:numId w:val="3"/>
+        </w:numPr>
+        <w:spacing w:before="0" w:beforeAutospacing="off" w:after="0" w:afterAutospacing="off"/>
+        <w:rPr>
+          <w:rFonts w:ascii="Times New Roman" w:hAnsi="Times New Roman" w:eastAsia="Times New Roman" w:cs="Times New Roman"/>
+          <w:noProof w:val="0"/>
+          <w:sz w:val="28"/>
+          <w:szCs w:val="28"/>
+          <w:lang w:val="uk-UA"/>
+        </w:rPr>
+      </w:pPr>
+      <w:r>
+        <w:rPr>
+          <w:rFonts w:ascii="Times New Roman" w:hAnsi="Times New Roman" w:eastAsia="Times New Roman" w:cs="Times New Roman"/>
+          <w:noProof w:val="0"/>
+          <w:sz w:val="28"/>
+          <w:szCs w:val="28"/>
+          <w:lang w:val="uk-UA"/>
+        </w:rPr>
+        <w:t>Написати функцію пошуку коренів квадратного рівняння використовуючи функцію розрахунку дискримінанту з попередньої теми та умовні переходи.</w:t>
+      </w:r>
+    </w:p>
+    <w:p>
+      <w:pPr>
+        <w:pStyle w:val="ListParagraph"/>
+        <w:numPr>
+          <w:ilvl w:val="0"/>
+          <w:numId w:val="3"/>
+        </w:numPr>
+        <w:spacing w:before="0" w:beforeAutospacing="off" w:after="0" w:afterAutospacing="off"/>
+        <w:rPr>
+          <w:rFonts w:ascii="Times New Roman" w:hAnsi="Times New Roman" w:eastAsia="Times New Roman" w:cs="Times New Roman"/>
+          <w:noProof w:val="0"/>
+          <w:sz w:val="28"/>
+          <w:szCs w:val="28"/>
+          <w:lang w:val="uk-UA"/>
+        </w:rPr>
+      </w:pPr>
+      <w:r>
+        <w:rPr>
+          <w:rFonts w:ascii="Times New Roman" w:hAnsi="Times New Roman" w:eastAsia="Times New Roman" w:cs="Times New Roman"/>
+          <w:noProof w:val="0"/>
+          <w:sz w:val="28"/>
+          <w:szCs w:val="28"/>
+          <w:lang w:val="uk-UA"/>
+        </w:rPr>
+        <w:t xml:space="preserve">Написати програму калькулятор використовуючи </w:t>
+      </w:r>
+      <w:r>
+        <w:rPr>
+          <w:rFonts w:ascii="Times New Roman" w:hAnsi="Times New Roman" w:eastAsia="Times New Roman" w:cs="Times New Roman"/>
+          <w:b w:val="1"/>
+          <w:bCs w:val="1"/>
+          <w:noProof w:val="0"/>
+          <w:sz w:val="28"/>
+          <w:szCs w:val="28"/>
+          <w:lang w:val="uk-UA"/>
+        </w:rPr>
+        <w:t>if else</w:t>
+      </w:r>
+      <w:r>
+        <w:rPr>
+          <w:rFonts w:ascii="Times New Roman" w:hAnsi="Times New Roman" w:eastAsia="Times New Roman" w:cs="Times New Roman"/>
+          <w:noProof w:val="0"/>
+          <w:sz w:val="28"/>
+          <w:szCs w:val="28"/>
+          <w:lang w:val="uk-UA"/>
+        </w:rPr>
+        <w:t xml:space="preserve"> конструкцію. Кожна операція має бути виконана в окремій функції.</w:t>
+      </w:r>
+    </w:p>
+    <w:p>
+      <w:pPr>
+        <w:pStyle w:val="ListParagraph"/>
+        <w:numPr>
+          <w:ilvl w:val="0"/>
+          <w:numId w:val="3"/>
+        </w:numPr>
+        <w:spacing w:before="0" w:beforeAutospacing="off" w:after="0" w:afterAutospacing="off"/>
+        <w:rPr>
+          <w:rFonts w:ascii="Times New Roman" w:hAnsi="Times New Roman" w:eastAsia="Times New Roman" w:cs="Times New Roman"/>
+          <w:noProof w:val="0"/>
+          <w:sz w:val="28"/>
+          <w:szCs w:val="28"/>
+          <w:lang w:val="uk-UA"/>
+        </w:rPr>
+      </w:pPr>
+      <w:r>
+        <w:rPr>
+          <w:rFonts w:ascii="Times New Roman" w:hAnsi="Times New Roman" w:eastAsia="Times New Roman" w:cs="Times New Roman"/>
+          <w:noProof w:val="0"/>
+          <w:sz w:val="28"/>
+          <w:szCs w:val="28"/>
+          <w:lang w:val="uk-UA"/>
+        </w:rPr>
+        <w:t xml:space="preserve">Написати програму калькулятор використовуючи </w:t>
+      </w:r>
+      <w:r>
+        <w:rPr>
+          <w:rFonts w:ascii="Times New Roman" w:hAnsi="Times New Roman" w:eastAsia="Times New Roman" w:cs="Times New Roman"/>
+          <w:b w:val="1"/>
+          <w:bCs w:val="1"/>
+          <w:noProof w:val="0"/>
+          <w:sz w:val="28"/>
+          <w:szCs w:val="28"/>
+          <w:lang w:val="uk-UA"/>
+        </w:rPr>
+        <w:t>match</w:t>
+      </w:r>
+      <w:r>
+        <w:rPr>
+          <w:rFonts w:ascii="Times New Roman" w:hAnsi="Times New Roman" w:eastAsia="Times New Roman" w:cs="Times New Roman"/>
+          <w:noProof w:val="0"/>
+          <w:sz w:val="28"/>
+          <w:szCs w:val="28"/>
+          <w:lang w:val="uk-UA"/>
+        </w:rPr>
+        <w:t xml:space="preserve"> конструкцію. Кожна операція має бути виконана в окремій функції.</w:t>
+      </w:r>
     </w:p>
     <w:p>
       <w:pPr/>
@@ -401,41 +414,338 @@
       </w:r>
     </w:p>
     <w:p>
-      <w:pPr/>
-      <w:hyperlink r:id="Rf5d78c993a414c57">
+      <w:pPr>
+        <w:pStyle w:val="Normal"/>
+        <w:ind w:firstLine="0"/>
+      </w:pPr>
+      <w:hyperlink r:id="R2eb097e7451a4fab">
         <w:r>
           <w:rPr>
             <w:rStyle w:val="Hyperlink"/>
             <w:lang w:val="ru-RU"/>
           </w:rPr>
-          <w:t>https://github.com/Akimoree</w:t>
-        </w:r>
-        <w:r>
-          <w:rPr>
-            <w:rStyle w:val="Hyperlink"/>
-            <w:lang w:val="ru-RU"/>
-          </w:rPr>
-          <w:t>/TP-KB-251-Illia-Chernonoh</w:t>
+          <w:t>https://github.com/Akimoree/TP-KB-251-Illia-Chernonoh</w:t>
         </w:r>
       </w:hyperlink>
     </w:p>
     <w:p>
       <w:pPr/>
       <w:r>
-        <w:rPr>
-          <w:lang w:val="uk-UA"/>
-        </w:rPr>
-        <w:t xml:space="preserve">Знімок екрану з посилання на </w:t>
-      </w:r>
-      <w:r>
-        <w:rPr/>
-        <w:t>github</w:t>
-      </w:r>
-      <w:r>
-        <w:rPr>
-          <w:lang w:val="ru-RU"/>
-        </w:rPr>
-        <w:t>:</w:t>
+        <w:br w:type="page"/>
+      </w:r>
+    </w:p>
+    <w:p>
+      <w:pPr>
+        <w:pStyle w:val="Heading3"/>
+        <w:spacing w:before="281" w:beforeAutospacing="off" w:after="281" w:afterAutospacing="off"/>
+        <w:jc w:val="center"/>
+        <w:rPr>
+          <w:rFonts w:ascii="Times New Roman" w:hAnsi="Times New Roman" w:eastAsia="Times New Roman" w:cs="Times New Roman"/>
+          <w:b w:val="1"/>
+          <w:bCs w:val="1"/>
+          <w:i w:val="0"/>
+          <w:iCs w:val="0"/>
+          <w:noProof w:val="0"/>
+          <w:color w:val="auto"/>
+          <w:sz w:val="28"/>
+          <w:szCs w:val="28"/>
+          <w:lang w:val="uk-UA"/>
+        </w:rPr>
+      </w:pPr>
+      <w:r>
+        <w:rPr>
+          <w:rFonts w:ascii="Times New Roman" w:hAnsi="Times New Roman" w:eastAsia="Times New Roman" w:cs="Times New Roman"/>
+          <w:b w:val="1"/>
+          <w:bCs w:val="1"/>
+          <w:i w:val="0"/>
+          <w:iCs w:val="0"/>
+          <w:noProof w:val="0"/>
+          <w:color w:val="auto"/>
+          <w:sz w:val="28"/>
+          <w:szCs w:val="28"/>
+          <w:lang w:val="uk-UA"/>
+        </w:rPr>
+        <w:t>Хід роботи</w:t>
+      </w:r>
+    </w:p>
+    <w:p>
+      <w:pPr>
+        <w:pStyle w:val="Heading4"/>
+        <w:spacing w:before="319" w:beforeAutospacing="off" w:after="319" w:afterAutospacing="off"/>
+        <w:rPr>
+          <w:rFonts w:ascii="Times New Roman" w:hAnsi="Times New Roman" w:eastAsia="Times New Roman" w:cs="Times New Roman"/>
+          <w:b w:val="0"/>
+          <w:bCs w:val="0"/>
+          <w:i w:val="0"/>
+          <w:iCs w:val="0"/>
+          <w:noProof w:val="0"/>
+          <w:color w:val="auto"/>
+          <w:sz w:val="28"/>
+          <w:szCs w:val="28"/>
+          <w:lang w:val="uk-UA"/>
+        </w:rPr>
+      </w:pPr>
+      <w:r>
+        <w:rPr>
+          <w:rFonts w:ascii="Times New Roman" w:hAnsi="Times New Roman" w:eastAsia="Times New Roman" w:cs="Times New Roman"/>
+          <w:b w:val="0"/>
+          <w:bCs w:val="0"/>
+          <w:i w:val="0"/>
+          <w:iCs w:val="0"/>
+          <w:noProof w:val="0"/>
+          <w:color w:val="auto"/>
+          <w:sz w:val="28"/>
+          <w:szCs w:val="28"/>
+          <w:lang w:val="uk-UA"/>
+        </w:rPr>
+        <w:t>1) Корені квадратного рівняння</w:t>
+      </w:r>
+    </w:p>
+    <w:p>
+      <w:pPr>
+        <w:spacing w:before="240" w:beforeAutospacing="off" w:after="240" w:afterAutospacing="off"/>
+        <w:rPr>
+          <w:rFonts w:ascii="Times New Roman" w:hAnsi="Times New Roman" w:eastAsia="Times New Roman" w:cs="Times New Roman"/>
+          <w:noProof w:val="0"/>
+          <w:sz w:val="28"/>
+          <w:szCs w:val="28"/>
+          <w:lang w:val="uk-UA"/>
+        </w:rPr>
+      </w:pPr>
+      <w:r>
+        <w:rPr>
+          <w:rFonts w:ascii="Times New Roman" w:hAnsi="Times New Roman" w:eastAsia="Times New Roman" w:cs="Times New Roman"/>
+          <w:noProof w:val="0"/>
+          <w:sz w:val="28"/>
+          <w:szCs w:val="28"/>
+          <w:lang w:val="uk-UA"/>
+        </w:rPr>
+        <w:t xml:space="preserve">Для розв'язання квадратного рівняння виду </w:t>
+      </w:r>
+      <w:r>
+        <w:rPr>
+          <w:rFonts w:ascii="Consolas" w:hAnsi="Consolas" w:eastAsia="Consolas" w:cs="Consolas"/>
+          <w:noProof w:val="0"/>
+          <w:sz w:val="28"/>
+          <w:szCs w:val="28"/>
+          <w:lang w:val="uk-UA"/>
+        </w:rPr>
+        <w:t>a*x² + b*x + c = 0</w:t>
+      </w:r>
+      <w:r>
+        <w:rPr>
+          <w:rFonts w:ascii="Times New Roman" w:hAnsi="Times New Roman" w:eastAsia="Times New Roman" w:cs="Times New Roman"/>
+          <w:noProof w:val="0"/>
+          <w:sz w:val="28"/>
+          <w:szCs w:val="28"/>
+          <w:lang w:val="uk-UA"/>
+        </w:rPr>
+        <w:t xml:space="preserve"> спочатку обчислюється дискримінант за формулою </w:t>
+      </w:r>
+      <w:r>
+        <w:rPr>
+          <w:rFonts w:ascii="Consolas" w:hAnsi="Consolas" w:eastAsia="Consolas" w:cs="Consolas"/>
+          <w:noProof w:val="0"/>
+          <w:sz w:val="28"/>
+          <w:szCs w:val="28"/>
+          <w:lang w:val="uk-UA"/>
+        </w:rPr>
+        <w:t>D = b² - 4ac</w:t>
+      </w:r>
+      <w:r>
+        <w:rPr>
+          <w:rFonts w:ascii="Times New Roman" w:hAnsi="Times New Roman" w:eastAsia="Times New Roman" w:cs="Times New Roman"/>
+          <w:noProof w:val="0"/>
+          <w:sz w:val="28"/>
+          <w:szCs w:val="28"/>
+          <w:lang w:val="uk-UA"/>
+        </w:rPr>
+        <w:t xml:space="preserve">. Залежно від значення дискримінанта, використовуючи умовний оператор </w:t>
+      </w:r>
+      <w:r>
+        <w:rPr>
+          <w:rFonts w:ascii="Consolas" w:hAnsi="Consolas" w:eastAsia="Consolas" w:cs="Consolas"/>
+          <w:noProof w:val="0"/>
+          <w:sz w:val="28"/>
+          <w:szCs w:val="28"/>
+          <w:lang w:val="uk-UA"/>
+        </w:rPr>
+        <w:t>if-elif-else</w:t>
+      </w:r>
+      <w:r>
+        <w:rPr>
+          <w:rFonts w:ascii="Times New Roman" w:hAnsi="Times New Roman" w:eastAsia="Times New Roman" w:cs="Times New Roman"/>
+          <w:noProof w:val="0"/>
+          <w:sz w:val="28"/>
+          <w:szCs w:val="28"/>
+          <w:lang w:val="uk-UA"/>
+        </w:rPr>
+        <w:t>, визначається кількість та значення коренів:</w:t>
+      </w:r>
+    </w:p>
+    <w:p>
+      <w:pPr>
+        <w:pStyle w:val="ListParagraph"/>
+        <w:numPr>
+          <w:ilvl w:val="0"/>
+          <w:numId w:val="4"/>
+        </w:numPr>
+        <w:spacing w:before="0" w:beforeAutospacing="off" w:after="0" w:afterAutospacing="off"/>
+        <w:rPr>
+          <w:rFonts w:ascii="Times New Roman" w:hAnsi="Times New Roman" w:eastAsia="Times New Roman" w:cs="Times New Roman"/>
+          <w:noProof w:val="0"/>
+          <w:sz w:val="28"/>
+          <w:szCs w:val="28"/>
+          <w:lang w:val="uk-UA"/>
+        </w:rPr>
+      </w:pPr>
+      <w:r>
+        <w:rPr>
+          <w:rFonts w:ascii="Times New Roman" w:hAnsi="Times New Roman" w:eastAsia="Times New Roman" w:cs="Times New Roman"/>
+          <w:noProof w:val="0"/>
+          <w:sz w:val="28"/>
+          <w:szCs w:val="28"/>
+          <w:lang w:val="uk-UA"/>
+        </w:rPr>
+        <w:t xml:space="preserve">якщо </w:t>
+      </w:r>
+      <w:r>
+        <w:rPr>
+          <w:rFonts w:ascii="Consolas" w:hAnsi="Consolas" w:eastAsia="Consolas" w:cs="Consolas"/>
+          <w:noProof w:val="0"/>
+          <w:sz w:val="28"/>
+          <w:szCs w:val="28"/>
+          <w:lang w:val="uk-UA"/>
+        </w:rPr>
+        <w:t>D &gt; 0</w:t>
+      </w:r>
+      <w:r>
+        <w:rPr>
+          <w:rFonts w:ascii="Times New Roman" w:hAnsi="Times New Roman" w:eastAsia="Times New Roman" w:cs="Times New Roman"/>
+          <w:noProof w:val="0"/>
+          <w:sz w:val="28"/>
+          <w:szCs w:val="28"/>
+          <w:lang w:val="uk-UA"/>
+        </w:rPr>
+        <w:t xml:space="preserve"> — рівняння має два дійсні корені;</w:t>
+      </w:r>
+    </w:p>
+    <w:p>
+      <w:pPr>
+        <w:pStyle w:val="ListParagraph"/>
+        <w:numPr>
+          <w:ilvl w:val="0"/>
+          <w:numId w:val="4"/>
+        </w:numPr>
+        <w:spacing w:before="0" w:beforeAutospacing="off" w:after="0" w:afterAutospacing="off"/>
+        <w:rPr>
+          <w:rFonts w:ascii="Times New Roman" w:hAnsi="Times New Roman" w:eastAsia="Times New Roman" w:cs="Times New Roman"/>
+          <w:noProof w:val="0"/>
+          <w:sz w:val="28"/>
+          <w:szCs w:val="28"/>
+          <w:lang w:val="uk-UA"/>
+        </w:rPr>
+      </w:pPr>
+      <w:r>
+        <w:rPr>
+          <w:rFonts w:ascii="Times New Roman" w:hAnsi="Times New Roman" w:eastAsia="Times New Roman" w:cs="Times New Roman"/>
+          <w:noProof w:val="0"/>
+          <w:sz w:val="28"/>
+          <w:szCs w:val="28"/>
+          <w:lang w:val="uk-UA"/>
+        </w:rPr>
+        <w:t xml:space="preserve">якщо </w:t>
+      </w:r>
+      <w:r>
+        <w:rPr>
+          <w:rFonts w:ascii="Consolas" w:hAnsi="Consolas" w:eastAsia="Consolas" w:cs="Consolas"/>
+          <w:noProof w:val="0"/>
+          <w:sz w:val="28"/>
+          <w:szCs w:val="28"/>
+          <w:lang w:val="uk-UA"/>
+        </w:rPr>
+        <w:t>D = 0</w:t>
+      </w:r>
+      <w:r>
+        <w:rPr>
+          <w:rFonts w:ascii="Times New Roman" w:hAnsi="Times New Roman" w:eastAsia="Times New Roman" w:cs="Times New Roman"/>
+          <w:noProof w:val="0"/>
+          <w:sz w:val="28"/>
+          <w:szCs w:val="28"/>
+          <w:lang w:val="uk-UA"/>
+        </w:rPr>
+        <w:t xml:space="preserve"> — рівняння має один корінь;</w:t>
+      </w:r>
+    </w:p>
+    <w:p>
+      <w:pPr>
+        <w:pStyle w:val="ListParagraph"/>
+        <w:numPr>
+          <w:ilvl w:val="0"/>
+          <w:numId w:val="4"/>
+        </w:numPr>
+        <w:spacing w:before="0" w:beforeAutospacing="off" w:after="0" w:afterAutospacing="off"/>
+        <w:rPr>
+          <w:rFonts w:ascii="Times New Roman" w:hAnsi="Times New Roman" w:eastAsia="Times New Roman" w:cs="Times New Roman"/>
+          <w:noProof w:val="0"/>
+          <w:sz w:val="28"/>
+          <w:szCs w:val="28"/>
+          <w:lang w:val="uk-UA"/>
+        </w:rPr>
+      </w:pPr>
+      <w:r>
+        <w:rPr>
+          <w:rFonts w:ascii="Times New Roman" w:hAnsi="Times New Roman" w:eastAsia="Times New Roman" w:cs="Times New Roman"/>
+          <w:noProof w:val="0"/>
+          <w:sz w:val="28"/>
+          <w:szCs w:val="28"/>
+          <w:lang w:val="uk-UA"/>
+        </w:rPr>
+        <w:t xml:space="preserve">якщо </w:t>
+      </w:r>
+      <w:r>
+        <w:rPr>
+          <w:rFonts w:ascii="Consolas" w:hAnsi="Consolas" w:eastAsia="Consolas" w:cs="Consolas"/>
+          <w:noProof w:val="0"/>
+          <w:sz w:val="28"/>
+          <w:szCs w:val="28"/>
+          <w:lang w:val="uk-UA"/>
+        </w:rPr>
+        <w:t>D &lt; 0</w:t>
+      </w:r>
+      <w:r>
+        <w:rPr>
+          <w:rFonts w:ascii="Times New Roman" w:hAnsi="Times New Roman" w:eastAsia="Times New Roman" w:cs="Times New Roman"/>
+          <w:noProof w:val="0"/>
+          <w:sz w:val="28"/>
+          <w:szCs w:val="28"/>
+          <w:lang w:val="uk-UA"/>
+        </w:rPr>
+        <w:t xml:space="preserve"> — дійсних коренів немає.</w:t>
+      </w:r>
+    </w:p>
+    <w:p>
+      <w:pPr>
+        <w:pStyle w:val="Normal"/>
+        <w:ind w:firstLine="0"/>
+        <w:rPr>
+          <w:lang w:val="uk-UA"/>
+        </w:rPr>
+      </w:pPr>
+    </w:p>
+    <w:p>
+      <w:pPr>
+        <w:pStyle w:val="Normal"/>
+        <w:ind w:firstLine="0"/>
+        <w:rPr>
+          <w:lang w:val="uk-UA"/>
+        </w:rPr>
+      </w:pPr>
+      <w:r>
+        <w:rPr>
+          <w:lang w:val="uk-UA"/>
+        </w:rPr>
+        <w:t>Текст програми:</w:t>
       </w:r>
     </w:p>
     <w:p>
@@ -445,18 +755,10 @@
       </w:pPr>
       <w:r>
         <w:drawing>
-          <wp:anchor distT="0" distB="0" distL="114300" distR="114300" simplePos="0" relativeHeight="251658240" behindDoc="0" locked="0" layoutInCell="1" allowOverlap="1" wp14:editId="104A9F8F" wp14:anchorId="3F71C718">
-            <wp:simplePos x="0" y="0"/>
-            <wp:positionH relativeFrom="column">
-              <wp:align>right</wp:align>
-            </wp:positionH>
-            <wp:positionV relativeFrom="paragraph">
-              <wp:posOffset>0</wp:posOffset>
-            </wp:positionV>
-            <wp:extent cx="5943600" cy="2933700"/>
+          <wp:inline wp14:editId="717C8EE4" wp14:anchorId="78E765F9">
+            <wp:extent cx="3391373" cy="3562847"/>
             <wp:effectExtent l="0" t="0" r="0" b="0"/>
-            <wp:wrapSquare wrapText="bothSides"/>
-            <wp:docPr id="1056641689" name="drawing"/>
+            <wp:docPr id="288402910" name="drawing"/>
             <wp:cNvGraphicFramePr>
               <a:graphicFrameLocks noChangeAspect="1"/>
             </wp:cNvGraphicFramePr>
@@ -464,11 +766,11 @@
               <a:graphicData xmlns:a="http://schemas.openxmlformats.org/drawingml/2006/main" uri="http://schemas.openxmlformats.org/drawingml/2006/picture">
                 <pic:pic xmlns:pic="http://schemas.openxmlformats.org/drawingml/2006/picture">
                   <pic:nvPicPr>
-                    <pic:cNvPr id="1056641689" name="Picture 1056641689"/>
+                    <pic:cNvPr id="288402910" name="Picture 288402910"/>
                     <pic:cNvPicPr/>
                   </pic:nvPicPr>
                   <pic:blipFill>
-                    <a:blip xmlns:r="http://schemas.openxmlformats.org/officeDocument/2006/relationships" r:embed="rId186118514">
+                    <a:blip xmlns:r="http://schemas.openxmlformats.org/officeDocument/2006/relationships" r:embed="rId1917556107">
                       <a:extLst>
                         <a:ext uri="{28A0092B-C50C-407E-A947-70E740481C1C}">
                           <a14:useLocalDpi xmlns:a14="http://schemas.microsoft.com/office/drawing/2010/main"/>
@@ -482,7 +784,7 @@
                   <pic:spPr>
                     <a:xfrm>
                       <a:off x="0" y="0"/>
-                      <a:ext cx="5943600" cy="2933700"/>
+                      <a:ext cx="3391373" cy="3562847"/>
                     </a:xfrm>
                     <a:prstGeom prst="rect">
                       <a:avLst/>
@@ -491,14 +793,1280 @@
                 </pic:pic>
               </a:graphicData>
             </a:graphic>
-            <wp14:sizeRelH relativeFrom="page">
-              <wp14:pctWidth>0</wp14:pctWidth>
-            </wp14:sizeRelH>
-            <wp14:sizeRelV relativeFrom="page">
-              <wp14:pctHeight>0</wp14:pctHeight>
-            </wp14:sizeRelV>
-          </wp:anchor>
+          </wp:inline>
         </w:drawing>
+      </w:r>
+    </w:p>
+    <w:p>
+      <w:pPr>
+        <w:pStyle w:val="Normal"/>
+        <w:ind w:firstLine="0"/>
+      </w:pPr>
+      <w:r>
+        <w:rPr>
+          <w:lang w:val="uk-UA"/>
+        </w:rPr>
+        <w:t>Результат</w:t>
+      </w:r>
+      <w:r>
+        <w:rPr>
+          <w:lang w:val="uk-UA"/>
+        </w:rPr>
+        <w:t>:</w:t>
+      </w:r>
+    </w:p>
+    <w:p>
+      <w:pPr>
+        <w:pStyle w:val="Normal"/>
+        <w:ind w:firstLine="0"/>
+        <w:jc w:val="both"/>
+      </w:pPr>
+      <w:r>
+        <w:drawing>
+          <wp:inline wp14:editId="6169FD01" wp14:anchorId="2476A164">
+            <wp:extent cx="5943600" cy="714375"/>
+            <wp:effectExtent l="0" t="0" r="0" b="0"/>
+            <wp:docPr id="1500341451" name="drawing"/>
+            <wp:cNvGraphicFramePr>
+              <a:graphicFrameLocks noChangeAspect="1"/>
+            </wp:cNvGraphicFramePr>
+            <a:graphic>
+              <a:graphicData xmlns:a="http://schemas.openxmlformats.org/drawingml/2006/main" uri="http://schemas.openxmlformats.org/drawingml/2006/picture">
+                <pic:pic xmlns:pic="http://schemas.openxmlformats.org/drawingml/2006/picture">
+                  <pic:nvPicPr>
+                    <pic:cNvPr id="1500341451" name="Picture 1500341451"/>
+                    <pic:cNvPicPr/>
+                  </pic:nvPicPr>
+                  <pic:blipFill>
+                    <a:blip xmlns:r="http://schemas.openxmlformats.org/officeDocument/2006/relationships" r:embed="rId1967431589">
+                      <a:extLst>
+                        <a:ext uri="{28A0092B-C50C-407E-A947-70E740481C1C}">
+                          <a14:useLocalDpi xmlns:a14="http://schemas.microsoft.com/office/drawing/2010/main"/>
+                        </a:ext>
+                      </a:extLst>
+                    </a:blip>
+                    <a:stretch>
+                      <a:fillRect/>
+                    </a:stretch>
+                  </pic:blipFill>
+                  <pic:spPr>
+                    <a:xfrm>
+                      <a:off x="0" y="0"/>
+                      <a:ext cx="5943600" cy="714375"/>
+                    </a:xfrm>
+                    <a:prstGeom prst="rect">
+                      <a:avLst/>
+                    </a:prstGeom>
+                  </pic:spPr>
+                </pic:pic>
+              </a:graphicData>
+            </a:graphic>
+          </wp:inline>
+        </w:drawing>
+      </w:r>
+      <w:r>
+        <w:rPr>
+          <w:rFonts w:ascii="Times New Roman" w:hAnsi="Times New Roman" w:eastAsia="Times New Roman" w:cs="Times New Roman"/>
+          <w:b w:val="1"/>
+          <w:bCs w:val="1"/>
+          <w:noProof w:val="0"/>
+          <w:sz w:val="28"/>
+          <w:szCs w:val="28"/>
+          <w:lang w:val="en-US"/>
+        </w:rPr>
+        <w:t>Результат виконання:</w:t>
+      </w:r>
+      <w:r>
+        <w:rPr>
+          <w:rFonts w:ascii="Times New Roman" w:hAnsi="Times New Roman" w:eastAsia="Times New Roman" w:cs="Times New Roman"/>
+          <w:b w:val="0"/>
+          <w:bCs w:val="0"/>
+          <w:noProof w:val="0"/>
+          <w:sz w:val="28"/>
+          <w:szCs w:val="28"/>
+          <w:lang w:val="en-US"/>
+        </w:rPr>
+        <w:t xml:space="preserve"> при введенні коефіцієнтів </w:t>
+      </w:r>
+      <w:r>
+        <w:rPr>
+          <w:rFonts w:ascii="Consolas" w:hAnsi="Consolas" w:eastAsia="Consolas" w:cs="Consolas"/>
+          <w:b w:val="0"/>
+          <w:bCs w:val="0"/>
+          <w:noProof w:val="0"/>
+          <w:sz w:val="28"/>
+          <w:szCs w:val="28"/>
+          <w:lang w:val="en-US"/>
+        </w:rPr>
+        <w:t>a = 1</w:t>
+      </w:r>
+      <w:r>
+        <w:rPr>
+          <w:rFonts w:ascii="Times New Roman" w:hAnsi="Times New Roman" w:eastAsia="Times New Roman" w:cs="Times New Roman"/>
+          <w:b w:val="0"/>
+          <w:bCs w:val="0"/>
+          <w:noProof w:val="0"/>
+          <w:sz w:val="28"/>
+          <w:szCs w:val="28"/>
+          <w:lang w:val="en-US"/>
+        </w:rPr>
+        <w:t xml:space="preserve">, </w:t>
+      </w:r>
+      <w:r>
+        <w:rPr>
+          <w:rFonts w:ascii="Consolas" w:hAnsi="Consolas" w:eastAsia="Consolas" w:cs="Consolas"/>
+          <w:b w:val="0"/>
+          <w:bCs w:val="0"/>
+          <w:noProof w:val="0"/>
+          <w:sz w:val="28"/>
+          <w:szCs w:val="28"/>
+          <w:lang w:val="en-US"/>
+        </w:rPr>
+        <w:t>b = -3</w:t>
+      </w:r>
+      <w:r>
+        <w:rPr>
+          <w:rFonts w:ascii="Times New Roman" w:hAnsi="Times New Roman" w:eastAsia="Times New Roman" w:cs="Times New Roman"/>
+          <w:b w:val="0"/>
+          <w:bCs w:val="0"/>
+          <w:noProof w:val="0"/>
+          <w:sz w:val="28"/>
+          <w:szCs w:val="28"/>
+          <w:lang w:val="en-US"/>
+        </w:rPr>
+        <w:t xml:space="preserve">, </w:t>
+      </w:r>
+      <w:r>
+        <w:rPr>
+          <w:rFonts w:ascii="Consolas" w:hAnsi="Consolas" w:eastAsia="Consolas" w:cs="Consolas"/>
+          <w:b w:val="0"/>
+          <w:bCs w:val="0"/>
+          <w:noProof w:val="0"/>
+          <w:sz w:val="28"/>
+          <w:szCs w:val="28"/>
+          <w:lang w:val="en-US"/>
+        </w:rPr>
+        <w:t>c = 2</w:t>
+      </w:r>
+      <w:r>
+        <w:rPr>
+          <w:rFonts w:ascii="Times New Roman" w:hAnsi="Times New Roman" w:eastAsia="Times New Roman" w:cs="Times New Roman"/>
+          <w:b w:val="0"/>
+          <w:bCs w:val="0"/>
+          <w:noProof w:val="0"/>
+          <w:sz w:val="28"/>
+          <w:szCs w:val="28"/>
+          <w:lang w:val="en-US"/>
+        </w:rPr>
+        <w:t xml:space="preserve"> програма виводить два корені: </w:t>
+      </w:r>
+      <w:r>
+        <w:rPr>
+          <w:rFonts w:ascii="Consolas" w:hAnsi="Consolas" w:eastAsia="Consolas" w:cs="Consolas"/>
+          <w:b w:val="0"/>
+          <w:bCs w:val="0"/>
+          <w:noProof w:val="0"/>
+          <w:sz w:val="28"/>
+          <w:szCs w:val="28"/>
+          <w:lang w:val="en-US"/>
+        </w:rPr>
+        <w:t>x1 = 2.0</w:t>
+      </w:r>
+      <w:r>
+        <w:rPr>
+          <w:rFonts w:ascii="Times New Roman" w:hAnsi="Times New Roman" w:eastAsia="Times New Roman" w:cs="Times New Roman"/>
+          <w:b w:val="0"/>
+          <w:bCs w:val="0"/>
+          <w:noProof w:val="0"/>
+          <w:sz w:val="28"/>
+          <w:szCs w:val="28"/>
+          <w:lang w:val="en-US"/>
+        </w:rPr>
+        <w:t xml:space="preserve">, </w:t>
+      </w:r>
+      <w:r>
+        <w:rPr>
+          <w:rFonts w:ascii="Consolas" w:hAnsi="Consolas" w:eastAsia="Consolas" w:cs="Consolas"/>
+          <w:b w:val="0"/>
+          <w:bCs w:val="0"/>
+          <w:noProof w:val="0"/>
+          <w:sz w:val="28"/>
+          <w:szCs w:val="28"/>
+          <w:lang w:val="en-US"/>
+        </w:rPr>
+        <w:t>x2 = 1.0</w:t>
+      </w:r>
+      <w:r>
+        <w:rPr>
+          <w:rFonts w:ascii="Times New Roman" w:hAnsi="Times New Roman" w:eastAsia="Times New Roman" w:cs="Times New Roman"/>
+          <w:b w:val="0"/>
+          <w:bCs w:val="0"/>
+          <w:noProof w:val="0"/>
+          <w:sz w:val="28"/>
+          <w:szCs w:val="28"/>
+          <w:lang w:val="en-US"/>
+        </w:rPr>
+        <w:t>.</w:t>
+      </w:r>
+    </w:p>
+    <w:p>
+      <w:pPr>
+        <w:pStyle w:val="Heading4"/>
+        <w:spacing w:before="319" w:beforeAutospacing="off" w:after="319" w:afterAutospacing="off"/>
+        <w:jc w:val="both"/>
+        <w:rPr>
+          <w:rFonts w:ascii="Times New Roman" w:hAnsi="Times New Roman" w:eastAsia="Times New Roman" w:cs="Times New Roman"/>
+          <w:b w:val="0"/>
+          <w:bCs w:val="0"/>
+          <w:i w:val="0"/>
+          <w:iCs w:val="0"/>
+          <w:noProof w:val="0"/>
+          <w:color w:val="auto"/>
+          <w:sz w:val="28"/>
+          <w:szCs w:val="28"/>
+          <w:lang w:val="en-US"/>
+        </w:rPr>
+      </w:pPr>
+      <w:r>
+        <w:rPr>
+          <w:rFonts w:ascii="Times New Roman" w:hAnsi="Times New Roman" w:eastAsia="Times New Roman" w:cs="Times New Roman"/>
+          <w:b w:val="0"/>
+          <w:bCs w:val="0"/>
+          <w:i w:val="0"/>
+          <w:iCs w:val="0"/>
+          <w:noProof w:val="0"/>
+          <w:color w:val="auto"/>
+          <w:sz w:val="28"/>
+          <w:szCs w:val="28"/>
+          <w:lang w:val="en-US"/>
+        </w:rPr>
+        <w:t>2) Калькулятор з використанням if-else</w:t>
+      </w:r>
+    </w:p>
+    <w:p>
+      <w:pPr>
+        <w:spacing w:before="240" w:beforeAutospacing="off" w:after="240" w:afterAutospacing="off"/>
+        <w:jc w:val="both"/>
+      </w:pPr>
+      <w:r>
+        <w:rPr>
+          <w:rFonts w:ascii="Times New Roman" w:hAnsi="Times New Roman" w:eastAsia="Times New Roman" w:cs="Times New Roman"/>
+          <w:noProof w:val="0"/>
+          <w:sz w:val="28"/>
+          <w:szCs w:val="28"/>
+          <w:lang w:val="en-US"/>
+        </w:rPr>
+        <w:t xml:space="preserve">Кожна арифметична операція (додавання, віднімання, множення, ділення) реалізована як окрема функція. Користувач вводить два числа та символ операції, після чого за допомогою конструкції </w:t>
+      </w:r>
+      <w:r>
+        <w:rPr>
+          <w:rFonts w:ascii="Consolas" w:hAnsi="Consolas" w:eastAsia="Consolas" w:cs="Consolas"/>
+          <w:noProof w:val="0"/>
+          <w:sz w:val="28"/>
+          <w:szCs w:val="28"/>
+          <w:lang w:val="en-US"/>
+        </w:rPr>
+        <w:t>if-elif-else</w:t>
+      </w:r>
+      <w:r>
+        <w:rPr>
+          <w:rFonts w:ascii="Times New Roman" w:hAnsi="Times New Roman" w:eastAsia="Times New Roman" w:cs="Times New Roman"/>
+          <w:noProof w:val="0"/>
+          <w:sz w:val="28"/>
+          <w:szCs w:val="28"/>
+          <w:lang w:val="en-US"/>
+        </w:rPr>
+        <w:t xml:space="preserve"> викликається відповідна функція, і результат виводиться на екран.</w:t>
+      </w:r>
+    </w:p>
+    <w:p>
+      <w:pPr>
+        <w:pStyle w:val="Normal"/>
+        <w:ind w:firstLine="0"/>
+        <w:jc w:val="center"/>
+      </w:pPr>
+      <w:r>
+        <w:drawing>
+          <wp:inline wp14:editId="60F7E745" wp14:anchorId="07CFFC00">
+            <wp:extent cx="3164205" cy="3943901"/>
+            <wp:effectExtent l="0" t="0" r="0" b="0"/>
+            <wp:docPr id="1415739441" name="drawing"/>
+            <wp:cNvGraphicFramePr>
+              <a:graphicFrameLocks noChangeAspect="1"/>
+            </wp:cNvGraphicFramePr>
+            <a:graphic>
+              <a:graphicData xmlns:a="http://schemas.openxmlformats.org/drawingml/2006/main" uri="http://schemas.openxmlformats.org/drawingml/2006/picture">
+                <pic:pic xmlns:pic="http://schemas.openxmlformats.org/drawingml/2006/picture">
+                  <pic:nvPicPr>
+                    <pic:cNvPr id="1415739441" name="Picture 1415739441"/>
+                    <pic:cNvPicPr/>
+                  </pic:nvPicPr>
+                  <pic:blipFill>
+                    <a:blip xmlns:r="http://schemas.openxmlformats.org/officeDocument/2006/relationships" r:embed="rId1164618241">
+                      <a:extLst>
+                        <a:ext uri="{28A0092B-C50C-407E-A947-70E740481C1C}">
+                          <a14:useLocalDpi xmlns:a14="http://schemas.microsoft.com/office/drawing/2010/main"/>
+                        </a:ext>
+                      </a:extLst>
+                    </a:blip>
+                    <a:stretch>
+                      <a:fillRect/>
+                    </a:stretch>
+                  </pic:blipFill>
+                  <pic:spPr>
+                    <a:xfrm rot="0">
+                      <a:off x="0" y="0"/>
+                      <a:ext cx="3164205" cy="3943901"/>
+                    </a:xfrm>
+                    <a:prstGeom prst="rect">
+                      <a:avLst/>
+                    </a:prstGeom>
+                  </pic:spPr>
+                </pic:pic>
+              </a:graphicData>
+            </a:graphic>
+          </wp:inline>
+        </w:drawing>
+      </w:r>
+    </w:p>
+    <w:p>
+      <w:pPr/>
+      <w:r>
+        <w:br w:type="page"/>
+      </w:r>
+    </w:p>
+    <w:p>
+      <w:pPr>
+        <w:pStyle w:val="Normal"/>
+        <w:ind w:firstLine="0"/>
+        <w:jc w:val="both"/>
+      </w:pPr>
+      <w:r>
+        <w:drawing>
+          <wp:inline wp14:editId="002AED80" wp14:anchorId="6552FA34">
+            <wp:extent cx="5943600" cy="666750"/>
+            <wp:effectExtent l="0" t="0" r="0" b="0"/>
+            <wp:docPr id="1427850534" name="drawing"/>
+            <wp:cNvGraphicFramePr>
+              <a:graphicFrameLocks noChangeAspect="1"/>
+            </wp:cNvGraphicFramePr>
+            <a:graphic>
+              <a:graphicData xmlns:a="http://schemas.openxmlformats.org/drawingml/2006/main" uri="http://schemas.openxmlformats.org/drawingml/2006/picture">
+                <pic:pic xmlns:pic="http://schemas.openxmlformats.org/drawingml/2006/picture">
+                  <pic:nvPicPr>
+                    <pic:cNvPr id="1427850534" name="Picture 1427850534"/>
+                    <pic:cNvPicPr/>
+                  </pic:nvPicPr>
+                  <pic:blipFill>
+                    <a:blip xmlns:r="http://schemas.openxmlformats.org/officeDocument/2006/relationships" r:embed="rId1150144438">
+                      <a:extLst>
+                        <a:ext uri="{28A0092B-C50C-407E-A947-70E740481C1C}">
+                          <a14:useLocalDpi xmlns:a14="http://schemas.microsoft.com/office/drawing/2010/main"/>
+                        </a:ext>
+                      </a:extLst>
+                    </a:blip>
+                    <a:stretch>
+                      <a:fillRect/>
+                    </a:stretch>
+                  </pic:blipFill>
+                  <pic:spPr>
+                    <a:xfrm>
+                      <a:off x="0" y="0"/>
+                      <a:ext cx="5943600" cy="666750"/>
+                    </a:xfrm>
+                    <a:prstGeom prst="rect">
+                      <a:avLst/>
+                    </a:prstGeom>
+                  </pic:spPr>
+                </pic:pic>
+              </a:graphicData>
+            </a:graphic>
+          </wp:inline>
+        </w:drawing>
+      </w:r>
+      <w:r>
+        <w:rPr>
+          <w:rFonts w:ascii="Times New Roman" w:hAnsi="Times New Roman" w:eastAsia="Times New Roman" w:cs="Times New Roman"/>
+          <w:b w:val="1"/>
+          <w:bCs w:val="1"/>
+          <w:noProof w:val="0"/>
+          <w:sz w:val="28"/>
+          <w:szCs w:val="28"/>
+          <w:lang w:val="en-US"/>
+        </w:rPr>
+        <w:t>Результат виконання:</w:t>
+      </w:r>
+      <w:r>
+        <w:rPr>
+          <w:rFonts w:ascii="Times New Roman" w:hAnsi="Times New Roman" w:eastAsia="Times New Roman" w:cs="Times New Roman"/>
+          <w:noProof w:val="0"/>
+          <w:sz w:val="28"/>
+          <w:szCs w:val="28"/>
+          <w:lang w:val="en-US"/>
+        </w:rPr>
+        <w:t xml:space="preserve"> при введенні чисел </w:t>
+      </w:r>
+      <w:r>
+        <w:rPr>
+          <w:rFonts w:ascii="Consolas" w:hAnsi="Consolas" w:eastAsia="Consolas" w:cs="Consolas"/>
+          <w:noProof w:val="0"/>
+          <w:sz w:val="28"/>
+          <w:szCs w:val="28"/>
+          <w:lang w:val="en-US"/>
+        </w:rPr>
+        <w:t>10</w:t>
+      </w:r>
+      <w:r>
+        <w:rPr>
+          <w:rFonts w:ascii="Times New Roman" w:hAnsi="Times New Roman" w:eastAsia="Times New Roman" w:cs="Times New Roman"/>
+          <w:noProof w:val="0"/>
+          <w:sz w:val="28"/>
+          <w:szCs w:val="28"/>
+          <w:lang w:val="en-US"/>
+        </w:rPr>
+        <w:t xml:space="preserve"> та </w:t>
+      </w:r>
+      <w:r>
+        <w:rPr>
+          <w:rFonts w:ascii="Consolas" w:hAnsi="Consolas" w:eastAsia="Consolas" w:cs="Consolas"/>
+          <w:noProof w:val="0"/>
+          <w:sz w:val="28"/>
+          <w:szCs w:val="28"/>
+          <w:lang w:val="en-US"/>
+        </w:rPr>
+        <w:t>5</w:t>
+      </w:r>
+      <w:r>
+        <w:rPr>
+          <w:rFonts w:ascii="Times New Roman" w:hAnsi="Times New Roman" w:eastAsia="Times New Roman" w:cs="Times New Roman"/>
+          <w:noProof w:val="0"/>
+          <w:sz w:val="28"/>
+          <w:szCs w:val="28"/>
+          <w:lang w:val="en-US"/>
+        </w:rPr>
+        <w:t xml:space="preserve"> з операцією </w:t>
+      </w:r>
+      <w:r>
+        <w:rPr>
+          <w:rFonts w:ascii="Consolas" w:hAnsi="Consolas" w:eastAsia="Consolas" w:cs="Consolas"/>
+          <w:noProof w:val="0"/>
+          <w:sz w:val="28"/>
+          <w:szCs w:val="28"/>
+          <w:lang w:val="en-US"/>
+        </w:rPr>
+        <w:t>+</w:t>
+      </w:r>
+      <w:r>
+        <w:rPr>
+          <w:rFonts w:ascii="Times New Roman" w:hAnsi="Times New Roman" w:eastAsia="Times New Roman" w:cs="Times New Roman"/>
+          <w:noProof w:val="0"/>
+          <w:sz w:val="28"/>
+          <w:szCs w:val="28"/>
+          <w:lang w:val="en-US"/>
+        </w:rPr>
+        <w:t xml:space="preserve"> програма виводить </w:t>
+      </w:r>
+      <w:r>
+        <w:rPr>
+          <w:rFonts w:ascii="Consolas" w:hAnsi="Consolas" w:eastAsia="Consolas" w:cs="Consolas"/>
+          <w:noProof w:val="0"/>
+          <w:sz w:val="28"/>
+          <w:szCs w:val="28"/>
+          <w:lang w:val="en-US"/>
+        </w:rPr>
+        <w:t>Результат: 15.0</w:t>
+      </w:r>
+      <w:r>
+        <w:rPr>
+          <w:rFonts w:ascii="Times New Roman" w:hAnsi="Times New Roman" w:eastAsia="Times New Roman" w:cs="Times New Roman"/>
+          <w:noProof w:val="0"/>
+          <w:sz w:val="28"/>
+          <w:szCs w:val="28"/>
+          <w:lang w:val="en-US"/>
+        </w:rPr>
+        <w:t>.</w:t>
+      </w:r>
+    </w:p>
+    <w:p>
+      <w:pPr>
+        <w:pStyle w:val="Heading4"/>
+        <w:spacing w:before="319" w:beforeAutospacing="off" w:after="319" w:afterAutospacing="off"/>
+        <w:jc w:val="both"/>
+        <w:rPr>
+          <w:rFonts w:ascii="Times New Roman" w:hAnsi="Times New Roman" w:eastAsia="Times New Roman" w:cs="Times New Roman"/>
+          <w:b w:val="0"/>
+          <w:bCs w:val="0"/>
+          <w:i w:val="0"/>
+          <w:iCs w:val="0"/>
+          <w:noProof w:val="0"/>
+          <w:color w:val="auto"/>
+          <w:sz w:val="28"/>
+          <w:szCs w:val="28"/>
+          <w:lang w:val="en-US"/>
+        </w:rPr>
+      </w:pPr>
+      <w:r>
+        <w:rPr>
+          <w:rFonts w:ascii="Times New Roman" w:hAnsi="Times New Roman" w:eastAsia="Times New Roman" w:cs="Times New Roman"/>
+          <w:b w:val="0"/>
+          <w:bCs w:val="0"/>
+          <w:i w:val="0"/>
+          <w:iCs w:val="0"/>
+          <w:noProof w:val="0"/>
+          <w:color w:val="auto"/>
+          <w:sz w:val="28"/>
+          <w:szCs w:val="28"/>
+          <w:lang w:val="en-US"/>
+        </w:rPr>
+        <w:t>3) Калькулятор з використанням match</w:t>
+      </w:r>
+    </w:p>
+    <w:p>
+      <w:pPr>
+        <w:spacing w:before="240" w:beforeAutospacing="off" w:after="240" w:afterAutospacing="off"/>
+        <w:jc w:val="both"/>
+      </w:pPr>
+      <w:r>
+        <w:rPr>
+          <w:rFonts w:ascii="Times New Roman" w:hAnsi="Times New Roman" w:eastAsia="Times New Roman" w:cs="Times New Roman"/>
+          <w:b w:val="0"/>
+          <w:bCs w:val="0"/>
+          <w:i w:val="0"/>
+          <w:iCs w:val="0"/>
+          <w:noProof w:val="0"/>
+          <w:color w:val="auto"/>
+          <w:sz w:val="28"/>
+          <w:szCs w:val="28"/>
+          <w:lang w:val="en-US"/>
+        </w:rPr>
+        <w:t xml:space="preserve">Завдання аналогічне до попереднього, проте замість </w:t>
+      </w:r>
+      <w:r>
+        <w:rPr>
+          <w:rFonts w:ascii="Consolas" w:hAnsi="Consolas" w:eastAsia="Consolas" w:cs="Consolas"/>
+          <w:b w:val="0"/>
+          <w:bCs w:val="0"/>
+          <w:i w:val="0"/>
+          <w:iCs w:val="0"/>
+          <w:noProof w:val="0"/>
+          <w:color w:val="auto"/>
+          <w:sz w:val="28"/>
+          <w:szCs w:val="28"/>
+          <w:lang w:val="en-US"/>
+        </w:rPr>
+        <w:t>if-elif-else</w:t>
+      </w:r>
+      <w:r>
+        <w:rPr>
+          <w:rFonts w:ascii="Times New Roman" w:hAnsi="Times New Roman" w:eastAsia="Times New Roman" w:cs="Times New Roman"/>
+          <w:b w:val="0"/>
+          <w:bCs w:val="0"/>
+          <w:i w:val="0"/>
+          <w:iCs w:val="0"/>
+          <w:noProof w:val="0"/>
+          <w:color w:val="auto"/>
+          <w:sz w:val="28"/>
+          <w:szCs w:val="28"/>
+          <w:lang w:val="en-US"/>
+        </w:rPr>
+        <w:t xml:space="preserve"> для вибору операції використовується конструкція </w:t>
+      </w:r>
+      <w:r>
+        <w:rPr>
+          <w:rFonts w:ascii="Consolas" w:hAnsi="Consolas" w:eastAsia="Consolas" w:cs="Consolas"/>
+          <w:b w:val="0"/>
+          <w:bCs w:val="0"/>
+          <w:i w:val="0"/>
+          <w:iCs w:val="0"/>
+          <w:noProof w:val="0"/>
+          <w:color w:val="auto"/>
+          <w:sz w:val="28"/>
+          <w:szCs w:val="28"/>
+          <w:lang w:val="en-US"/>
+        </w:rPr>
+        <w:t>match-case</w:t>
+      </w:r>
+      <w:r>
+        <w:rPr>
+          <w:rFonts w:ascii="Times New Roman" w:hAnsi="Times New Roman" w:eastAsia="Times New Roman" w:cs="Times New Roman"/>
+          <w:b w:val="0"/>
+          <w:bCs w:val="0"/>
+          <w:i w:val="0"/>
+          <w:iCs w:val="0"/>
+          <w:noProof w:val="0"/>
+          <w:color w:val="auto"/>
+          <w:sz w:val="28"/>
+          <w:szCs w:val="28"/>
+          <w:lang w:val="en-US"/>
+        </w:rPr>
+        <w:t>, яка порівнює введений символ операції з відповідними варіантами (</w:t>
+      </w:r>
+      <w:r>
+        <w:rPr>
+          <w:rFonts w:ascii="Consolas" w:hAnsi="Consolas" w:eastAsia="Consolas" w:cs="Consolas"/>
+          <w:b w:val="0"/>
+          <w:bCs w:val="0"/>
+          <w:i w:val="0"/>
+          <w:iCs w:val="0"/>
+          <w:noProof w:val="0"/>
+          <w:color w:val="auto"/>
+          <w:sz w:val="28"/>
+          <w:szCs w:val="28"/>
+          <w:lang w:val="en-US"/>
+        </w:rPr>
+        <w:t>"+"</w:t>
+      </w:r>
+      <w:r>
+        <w:rPr>
+          <w:rFonts w:ascii="Times New Roman" w:hAnsi="Times New Roman" w:eastAsia="Times New Roman" w:cs="Times New Roman"/>
+          <w:b w:val="0"/>
+          <w:bCs w:val="0"/>
+          <w:i w:val="0"/>
+          <w:iCs w:val="0"/>
+          <w:noProof w:val="0"/>
+          <w:color w:val="auto"/>
+          <w:sz w:val="28"/>
+          <w:szCs w:val="28"/>
+          <w:lang w:val="en-US"/>
+        </w:rPr>
+        <w:t xml:space="preserve">, </w:t>
+      </w:r>
+      <w:r>
+        <w:rPr>
+          <w:rFonts w:ascii="Consolas" w:hAnsi="Consolas" w:eastAsia="Consolas" w:cs="Consolas"/>
+          <w:b w:val="0"/>
+          <w:bCs w:val="0"/>
+          <w:i w:val="0"/>
+          <w:iCs w:val="0"/>
+          <w:noProof w:val="0"/>
+          <w:color w:val="auto"/>
+          <w:sz w:val="28"/>
+          <w:szCs w:val="28"/>
+          <w:lang w:val="en-US"/>
+        </w:rPr>
+        <w:t>"-"</w:t>
+      </w:r>
+      <w:r>
+        <w:rPr>
+          <w:rFonts w:ascii="Times New Roman" w:hAnsi="Times New Roman" w:eastAsia="Times New Roman" w:cs="Times New Roman"/>
+          <w:b w:val="0"/>
+          <w:bCs w:val="0"/>
+          <w:i w:val="0"/>
+          <w:iCs w:val="0"/>
+          <w:noProof w:val="0"/>
+          <w:color w:val="auto"/>
+          <w:sz w:val="28"/>
+          <w:szCs w:val="28"/>
+          <w:lang w:val="en-US"/>
+        </w:rPr>
+        <w:t xml:space="preserve">, </w:t>
+      </w:r>
+      <w:r>
+        <w:rPr>
+          <w:rFonts w:ascii="Consolas" w:hAnsi="Consolas" w:eastAsia="Consolas" w:cs="Consolas"/>
+          <w:b w:val="0"/>
+          <w:bCs w:val="0"/>
+          <w:i w:val="0"/>
+          <w:iCs w:val="0"/>
+          <w:noProof w:val="0"/>
+          <w:color w:val="auto"/>
+          <w:sz w:val="28"/>
+          <w:szCs w:val="28"/>
+          <w:lang w:val="en-US"/>
+        </w:rPr>
+        <w:t>"*"</w:t>
+      </w:r>
+      <w:r>
+        <w:rPr>
+          <w:rFonts w:ascii="Times New Roman" w:hAnsi="Times New Roman" w:eastAsia="Times New Roman" w:cs="Times New Roman"/>
+          <w:b w:val="0"/>
+          <w:bCs w:val="0"/>
+          <w:i w:val="0"/>
+          <w:iCs w:val="0"/>
+          <w:noProof w:val="0"/>
+          <w:color w:val="auto"/>
+          <w:sz w:val="28"/>
+          <w:szCs w:val="28"/>
+          <w:lang w:val="en-US"/>
+        </w:rPr>
+        <w:t xml:space="preserve">, </w:t>
+      </w:r>
+      <w:r>
+        <w:rPr>
+          <w:rFonts w:ascii="Consolas" w:hAnsi="Consolas" w:eastAsia="Consolas" w:cs="Consolas"/>
+          <w:b w:val="0"/>
+          <w:bCs w:val="0"/>
+          <w:i w:val="0"/>
+          <w:iCs w:val="0"/>
+          <w:noProof w:val="0"/>
+          <w:color w:val="auto"/>
+          <w:sz w:val="28"/>
+          <w:szCs w:val="28"/>
+          <w:lang w:val="en-US"/>
+        </w:rPr>
+        <w:t>"/"</w:t>
+      </w:r>
+      <w:r>
+        <w:rPr>
+          <w:rFonts w:ascii="Times New Roman" w:hAnsi="Times New Roman" w:eastAsia="Times New Roman" w:cs="Times New Roman"/>
+          <w:b w:val="0"/>
+          <w:bCs w:val="0"/>
+          <w:i w:val="0"/>
+          <w:iCs w:val="0"/>
+          <w:noProof w:val="0"/>
+          <w:color w:val="auto"/>
+          <w:sz w:val="28"/>
+          <w:szCs w:val="28"/>
+          <w:lang w:val="en-US"/>
+        </w:rPr>
+        <w:t>) і викликає потрібну функцію.</w:t>
+      </w:r>
+    </w:p>
+    <w:p>
+      <w:pPr>
+        <w:pStyle w:val="Normal"/>
+        <w:spacing w:before="240" w:beforeAutospacing="off" w:after="240" w:afterAutospacing="off"/>
+        <w:ind w:firstLine="0"/>
+        <w:jc w:val="center"/>
+      </w:pPr>
+      <w:r>
+        <w:drawing>
+          <wp:inline wp14:editId="31BA1F4D" wp14:anchorId="6942B4C7">
+            <wp:extent cx="3199368" cy="4201112"/>
+            <wp:effectExtent l="0" t="0" r="0" b="0"/>
+            <wp:docPr id="1262626686" name="drawing"/>
+            <wp:cNvGraphicFramePr>
+              <a:graphicFrameLocks noChangeAspect="1"/>
+            </wp:cNvGraphicFramePr>
+            <a:graphic>
+              <a:graphicData xmlns:a="http://schemas.openxmlformats.org/drawingml/2006/main" uri="http://schemas.openxmlformats.org/drawingml/2006/picture">
+                <pic:pic xmlns:pic="http://schemas.openxmlformats.org/drawingml/2006/picture">
+                  <pic:nvPicPr>
+                    <pic:cNvPr id="1262626686" name="Picture 1262626686"/>
+                    <pic:cNvPicPr/>
+                  </pic:nvPicPr>
+                  <pic:blipFill>
+                    <a:blip xmlns:r="http://schemas.openxmlformats.org/officeDocument/2006/relationships" r:embed="rId28540363">
+                      <a:extLst>
+                        <a:ext uri="{28A0092B-C50C-407E-A947-70E740481C1C}">
+                          <a14:useLocalDpi xmlns:a14="http://schemas.microsoft.com/office/drawing/2010/main"/>
+                        </a:ext>
+                      </a:extLst>
+                    </a:blip>
+                    <a:stretch>
+                      <a:fillRect/>
+                    </a:stretch>
+                  </pic:blipFill>
+                  <pic:spPr>
+                    <a:xfrm rot="0">
+                      <a:off x="0" y="0"/>
+                      <a:ext cx="3199368" cy="4201112"/>
+                    </a:xfrm>
+                    <a:prstGeom prst="rect">
+                      <a:avLst/>
+                    </a:prstGeom>
+                  </pic:spPr>
+                </pic:pic>
+              </a:graphicData>
+            </a:graphic>
+          </wp:inline>
+        </w:drawing>
+      </w:r>
+    </w:p>
+    <w:p>
+      <w:pPr/>
+      <w:r>
+        <w:br w:type="page"/>
+      </w:r>
+    </w:p>
+    <w:p>
+      <w:pPr>
+        <w:pStyle w:val="Normal"/>
+        <w:spacing w:before="240" w:beforeAutospacing="off" w:after="240" w:afterAutospacing="off"/>
+        <w:ind w:firstLine="0"/>
+        <w:jc w:val="both"/>
+      </w:pPr>
+      <w:r>
+        <w:drawing>
+          <wp:inline wp14:editId="1900C6F4" wp14:anchorId="35CEA435">
+            <wp:extent cx="5943600" cy="666750"/>
+            <wp:effectExtent l="0" t="0" r="0" b="0"/>
+            <wp:docPr id="1578727085" name="drawing"/>
+            <wp:cNvGraphicFramePr>
+              <a:graphicFrameLocks noChangeAspect="1"/>
+            </wp:cNvGraphicFramePr>
+            <a:graphic>
+              <a:graphicData xmlns:a="http://schemas.openxmlformats.org/drawingml/2006/main" uri="http://schemas.openxmlformats.org/drawingml/2006/picture">
+                <pic:pic xmlns:pic="http://schemas.openxmlformats.org/drawingml/2006/picture">
+                  <pic:nvPicPr>
+                    <pic:cNvPr id="1578727085" name="Picture 1578727085"/>
+                    <pic:cNvPicPr/>
+                  </pic:nvPicPr>
+                  <pic:blipFill>
+                    <a:blip xmlns:r="http://schemas.openxmlformats.org/officeDocument/2006/relationships" r:embed="rId694799656">
+                      <a:extLst>
+                        <a:ext uri="{28A0092B-C50C-407E-A947-70E740481C1C}">
+                          <a14:useLocalDpi xmlns:a14="http://schemas.microsoft.com/office/drawing/2010/main"/>
+                        </a:ext>
+                      </a:extLst>
+                    </a:blip>
+                    <a:stretch>
+                      <a:fillRect/>
+                    </a:stretch>
+                  </pic:blipFill>
+                  <pic:spPr>
+                    <a:xfrm>
+                      <a:off x="0" y="0"/>
+                      <a:ext cx="5943600" cy="666750"/>
+                    </a:xfrm>
+                    <a:prstGeom prst="rect">
+                      <a:avLst/>
+                    </a:prstGeom>
+                  </pic:spPr>
+                </pic:pic>
+              </a:graphicData>
+            </a:graphic>
+          </wp:inline>
+        </w:drawing>
+      </w:r>
+      <w:r>
+        <w:rPr>
+          <w:rFonts w:ascii="Times New Roman" w:hAnsi="Times New Roman" w:eastAsia="Times New Roman" w:cs="Times New Roman"/>
+          <w:b w:val="1"/>
+          <w:bCs w:val="1"/>
+          <w:noProof w:val="0"/>
+          <w:sz w:val="28"/>
+          <w:szCs w:val="28"/>
+          <w:lang w:val="en-US"/>
+        </w:rPr>
+        <w:t xml:space="preserve">Результат </w:t>
+      </w:r>
+      <w:r>
+        <w:rPr>
+          <w:rFonts w:ascii="Times New Roman" w:hAnsi="Times New Roman" w:eastAsia="Times New Roman" w:cs="Times New Roman"/>
+          <w:b w:val="1"/>
+          <w:bCs w:val="1"/>
+          <w:noProof w:val="0"/>
+          <w:sz w:val="28"/>
+          <w:szCs w:val="28"/>
+          <w:lang w:val="en-US"/>
+        </w:rPr>
+        <w:t>виконання</w:t>
+      </w:r>
+      <w:r>
+        <w:rPr>
+          <w:rFonts w:ascii="Times New Roman" w:hAnsi="Times New Roman" w:eastAsia="Times New Roman" w:cs="Times New Roman"/>
+          <w:b w:val="1"/>
+          <w:bCs w:val="1"/>
+          <w:noProof w:val="0"/>
+          <w:sz w:val="28"/>
+          <w:szCs w:val="28"/>
+          <w:lang w:val="en-US"/>
+        </w:rPr>
+        <w:t>:</w:t>
+      </w:r>
+      <w:r>
+        <w:rPr>
+          <w:rFonts w:ascii="Times New Roman" w:hAnsi="Times New Roman" w:eastAsia="Times New Roman" w:cs="Times New Roman"/>
+          <w:noProof w:val="0"/>
+          <w:sz w:val="28"/>
+          <w:szCs w:val="28"/>
+          <w:lang w:val="en-US"/>
+        </w:rPr>
+        <w:t xml:space="preserve"> </w:t>
+      </w:r>
+      <w:r>
+        <w:rPr>
+          <w:rFonts w:ascii="Times New Roman" w:hAnsi="Times New Roman" w:eastAsia="Times New Roman" w:cs="Times New Roman"/>
+          <w:noProof w:val="0"/>
+          <w:sz w:val="28"/>
+          <w:szCs w:val="28"/>
+          <w:lang w:val="en-US"/>
+        </w:rPr>
+        <w:t>при</w:t>
+      </w:r>
+      <w:r>
+        <w:rPr>
+          <w:rFonts w:ascii="Times New Roman" w:hAnsi="Times New Roman" w:eastAsia="Times New Roman" w:cs="Times New Roman"/>
+          <w:noProof w:val="0"/>
+          <w:sz w:val="28"/>
+          <w:szCs w:val="28"/>
+          <w:lang w:val="en-US"/>
+        </w:rPr>
+        <w:t xml:space="preserve"> </w:t>
+      </w:r>
+      <w:r>
+        <w:rPr>
+          <w:rFonts w:ascii="Times New Roman" w:hAnsi="Times New Roman" w:eastAsia="Times New Roman" w:cs="Times New Roman"/>
+          <w:noProof w:val="0"/>
+          <w:sz w:val="28"/>
+          <w:szCs w:val="28"/>
+          <w:lang w:val="en-US"/>
+        </w:rPr>
+        <w:t>введенні</w:t>
+      </w:r>
+      <w:r>
+        <w:rPr>
+          <w:rFonts w:ascii="Times New Roman" w:hAnsi="Times New Roman" w:eastAsia="Times New Roman" w:cs="Times New Roman"/>
+          <w:noProof w:val="0"/>
+          <w:sz w:val="28"/>
+          <w:szCs w:val="28"/>
+          <w:lang w:val="en-US"/>
+        </w:rPr>
+        <w:t xml:space="preserve"> </w:t>
+      </w:r>
+      <w:r>
+        <w:rPr>
+          <w:rFonts w:ascii="Times New Roman" w:hAnsi="Times New Roman" w:eastAsia="Times New Roman" w:cs="Times New Roman"/>
+          <w:noProof w:val="0"/>
+          <w:sz w:val="28"/>
+          <w:szCs w:val="28"/>
+          <w:lang w:val="en-US"/>
+        </w:rPr>
+        <w:t>чисел</w:t>
+      </w:r>
+      <w:r>
+        <w:rPr>
+          <w:rFonts w:ascii="Times New Roman" w:hAnsi="Times New Roman" w:eastAsia="Times New Roman" w:cs="Times New Roman"/>
+          <w:noProof w:val="0"/>
+          <w:sz w:val="28"/>
+          <w:szCs w:val="28"/>
+          <w:lang w:val="en-US"/>
+        </w:rPr>
+        <w:t xml:space="preserve"> </w:t>
+      </w:r>
+      <w:r>
+        <w:rPr>
+          <w:rFonts w:ascii="Consolas" w:hAnsi="Consolas" w:eastAsia="Consolas" w:cs="Consolas"/>
+          <w:noProof w:val="0"/>
+          <w:sz w:val="28"/>
+          <w:szCs w:val="28"/>
+          <w:lang w:val="en-US"/>
+        </w:rPr>
+        <w:t>10</w:t>
+      </w:r>
+      <w:r>
+        <w:rPr>
+          <w:rFonts w:ascii="Times New Roman" w:hAnsi="Times New Roman" w:eastAsia="Times New Roman" w:cs="Times New Roman"/>
+          <w:noProof w:val="0"/>
+          <w:sz w:val="28"/>
+          <w:szCs w:val="28"/>
+          <w:lang w:val="en-US"/>
+        </w:rPr>
+        <w:t xml:space="preserve"> </w:t>
+      </w:r>
+      <w:r>
+        <w:rPr>
+          <w:rFonts w:ascii="Times New Roman" w:hAnsi="Times New Roman" w:eastAsia="Times New Roman" w:cs="Times New Roman"/>
+          <w:noProof w:val="0"/>
+          <w:sz w:val="28"/>
+          <w:szCs w:val="28"/>
+          <w:lang w:val="en-US"/>
+        </w:rPr>
+        <w:t>та</w:t>
+      </w:r>
+      <w:r>
+        <w:rPr>
+          <w:rFonts w:ascii="Times New Roman" w:hAnsi="Times New Roman" w:eastAsia="Times New Roman" w:cs="Times New Roman"/>
+          <w:noProof w:val="0"/>
+          <w:sz w:val="28"/>
+          <w:szCs w:val="28"/>
+          <w:lang w:val="en-US"/>
+        </w:rPr>
+        <w:t xml:space="preserve"> </w:t>
+      </w:r>
+      <w:r>
+        <w:rPr>
+          <w:rFonts w:ascii="Consolas" w:hAnsi="Consolas" w:eastAsia="Consolas" w:cs="Consolas"/>
+          <w:noProof w:val="0"/>
+          <w:sz w:val="28"/>
+          <w:szCs w:val="28"/>
+          <w:lang w:val="en-US"/>
+        </w:rPr>
+        <w:t>5</w:t>
+      </w:r>
+      <w:r>
+        <w:rPr>
+          <w:rFonts w:ascii="Times New Roman" w:hAnsi="Times New Roman" w:eastAsia="Times New Roman" w:cs="Times New Roman"/>
+          <w:noProof w:val="0"/>
+          <w:sz w:val="28"/>
+          <w:szCs w:val="28"/>
+          <w:lang w:val="en-US"/>
+        </w:rPr>
+        <w:t xml:space="preserve"> з </w:t>
+      </w:r>
+      <w:r>
+        <w:rPr>
+          <w:rFonts w:ascii="Times New Roman" w:hAnsi="Times New Roman" w:eastAsia="Times New Roman" w:cs="Times New Roman"/>
+          <w:noProof w:val="0"/>
+          <w:sz w:val="28"/>
+          <w:szCs w:val="28"/>
+          <w:lang w:val="en-US"/>
+        </w:rPr>
+        <w:t>операцією</w:t>
+      </w:r>
+      <w:r>
+        <w:rPr>
+          <w:rFonts w:ascii="Times New Roman" w:hAnsi="Times New Roman" w:eastAsia="Times New Roman" w:cs="Times New Roman"/>
+          <w:noProof w:val="0"/>
+          <w:sz w:val="28"/>
+          <w:szCs w:val="28"/>
+          <w:lang w:val="en-US"/>
+        </w:rPr>
+        <w:t xml:space="preserve"> </w:t>
+      </w:r>
+      <w:r>
+        <w:rPr>
+          <w:rFonts w:ascii="Consolas" w:hAnsi="Consolas" w:eastAsia="Consolas" w:cs="Consolas"/>
+          <w:noProof w:val="0"/>
+          <w:sz w:val="28"/>
+          <w:szCs w:val="28"/>
+          <w:lang w:val="en-US"/>
+        </w:rPr>
+        <w:t>*</w:t>
+      </w:r>
+      <w:r>
+        <w:rPr>
+          <w:rFonts w:ascii="Times New Roman" w:hAnsi="Times New Roman" w:eastAsia="Times New Roman" w:cs="Times New Roman"/>
+          <w:noProof w:val="0"/>
+          <w:sz w:val="28"/>
+          <w:szCs w:val="28"/>
+          <w:lang w:val="en-US"/>
+        </w:rPr>
+        <w:t xml:space="preserve"> </w:t>
+      </w:r>
+      <w:r>
+        <w:rPr>
+          <w:rFonts w:ascii="Times New Roman" w:hAnsi="Times New Roman" w:eastAsia="Times New Roman" w:cs="Times New Roman"/>
+          <w:noProof w:val="0"/>
+          <w:sz w:val="28"/>
+          <w:szCs w:val="28"/>
+          <w:lang w:val="en-US"/>
+        </w:rPr>
+        <w:t>програма</w:t>
+      </w:r>
+      <w:r>
+        <w:rPr>
+          <w:rFonts w:ascii="Times New Roman" w:hAnsi="Times New Roman" w:eastAsia="Times New Roman" w:cs="Times New Roman"/>
+          <w:noProof w:val="0"/>
+          <w:sz w:val="28"/>
+          <w:szCs w:val="28"/>
+          <w:lang w:val="en-US"/>
+        </w:rPr>
+        <w:t xml:space="preserve"> </w:t>
+      </w:r>
+      <w:r>
+        <w:rPr>
+          <w:rFonts w:ascii="Times New Roman" w:hAnsi="Times New Roman" w:eastAsia="Times New Roman" w:cs="Times New Roman"/>
+          <w:noProof w:val="0"/>
+          <w:sz w:val="28"/>
+          <w:szCs w:val="28"/>
+          <w:lang w:val="en-US"/>
+        </w:rPr>
+        <w:t>виводить</w:t>
+      </w:r>
+      <w:r>
+        <w:rPr>
+          <w:rFonts w:ascii="Times New Roman" w:hAnsi="Times New Roman" w:eastAsia="Times New Roman" w:cs="Times New Roman"/>
+          <w:noProof w:val="0"/>
+          <w:sz w:val="28"/>
+          <w:szCs w:val="28"/>
+          <w:lang w:val="en-US"/>
+        </w:rPr>
+        <w:t xml:space="preserve"> </w:t>
+      </w:r>
+      <w:r>
+        <w:rPr>
+          <w:rFonts w:ascii="Consolas" w:hAnsi="Consolas" w:eastAsia="Consolas" w:cs="Consolas"/>
+          <w:noProof w:val="0"/>
+          <w:sz w:val="28"/>
+          <w:szCs w:val="28"/>
+          <w:lang w:val="en-US"/>
+        </w:rPr>
+        <w:t>Результат: 50.0</w:t>
+      </w:r>
+      <w:r>
+        <w:rPr>
+          <w:rFonts w:ascii="Times New Roman" w:hAnsi="Times New Roman" w:eastAsia="Times New Roman" w:cs="Times New Roman"/>
+          <w:noProof w:val="0"/>
+          <w:sz w:val="28"/>
+          <w:szCs w:val="28"/>
+          <w:lang w:val="en-US"/>
+        </w:rPr>
+        <w:t>.</w:t>
+      </w:r>
+    </w:p>
+    <w:p>
+      <w:pPr>
+        <w:pStyle w:val="Normal"/>
+        <w:spacing w:before="240" w:beforeAutospacing="off" w:after="240" w:afterAutospacing="off"/>
+        <w:ind w:firstLine="0"/>
+        <w:jc w:val="center"/>
+        <w:rPr>
+          <w:rFonts w:ascii="Times New Roman" w:hAnsi="Times New Roman" w:eastAsia="Times New Roman" w:cs="Times New Roman"/>
+          <w:b w:val="1"/>
+          <w:bCs w:val="1"/>
+          <w:i w:val="0"/>
+          <w:iCs w:val="0"/>
+          <w:noProof w:val="0"/>
+          <w:color w:val="auto"/>
+          <w:sz w:val="28"/>
+          <w:szCs w:val="28"/>
+          <w:lang w:val="en-US"/>
+        </w:rPr>
+      </w:pPr>
+      <w:r>
+        <w:rPr>
+          <w:rFonts w:ascii="Times New Roman" w:hAnsi="Times New Roman" w:eastAsia="Times New Roman" w:cs="Times New Roman"/>
+          <w:b w:val="1"/>
+          <w:bCs w:val="1"/>
+          <w:i w:val="0"/>
+          <w:iCs w:val="0"/>
+          <w:noProof w:val="0"/>
+          <w:color w:val="auto"/>
+          <w:sz w:val="28"/>
+          <w:szCs w:val="28"/>
+          <w:lang w:val="en-US"/>
+        </w:rPr>
+        <w:t>ВИСНОВОК</w:t>
+      </w:r>
+    </w:p>
+    <w:p>
+      <w:pPr>
+        <w:pStyle w:val="Normal"/>
+        <w:spacing w:before="240" w:beforeAutospacing="off" w:after="240" w:afterAutospacing="off"/>
+        <w:ind w:firstLine="720"/>
+        <w:jc w:val="both"/>
+      </w:pPr>
+      <w:r>
+        <w:rPr>
+          <w:rFonts w:ascii="Times New Roman" w:hAnsi="Times New Roman" w:eastAsia="Times New Roman" w:cs="Times New Roman"/>
+          <w:noProof w:val="0"/>
+          <w:sz w:val="28"/>
+          <w:szCs w:val="28"/>
+          <w:lang w:val="en-US"/>
+        </w:rPr>
+        <w:t xml:space="preserve">У ході виконання лабораторної роботи було закріплено навички роботи з умовним оператором </w:t>
+      </w:r>
+      <w:r>
+        <w:rPr>
+          <w:rFonts w:ascii="Consolas" w:hAnsi="Consolas" w:eastAsia="Consolas" w:cs="Consolas"/>
+          <w:noProof w:val="0"/>
+          <w:sz w:val="28"/>
+          <w:szCs w:val="28"/>
+          <w:lang w:val="en-US"/>
+        </w:rPr>
+        <w:t>if-elif-else</w:t>
+      </w:r>
+      <w:r>
+        <w:rPr>
+          <w:rFonts w:ascii="Times New Roman" w:hAnsi="Times New Roman" w:eastAsia="Times New Roman" w:cs="Times New Roman"/>
+          <w:noProof w:val="0"/>
+          <w:sz w:val="28"/>
+          <w:szCs w:val="28"/>
+          <w:lang w:val="en-US"/>
+        </w:rPr>
+        <w:t xml:space="preserve"> та конструкцією </w:t>
+      </w:r>
+      <w:r>
+        <w:rPr>
+          <w:rFonts w:ascii="Consolas" w:hAnsi="Consolas" w:eastAsia="Consolas" w:cs="Consolas"/>
+          <w:noProof w:val="0"/>
+          <w:sz w:val="28"/>
+          <w:szCs w:val="28"/>
+          <w:lang w:val="en-US"/>
+        </w:rPr>
+        <w:t>match-case</w:t>
+      </w:r>
+      <w:r>
+        <w:rPr>
+          <w:rFonts w:ascii="Times New Roman" w:hAnsi="Times New Roman" w:eastAsia="Times New Roman" w:cs="Times New Roman"/>
+          <w:noProof w:val="0"/>
+          <w:sz w:val="28"/>
+          <w:szCs w:val="28"/>
+          <w:lang w:val="en-US"/>
+        </w:rPr>
+        <w:t xml:space="preserve"> у мові Python на прикладі трьох задач. Було реалізовано пошук коренів квадратного рівняння через обчислення дискримінанту з обробкою трьох можливих випадків (два корені, один корінь, відсутність дійсних коренів). Також розроблено дві версії програми-калькулятора з реалізацією кожної арифметичної операції у вигляді окремої функції — одну на основі </w:t>
+      </w:r>
+      <w:r>
+        <w:rPr>
+          <w:rFonts w:ascii="Consolas" w:hAnsi="Consolas" w:eastAsia="Consolas" w:cs="Consolas"/>
+          <w:noProof w:val="0"/>
+          <w:sz w:val="28"/>
+          <w:szCs w:val="28"/>
+          <w:lang w:val="en-US"/>
+        </w:rPr>
+        <w:t>if-elif-else</w:t>
+      </w:r>
+      <w:r>
+        <w:rPr>
+          <w:rFonts w:ascii="Times New Roman" w:hAnsi="Times New Roman" w:eastAsia="Times New Roman" w:cs="Times New Roman"/>
+          <w:noProof w:val="0"/>
+          <w:sz w:val="28"/>
+          <w:szCs w:val="28"/>
+          <w:lang w:val="en-US"/>
+        </w:rPr>
+        <w:t xml:space="preserve">, іншу на основі </w:t>
+      </w:r>
+      <w:r>
+        <w:rPr>
+          <w:rFonts w:ascii="Consolas" w:hAnsi="Consolas" w:eastAsia="Consolas" w:cs="Consolas"/>
+          <w:noProof w:val="0"/>
+          <w:sz w:val="28"/>
+          <w:szCs w:val="28"/>
+          <w:lang w:val="en-US"/>
+        </w:rPr>
+        <w:t>match-case</w:t>
+      </w:r>
+      <w:r>
+        <w:rPr>
+          <w:rFonts w:ascii="Times New Roman" w:hAnsi="Times New Roman" w:eastAsia="Times New Roman" w:cs="Times New Roman"/>
+          <w:noProof w:val="0"/>
+          <w:sz w:val="28"/>
+          <w:szCs w:val="28"/>
+          <w:lang w:val="en-US"/>
+        </w:rPr>
+        <w:t xml:space="preserve">. Порівняння двох підходів показало, що обидві конструкції дають однаковий функціональний результат, проте </w:t>
+      </w:r>
+      <w:r>
+        <w:rPr>
+          <w:rFonts w:ascii="Consolas" w:hAnsi="Consolas" w:eastAsia="Consolas" w:cs="Consolas"/>
+          <w:noProof w:val="0"/>
+          <w:sz w:val="28"/>
+          <w:szCs w:val="28"/>
+          <w:lang w:val="en-US"/>
+        </w:rPr>
+        <w:t>match-case</w:t>
+      </w:r>
+      <w:r>
+        <w:rPr>
+          <w:rFonts w:ascii="Times New Roman" w:hAnsi="Times New Roman" w:eastAsia="Times New Roman" w:cs="Times New Roman"/>
+          <w:noProof w:val="0"/>
+          <w:sz w:val="28"/>
+          <w:szCs w:val="28"/>
+          <w:lang w:val="en-US"/>
+        </w:rPr>
+        <w:t xml:space="preserve"> забезпечує більш наочний та структурований запис при виборі з кількох варіантів, тоді як </w:t>
+      </w:r>
+      <w:r>
+        <w:rPr>
+          <w:rFonts w:ascii="Consolas" w:hAnsi="Consolas" w:eastAsia="Consolas" w:cs="Consolas"/>
+          <w:noProof w:val="0"/>
+          <w:sz w:val="28"/>
+          <w:szCs w:val="28"/>
+          <w:lang w:val="en-US"/>
+        </w:rPr>
+        <w:t>if-elif-else</w:t>
+      </w:r>
+      <w:r>
+        <w:rPr>
+          <w:rFonts w:ascii="Times New Roman" w:hAnsi="Times New Roman" w:eastAsia="Times New Roman" w:cs="Times New Roman"/>
+          <w:noProof w:val="0"/>
+          <w:sz w:val="28"/>
+          <w:szCs w:val="28"/>
+          <w:lang w:val="en-US"/>
+        </w:rPr>
+        <w:t xml:space="preserve"> є більш універсальним і підтримується у всіх версіях Python.</w:t>
       </w:r>
     </w:p>
     <w:sectPr>
@@ -509,6 +2077,417 @@
     </w:sectPr>
   </w:body>
 </w:document>
+</file>
+
+<file path=word/numbering.xml><?xml version="1.0" encoding="utf-8"?>
+<w:numbering xmlns:w="http://schemas.openxmlformats.org/wordprocessingml/2006/main">
+  <w:abstractNum xmlns:w="http://schemas.openxmlformats.org/wordprocessingml/2006/main" w:abstractNumId="4">
+    <w:nsid w:val="3c7e5220"/>
+    <w:multiLevelType xmlns:w="http://schemas.openxmlformats.org/wordprocessingml/2006/main" w:val="hybridMultilevel"/>
+    <w:lvl xmlns:w="http://schemas.openxmlformats.org/wordprocessingml/2006/main" w:ilvl="0">
+      <w:start w:val="1"/>
+      <w:numFmt w:val="bullet"/>
+      <w:lvlText w:val=""/>
+      <w:lvlJc w:val="left"/>
+      <w:pPr>
+        <w:ind w:left="1800" w:hanging="360"/>
+      </w:pPr>
+      <w:rPr>
+        <w:rFonts w:hint="default" w:ascii="Symbol" w:hAnsi="Symbol"/>
+      </w:rPr>
+    </w:lvl>
+    <w:lvl xmlns:w="http://schemas.openxmlformats.org/wordprocessingml/2006/main" w:ilvl="1">
+      <w:start w:val="1"/>
+      <w:numFmt w:val="bullet"/>
+      <w:lvlText w:val="o"/>
+      <w:lvlJc w:val="left"/>
+      <w:pPr>
+        <w:ind w:left="2520" w:hanging="360"/>
+      </w:pPr>
+      <w:rPr>
+        <w:rFonts w:hint="default" w:ascii="Courier New" w:hAnsi="Courier New"/>
+      </w:rPr>
+    </w:lvl>
+    <w:lvl xmlns:w="http://schemas.openxmlformats.org/wordprocessingml/2006/main" w:ilvl="2">
+      <w:start w:val="1"/>
+      <w:numFmt w:val="bullet"/>
+      <w:lvlText w:val=""/>
+      <w:lvlJc w:val="left"/>
+      <w:pPr>
+        <w:ind w:left="3240" w:hanging="360"/>
+      </w:pPr>
+      <w:rPr>
+        <w:rFonts w:hint="default" w:ascii="Wingdings" w:hAnsi="Wingdings"/>
+      </w:rPr>
+    </w:lvl>
+    <w:lvl xmlns:w="http://schemas.openxmlformats.org/wordprocessingml/2006/main" w:ilvl="3">
+      <w:start w:val="1"/>
+      <w:numFmt w:val="bullet"/>
+      <w:lvlText w:val=""/>
+      <w:lvlJc w:val="left"/>
+      <w:pPr>
+        <w:ind w:left="3960" w:hanging="360"/>
+      </w:pPr>
+      <w:rPr>
+        <w:rFonts w:hint="default" w:ascii="Symbol" w:hAnsi="Symbol"/>
+      </w:rPr>
+    </w:lvl>
+    <w:lvl xmlns:w="http://schemas.openxmlformats.org/wordprocessingml/2006/main" w:ilvl="4">
+      <w:start w:val="1"/>
+      <w:numFmt w:val="bullet"/>
+      <w:lvlText w:val="o"/>
+      <w:lvlJc w:val="left"/>
+      <w:pPr>
+        <w:ind w:left="4680" w:hanging="360"/>
+      </w:pPr>
+      <w:rPr>
+        <w:rFonts w:hint="default" w:ascii="Courier New" w:hAnsi="Courier New"/>
+      </w:rPr>
+    </w:lvl>
+    <w:lvl xmlns:w="http://schemas.openxmlformats.org/wordprocessingml/2006/main" w:ilvl="5">
+      <w:start w:val="1"/>
+      <w:numFmt w:val="bullet"/>
+      <w:lvlText w:val=""/>
+      <w:lvlJc w:val="left"/>
+      <w:pPr>
+        <w:ind w:left="5400" w:hanging="360"/>
+      </w:pPr>
+      <w:rPr>
+        <w:rFonts w:hint="default" w:ascii="Wingdings" w:hAnsi="Wingdings"/>
+      </w:rPr>
+    </w:lvl>
+    <w:lvl xmlns:w="http://schemas.openxmlformats.org/wordprocessingml/2006/main" w:ilvl="6">
+      <w:start w:val="1"/>
+      <w:numFmt w:val="bullet"/>
+      <w:lvlText w:val=""/>
+      <w:lvlJc w:val="left"/>
+      <w:pPr>
+        <w:ind w:left="6120" w:hanging="360"/>
+      </w:pPr>
+      <w:rPr>
+        <w:rFonts w:hint="default" w:ascii="Symbol" w:hAnsi="Symbol"/>
+      </w:rPr>
+    </w:lvl>
+    <w:lvl xmlns:w="http://schemas.openxmlformats.org/wordprocessingml/2006/main" w:ilvl="7">
+      <w:start w:val="1"/>
+      <w:numFmt w:val="bullet"/>
+      <w:lvlText w:val="o"/>
+      <w:lvlJc w:val="left"/>
+      <w:pPr>
+        <w:ind w:left="6840" w:hanging="360"/>
+      </w:pPr>
+      <w:rPr>
+        <w:rFonts w:hint="default" w:ascii="Courier New" w:hAnsi="Courier New"/>
+      </w:rPr>
+    </w:lvl>
+    <w:lvl xmlns:w="http://schemas.openxmlformats.org/wordprocessingml/2006/main" w:ilvl="8">
+      <w:start w:val="1"/>
+      <w:numFmt w:val="bullet"/>
+      <w:lvlText w:val=""/>
+      <w:lvlJc w:val="left"/>
+      <w:pPr>
+        <w:ind w:left="7560" w:hanging="360"/>
+      </w:pPr>
+      <w:rPr>
+        <w:rFonts w:hint="default" w:ascii="Wingdings" w:hAnsi="Wingdings"/>
+      </w:rPr>
+    </w:lvl>
+  </w:abstractNum>
+  <w:abstractNum xmlns:w="http://schemas.openxmlformats.org/wordprocessingml/2006/main" w:abstractNumId="3">
+    <w:nsid w:val="44c275b7"/>
+    <w:multiLevelType xmlns:w="http://schemas.openxmlformats.org/wordprocessingml/2006/main" w:val="hybridMultilevel"/>
+    <w:lvl xmlns:w="http://schemas.openxmlformats.org/wordprocessingml/2006/main" w:ilvl="0">
+      <w:start w:val="1"/>
+      <w:numFmt w:val="decimal"/>
+      <w:lvlText w:val="%1."/>
+      <w:lvlJc w:val="left"/>
+      <w:pPr>
+        <w:ind w:left="1080" w:hanging="360"/>
+      </w:pPr>
+    </w:lvl>
+    <w:lvl xmlns:w="http://schemas.openxmlformats.org/wordprocessingml/2006/main" w:ilvl="1">
+      <w:start w:val="1"/>
+      <w:numFmt w:val="lowerLetter"/>
+      <w:lvlText w:val="%2."/>
+      <w:lvlJc w:val="left"/>
+      <w:pPr>
+        <w:ind w:left="1800" w:hanging="360"/>
+      </w:pPr>
+    </w:lvl>
+    <w:lvl xmlns:w="http://schemas.openxmlformats.org/wordprocessingml/2006/main" w:ilvl="2">
+      <w:start w:val="1"/>
+      <w:numFmt w:val="lowerRoman"/>
+      <w:lvlText w:val="%3."/>
+      <w:lvlJc w:val="right"/>
+      <w:pPr>
+        <w:ind w:left="2520" w:hanging="180"/>
+      </w:pPr>
+    </w:lvl>
+    <w:lvl xmlns:w="http://schemas.openxmlformats.org/wordprocessingml/2006/main" w:ilvl="3">
+      <w:start w:val="1"/>
+      <w:numFmt w:val="decimal"/>
+      <w:lvlText w:val="%4."/>
+      <w:lvlJc w:val="left"/>
+      <w:pPr>
+        <w:ind w:left="3240" w:hanging="360"/>
+      </w:pPr>
+    </w:lvl>
+    <w:lvl xmlns:w="http://schemas.openxmlformats.org/wordprocessingml/2006/main" w:ilvl="4">
+      <w:start w:val="1"/>
+      <w:numFmt w:val="lowerLetter"/>
+      <w:lvlText w:val="%5."/>
+      <w:lvlJc w:val="left"/>
+      <w:pPr>
+        <w:ind w:left="3960" w:hanging="360"/>
+      </w:pPr>
+    </w:lvl>
+    <w:lvl xmlns:w="http://schemas.openxmlformats.org/wordprocessingml/2006/main" w:ilvl="5">
+      <w:start w:val="1"/>
+      <w:numFmt w:val="lowerRoman"/>
+      <w:lvlText w:val="%6."/>
+      <w:lvlJc w:val="right"/>
+      <w:pPr>
+        <w:ind w:left="4680" w:hanging="180"/>
+      </w:pPr>
+    </w:lvl>
+    <w:lvl xmlns:w="http://schemas.openxmlformats.org/wordprocessingml/2006/main" w:ilvl="6">
+      <w:start w:val="1"/>
+      <w:numFmt w:val="decimal"/>
+      <w:lvlText w:val="%7."/>
+      <w:lvlJc w:val="left"/>
+      <w:pPr>
+        <w:ind w:left="5400" w:hanging="360"/>
+      </w:pPr>
+    </w:lvl>
+    <w:lvl xmlns:w="http://schemas.openxmlformats.org/wordprocessingml/2006/main" w:ilvl="7">
+      <w:start w:val="1"/>
+      <w:numFmt w:val="lowerLetter"/>
+      <w:lvlText w:val="%8."/>
+      <w:lvlJc w:val="left"/>
+      <w:pPr>
+        <w:ind w:left="6120" w:hanging="360"/>
+      </w:pPr>
+    </w:lvl>
+    <w:lvl xmlns:w="http://schemas.openxmlformats.org/wordprocessingml/2006/main" w:ilvl="8">
+      <w:start w:val="1"/>
+      <w:numFmt w:val="lowerRoman"/>
+      <w:lvlText w:val="%9."/>
+      <w:lvlJc w:val="right"/>
+      <w:pPr>
+        <w:ind w:left="6840" w:hanging="180"/>
+      </w:pPr>
+    </w:lvl>
+  </w:abstractNum>
+  <w:abstractNum xmlns:w="http://schemas.openxmlformats.org/wordprocessingml/2006/main" w:abstractNumId="2">
+    <w:nsid w:val="1e75e43f"/>
+    <w:multiLevelType xmlns:w="http://schemas.openxmlformats.org/wordprocessingml/2006/main" w:val="hybridMultilevel"/>
+    <w:lvl xmlns:w="http://schemas.openxmlformats.org/wordprocessingml/2006/main" w:ilvl="0">
+      <w:start w:val="1"/>
+      <w:numFmt w:val="decimal"/>
+      <w:lvlText w:val="%1."/>
+      <w:lvlJc w:val="left"/>
+      <w:pPr>
+        <w:ind w:left="720" w:hanging="360"/>
+      </w:pPr>
+    </w:lvl>
+    <w:lvl xmlns:w="http://schemas.openxmlformats.org/wordprocessingml/2006/main" w:ilvl="1">
+      <w:start w:val="1"/>
+      <w:numFmt w:val="lowerLetter"/>
+      <w:lvlText w:val="%2."/>
+      <w:lvlJc w:val="left"/>
+      <w:pPr>
+        <w:ind w:left="1440" w:hanging="360"/>
+      </w:pPr>
+    </w:lvl>
+    <w:lvl xmlns:w="http://schemas.openxmlformats.org/wordprocessingml/2006/main" w:ilvl="2">
+      <w:start w:val="1"/>
+      <w:numFmt w:val="lowerRoman"/>
+      <w:lvlText w:val="%3."/>
+      <w:lvlJc w:val="right"/>
+      <w:pPr>
+        <w:ind w:left="2160" w:hanging="180"/>
+      </w:pPr>
+    </w:lvl>
+    <w:lvl xmlns:w="http://schemas.openxmlformats.org/wordprocessingml/2006/main" w:ilvl="3">
+      <w:start w:val="1"/>
+      <w:numFmt w:val="decimal"/>
+      <w:lvlText w:val="%4."/>
+      <w:lvlJc w:val="left"/>
+      <w:pPr>
+        <w:ind w:left="2880" w:hanging="360"/>
+      </w:pPr>
+    </w:lvl>
+    <w:lvl xmlns:w="http://schemas.openxmlformats.org/wordprocessingml/2006/main" w:ilvl="4">
+      <w:start w:val="1"/>
+      <w:numFmt w:val="lowerLetter"/>
+      <w:lvlText w:val="%5."/>
+      <w:lvlJc w:val="left"/>
+      <w:pPr>
+        <w:ind w:left="3600" w:hanging="360"/>
+      </w:pPr>
+    </w:lvl>
+    <w:lvl xmlns:w="http://schemas.openxmlformats.org/wordprocessingml/2006/main" w:ilvl="5">
+      <w:start w:val="1"/>
+      <w:numFmt w:val="lowerRoman"/>
+      <w:lvlText w:val="%6."/>
+      <w:lvlJc w:val="right"/>
+      <w:pPr>
+        <w:ind w:left="4320" w:hanging="180"/>
+      </w:pPr>
+    </w:lvl>
+    <w:lvl xmlns:w="http://schemas.openxmlformats.org/wordprocessingml/2006/main" w:ilvl="6">
+      <w:start w:val="1"/>
+      <w:numFmt w:val="decimal"/>
+      <w:lvlText w:val="%7."/>
+      <w:lvlJc w:val="left"/>
+      <w:pPr>
+        <w:ind w:left="5040" w:hanging="360"/>
+      </w:pPr>
+    </w:lvl>
+    <w:lvl xmlns:w="http://schemas.openxmlformats.org/wordprocessingml/2006/main" w:ilvl="7">
+      <w:start w:val="1"/>
+      <w:numFmt w:val="lowerLetter"/>
+      <w:lvlText w:val="%8."/>
+      <w:lvlJc w:val="left"/>
+      <w:pPr>
+        <w:ind w:left="5760" w:hanging="360"/>
+      </w:pPr>
+    </w:lvl>
+    <w:lvl xmlns:w="http://schemas.openxmlformats.org/wordprocessingml/2006/main" w:ilvl="8">
+      <w:start w:val="1"/>
+      <w:numFmt w:val="lowerRoman"/>
+      <w:lvlText w:val="%9."/>
+      <w:lvlJc w:val="right"/>
+      <w:pPr>
+        <w:ind w:left="6480" w:hanging="180"/>
+      </w:pPr>
+    </w:lvl>
+  </w:abstractNum>
+  <w:abstractNum xmlns:w="http://schemas.openxmlformats.org/wordprocessingml/2006/main" w:abstractNumId="1">
+    <w:nsid w:val="78553d23"/>
+    <w:multiLevelType xmlns:w="http://schemas.openxmlformats.org/wordprocessingml/2006/main" w:val="hybridMultilevel"/>
+    <w:lvl xmlns:w="http://schemas.openxmlformats.org/wordprocessingml/2006/main" w:ilvl="0">
+      <w:start w:val="1"/>
+      <w:numFmt w:val="bullet"/>
+      <w:lvlText w:val=""/>
+      <w:lvlJc w:val="left"/>
+      <w:pPr>
+        <w:ind w:left="1800" w:hanging="360"/>
+      </w:pPr>
+      <w:rPr>
+        <w:rFonts w:hint="default" w:ascii="Symbol" w:hAnsi="Symbol"/>
+      </w:rPr>
+    </w:lvl>
+    <w:lvl xmlns:w="http://schemas.openxmlformats.org/wordprocessingml/2006/main" w:ilvl="1">
+      <w:start w:val="1"/>
+      <w:numFmt w:val="bullet"/>
+      <w:lvlText w:val="o"/>
+      <w:lvlJc w:val="left"/>
+      <w:pPr>
+        <w:ind w:left="2520" w:hanging="360"/>
+      </w:pPr>
+      <w:rPr>
+        <w:rFonts w:hint="default" w:ascii="Courier New" w:hAnsi="Courier New"/>
+      </w:rPr>
+    </w:lvl>
+    <w:lvl xmlns:w="http://schemas.openxmlformats.org/wordprocessingml/2006/main" w:ilvl="2">
+      <w:start w:val="1"/>
+      <w:numFmt w:val="bullet"/>
+      <w:lvlText w:val=""/>
+      <w:lvlJc w:val="left"/>
+      <w:pPr>
+        <w:ind w:left="3240" w:hanging="360"/>
+      </w:pPr>
+      <w:rPr>
+        <w:rFonts w:hint="default" w:ascii="Wingdings" w:hAnsi="Wingdings"/>
+      </w:rPr>
+    </w:lvl>
+    <w:lvl xmlns:w="http://schemas.openxmlformats.org/wordprocessingml/2006/main" w:ilvl="3">
+      <w:start w:val="1"/>
+      <w:numFmt w:val="bullet"/>
+      <w:lvlText w:val=""/>
+      <w:lvlJc w:val="left"/>
+      <w:pPr>
+        <w:ind w:left="3960" w:hanging="360"/>
+      </w:pPr>
+      <w:rPr>
+        <w:rFonts w:hint="default" w:ascii="Symbol" w:hAnsi="Symbol"/>
+      </w:rPr>
+    </w:lvl>
+    <w:lvl xmlns:w="http://schemas.openxmlformats.org/wordprocessingml/2006/main" w:ilvl="4">
+      <w:start w:val="1"/>
+      <w:numFmt w:val="bullet"/>
+      <w:lvlText w:val="o"/>
+      <w:lvlJc w:val="left"/>
+      <w:pPr>
+        <w:ind w:left="4680" w:hanging="360"/>
+      </w:pPr>
+      <w:rPr>
+        <w:rFonts w:hint="default" w:ascii="Courier New" w:hAnsi="Courier New"/>
+      </w:rPr>
+    </w:lvl>
+    <w:lvl xmlns:w="http://schemas.openxmlformats.org/wordprocessingml/2006/main" w:ilvl="5">
+      <w:start w:val="1"/>
+      <w:numFmt w:val="bullet"/>
+      <w:lvlText w:val=""/>
+      <w:lvlJc w:val="left"/>
+      <w:pPr>
+        <w:ind w:left="5400" w:hanging="360"/>
+      </w:pPr>
+      <w:rPr>
+        <w:rFonts w:hint="default" w:ascii="Wingdings" w:hAnsi="Wingdings"/>
+      </w:rPr>
+    </w:lvl>
+    <w:lvl xmlns:w="http://schemas.openxmlformats.org/wordprocessingml/2006/main" w:ilvl="6">
+      <w:start w:val="1"/>
+      <w:numFmt w:val="bullet"/>
+      <w:lvlText w:val=""/>
+      <w:lvlJc w:val="left"/>
+      <w:pPr>
+        <w:ind w:left="6120" w:hanging="360"/>
+      </w:pPr>
+      <w:rPr>
+        <w:rFonts w:hint="default" w:ascii="Symbol" w:hAnsi="Symbol"/>
+      </w:rPr>
+    </w:lvl>
+    <w:lvl xmlns:w="http://schemas.openxmlformats.org/wordprocessingml/2006/main" w:ilvl="7">
+      <w:start w:val="1"/>
+      <w:numFmt w:val="bullet"/>
+      <w:lvlText w:val="o"/>
+      <w:lvlJc w:val="left"/>
+      <w:pPr>
+        <w:ind w:left="6840" w:hanging="360"/>
+      </w:pPr>
+      <w:rPr>
+        <w:rFonts w:hint="default" w:ascii="Courier New" w:hAnsi="Courier New"/>
+      </w:rPr>
+    </w:lvl>
+    <w:lvl xmlns:w="http://schemas.openxmlformats.org/wordprocessingml/2006/main" w:ilvl="8">
+      <w:start w:val="1"/>
+      <w:numFmt w:val="bullet"/>
+      <w:lvlText w:val=""/>
+      <w:lvlJc w:val="left"/>
+      <w:pPr>
+        <w:ind w:left="7560" w:hanging="360"/>
+      </w:pPr>
+      <w:rPr>
+        <w:rFonts w:hint="default" w:ascii="Wingdings" w:hAnsi="Wingdings"/>
+      </w:rPr>
+    </w:lvl>
+  </w:abstractNum>
+  <w:num w:numId="4">
+    <w:abstractNumId w:val="4"/>
+  </w:num>
+  <w:num w:numId="3">
+    <w:abstractNumId w:val="3"/>
+  </w:num>
+  <w:num w:numId="2">
+    <w:abstractNumId w:val="2"/>
+  </w:num>
+  <w:num w:numId="1">
+    <w:abstractNumId w:val="1"/>
+  </w:num>
+</w:numbering>
 </file>
 
 <file path=word/styles.xml><?xml version="1.0" encoding="utf-8"?>
@@ -977,6 +2956,82 @@
       <w:u w:val="single"/>
     </w:rPr>
   </w:style>
+  <w:style xmlns:w14="http://schemas.microsoft.com/office/word/2010/wordml" xmlns:mc="http://schemas.openxmlformats.org/markup-compatibility/2006" xmlns:w="http://schemas.openxmlformats.org/wordprocessingml/2006/main" w:type="paragraph" w:styleId="ListParagraph" mc:Ignorable="w14">
+    <w:name xmlns:w="http://schemas.openxmlformats.org/wordprocessingml/2006/main" w:val="List Paragraph"/>
+    <w:basedOn xmlns:w="http://schemas.openxmlformats.org/wordprocessingml/2006/main" w:val="Normal"/>
+    <w:uiPriority xmlns:w="http://schemas.openxmlformats.org/wordprocessingml/2006/main" w:val="34"/>
+    <w:qFormat xmlns:w="http://schemas.openxmlformats.org/wordprocessingml/2006/main"/>
+    <w:pPr xmlns:w="http://schemas.openxmlformats.org/wordprocessingml/2006/main">
+      <w:ind xmlns:w="http://schemas.openxmlformats.org/wordprocessingml/2006/main" w:left="720"/>
+      <w:contextualSpacing xmlns:w="http://schemas.openxmlformats.org/wordprocessingml/2006/main"/>
+    </w:pPr>
+  </w:style>
+  <w:style xmlns:w14="http://schemas.microsoft.com/office/word/2010/wordml" xmlns:mc="http://schemas.openxmlformats.org/markup-compatibility/2006" xmlns:w="http://schemas.openxmlformats.org/wordprocessingml/2006/main" w:type="character" w:styleId="Heading3Char" w:customStyle="1" mc:Ignorable="w14">
+    <w:name xmlns:w="http://schemas.openxmlformats.org/wordprocessingml/2006/main" w:val="Heading 3 Char"/>
+    <w:basedOn xmlns:w="http://schemas.openxmlformats.org/wordprocessingml/2006/main" w:val="DefaultParagraphFont"/>
+    <w:link xmlns:w="http://schemas.openxmlformats.org/wordprocessingml/2006/main" w:val="Heading3"/>
+    <w:uiPriority xmlns:w="http://schemas.openxmlformats.org/wordprocessingml/2006/main" w:val="9"/>
+    <w:rPr xmlns:w="http://schemas.openxmlformats.org/wordprocessingml/2006/main">
+      <w:rFonts w:eastAsiaTheme="majorEastAsia" w:cstheme="majorBidi"/>
+      <w:color w:val="0F4761" w:themeColor="accent1" w:themeShade="BF"/>
+      <w:sz w:val="28"/>
+      <w:szCs w:val="28"/>
+    </w:rPr>
+  </w:style>
+  <w:style xmlns:w14="http://schemas.microsoft.com/office/word/2010/wordml" xmlns:mc="http://schemas.openxmlformats.org/markup-compatibility/2006" xmlns:w="http://schemas.openxmlformats.org/wordprocessingml/2006/main" w:type="paragraph" w:styleId="Heading3" mc:Ignorable="w14">
+    <w:name xmlns:w="http://schemas.openxmlformats.org/wordprocessingml/2006/main" w:val="heading 3"/>
+    <w:basedOn xmlns:w="http://schemas.openxmlformats.org/wordprocessingml/2006/main" w:val="Normal"/>
+    <w:next xmlns:w="http://schemas.openxmlformats.org/wordprocessingml/2006/main" w:val="Normal"/>
+    <w:link xmlns:w="http://schemas.openxmlformats.org/wordprocessingml/2006/main" w:val="Heading3Char"/>
+    <w:uiPriority xmlns:w="http://schemas.openxmlformats.org/wordprocessingml/2006/main" w:val="9"/>
+    <w:unhideWhenUsed xmlns:w="http://schemas.openxmlformats.org/wordprocessingml/2006/main"/>
+    <w:qFormat xmlns:w="http://schemas.openxmlformats.org/wordprocessingml/2006/main"/>
+    <w:pPr xmlns:w="http://schemas.openxmlformats.org/wordprocessingml/2006/main">
+      <w:keepNext xmlns:w="http://schemas.openxmlformats.org/wordprocessingml/2006/main"/>
+      <w:keepLines xmlns:w="http://schemas.openxmlformats.org/wordprocessingml/2006/main"/>
+      <w:spacing xmlns:w="http://schemas.openxmlformats.org/wordprocessingml/2006/main" w:before="160" w:after="80"/>
+      <w:outlineLvl xmlns:w="http://schemas.openxmlformats.org/wordprocessingml/2006/main" w:val="2"/>
+    </w:pPr>
+    <w:rPr xmlns:w="http://schemas.openxmlformats.org/wordprocessingml/2006/main">
+      <w:rFonts w:eastAsiaTheme="majorEastAsia" w:cstheme="majorBidi"/>
+      <w:color w:val="0F4761" w:themeColor="accent1" w:themeShade="BF"/>
+      <w:sz w:val="28"/>
+      <w:szCs w:val="28"/>
+    </w:rPr>
+  </w:style>
+  <w:style xmlns:w14="http://schemas.microsoft.com/office/word/2010/wordml" xmlns:mc="http://schemas.openxmlformats.org/markup-compatibility/2006" xmlns:w="http://schemas.openxmlformats.org/wordprocessingml/2006/main" w:type="character" w:styleId="Heading4Char" w:customStyle="1" mc:Ignorable="w14">
+    <w:name xmlns:w="http://schemas.openxmlformats.org/wordprocessingml/2006/main" w:val="Heading 4 Char"/>
+    <w:basedOn xmlns:w="http://schemas.openxmlformats.org/wordprocessingml/2006/main" w:val="DefaultParagraphFont"/>
+    <w:link xmlns:w="http://schemas.openxmlformats.org/wordprocessingml/2006/main" w:val="Heading4"/>
+    <w:uiPriority xmlns:w="http://schemas.openxmlformats.org/wordprocessingml/2006/main" w:val="9"/>
+    <w:rPr xmlns:w="http://schemas.openxmlformats.org/wordprocessingml/2006/main">
+      <w:rFonts w:eastAsiaTheme="majorEastAsia" w:cstheme="majorBidi"/>
+      <w:i/>
+      <w:iCs/>
+      <w:color w:val="0F4761" w:themeColor="accent1" w:themeShade="BF"/>
+    </w:rPr>
+  </w:style>
+  <w:style xmlns:w14="http://schemas.microsoft.com/office/word/2010/wordml" xmlns:mc="http://schemas.openxmlformats.org/markup-compatibility/2006" xmlns:w="http://schemas.openxmlformats.org/wordprocessingml/2006/main" w:type="paragraph" w:styleId="Heading4" mc:Ignorable="w14">
+    <w:name xmlns:w="http://schemas.openxmlformats.org/wordprocessingml/2006/main" w:val="heading 4"/>
+    <w:basedOn xmlns:w="http://schemas.openxmlformats.org/wordprocessingml/2006/main" w:val="Normal"/>
+    <w:next xmlns:w="http://schemas.openxmlformats.org/wordprocessingml/2006/main" w:val="Normal"/>
+    <w:link xmlns:w="http://schemas.openxmlformats.org/wordprocessingml/2006/main" w:val="Heading4Char"/>
+    <w:uiPriority xmlns:w="http://schemas.openxmlformats.org/wordprocessingml/2006/main" w:val="9"/>
+    <w:unhideWhenUsed xmlns:w="http://schemas.openxmlformats.org/wordprocessingml/2006/main"/>
+    <w:qFormat xmlns:w="http://schemas.openxmlformats.org/wordprocessingml/2006/main"/>
+    <w:pPr xmlns:w="http://schemas.openxmlformats.org/wordprocessingml/2006/main">
+      <w:keepNext xmlns:w="http://schemas.openxmlformats.org/wordprocessingml/2006/main"/>
+      <w:keepLines xmlns:w="http://schemas.openxmlformats.org/wordprocessingml/2006/main"/>
+      <w:spacing xmlns:w="http://schemas.openxmlformats.org/wordprocessingml/2006/main" w:before="80" w:after="40"/>
+      <w:outlineLvl xmlns:w="http://schemas.openxmlformats.org/wordprocessingml/2006/main" w:val="3"/>
+    </w:pPr>
+    <w:rPr xmlns:w="http://schemas.openxmlformats.org/wordprocessingml/2006/main">
+      <w:rFonts w:eastAsiaTheme="majorEastAsia" w:cstheme="majorBidi"/>
+      <w:i/>
+      <w:iCs/>
+      <w:color w:val="0F4761" w:themeColor="accent1" w:themeShade="BF"/>
+    </w:rPr>
+  </w:style>
 </w:styles>
 </file>
 

--- a/TP-KB-251-Illia-Chernonoh-lpr.docx
+++ b/TP-KB-251-Illia-Chernonoh-lpr.docx
@@ -4,6 +4,3034 @@
   <w:body>
     <w:p>
       <w:pPr>
+        <w:spacing w:line="360" w:lineRule="auto"/>
+        <w:ind w:firstLine="0"/>
+        <w:jc w:val="center"/>
+        <w:rPr>
+          <w:rFonts w:ascii="Times New Roman" w:hAnsi="Times New Roman" w:eastAsia="Times New Roman" w:cs="Times New Roman"/>
+          <w:b w:val="0"/>
+          <w:bCs w:val="0"/>
+          <w:i w:val="0"/>
+          <w:iCs w:val="0"/>
+          <w:caps w:val="0"/>
+          <w:smallCaps w:val="0"/>
+          <w:noProof w:val="0"/>
+          <w:color w:val="000000" w:themeColor="text1" w:themeTint="FF" w:themeShade="FF"/>
+          <w:sz w:val="28"/>
+          <w:szCs w:val="28"/>
+          <w:lang w:val="uk-UA"/>
+        </w:rPr>
+      </w:pPr>
+      <w:r>
+        <w:rPr>
+          <w:rFonts w:ascii="Times New Roman" w:hAnsi="Times New Roman" w:eastAsia="Times New Roman" w:cs="Times New Roman"/>
+          <w:b w:val="1"/>
+          <w:bCs w:val="1"/>
+          <w:i w:val="0"/>
+          <w:iCs w:val="0"/>
+          <w:caps w:val="0"/>
+          <w:smallCaps w:val="0"/>
+          <w:noProof w:val="0"/>
+          <w:color w:val="000000" w:themeColor="text1" w:themeTint="FF" w:themeShade="FF"/>
+          <w:sz w:val="28"/>
+          <w:szCs w:val="28"/>
+          <w:lang w:val="uk-UA"/>
+        </w:rPr>
+        <w:t xml:space="preserve">Звіт про виконання практичних завдань до лекцій з курсу Технології програмування на мові </w:t>
+      </w:r>
+      <w:r>
+        <w:rPr>
+          <w:rFonts w:ascii="Times New Roman" w:hAnsi="Times New Roman" w:eastAsia="Times New Roman" w:cs="Times New Roman"/>
+          <w:b w:val="1"/>
+          <w:bCs w:val="1"/>
+          <w:i w:val="0"/>
+          <w:iCs w:val="0"/>
+          <w:caps w:val="0"/>
+          <w:smallCaps w:val="0"/>
+          <w:noProof w:val="0"/>
+          <w:color w:val="000000" w:themeColor="text1" w:themeTint="FF" w:themeShade="FF"/>
+          <w:sz w:val="28"/>
+          <w:szCs w:val="28"/>
+          <w:lang w:val="en-US"/>
+        </w:rPr>
+        <w:t>Python</w:t>
+      </w:r>
+    </w:p>
+    <w:p>
+      <w:pPr>
+        <w:spacing w:line="360" w:lineRule="auto"/>
+        <w:ind w:firstLine="720"/>
+        <w:jc w:val="right"/>
+        <w:rPr>
+          <w:rFonts w:ascii="Times New Roman" w:hAnsi="Times New Roman" w:eastAsia="Times New Roman" w:cs="Times New Roman"/>
+          <w:b w:val="0"/>
+          <w:bCs w:val="0"/>
+          <w:i w:val="0"/>
+          <w:iCs w:val="0"/>
+          <w:caps w:val="0"/>
+          <w:smallCaps w:val="0"/>
+          <w:noProof w:val="0"/>
+          <w:color w:val="000000" w:themeColor="text1" w:themeTint="FF" w:themeShade="FF"/>
+          <w:sz w:val="28"/>
+          <w:szCs w:val="28"/>
+          <w:lang w:val="uk-UA"/>
+        </w:rPr>
+      </w:pPr>
+      <w:r>
+        <w:rPr>
+          <w:rFonts w:ascii="Times New Roman" w:hAnsi="Times New Roman" w:eastAsia="Times New Roman" w:cs="Times New Roman"/>
+          <w:b w:val="0"/>
+          <w:bCs w:val="0"/>
+          <w:i w:val="0"/>
+          <w:iCs w:val="0"/>
+          <w:caps w:val="0"/>
+          <w:smallCaps w:val="0"/>
+          <w:noProof w:val="0"/>
+          <w:color w:val="000000" w:themeColor="text1" w:themeTint="FF" w:themeShade="FF"/>
+          <w:sz w:val="28"/>
+          <w:szCs w:val="28"/>
+          <w:lang w:val="uk-UA"/>
+        </w:rPr>
+        <w:t>Звіт до Теми №1</w:t>
+      </w:r>
+    </w:p>
+    <w:p>
+      <w:pPr>
+        <w:spacing w:line="360" w:lineRule="auto"/>
+        <w:ind w:firstLine="720"/>
+        <w:jc w:val="right"/>
+        <w:rPr>
+          <w:rFonts w:ascii="Times New Roman" w:hAnsi="Times New Roman" w:eastAsia="Times New Roman" w:cs="Times New Roman"/>
+          <w:b w:val="0"/>
+          <w:bCs w:val="0"/>
+          <w:i w:val="0"/>
+          <w:iCs w:val="0"/>
+          <w:caps w:val="0"/>
+          <w:smallCaps w:val="0"/>
+          <w:noProof w:val="0"/>
+          <w:color w:val="000000" w:themeColor="text1" w:themeTint="FF" w:themeShade="FF"/>
+          <w:sz w:val="28"/>
+          <w:szCs w:val="28"/>
+          <w:lang w:val="uk-UA"/>
+        </w:rPr>
+      </w:pPr>
+      <w:r>
+        <w:rPr>
+          <w:rFonts w:ascii="Times New Roman" w:hAnsi="Times New Roman" w:eastAsia="Times New Roman" w:cs="Times New Roman"/>
+          <w:b w:val="0"/>
+          <w:bCs w:val="0"/>
+          <w:i w:val="0"/>
+          <w:iCs w:val="0"/>
+          <w:caps w:val="0"/>
+          <w:smallCaps w:val="0"/>
+          <w:noProof w:val="0"/>
+          <w:color w:val="000000" w:themeColor="text1" w:themeTint="FF" w:themeShade="FF"/>
+          <w:sz w:val="28"/>
+          <w:szCs w:val="28"/>
+          <w:lang w:val="uk-UA"/>
+        </w:rPr>
+        <w:t>Функції та змінні</w:t>
+      </w:r>
+    </w:p>
+    <w:p>
+      <w:pPr>
+        <w:spacing w:line="360" w:lineRule="auto"/>
+        <w:ind w:firstLine="720"/>
+        <w:jc w:val="right"/>
+        <w:rPr>
+          <w:rFonts w:ascii="Times New Roman" w:hAnsi="Times New Roman" w:eastAsia="Times New Roman" w:cs="Times New Roman"/>
+          <w:b w:val="0"/>
+          <w:bCs w:val="0"/>
+          <w:i w:val="0"/>
+          <w:iCs w:val="0"/>
+          <w:caps w:val="0"/>
+          <w:smallCaps w:val="0"/>
+          <w:noProof w:val="0"/>
+          <w:color w:val="000000" w:themeColor="text1" w:themeTint="FF" w:themeShade="FF"/>
+          <w:sz w:val="28"/>
+          <w:szCs w:val="28"/>
+          <w:lang w:val="uk-UA"/>
+        </w:rPr>
+      </w:pPr>
+      <w:r>
+        <w:rPr>
+          <w:rFonts w:ascii="Times New Roman" w:hAnsi="Times New Roman" w:eastAsia="Times New Roman" w:cs="Times New Roman"/>
+          <w:b w:val="0"/>
+          <w:bCs w:val="0"/>
+          <w:i w:val="0"/>
+          <w:iCs w:val="0"/>
+          <w:caps w:val="0"/>
+          <w:smallCaps w:val="0"/>
+          <w:noProof w:val="0"/>
+          <w:color w:val="000000" w:themeColor="text1" w:themeTint="FF" w:themeShade="FF"/>
+          <w:sz w:val="28"/>
+          <w:szCs w:val="28"/>
+          <w:lang w:val="uk-UA"/>
+        </w:rPr>
+        <w:t>Виконав Черноног Iлля</w:t>
+      </w:r>
+    </w:p>
+    <w:p>
+      <w:pPr>
+        <w:spacing w:line="360" w:lineRule="auto"/>
+        <w:ind w:firstLine="720"/>
+        <w:jc w:val="right"/>
+        <w:rPr>
+          <w:rFonts w:ascii="Times New Roman" w:hAnsi="Times New Roman" w:eastAsia="Times New Roman" w:cs="Times New Roman"/>
+          <w:b w:val="0"/>
+          <w:bCs w:val="0"/>
+          <w:i w:val="0"/>
+          <w:iCs w:val="0"/>
+          <w:caps w:val="0"/>
+          <w:smallCaps w:val="0"/>
+          <w:noProof w:val="0"/>
+          <w:color w:val="000000" w:themeColor="text1" w:themeTint="FF" w:themeShade="FF"/>
+          <w:sz w:val="28"/>
+          <w:szCs w:val="28"/>
+          <w:lang w:val="uk-UA"/>
+        </w:rPr>
+      </w:pPr>
+      <w:r>
+        <w:rPr>
+          <w:rFonts w:ascii="Times New Roman" w:hAnsi="Times New Roman" w:eastAsia="Times New Roman" w:cs="Times New Roman"/>
+          <w:b w:val="0"/>
+          <w:bCs w:val="0"/>
+          <w:i w:val="0"/>
+          <w:iCs w:val="0"/>
+          <w:caps w:val="0"/>
+          <w:smallCaps w:val="0"/>
+          <w:noProof w:val="0"/>
+          <w:color w:val="000000" w:themeColor="text1" w:themeTint="FF" w:themeShade="FF"/>
+          <w:sz w:val="28"/>
+          <w:szCs w:val="28"/>
+          <w:lang w:val="uk-UA"/>
+        </w:rPr>
+        <w:t>КБ-251</w:t>
+      </w:r>
+    </w:p>
+    <w:p>
+      <w:pPr>
+        <w:spacing w:line="360" w:lineRule="auto"/>
+        <w:ind w:firstLine="720"/>
+        <w:jc w:val="both"/>
+        <w:rPr>
+          <w:rFonts w:ascii="Times New Roman" w:hAnsi="Times New Roman" w:eastAsia="Times New Roman" w:cs="Times New Roman"/>
+          <w:b w:val="0"/>
+          <w:bCs w:val="0"/>
+          <w:i w:val="0"/>
+          <w:iCs w:val="0"/>
+          <w:caps w:val="0"/>
+          <w:smallCaps w:val="0"/>
+          <w:noProof w:val="0"/>
+          <w:color w:val="000000" w:themeColor="text1" w:themeTint="FF" w:themeShade="FF"/>
+          <w:sz w:val="28"/>
+          <w:szCs w:val="28"/>
+          <w:lang w:val="uk-UA"/>
+        </w:rPr>
+      </w:pPr>
+      <w:r>
+        <w:rPr>
+          <w:rFonts w:ascii="Times New Roman" w:hAnsi="Times New Roman" w:eastAsia="Times New Roman" w:cs="Times New Roman"/>
+          <w:b w:val="0"/>
+          <w:bCs w:val="0"/>
+          <w:i w:val="0"/>
+          <w:iCs w:val="0"/>
+          <w:caps w:val="0"/>
+          <w:smallCaps w:val="0"/>
+          <w:noProof w:val="0"/>
+          <w:color w:val="000000" w:themeColor="text1" w:themeTint="FF" w:themeShade="FF"/>
+          <w:sz w:val="28"/>
+          <w:szCs w:val="28"/>
+          <w:lang w:val="uk-UA"/>
+        </w:rPr>
+        <w:t>Під час виконання практичного завдання до Теми №1 було надано варіанти рішення до наступних задач:</w:t>
+      </w:r>
+    </w:p>
+    <w:p>
+      <w:pPr>
+        <w:spacing w:line="360" w:lineRule="auto"/>
+        <w:ind w:firstLine="720"/>
+        <w:jc w:val="both"/>
+        <w:rPr>
+          <w:rFonts w:ascii="Times New Roman" w:hAnsi="Times New Roman" w:eastAsia="Times New Roman" w:cs="Times New Roman"/>
+          <w:b w:val="0"/>
+          <w:bCs w:val="0"/>
+          <w:i w:val="0"/>
+          <w:iCs w:val="0"/>
+          <w:caps w:val="0"/>
+          <w:smallCaps w:val="0"/>
+          <w:noProof w:val="0"/>
+          <w:color w:val="000000" w:themeColor="text1" w:themeTint="FF" w:themeShade="FF"/>
+          <w:sz w:val="28"/>
+          <w:szCs w:val="28"/>
+          <w:lang w:val="uk-UA"/>
+        </w:rPr>
+      </w:pPr>
+      <w:r>
+        <w:rPr>
+          <w:rFonts w:ascii="Times New Roman" w:hAnsi="Times New Roman" w:eastAsia="Times New Roman" w:cs="Times New Roman"/>
+          <w:b w:val="1"/>
+          <w:bCs w:val="1"/>
+          <w:i w:val="0"/>
+          <w:iCs w:val="0"/>
+          <w:caps w:val="0"/>
+          <w:smallCaps w:val="0"/>
+          <w:noProof w:val="0"/>
+          <w:color w:val="000000" w:themeColor="text1" w:themeTint="FF" w:themeShade="FF"/>
+          <w:sz w:val="28"/>
+          <w:szCs w:val="28"/>
+          <w:lang w:val="uk-UA"/>
+        </w:rPr>
+        <w:t>Перетворення рядка</w:t>
+      </w:r>
+    </w:p>
+    <w:p>
+      <w:pPr>
+        <w:spacing w:line="360" w:lineRule="auto"/>
+        <w:ind w:firstLine="720"/>
+        <w:jc w:val="both"/>
+        <w:rPr>
+          <w:rFonts w:ascii="Times New Roman" w:hAnsi="Times New Roman" w:eastAsia="Times New Roman" w:cs="Times New Roman"/>
+          <w:b w:val="0"/>
+          <w:bCs w:val="0"/>
+          <w:i w:val="0"/>
+          <w:iCs w:val="0"/>
+          <w:caps w:val="0"/>
+          <w:smallCaps w:val="0"/>
+          <w:noProof w:val="0"/>
+          <w:color w:val="000000" w:themeColor="text1" w:themeTint="FF" w:themeShade="FF"/>
+          <w:sz w:val="28"/>
+          <w:szCs w:val="28"/>
+          <w:lang w:val="uk-UA"/>
+        </w:rPr>
+      </w:pPr>
+      <w:r>
+        <w:rPr>
+          <w:rFonts w:ascii="Times New Roman" w:hAnsi="Times New Roman" w:eastAsia="Times New Roman" w:cs="Times New Roman"/>
+          <w:b w:val="0"/>
+          <w:bCs w:val="0"/>
+          <w:i w:val="0"/>
+          <w:iCs w:val="0"/>
+          <w:caps w:val="0"/>
+          <w:smallCaps w:val="0"/>
+          <w:noProof w:val="0"/>
+          <w:color w:val="000000" w:themeColor="text1" w:themeTint="FF" w:themeShade="FF"/>
+          <w:sz w:val="28"/>
+          <w:szCs w:val="28"/>
+          <w:lang w:val="uk-UA"/>
+        </w:rPr>
+        <w:t xml:space="preserve">Необхідно рядок, що має вигляд </w:t>
+      </w:r>
+      <w:r>
+        <w:rPr>
+          <w:rFonts w:ascii="Times New Roman" w:hAnsi="Times New Roman" w:eastAsia="Times New Roman" w:cs="Times New Roman"/>
+          <w:b w:val="0"/>
+          <w:bCs w:val="0"/>
+          <w:i w:val="0"/>
+          <w:iCs w:val="0"/>
+          <w:caps w:val="0"/>
+          <w:smallCaps w:val="0"/>
+          <w:noProof w:val="0"/>
+          <w:color w:val="000000" w:themeColor="text1" w:themeTint="FF" w:themeShade="FF"/>
+          <w:sz w:val="28"/>
+          <w:szCs w:val="28"/>
+          <w:highlight w:val="yellow"/>
+          <w:lang w:val="uk-UA"/>
+        </w:rPr>
+        <w:t>"abcdefg123"</w:t>
+      </w:r>
+      <w:r>
+        <w:rPr>
+          <w:rFonts w:ascii="Times New Roman" w:hAnsi="Times New Roman" w:eastAsia="Times New Roman" w:cs="Times New Roman"/>
+          <w:b w:val="0"/>
+          <w:bCs w:val="0"/>
+          <w:i w:val="0"/>
+          <w:iCs w:val="0"/>
+          <w:caps w:val="0"/>
+          <w:smallCaps w:val="0"/>
+          <w:noProof w:val="0"/>
+          <w:color w:val="000000" w:themeColor="text1" w:themeTint="FF" w:themeShade="FF"/>
+          <w:sz w:val="28"/>
+          <w:szCs w:val="28"/>
+          <w:lang w:val="uk-UA"/>
+        </w:rPr>
+        <w:t xml:space="preserve"> перетворити наступним чином </w:t>
+      </w:r>
+      <w:r>
+        <w:rPr>
+          <w:rFonts w:ascii="Times New Roman" w:hAnsi="Times New Roman" w:eastAsia="Times New Roman" w:cs="Times New Roman"/>
+          <w:b w:val="0"/>
+          <w:bCs w:val="0"/>
+          <w:i w:val="0"/>
+          <w:iCs w:val="0"/>
+          <w:caps w:val="0"/>
+          <w:smallCaps w:val="0"/>
+          <w:noProof w:val="0"/>
+          <w:color w:val="000000" w:themeColor="text1" w:themeTint="FF" w:themeShade="FF"/>
+          <w:sz w:val="28"/>
+          <w:szCs w:val="28"/>
+          <w:highlight w:val="yellow"/>
+          <w:lang w:val="uk-UA"/>
+        </w:rPr>
+        <w:t>"321gfedcba"</w:t>
+      </w:r>
+      <w:r>
+        <w:rPr>
+          <w:rFonts w:ascii="Times New Roman" w:hAnsi="Times New Roman" w:eastAsia="Times New Roman" w:cs="Times New Roman"/>
+          <w:b w:val="0"/>
+          <w:bCs w:val="0"/>
+          <w:i w:val="0"/>
+          <w:iCs w:val="0"/>
+          <w:caps w:val="0"/>
+          <w:smallCaps w:val="0"/>
+          <w:noProof w:val="0"/>
+          <w:color w:val="000000" w:themeColor="text1" w:themeTint="FF" w:themeShade="FF"/>
+          <w:sz w:val="28"/>
+          <w:szCs w:val="28"/>
+          <w:lang w:val="uk-UA"/>
+        </w:rPr>
+        <w:t>, вважаючи сталою довжину рядку в 10 символів.</w:t>
+      </w:r>
+    </w:p>
+    <w:p>
+      <w:pPr>
+        <w:spacing w:line="360" w:lineRule="auto"/>
+        <w:ind w:firstLine="720"/>
+        <w:jc w:val="both"/>
+        <w:rPr>
+          <w:rFonts w:ascii="Times New Roman" w:hAnsi="Times New Roman" w:eastAsia="Times New Roman" w:cs="Times New Roman"/>
+          <w:b w:val="0"/>
+          <w:bCs w:val="0"/>
+          <w:i w:val="0"/>
+          <w:iCs w:val="0"/>
+          <w:caps w:val="0"/>
+          <w:smallCaps w:val="0"/>
+          <w:noProof w:val="0"/>
+          <w:color w:val="000000" w:themeColor="text1" w:themeTint="FF" w:themeShade="FF"/>
+          <w:sz w:val="28"/>
+          <w:szCs w:val="28"/>
+          <w:lang w:val="uk-UA"/>
+        </w:rPr>
+      </w:pPr>
+      <w:r>
+        <w:rPr>
+          <w:rFonts w:ascii="Times New Roman" w:hAnsi="Times New Roman" w:eastAsia="Times New Roman" w:cs="Times New Roman"/>
+          <w:b w:val="0"/>
+          <w:bCs w:val="0"/>
+          <w:i w:val="0"/>
+          <w:iCs w:val="0"/>
+          <w:caps w:val="0"/>
+          <w:smallCaps w:val="0"/>
+          <w:noProof w:val="0"/>
+          <w:color w:val="000000" w:themeColor="text1" w:themeTint="FF" w:themeShade="FF"/>
+          <w:sz w:val="28"/>
+          <w:szCs w:val="28"/>
+          <w:lang w:val="uk-UA"/>
+        </w:rPr>
+        <w:t>Хід виконання завдання:</w:t>
+      </w:r>
+    </w:p>
+    <w:p>
+      <w:pPr>
+        <w:spacing w:line="360" w:lineRule="auto"/>
+        <w:ind w:firstLine="720"/>
+        <w:jc w:val="both"/>
+        <w:rPr>
+          <w:rFonts w:ascii="Times New Roman" w:hAnsi="Times New Roman" w:eastAsia="Times New Roman" w:cs="Times New Roman"/>
+          <w:b w:val="0"/>
+          <w:bCs w:val="0"/>
+          <w:i w:val="0"/>
+          <w:iCs w:val="0"/>
+          <w:caps w:val="0"/>
+          <w:smallCaps w:val="0"/>
+          <w:noProof w:val="0"/>
+          <w:color w:val="000000" w:themeColor="text1" w:themeTint="FF" w:themeShade="FF"/>
+          <w:sz w:val="28"/>
+          <w:szCs w:val="28"/>
+          <w:lang w:val="uk-UA"/>
+        </w:rPr>
+      </w:pPr>
+      <w:r>
+        <w:rPr>
+          <w:rFonts w:ascii="Times New Roman" w:hAnsi="Times New Roman" w:eastAsia="Times New Roman" w:cs="Times New Roman"/>
+          <w:b w:val="0"/>
+          <w:bCs w:val="0"/>
+          <w:i w:val="0"/>
+          <w:iCs w:val="0"/>
+          <w:caps w:val="0"/>
+          <w:smallCaps w:val="0"/>
+          <w:noProof w:val="0"/>
+          <w:color w:val="000000" w:themeColor="text1" w:themeTint="FF" w:themeShade="FF"/>
+          <w:sz w:val="28"/>
+          <w:szCs w:val="28"/>
+          <w:lang w:val="uk-UA"/>
+        </w:rPr>
+        <w:t xml:space="preserve">Для перетворення рядка використовується зворотний зріз </w:t>
+      </w:r>
+      <w:r>
+        <w:rPr>
+          <w:rFonts w:ascii="Consolas" w:hAnsi="Consolas" w:eastAsia="Consolas" w:cs="Consolas"/>
+          <w:b w:val="0"/>
+          <w:bCs w:val="0"/>
+          <w:i w:val="0"/>
+          <w:iCs w:val="0"/>
+          <w:caps w:val="0"/>
+          <w:smallCaps w:val="0"/>
+          <w:noProof w:val="0"/>
+          <w:color w:val="000000" w:themeColor="text1" w:themeTint="FF" w:themeShade="FF"/>
+          <w:sz w:val="28"/>
+          <w:szCs w:val="28"/>
+          <w:lang w:val="uk-UA"/>
+        </w:rPr>
+        <w:t>[::-1]</w:t>
+      </w:r>
+      <w:r>
+        <w:rPr>
+          <w:rFonts w:ascii="Times New Roman" w:hAnsi="Times New Roman" w:eastAsia="Times New Roman" w:cs="Times New Roman"/>
+          <w:b w:val="0"/>
+          <w:bCs w:val="0"/>
+          <w:i w:val="0"/>
+          <w:iCs w:val="0"/>
+          <w:caps w:val="0"/>
+          <w:smallCaps w:val="0"/>
+          <w:noProof w:val="0"/>
+          <w:color w:val="000000" w:themeColor="text1" w:themeTint="FF" w:themeShade="FF"/>
+          <w:sz w:val="28"/>
+          <w:szCs w:val="28"/>
+          <w:lang w:val="uk-UA"/>
+        </w:rPr>
+        <w:t>, який змінює порядок символів рядка на протилежний. Оскільки довжина рядка є фіксованою (10 символів), результат завжди буде мати такий самий розмір.</w:t>
+      </w:r>
+    </w:p>
+    <w:p>
+      <w:pPr>
+        <w:spacing w:line="360" w:lineRule="auto"/>
+        <w:ind w:firstLine="720"/>
+        <w:jc w:val="both"/>
+        <w:rPr>
+          <w:rFonts w:ascii="Times New Roman" w:hAnsi="Times New Roman" w:eastAsia="Times New Roman" w:cs="Times New Roman"/>
+          <w:b w:val="0"/>
+          <w:bCs w:val="0"/>
+          <w:i w:val="0"/>
+          <w:iCs w:val="0"/>
+          <w:caps w:val="0"/>
+          <w:smallCaps w:val="0"/>
+          <w:noProof w:val="0"/>
+          <w:color w:val="000000" w:themeColor="text1" w:themeTint="FF" w:themeShade="FF"/>
+          <w:sz w:val="28"/>
+          <w:szCs w:val="28"/>
+          <w:lang w:val="uk-UA"/>
+        </w:rPr>
+      </w:pPr>
+      <w:r>
+        <w:rPr>
+          <w:rFonts w:ascii="Times New Roman" w:hAnsi="Times New Roman" w:eastAsia="Times New Roman" w:cs="Times New Roman"/>
+          <w:b w:val="0"/>
+          <w:bCs w:val="0"/>
+          <w:i w:val="0"/>
+          <w:iCs w:val="0"/>
+          <w:caps w:val="0"/>
+          <w:smallCaps w:val="0"/>
+          <w:noProof w:val="0"/>
+          <w:color w:val="000000" w:themeColor="text1" w:themeTint="FF" w:themeShade="FF"/>
+          <w:sz w:val="28"/>
+          <w:szCs w:val="28"/>
+          <w:lang w:val="uk-UA"/>
+        </w:rPr>
+        <w:t xml:space="preserve">Посилання на </w:t>
+      </w:r>
+      <w:r>
+        <w:rPr>
+          <w:rFonts w:ascii="Times New Roman" w:hAnsi="Times New Roman" w:eastAsia="Times New Roman" w:cs="Times New Roman"/>
+          <w:b w:val="0"/>
+          <w:bCs w:val="0"/>
+          <w:i w:val="0"/>
+          <w:iCs w:val="0"/>
+          <w:caps w:val="0"/>
+          <w:smallCaps w:val="0"/>
+          <w:noProof w:val="0"/>
+          <w:color w:val="000000" w:themeColor="text1" w:themeTint="FF" w:themeShade="FF"/>
+          <w:sz w:val="28"/>
+          <w:szCs w:val="28"/>
+          <w:lang w:val="en-US"/>
+        </w:rPr>
+        <w:t>github</w:t>
+      </w:r>
+      <w:r>
+        <w:rPr>
+          <w:rFonts w:ascii="Times New Roman" w:hAnsi="Times New Roman" w:eastAsia="Times New Roman" w:cs="Times New Roman"/>
+          <w:b w:val="0"/>
+          <w:bCs w:val="0"/>
+          <w:i w:val="0"/>
+          <w:iCs w:val="0"/>
+          <w:caps w:val="0"/>
+          <w:smallCaps w:val="0"/>
+          <w:noProof w:val="0"/>
+          <w:color w:val="000000" w:themeColor="text1" w:themeTint="FF" w:themeShade="FF"/>
+          <w:sz w:val="28"/>
+          <w:szCs w:val="28"/>
+          <w:lang w:val="ru-RU"/>
+        </w:rPr>
+        <w:t>:</w:t>
+      </w:r>
+    </w:p>
+    <w:p>
+      <w:pPr>
+        <w:spacing w:line="360" w:lineRule="auto"/>
+        <w:ind w:firstLine="720"/>
+        <w:jc w:val="both"/>
+        <w:rPr>
+          <w:rFonts w:ascii="Times New Roman" w:hAnsi="Times New Roman" w:eastAsia="Times New Roman" w:cs="Times New Roman"/>
+          <w:b w:val="0"/>
+          <w:bCs w:val="0"/>
+          <w:i w:val="0"/>
+          <w:iCs w:val="0"/>
+          <w:caps w:val="0"/>
+          <w:smallCaps w:val="0"/>
+          <w:noProof w:val="0"/>
+          <w:color w:val="000000" w:themeColor="text1" w:themeTint="FF" w:themeShade="FF"/>
+          <w:sz w:val="28"/>
+          <w:szCs w:val="28"/>
+          <w:lang w:val="uk-UA"/>
+        </w:rPr>
+      </w:pPr>
+      <w:hyperlink r:id="R43103bb374e341d1">
+        <w:r>
+          <w:rPr>
+            <w:rStyle w:val="Hyperlink"/>
+            <w:b w:val="0"/>
+            <w:bCs w:val="0"/>
+            <w:i w:val="0"/>
+            <w:iCs w:val="0"/>
+            <w:caps w:val="0"/>
+            <w:smallCaps w:val="0"/>
+            <w:strike w:val="0"/>
+            <w:dstrike w:val="0"/>
+            <w:noProof w:val="0"/>
+            <w:lang w:val="ru-RU"/>
+          </w:rPr>
+          <w:t>https://github.com/Akimoree/TP-KB-251-Illia-Chernonoh</w:t>
+        </w:r>
+      </w:hyperlink>
+    </w:p>
+    <w:p>
+      <w:pPr>
+        <w:spacing w:line="360" w:lineRule="auto"/>
+        <w:ind w:firstLine="720"/>
+        <w:jc w:val="both"/>
+        <w:rPr>
+          <w:rFonts w:ascii="Times New Roman" w:hAnsi="Times New Roman" w:eastAsia="Times New Roman" w:cs="Times New Roman"/>
+          <w:b w:val="0"/>
+          <w:bCs w:val="0"/>
+          <w:i w:val="0"/>
+          <w:iCs w:val="0"/>
+          <w:caps w:val="0"/>
+          <w:smallCaps w:val="0"/>
+          <w:noProof w:val="0"/>
+          <w:color w:val="000000" w:themeColor="text1" w:themeTint="FF" w:themeShade="FF"/>
+          <w:sz w:val="28"/>
+          <w:szCs w:val="28"/>
+          <w:lang w:val="uk-UA"/>
+        </w:rPr>
+      </w:pPr>
+    </w:p>
+    <w:p>
+      <w:r>
+        <w:br w:type="page"/>
+      </w:r>
+    </w:p>
+    <w:p>
+      <w:pPr>
+        <w:pStyle w:val="Normal"/>
+        <w:spacing w:line="360" w:lineRule="auto"/>
+        <w:ind w:firstLine="720"/>
+        <w:jc w:val="both"/>
+      </w:pPr>
+      <w:r>
+        <w:rPr>
+          <w:rFonts w:ascii="Times New Roman" w:hAnsi="Times New Roman" w:eastAsia="Times New Roman" w:cs="Times New Roman"/>
+          <w:b w:val="0"/>
+          <w:bCs w:val="0"/>
+          <w:i w:val="0"/>
+          <w:iCs w:val="0"/>
+          <w:caps w:val="0"/>
+          <w:smallCaps w:val="0"/>
+          <w:noProof w:val="0"/>
+          <w:color w:val="000000" w:themeColor="text1" w:themeTint="FF" w:themeShade="FF"/>
+          <w:sz w:val="28"/>
+          <w:szCs w:val="28"/>
+          <w:lang w:val="uk-UA"/>
+        </w:rPr>
+        <w:t>Текст програми до task 1:</w:t>
+      </w:r>
+    </w:p>
+    <w:p>
+      <w:pPr>
+        <w:pStyle w:val="Normal"/>
+        <w:spacing w:line="360" w:lineRule="auto"/>
+        <w:ind w:firstLine="720"/>
+        <w:jc w:val="center"/>
+      </w:pPr>
+      <w:r>
+        <w:drawing>
+          <wp:inline wp14:editId="4AF8D995" wp14:anchorId="575066E9">
+            <wp:extent cx="3610479" cy="2343477"/>
+            <wp:effectExtent l="0" t="0" r="0" b="0"/>
+            <wp:docPr id="735137239" name="drawing"/>
+            <wp:cNvGraphicFramePr>
+              <a:graphicFrameLocks noChangeAspect="1"/>
+            </wp:cNvGraphicFramePr>
+            <a:graphic>
+              <a:graphicData xmlns:a="http://schemas.openxmlformats.org/drawingml/2006/main" uri="http://schemas.openxmlformats.org/drawingml/2006/picture">
+                <pic:pic xmlns:pic="http://schemas.openxmlformats.org/drawingml/2006/picture">
+                  <pic:nvPicPr>
+                    <pic:cNvPr id="735137239" name="Picture 735137239"/>
+                    <pic:cNvPicPr/>
+                  </pic:nvPicPr>
+                  <pic:blipFill>
+                    <a:blip xmlns:r="http://schemas.openxmlformats.org/officeDocument/2006/relationships" r:embed="rId1073577870">
+                      <a:extLst>
+                        <a:ext uri="{28A0092B-C50C-407E-A947-70E740481C1C}">
+                          <a14:useLocalDpi xmlns:a14="http://schemas.microsoft.com/office/drawing/2010/main"/>
+                        </a:ext>
+                      </a:extLst>
+                    </a:blip>
+                    <a:stretch>
+                      <a:fillRect/>
+                    </a:stretch>
+                  </pic:blipFill>
+                  <pic:spPr>
+                    <a:xfrm>
+                      <a:off x="0" y="0"/>
+                      <a:ext cx="3610479" cy="2343477"/>
+                    </a:xfrm>
+                    <a:prstGeom prst="rect">
+                      <a:avLst/>
+                    </a:prstGeom>
+                  </pic:spPr>
+                </pic:pic>
+              </a:graphicData>
+            </a:graphic>
+          </wp:inline>
+        </w:drawing>
+      </w:r>
+    </w:p>
+    <w:p>
+      <w:pPr>
+        <w:pStyle w:val="Normal"/>
+        <w:spacing w:line="360" w:lineRule="auto"/>
+        <w:ind w:firstLine="720"/>
+        <w:jc w:val="left"/>
+      </w:pPr>
+      <w:r>
+        <w:rPr>
+          <w:rFonts w:ascii="Times New Roman" w:hAnsi="Times New Roman" w:eastAsia="Times New Roman" w:cs="Times New Roman"/>
+          <w:b w:val="0"/>
+          <w:bCs w:val="0"/>
+          <w:i w:val="0"/>
+          <w:iCs w:val="0"/>
+          <w:caps w:val="0"/>
+          <w:smallCaps w:val="0"/>
+          <w:noProof w:val="0"/>
+          <w:color w:val="000000" w:themeColor="text1" w:themeTint="FF" w:themeShade="FF"/>
+          <w:sz w:val="28"/>
+          <w:szCs w:val="28"/>
+          <w:lang w:val="uk-UA"/>
+        </w:rPr>
+        <w:t>Pезультат:</w:t>
+      </w:r>
+    </w:p>
+    <w:p>
+      <w:pPr>
+        <w:pStyle w:val="Normal"/>
+        <w:spacing w:line="360" w:lineRule="auto"/>
+        <w:ind w:firstLine="0"/>
+        <w:jc w:val="left"/>
+      </w:pPr>
+      <w:r>
+        <w:drawing>
+          <wp:inline wp14:editId="3B0E664A" wp14:anchorId="7F39DE9A">
+            <wp:extent cx="5943600" cy="552450"/>
+            <wp:effectExtent l="0" t="0" r="0" b="0"/>
+            <wp:docPr id="1390437937" name="drawing"/>
+            <wp:cNvGraphicFramePr>
+              <a:graphicFrameLocks noChangeAspect="1"/>
+            </wp:cNvGraphicFramePr>
+            <a:graphic>
+              <a:graphicData xmlns:a="http://schemas.openxmlformats.org/drawingml/2006/main" uri="http://schemas.openxmlformats.org/drawingml/2006/picture">
+                <pic:pic xmlns:pic="http://schemas.openxmlformats.org/drawingml/2006/picture">
+                  <pic:nvPicPr>
+                    <pic:cNvPr id="1390437937" name="Picture 1390437937"/>
+                    <pic:cNvPicPr/>
+                  </pic:nvPicPr>
+                  <pic:blipFill>
+                    <a:blip xmlns:r="http://schemas.openxmlformats.org/officeDocument/2006/relationships" r:embed="rId684801110">
+                      <a:extLst>
+                        <a:ext uri="{28A0092B-C50C-407E-A947-70E740481C1C}">
+                          <a14:useLocalDpi xmlns:a14="http://schemas.microsoft.com/office/drawing/2010/main"/>
+                        </a:ext>
+                      </a:extLst>
+                    </a:blip>
+                    <a:stretch>
+                      <a:fillRect/>
+                    </a:stretch>
+                  </pic:blipFill>
+                  <pic:spPr>
+                    <a:xfrm>
+                      <a:off x="0" y="0"/>
+                      <a:ext cx="5943600" cy="552450"/>
+                    </a:xfrm>
+                    <a:prstGeom prst="rect">
+                      <a:avLst/>
+                    </a:prstGeom>
+                  </pic:spPr>
+                </pic:pic>
+              </a:graphicData>
+            </a:graphic>
+          </wp:inline>
+        </w:drawing>
+      </w:r>
+      <w:r>
+        <w:rPr>
+          <w:rFonts w:ascii="Times New Roman" w:hAnsi="Times New Roman" w:eastAsia="Times New Roman" w:cs="Times New Roman"/>
+          <w:b w:val="0"/>
+          <w:bCs w:val="0"/>
+          <w:i w:val="0"/>
+          <w:iCs w:val="0"/>
+          <w:caps w:val="0"/>
+          <w:smallCaps w:val="0"/>
+          <w:noProof w:val="0"/>
+          <w:color w:val="000000" w:themeColor="text1" w:themeTint="FF" w:themeShade="FF"/>
+          <w:sz w:val="28"/>
+          <w:szCs w:val="28"/>
+          <w:lang w:val="uk-UA"/>
+        </w:rPr>
+        <w:t xml:space="preserve">Текст програми до </w:t>
+      </w:r>
+      <w:r>
+        <w:rPr>
+          <w:rFonts w:ascii="Times New Roman" w:hAnsi="Times New Roman" w:eastAsia="Times New Roman" w:cs="Times New Roman"/>
+          <w:b w:val="0"/>
+          <w:bCs w:val="0"/>
+          <w:i w:val="0"/>
+          <w:iCs w:val="0"/>
+          <w:caps w:val="0"/>
+          <w:smallCaps w:val="0"/>
+          <w:noProof w:val="0"/>
+          <w:color w:val="000000" w:themeColor="text1" w:themeTint="FF" w:themeShade="FF"/>
+          <w:sz w:val="28"/>
+          <w:szCs w:val="28"/>
+          <w:lang w:val="uk-UA"/>
+        </w:rPr>
+        <w:t>tas</w:t>
+      </w:r>
+      <w:r>
+        <w:rPr>
+          <w:rFonts w:ascii="Times New Roman" w:hAnsi="Times New Roman" w:eastAsia="Times New Roman" w:cs="Times New Roman"/>
+          <w:b w:val="0"/>
+          <w:bCs w:val="0"/>
+          <w:i w:val="0"/>
+          <w:iCs w:val="0"/>
+          <w:caps w:val="0"/>
+          <w:smallCaps w:val="0"/>
+          <w:noProof w:val="0"/>
+          <w:color w:val="000000" w:themeColor="text1" w:themeTint="FF" w:themeShade="FF"/>
+          <w:sz w:val="28"/>
+          <w:szCs w:val="28"/>
+          <w:lang w:val="uk-UA"/>
+        </w:rPr>
+        <w:t>k</w:t>
+      </w:r>
+      <w:r>
+        <w:rPr>
+          <w:rFonts w:ascii="Times New Roman" w:hAnsi="Times New Roman" w:eastAsia="Times New Roman" w:cs="Times New Roman"/>
+          <w:b w:val="0"/>
+          <w:bCs w:val="0"/>
+          <w:i w:val="0"/>
+          <w:iCs w:val="0"/>
+          <w:caps w:val="0"/>
+          <w:smallCaps w:val="0"/>
+          <w:noProof w:val="0"/>
+          <w:color w:val="000000" w:themeColor="text1" w:themeTint="FF" w:themeShade="FF"/>
+          <w:sz w:val="28"/>
+          <w:szCs w:val="28"/>
+          <w:lang w:val="uk-UA"/>
+        </w:rPr>
+        <w:t xml:space="preserve"> 2:</w:t>
+      </w:r>
+    </w:p>
+    <w:p>
+      <w:pPr>
+        <w:pStyle w:val="Normal"/>
+        <w:spacing w:line="360" w:lineRule="auto"/>
+        <w:ind w:firstLine="0"/>
+        <w:jc w:val="left"/>
+      </w:pPr>
+    </w:p>
+    <w:p>
+      <w:pPr>
+        <w:pStyle w:val="Normal"/>
+        <w:spacing w:line="360" w:lineRule="auto"/>
+        <w:ind w:firstLine="0"/>
+        <w:jc w:val="center"/>
+      </w:pPr>
+      <w:r>
+        <w:drawing>
+          <wp:inline wp14:editId="0177106C" wp14:anchorId="59F97A4F">
+            <wp:extent cx="2648150" cy="3096057"/>
+            <wp:effectExtent l="0" t="0" r="0" b="0"/>
+            <wp:docPr id="960769911" name="drawing"/>
+            <wp:cNvGraphicFramePr>
+              <a:graphicFrameLocks noChangeAspect="1"/>
+            </wp:cNvGraphicFramePr>
+            <a:graphic>
+              <a:graphicData xmlns:a="http://schemas.openxmlformats.org/drawingml/2006/main" uri="http://schemas.openxmlformats.org/drawingml/2006/picture">
+                <pic:pic xmlns:pic="http://schemas.openxmlformats.org/drawingml/2006/picture">
+                  <pic:nvPicPr>
+                    <pic:cNvPr id="960769911" name="Picture 960769911"/>
+                    <pic:cNvPicPr/>
+                  </pic:nvPicPr>
+                  <pic:blipFill>
+                    <a:blip xmlns:r="http://schemas.openxmlformats.org/officeDocument/2006/relationships" r:embed="rId228226939">
+                      <a:extLst>
+                        <a:ext uri="{28A0092B-C50C-407E-A947-70E740481C1C}">
+                          <a14:useLocalDpi xmlns:a14="http://schemas.microsoft.com/office/drawing/2010/main"/>
+                        </a:ext>
+                      </a:extLst>
+                    </a:blip>
+                    <a:stretch>
+                      <a:fillRect/>
+                    </a:stretch>
+                  </pic:blipFill>
+                  <pic:spPr>
+                    <a:xfrm rot="0">
+                      <a:off x="0" y="0"/>
+                      <a:ext cx="2648150" cy="3096057"/>
+                    </a:xfrm>
+                    <a:prstGeom prst="rect">
+                      <a:avLst/>
+                    </a:prstGeom>
+                  </pic:spPr>
+                </pic:pic>
+              </a:graphicData>
+            </a:graphic>
+          </wp:inline>
+        </w:drawing>
+      </w:r>
+    </w:p>
+    <w:p>
+      <w:pPr>
+        <w:pStyle w:val="Normal"/>
+        <w:spacing w:line="360" w:lineRule="auto"/>
+        <w:ind w:firstLine="0"/>
+        <w:jc w:val="left"/>
+      </w:pPr>
+      <w:r>
+        <w:rPr/>
+        <w:t>Результат:</w:t>
+      </w:r>
+    </w:p>
+    <w:p>
+      <w:pPr>
+        <w:pStyle w:val="Normal"/>
+        <w:spacing w:line="360" w:lineRule="auto"/>
+        <w:ind w:firstLine="0"/>
+        <w:jc w:val="center"/>
+      </w:pPr>
+      <w:r>
+        <w:drawing>
+          <wp:inline wp14:editId="42B48E4B" wp14:anchorId="34629CFC">
+            <wp:extent cx="3381847" cy="1200318"/>
+            <wp:effectExtent l="0" t="0" r="0" b="0"/>
+            <wp:docPr id="1329754605" name="drawing"/>
+            <wp:cNvGraphicFramePr>
+              <a:graphicFrameLocks noChangeAspect="1"/>
+            </wp:cNvGraphicFramePr>
+            <a:graphic>
+              <a:graphicData xmlns:a="http://schemas.openxmlformats.org/drawingml/2006/main" uri="http://schemas.openxmlformats.org/drawingml/2006/picture">
+                <pic:pic xmlns:pic="http://schemas.openxmlformats.org/drawingml/2006/picture">
+                  <pic:nvPicPr>
+                    <pic:cNvPr id="1329754605" name="Picture 1329754605"/>
+                    <pic:cNvPicPr/>
+                  </pic:nvPicPr>
+                  <pic:blipFill>
+                    <a:blip xmlns:r="http://schemas.openxmlformats.org/officeDocument/2006/relationships" r:embed="rId319081883">
+                      <a:extLst>
+                        <a:ext uri="{28A0092B-C50C-407E-A947-70E740481C1C}">
+                          <a14:useLocalDpi xmlns:a14="http://schemas.microsoft.com/office/drawing/2010/main"/>
+                        </a:ext>
+                      </a:extLst>
+                    </a:blip>
+                    <a:stretch>
+                      <a:fillRect/>
+                    </a:stretch>
+                  </pic:blipFill>
+                  <pic:spPr>
+                    <a:xfrm>
+                      <a:off x="0" y="0"/>
+                      <a:ext cx="3381847" cy="1200318"/>
+                    </a:xfrm>
+                    <a:prstGeom prst="rect">
+                      <a:avLst/>
+                    </a:prstGeom>
+                  </pic:spPr>
+                </pic:pic>
+              </a:graphicData>
+            </a:graphic>
+          </wp:inline>
+        </w:drawing>
+      </w:r>
+    </w:p>
+    <w:p>
+      <w:pPr>
+        <w:pStyle w:val="Normal"/>
+        <w:spacing w:line="360" w:lineRule="auto"/>
+        <w:ind w:firstLine="0"/>
+        <w:jc w:val="left"/>
+      </w:pPr>
+      <w:r>
+        <w:rPr>
+          <w:rFonts w:ascii="Times New Roman" w:hAnsi="Times New Roman" w:eastAsia="Times New Roman" w:cs="Times New Roman"/>
+          <w:b w:val="0"/>
+          <w:bCs w:val="0"/>
+          <w:i w:val="0"/>
+          <w:iCs w:val="0"/>
+          <w:caps w:val="0"/>
+          <w:smallCaps w:val="0"/>
+          <w:noProof w:val="0"/>
+          <w:color w:val="000000" w:themeColor="text1" w:themeTint="FF" w:themeShade="FF"/>
+          <w:sz w:val="28"/>
+          <w:szCs w:val="28"/>
+          <w:lang w:val="uk-UA"/>
+        </w:rPr>
+        <w:t xml:space="preserve">Текст програми до </w:t>
+      </w:r>
+      <w:r>
+        <w:rPr>
+          <w:rFonts w:ascii="Times New Roman" w:hAnsi="Times New Roman" w:eastAsia="Times New Roman" w:cs="Times New Roman"/>
+          <w:b w:val="0"/>
+          <w:bCs w:val="0"/>
+          <w:i w:val="0"/>
+          <w:iCs w:val="0"/>
+          <w:caps w:val="0"/>
+          <w:smallCaps w:val="0"/>
+          <w:noProof w:val="0"/>
+          <w:color w:val="000000" w:themeColor="text1" w:themeTint="FF" w:themeShade="FF"/>
+          <w:sz w:val="28"/>
+          <w:szCs w:val="28"/>
+          <w:lang w:val="uk-UA"/>
+        </w:rPr>
+        <w:t>task</w:t>
+      </w:r>
+      <w:r>
+        <w:rPr>
+          <w:rFonts w:ascii="Times New Roman" w:hAnsi="Times New Roman" w:eastAsia="Times New Roman" w:cs="Times New Roman"/>
+          <w:b w:val="0"/>
+          <w:bCs w:val="0"/>
+          <w:i w:val="0"/>
+          <w:iCs w:val="0"/>
+          <w:caps w:val="0"/>
+          <w:smallCaps w:val="0"/>
+          <w:noProof w:val="0"/>
+          <w:color w:val="000000" w:themeColor="text1" w:themeTint="FF" w:themeShade="FF"/>
+          <w:sz w:val="28"/>
+          <w:szCs w:val="28"/>
+          <w:lang w:val="uk-UA"/>
+        </w:rPr>
+        <w:t xml:space="preserve"> 3:</w:t>
+      </w:r>
+    </w:p>
+    <w:p>
+      <w:pPr>
+        <w:pStyle w:val="Normal"/>
+        <w:spacing w:line="360" w:lineRule="auto"/>
+        <w:ind w:firstLine="0"/>
+        <w:jc w:val="center"/>
+      </w:pPr>
+      <w:r>
+        <w:drawing>
+          <wp:inline wp14:editId="1834B5CA" wp14:anchorId="6B7D09A7">
+            <wp:extent cx="3600953" cy="5363323"/>
+            <wp:effectExtent l="0" t="0" r="0" b="0"/>
+            <wp:docPr id="1990550348" name="drawing"/>
+            <wp:cNvGraphicFramePr>
+              <a:graphicFrameLocks noChangeAspect="1"/>
+            </wp:cNvGraphicFramePr>
+            <a:graphic>
+              <a:graphicData xmlns:a="http://schemas.openxmlformats.org/drawingml/2006/main" uri="http://schemas.openxmlformats.org/drawingml/2006/picture">
+                <pic:pic xmlns:pic="http://schemas.openxmlformats.org/drawingml/2006/picture">
+                  <pic:nvPicPr>
+                    <pic:cNvPr id="1990550348" name="Picture 1990550348"/>
+                    <pic:cNvPicPr/>
+                  </pic:nvPicPr>
+                  <pic:blipFill>
+                    <a:blip xmlns:r="http://schemas.openxmlformats.org/officeDocument/2006/relationships" r:embed="rId575627720">
+                      <a:extLst>
+                        <a:ext uri="{28A0092B-C50C-407E-A947-70E740481C1C}">
+                          <a14:useLocalDpi xmlns:a14="http://schemas.microsoft.com/office/drawing/2010/main"/>
+                        </a:ext>
+                      </a:extLst>
+                    </a:blip>
+                    <a:stretch>
+                      <a:fillRect/>
+                    </a:stretch>
+                  </pic:blipFill>
+                  <pic:spPr>
+                    <a:xfrm>
+                      <a:off x="0" y="0"/>
+                      <a:ext cx="3600953" cy="5363323"/>
+                    </a:xfrm>
+                    <a:prstGeom prst="rect">
+                      <a:avLst/>
+                    </a:prstGeom>
+                  </pic:spPr>
+                </pic:pic>
+              </a:graphicData>
+            </a:graphic>
+          </wp:inline>
+        </w:drawing>
+      </w:r>
+    </w:p>
+    <w:p>
+      <w:pPr>
+        <w:pStyle w:val="Normal"/>
+        <w:spacing w:line="360" w:lineRule="auto"/>
+        <w:ind w:firstLine="0"/>
+        <w:jc w:val="center"/>
+      </w:pPr>
+    </w:p>
+    <w:p>
+      <w:r>
+        <w:br w:type="page"/>
+      </w:r>
+    </w:p>
+    <w:p>
+      <w:pPr>
+        <w:pStyle w:val="Normal"/>
+        <w:spacing w:line="360" w:lineRule="auto"/>
+        <w:ind w:firstLine="0"/>
+        <w:jc w:val="left"/>
+      </w:pPr>
+      <w:r>
+        <w:rPr/>
+        <w:t>Результат:</w:t>
+      </w:r>
+    </w:p>
+    <w:p>
+      <w:pPr>
+        <w:pStyle w:val="Normal"/>
+        <w:spacing w:line="360" w:lineRule="auto"/>
+        <w:ind w:firstLine="0"/>
+        <w:jc w:val="center"/>
+      </w:pPr>
+      <w:r>
+        <w:drawing>
+          <wp:inline wp14:editId="3929FC00" wp14:anchorId="2E0A443B">
+            <wp:extent cx="5943600" cy="723900"/>
+            <wp:effectExtent l="0" t="0" r="0" b="0"/>
+            <wp:docPr id="1675367115" name="drawing"/>
+            <wp:cNvGraphicFramePr>
+              <a:graphicFrameLocks noChangeAspect="1"/>
+            </wp:cNvGraphicFramePr>
+            <a:graphic>
+              <a:graphicData xmlns:a="http://schemas.openxmlformats.org/drawingml/2006/main" uri="http://schemas.openxmlformats.org/drawingml/2006/picture">
+                <pic:pic xmlns:pic="http://schemas.openxmlformats.org/drawingml/2006/picture">
+                  <pic:nvPicPr>
+                    <pic:cNvPr id="1675367115" name="Picture 1675367115"/>
+                    <pic:cNvPicPr/>
+                  </pic:nvPicPr>
+                  <pic:blipFill>
+                    <a:blip xmlns:r="http://schemas.openxmlformats.org/officeDocument/2006/relationships" r:embed="rId537252881">
+                      <a:extLst>
+                        <a:ext uri="{28A0092B-C50C-407E-A947-70E740481C1C}">
+                          <a14:useLocalDpi xmlns:a14="http://schemas.microsoft.com/office/drawing/2010/main"/>
+                        </a:ext>
+                      </a:extLst>
+                    </a:blip>
+                    <a:stretch>
+                      <a:fillRect/>
+                    </a:stretch>
+                  </pic:blipFill>
+                  <pic:spPr>
+                    <a:xfrm>
+                      <a:off x="0" y="0"/>
+                      <a:ext cx="5943600" cy="723900"/>
+                    </a:xfrm>
+                    <a:prstGeom prst="rect">
+                      <a:avLst/>
+                    </a:prstGeom>
+                  </pic:spPr>
+                </pic:pic>
+              </a:graphicData>
+            </a:graphic>
+          </wp:inline>
+        </w:drawing>
+      </w:r>
+    </w:p>
+    <w:p>
+      <w:pPr>
+        <w:pStyle w:val="Normal"/>
+        <w:spacing w:line="360" w:lineRule="auto"/>
+        <w:ind w:firstLine="0"/>
+        <w:jc w:val="center"/>
+      </w:pPr>
+      <w:r>
+        <w:rPr/>
+        <w:t>ВИСНОВОК</w:t>
+      </w:r>
+    </w:p>
+    <w:p>
+      <w:pPr>
+        <w:pStyle w:val="Normal"/>
+        <w:spacing w:line="360" w:lineRule="auto"/>
+        <w:ind w:firstLine="720"/>
+        <w:jc w:val="both"/>
+      </w:pPr>
+      <w:r>
+        <w:rPr>
+          <w:rFonts w:ascii="Times New Roman" w:hAnsi="Times New Roman" w:eastAsia="Times New Roman" w:cs="Times New Roman"/>
+          <w:noProof w:val="0"/>
+          <w:sz w:val="28"/>
+          <w:szCs w:val="28"/>
+          <w:lang w:val="en-US"/>
+        </w:rPr>
+        <w:t xml:space="preserve">Під </w:t>
+      </w:r>
+      <w:r>
+        <w:rPr>
+          <w:rFonts w:ascii="Times New Roman" w:hAnsi="Times New Roman" w:eastAsia="Times New Roman" w:cs="Times New Roman"/>
+          <w:noProof w:val="0"/>
+          <w:sz w:val="28"/>
+          <w:szCs w:val="28"/>
+          <w:lang w:val="en-US"/>
+        </w:rPr>
+        <w:t>час</w:t>
+      </w:r>
+      <w:r>
+        <w:rPr>
+          <w:rFonts w:ascii="Times New Roman" w:hAnsi="Times New Roman" w:eastAsia="Times New Roman" w:cs="Times New Roman"/>
+          <w:noProof w:val="0"/>
+          <w:sz w:val="28"/>
+          <w:szCs w:val="28"/>
+          <w:lang w:val="en-US"/>
+        </w:rPr>
+        <w:t xml:space="preserve"> </w:t>
+      </w:r>
+      <w:r>
+        <w:rPr>
+          <w:rFonts w:ascii="Times New Roman" w:hAnsi="Times New Roman" w:eastAsia="Times New Roman" w:cs="Times New Roman"/>
+          <w:noProof w:val="0"/>
+          <w:sz w:val="28"/>
+          <w:szCs w:val="28"/>
+          <w:lang w:val="en-US"/>
+        </w:rPr>
+        <w:t>виконання</w:t>
+      </w:r>
+      <w:r>
+        <w:rPr>
+          <w:rFonts w:ascii="Times New Roman" w:hAnsi="Times New Roman" w:eastAsia="Times New Roman" w:cs="Times New Roman"/>
+          <w:noProof w:val="0"/>
+          <w:sz w:val="28"/>
+          <w:szCs w:val="28"/>
+          <w:lang w:val="en-US"/>
+        </w:rPr>
+        <w:t xml:space="preserve"> </w:t>
+      </w:r>
+      <w:r>
+        <w:rPr>
+          <w:rFonts w:ascii="Times New Roman" w:hAnsi="Times New Roman" w:eastAsia="Times New Roman" w:cs="Times New Roman"/>
+          <w:noProof w:val="0"/>
+          <w:sz w:val="28"/>
+          <w:szCs w:val="28"/>
+          <w:lang w:val="en-US"/>
+        </w:rPr>
+        <w:t>практичних</w:t>
+      </w:r>
+      <w:r>
+        <w:rPr>
+          <w:rFonts w:ascii="Times New Roman" w:hAnsi="Times New Roman" w:eastAsia="Times New Roman" w:cs="Times New Roman"/>
+          <w:noProof w:val="0"/>
+          <w:sz w:val="28"/>
+          <w:szCs w:val="28"/>
+          <w:lang w:val="en-US"/>
+        </w:rPr>
+        <w:t xml:space="preserve"> </w:t>
+      </w:r>
+      <w:r>
+        <w:rPr>
+          <w:rFonts w:ascii="Times New Roman" w:hAnsi="Times New Roman" w:eastAsia="Times New Roman" w:cs="Times New Roman"/>
+          <w:noProof w:val="0"/>
+          <w:sz w:val="28"/>
+          <w:szCs w:val="28"/>
+          <w:lang w:val="en-US"/>
+        </w:rPr>
+        <w:t>завдань</w:t>
+      </w:r>
+      <w:r>
+        <w:rPr>
+          <w:rFonts w:ascii="Times New Roman" w:hAnsi="Times New Roman" w:eastAsia="Times New Roman" w:cs="Times New Roman"/>
+          <w:noProof w:val="0"/>
+          <w:sz w:val="28"/>
+          <w:szCs w:val="28"/>
+          <w:lang w:val="en-US"/>
+        </w:rPr>
+        <w:t xml:space="preserve"> </w:t>
+      </w:r>
+      <w:r>
+        <w:rPr>
+          <w:rFonts w:ascii="Times New Roman" w:hAnsi="Times New Roman" w:eastAsia="Times New Roman" w:cs="Times New Roman"/>
+          <w:noProof w:val="0"/>
+          <w:sz w:val="28"/>
+          <w:szCs w:val="28"/>
+          <w:lang w:val="en-US"/>
+        </w:rPr>
+        <w:t>до</w:t>
+      </w:r>
+      <w:r>
+        <w:rPr>
+          <w:rFonts w:ascii="Times New Roman" w:hAnsi="Times New Roman" w:eastAsia="Times New Roman" w:cs="Times New Roman"/>
+          <w:noProof w:val="0"/>
+          <w:sz w:val="28"/>
+          <w:szCs w:val="28"/>
+          <w:lang w:val="en-US"/>
+        </w:rPr>
+        <w:t xml:space="preserve"> </w:t>
+      </w:r>
+      <w:r>
+        <w:rPr>
+          <w:rFonts w:ascii="Times New Roman" w:hAnsi="Times New Roman" w:eastAsia="Times New Roman" w:cs="Times New Roman"/>
+          <w:noProof w:val="0"/>
+          <w:sz w:val="28"/>
+          <w:szCs w:val="28"/>
+          <w:lang w:val="en-US"/>
+        </w:rPr>
+        <w:t>Теми</w:t>
+      </w:r>
+      <w:r>
+        <w:rPr>
+          <w:rFonts w:ascii="Times New Roman" w:hAnsi="Times New Roman" w:eastAsia="Times New Roman" w:cs="Times New Roman"/>
+          <w:noProof w:val="0"/>
+          <w:sz w:val="28"/>
+          <w:szCs w:val="28"/>
+          <w:lang w:val="en-US"/>
+        </w:rPr>
+        <w:t xml:space="preserve"> «</w:t>
+      </w:r>
+      <w:r>
+        <w:rPr>
+          <w:rFonts w:ascii="Times New Roman" w:hAnsi="Times New Roman" w:eastAsia="Times New Roman" w:cs="Times New Roman"/>
+          <w:noProof w:val="0"/>
+          <w:sz w:val="28"/>
+          <w:szCs w:val="28"/>
+          <w:lang w:val="en-US"/>
+        </w:rPr>
+        <w:t>Функції</w:t>
+      </w:r>
+      <w:r>
+        <w:rPr>
+          <w:rFonts w:ascii="Times New Roman" w:hAnsi="Times New Roman" w:eastAsia="Times New Roman" w:cs="Times New Roman"/>
+          <w:noProof w:val="0"/>
+          <w:sz w:val="28"/>
+          <w:szCs w:val="28"/>
+          <w:lang w:val="en-US"/>
+        </w:rPr>
+        <w:t xml:space="preserve"> </w:t>
+      </w:r>
+      <w:r>
+        <w:rPr>
+          <w:rFonts w:ascii="Times New Roman" w:hAnsi="Times New Roman" w:eastAsia="Times New Roman" w:cs="Times New Roman"/>
+          <w:noProof w:val="0"/>
+          <w:sz w:val="28"/>
+          <w:szCs w:val="28"/>
+          <w:lang w:val="en-US"/>
+        </w:rPr>
+        <w:t>та</w:t>
+      </w:r>
+      <w:r>
+        <w:rPr>
+          <w:rFonts w:ascii="Times New Roman" w:hAnsi="Times New Roman" w:eastAsia="Times New Roman" w:cs="Times New Roman"/>
+          <w:noProof w:val="0"/>
+          <w:sz w:val="28"/>
+          <w:szCs w:val="28"/>
+          <w:lang w:val="en-US"/>
+        </w:rPr>
+        <w:t xml:space="preserve"> </w:t>
+      </w:r>
+      <w:r>
+        <w:rPr>
+          <w:rFonts w:ascii="Times New Roman" w:hAnsi="Times New Roman" w:eastAsia="Times New Roman" w:cs="Times New Roman"/>
+          <w:noProof w:val="0"/>
+          <w:sz w:val="28"/>
+          <w:szCs w:val="28"/>
+          <w:lang w:val="en-US"/>
+        </w:rPr>
+        <w:t>змінні</w:t>
+      </w:r>
+      <w:r>
+        <w:rPr>
+          <w:rFonts w:ascii="Times New Roman" w:hAnsi="Times New Roman" w:eastAsia="Times New Roman" w:cs="Times New Roman"/>
+          <w:noProof w:val="0"/>
+          <w:sz w:val="28"/>
+          <w:szCs w:val="28"/>
+          <w:lang w:val="en-US"/>
+        </w:rPr>
+        <w:t xml:space="preserve">» я </w:t>
+      </w:r>
+      <w:r>
+        <w:rPr>
+          <w:rFonts w:ascii="Times New Roman" w:hAnsi="Times New Roman" w:eastAsia="Times New Roman" w:cs="Times New Roman"/>
+          <w:noProof w:val="0"/>
+          <w:sz w:val="28"/>
+          <w:szCs w:val="28"/>
+          <w:lang w:val="en-US"/>
+        </w:rPr>
+        <w:t>закріпив</w:t>
+      </w:r>
+      <w:r>
+        <w:rPr>
+          <w:rFonts w:ascii="Times New Roman" w:hAnsi="Times New Roman" w:eastAsia="Times New Roman" w:cs="Times New Roman"/>
+          <w:noProof w:val="0"/>
+          <w:sz w:val="28"/>
+          <w:szCs w:val="28"/>
+          <w:lang w:val="en-US"/>
+        </w:rPr>
+        <w:t xml:space="preserve"> </w:t>
+      </w:r>
+      <w:r>
+        <w:rPr>
+          <w:rFonts w:ascii="Times New Roman" w:hAnsi="Times New Roman" w:eastAsia="Times New Roman" w:cs="Times New Roman"/>
+          <w:noProof w:val="0"/>
+          <w:sz w:val="28"/>
+          <w:szCs w:val="28"/>
+          <w:lang w:val="en-US"/>
+        </w:rPr>
+        <w:t>базові</w:t>
+      </w:r>
+      <w:r>
+        <w:rPr>
+          <w:rFonts w:ascii="Times New Roman" w:hAnsi="Times New Roman" w:eastAsia="Times New Roman" w:cs="Times New Roman"/>
+          <w:noProof w:val="0"/>
+          <w:sz w:val="28"/>
+          <w:szCs w:val="28"/>
+          <w:lang w:val="en-US"/>
+        </w:rPr>
+        <w:t xml:space="preserve"> </w:t>
+      </w:r>
+      <w:r>
+        <w:rPr>
+          <w:rFonts w:ascii="Times New Roman" w:hAnsi="Times New Roman" w:eastAsia="Times New Roman" w:cs="Times New Roman"/>
+          <w:noProof w:val="0"/>
+          <w:sz w:val="28"/>
+          <w:szCs w:val="28"/>
+          <w:lang w:val="en-US"/>
+        </w:rPr>
+        <w:t>навички</w:t>
+      </w:r>
+      <w:r>
+        <w:rPr>
+          <w:rFonts w:ascii="Times New Roman" w:hAnsi="Times New Roman" w:eastAsia="Times New Roman" w:cs="Times New Roman"/>
+          <w:noProof w:val="0"/>
+          <w:sz w:val="28"/>
+          <w:szCs w:val="28"/>
+          <w:lang w:val="en-US"/>
+        </w:rPr>
+        <w:t xml:space="preserve"> </w:t>
+      </w:r>
+      <w:r>
+        <w:rPr>
+          <w:rFonts w:ascii="Times New Roman" w:hAnsi="Times New Roman" w:eastAsia="Times New Roman" w:cs="Times New Roman"/>
+          <w:noProof w:val="0"/>
+          <w:sz w:val="28"/>
+          <w:szCs w:val="28"/>
+          <w:lang w:val="en-US"/>
+        </w:rPr>
+        <w:t>роботи</w:t>
+      </w:r>
+      <w:r>
+        <w:rPr>
+          <w:rFonts w:ascii="Times New Roman" w:hAnsi="Times New Roman" w:eastAsia="Times New Roman" w:cs="Times New Roman"/>
+          <w:noProof w:val="0"/>
+          <w:sz w:val="28"/>
+          <w:szCs w:val="28"/>
+          <w:lang w:val="en-US"/>
+        </w:rPr>
+        <w:t xml:space="preserve"> з Python. У </w:t>
+      </w:r>
+      <w:r>
+        <w:rPr>
+          <w:rFonts w:ascii="Times New Roman" w:hAnsi="Times New Roman" w:eastAsia="Times New Roman" w:cs="Times New Roman"/>
+          <w:noProof w:val="0"/>
+          <w:sz w:val="28"/>
+          <w:szCs w:val="28"/>
+          <w:lang w:val="en-US"/>
+        </w:rPr>
+        <w:t>першому</w:t>
+      </w:r>
+      <w:r>
+        <w:rPr>
+          <w:rFonts w:ascii="Times New Roman" w:hAnsi="Times New Roman" w:eastAsia="Times New Roman" w:cs="Times New Roman"/>
+          <w:noProof w:val="0"/>
+          <w:sz w:val="28"/>
+          <w:szCs w:val="28"/>
+          <w:lang w:val="en-US"/>
+        </w:rPr>
+        <w:t xml:space="preserve"> </w:t>
+      </w:r>
+      <w:r>
+        <w:rPr>
+          <w:rFonts w:ascii="Times New Roman" w:hAnsi="Times New Roman" w:eastAsia="Times New Roman" w:cs="Times New Roman"/>
+          <w:noProof w:val="0"/>
+          <w:sz w:val="28"/>
+          <w:szCs w:val="28"/>
+          <w:lang w:val="en-US"/>
+        </w:rPr>
+        <w:t>завданні</w:t>
+      </w:r>
+      <w:r>
+        <w:rPr>
+          <w:rFonts w:ascii="Times New Roman" w:hAnsi="Times New Roman" w:eastAsia="Times New Roman" w:cs="Times New Roman"/>
+          <w:noProof w:val="0"/>
+          <w:sz w:val="28"/>
+          <w:szCs w:val="28"/>
+          <w:lang w:val="en-US"/>
+        </w:rPr>
+        <w:t xml:space="preserve"> я </w:t>
+      </w:r>
+      <w:r>
+        <w:rPr>
+          <w:rFonts w:ascii="Times New Roman" w:hAnsi="Times New Roman" w:eastAsia="Times New Roman" w:cs="Times New Roman"/>
+          <w:noProof w:val="0"/>
+          <w:sz w:val="28"/>
+          <w:szCs w:val="28"/>
+          <w:lang w:val="en-US"/>
+        </w:rPr>
+        <w:t>працював</w:t>
+      </w:r>
+      <w:r>
+        <w:rPr>
+          <w:rFonts w:ascii="Times New Roman" w:hAnsi="Times New Roman" w:eastAsia="Times New Roman" w:cs="Times New Roman"/>
+          <w:noProof w:val="0"/>
+          <w:sz w:val="28"/>
+          <w:szCs w:val="28"/>
+          <w:lang w:val="en-US"/>
+        </w:rPr>
+        <w:t xml:space="preserve"> </w:t>
+      </w:r>
+      <w:r>
+        <w:rPr>
+          <w:rFonts w:ascii="Times New Roman" w:hAnsi="Times New Roman" w:eastAsia="Times New Roman" w:cs="Times New Roman"/>
+          <w:noProof w:val="0"/>
+          <w:sz w:val="28"/>
+          <w:szCs w:val="28"/>
+          <w:lang w:val="en-US"/>
+        </w:rPr>
+        <w:t>зі</w:t>
+      </w:r>
+      <w:r>
+        <w:rPr>
+          <w:rFonts w:ascii="Times New Roman" w:hAnsi="Times New Roman" w:eastAsia="Times New Roman" w:cs="Times New Roman"/>
+          <w:noProof w:val="0"/>
+          <w:sz w:val="28"/>
+          <w:szCs w:val="28"/>
+          <w:lang w:val="en-US"/>
+        </w:rPr>
+        <w:t xml:space="preserve"> </w:t>
+      </w:r>
+      <w:r>
+        <w:rPr>
+          <w:rFonts w:ascii="Times New Roman" w:hAnsi="Times New Roman" w:eastAsia="Times New Roman" w:cs="Times New Roman"/>
+          <w:noProof w:val="0"/>
+          <w:sz w:val="28"/>
+          <w:szCs w:val="28"/>
+          <w:lang w:val="en-US"/>
+        </w:rPr>
+        <w:t>змінними</w:t>
+      </w:r>
+      <w:r>
+        <w:rPr>
+          <w:rFonts w:ascii="Times New Roman" w:hAnsi="Times New Roman" w:eastAsia="Times New Roman" w:cs="Times New Roman"/>
+          <w:noProof w:val="0"/>
+          <w:sz w:val="28"/>
+          <w:szCs w:val="28"/>
+          <w:lang w:val="en-US"/>
+        </w:rPr>
+        <w:t xml:space="preserve"> </w:t>
+      </w:r>
+      <w:r>
+        <w:rPr>
+          <w:rFonts w:ascii="Times New Roman" w:hAnsi="Times New Roman" w:eastAsia="Times New Roman" w:cs="Times New Roman"/>
+          <w:noProof w:val="0"/>
+          <w:sz w:val="28"/>
+          <w:szCs w:val="28"/>
+          <w:lang w:val="en-US"/>
+        </w:rPr>
+        <w:t>та</w:t>
+      </w:r>
+      <w:r>
+        <w:rPr>
+          <w:rFonts w:ascii="Times New Roman" w:hAnsi="Times New Roman" w:eastAsia="Times New Roman" w:cs="Times New Roman"/>
+          <w:noProof w:val="0"/>
+          <w:sz w:val="28"/>
+          <w:szCs w:val="28"/>
+          <w:lang w:val="en-US"/>
+        </w:rPr>
+        <w:t xml:space="preserve"> </w:t>
+      </w:r>
+      <w:r>
+        <w:rPr>
+          <w:rFonts w:ascii="Times New Roman" w:hAnsi="Times New Roman" w:eastAsia="Times New Roman" w:cs="Times New Roman"/>
+          <w:noProof w:val="0"/>
+          <w:sz w:val="28"/>
+          <w:szCs w:val="28"/>
+          <w:lang w:val="en-US"/>
+        </w:rPr>
+        <w:t>введенням</w:t>
+      </w:r>
+      <w:r>
+        <w:rPr>
+          <w:rFonts w:ascii="Times New Roman" w:hAnsi="Times New Roman" w:eastAsia="Times New Roman" w:cs="Times New Roman"/>
+          <w:noProof w:val="0"/>
+          <w:sz w:val="28"/>
+          <w:szCs w:val="28"/>
+          <w:lang w:val="en-US"/>
+        </w:rPr>
+        <w:t xml:space="preserve"> </w:t>
+      </w:r>
+      <w:r>
+        <w:rPr>
+          <w:rFonts w:ascii="Times New Roman" w:hAnsi="Times New Roman" w:eastAsia="Times New Roman" w:cs="Times New Roman"/>
+          <w:noProof w:val="0"/>
+          <w:sz w:val="28"/>
+          <w:szCs w:val="28"/>
+          <w:lang w:val="en-US"/>
+        </w:rPr>
+        <w:t>даних</w:t>
+      </w:r>
+      <w:r>
+        <w:rPr>
+          <w:rFonts w:ascii="Times New Roman" w:hAnsi="Times New Roman" w:eastAsia="Times New Roman" w:cs="Times New Roman"/>
+          <w:noProof w:val="0"/>
+          <w:sz w:val="28"/>
+          <w:szCs w:val="28"/>
+          <w:lang w:val="en-US"/>
+        </w:rPr>
+        <w:t xml:space="preserve"> </w:t>
+      </w:r>
+      <w:r>
+        <w:rPr>
+          <w:rFonts w:ascii="Times New Roman" w:hAnsi="Times New Roman" w:eastAsia="Times New Roman" w:cs="Times New Roman"/>
+          <w:noProof w:val="0"/>
+          <w:sz w:val="28"/>
+          <w:szCs w:val="28"/>
+          <w:lang w:val="en-US"/>
+        </w:rPr>
+        <w:t>через</w:t>
+      </w:r>
+      <w:r>
+        <w:rPr>
+          <w:rFonts w:ascii="Times New Roman" w:hAnsi="Times New Roman" w:eastAsia="Times New Roman" w:cs="Times New Roman"/>
+          <w:noProof w:val="0"/>
+          <w:sz w:val="28"/>
+          <w:szCs w:val="28"/>
+          <w:lang w:val="en-US"/>
+        </w:rPr>
+        <w:t xml:space="preserve"> </w:t>
+      </w:r>
+      <w:r>
+        <w:rPr>
+          <w:rFonts w:ascii="Consolas" w:hAnsi="Consolas" w:eastAsia="Consolas" w:cs="Consolas"/>
+          <w:noProof w:val="0"/>
+          <w:sz w:val="28"/>
+          <w:szCs w:val="28"/>
+          <w:lang w:val="en-US"/>
+        </w:rPr>
+        <w:t>input(</w:t>
+      </w:r>
+      <w:r>
+        <w:rPr>
+          <w:rFonts w:ascii="Consolas" w:hAnsi="Consolas" w:eastAsia="Consolas" w:cs="Consolas"/>
+          <w:noProof w:val="0"/>
+          <w:sz w:val="28"/>
+          <w:szCs w:val="28"/>
+          <w:lang w:val="en-US"/>
+        </w:rPr>
+        <w:t>)</w:t>
+      </w:r>
+      <w:r>
+        <w:rPr>
+          <w:rFonts w:ascii="Times New Roman" w:hAnsi="Times New Roman" w:eastAsia="Times New Roman" w:cs="Times New Roman"/>
+          <w:noProof w:val="0"/>
+          <w:sz w:val="28"/>
+          <w:szCs w:val="28"/>
+          <w:lang w:val="en-US"/>
+        </w:rPr>
+        <w:t xml:space="preserve"> і </w:t>
+      </w:r>
+      <w:r>
+        <w:rPr>
+          <w:rFonts w:ascii="Times New Roman" w:hAnsi="Times New Roman" w:eastAsia="Times New Roman" w:cs="Times New Roman"/>
+          <w:noProof w:val="0"/>
+          <w:sz w:val="28"/>
+          <w:szCs w:val="28"/>
+          <w:lang w:val="en-US"/>
+        </w:rPr>
+        <w:t>перевернув</w:t>
+      </w:r>
+      <w:r>
+        <w:rPr>
+          <w:rFonts w:ascii="Times New Roman" w:hAnsi="Times New Roman" w:eastAsia="Times New Roman" w:cs="Times New Roman"/>
+          <w:noProof w:val="0"/>
+          <w:sz w:val="28"/>
+          <w:szCs w:val="28"/>
+          <w:lang w:val="en-US"/>
+        </w:rPr>
+        <w:t xml:space="preserve"> </w:t>
+      </w:r>
+      <w:r>
+        <w:rPr>
+          <w:rFonts w:ascii="Times New Roman" w:hAnsi="Times New Roman" w:eastAsia="Times New Roman" w:cs="Times New Roman"/>
+          <w:noProof w:val="0"/>
+          <w:sz w:val="28"/>
+          <w:szCs w:val="28"/>
+          <w:lang w:val="en-US"/>
+        </w:rPr>
+        <w:t>рядок</w:t>
+      </w:r>
+      <w:r>
+        <w:rPr>
+          <w:rFonts w:ascii="Times New Roman" w:hAnsi="Times New Roman" w:eastAsia="Times New Roman" w:cs="Times New Roman"/>
+          <w:noProof w:val="0"/>
+          <w:sz w:val="28"/>
+          <w:szCs w:val="28"/>
+          <w:lang w:val="en-US"/>
+        </w:rPr>
+        <w:t xml:space="preserve"> </w:t>
+      </w:r>
+      <w:r>
+        <w:rPr>
+          <w:rFonts w:ascii="Times New Roman" w:hAnsi="Times New Roman" w:eastAsia="Times New Roman" w:cs="Times New Roman"/>
+          <w:noProof w:val="0"/>
+          <w:sz w:val="28"/>
+          <w:szCs w:val="28"/>
+          <w:lang w:val="en-US"/>
+        </w:rPr>
+        <w:t>за</w:t>
+      </w:r>
+      <w:r>
+        <w:rPr>
+          <w:rFonts w:ascii="Times New Roman" w:hAnsi="Times New Roman" w:eastAsia="Times New Roman" w:cs="Times New Roman"/>
+          <w:noProof w:val="0"/>
+          <w:sz w:val="28"/>
+          <w:szCs w:val="28"/>
+          <w:lang w:val="en-US"/>
+        </w:rPr>
+        <w:t xml:space="preserve"> </w:t>
+      </w:r>
+      <w:r>
+        <w:rPr>
+          <w:rFonts w:ascii="Times New Roman" w:hAnsi="Times New Roman" w:eastAsia="Times New Roman" w:cs="Times New Roman"/>
+          <w:noProof w:val="0"/>
+          <w:sz w:val="28"/>
+          <w:szCs w:val="28"/>
+          <w:lang w:val="en-US"/>
+        </w:rPr>
+        <w:t>допомогою</w:t>
+      </w:r>
+      <w:r>
+        <w:rPr>
+          <w:rFonts w:ascii="Times New Roman" w:hAnsi="Times New Roman" w:eastAsia="Times New Roman" w:cs="Times New Roman"/>
+          <w:noProof w:val="0"/>
+          <w:sz w:val="28"/>
+          <w:szCs w:val="28"/>
+          <w:lang w:val="en-US"/>
+        </w:rPr>
+        <w:t xml:space="preserve"> </w:t>
+      </w:r>
+      <w:r>
+        <w:rPr>
+          <w:rFonts w:ascii="Times New Roman" w:hAnsi="Times New Roman" w:eastAsia="Times New Roman" w:cs="Times New Roman"/>
+          <w:noProof w:val="0"/>
+          <w:sz w:val="28"/>
+          <w:szCs w:val="28"/>
+          <w:lang w:val="en-US"/>
+        </w:rPr>
+        <w:t>зворотного</w:t>
+      </w:r>
+      <w:r>
+        <w:rPr>
+          <w:rFonts w:ascii="Times New Roman" w:hAnsi="Times New Roman" w:eastAsia="Times New Roman" w:cs="Times New Roman"/>
+          <w:noProof w:val="0"/>
+          <w:sz w:val="28"/>
+          <w:szCs w:val="28"/>
+          <w:lang w:val="en-US"/>
+        </w:rPr>
+        <w:t xml:space="preserve"> </w:t>
+      </w:r>
+      <w:r>
+        <w:rPr>
+          <w:rFonts w:ascii="Times New Roman" w:hAnsi="Times New Roman" w:eastAsia="Times New Roman" w:cs="Times New Roman"/>
+          <w:noProof w:val="0"/>
+          <w:sz w:val="28"/>
+          <w:szCs w:val="28"/>
+          <w:lang w:val="en-US"/>
+        </w:rPr>
+        <w:t>зрізу</w:t>
+      </w:r>
+      <w:r>
+        <w:rPr>
+          <w:rFonts w:ascii="Times New Roman" w:hAnsi="Times New Roman" w:eastAsia="Times New Roman" w:cs="Times New Roman"/>
+          <w:noProof w:val="0"/>
+          <w:sz w:val="28"/>
+          <w:szCs w:val="28"/>
+          <w:lang w:val="en-US"/>
+        </w:rPr>
+        <w:t xml:space="preserve"> </w:t>
+      </w:r>
+      <w:r>
+        <w:rPr>
+          <w:rFonts w:ascii="Consolas" w:hAnsi="Consolas" w:eastAsia="Consolas" w:cs="Consolas"/>
+          <w:noProof w:val="0"/>
+          <w:sz w:val="28"/>
+          <w:szCs w:val="28"/>
+          <w:lang w:val="en-US"/>
+        </w:rPr>
+        <w:t>[::</w:t>
+      </w:r>
+      <w:r>
+        <w:rPr>
+          <w:rFonts w:ascii="Consolas" w:hAnsi="Consolas" w:eastAsia="Consolas" w:cs="Consolas"/>
+          <w:noProof w:val="0"/>
+          <w:sz w:val="28"/>
+          <w:szCs w:val="28"/>
+          <w:lang w:val="en-US"/>
+        </w:rPr>
+        <w:t>-1]</w:t>
+      </w:r>
+      <w:r>
+        <w:rPr>
+          <w:rFonts w:ascii="Times New Roman" w:hAnsi="Times New Roman" w:eastAsia="Times New Roman" w:cs="Times New Roman"/>
+          <w:noProof w:val="0"/>
+          <w:sz w:val="28"/>
+          <w:szCs w:val="28"/>
+          <w:lang w:val="en-US"/>
+        </w:rPr>
+        <w:t xml:space="preserve">. У </w:t>
+      </w:r>
+      <w:r>
+        <w:rPr>
+          <w:rFonts w:ascii="Times New Roman" w:hAnsi="Times New Roman" w:eastAsia="Times New Roman" w:cs="Times New Roman"/>
+          <w:noProof w:val="0"/>
+          <w:sz w:val="28"/>
+          <w:szCs w:val="28"/>
+          <w:lang w:val="en-US"/>
+        </w:rPr>
+        <w:t>другому</w:t>
+      </w:r>
+      <w:r>
+        <w:rPr>
+          <w:rFonts w:ascii="Times New Roman" w:hAnsi="Times New Roman" w:eastAsia="Times New Roman" w:cs="Times New Roman"/>
+          <w:noProof w:val="0"/>
+          <w:sz w:val="28"/>
+          <w:szCs w:val="28"/>
+          <w:lang w:val="en-US"/>
+        </w:rPr>
+        <w:t xml:space="preserve"> </w:t>
+      </w:r>
+      <w:r>
+        <w:rPr>
+          <w:rFonts w:ascii="Times New Roman" w:hAnsi="Times New Roman" w:eastAsia="Times New Roman" w:cs="Times New Roman"/>
+          <w:noProof w:val="0"/>
+          <w:sz w:val="28"/>
+          <w:szCs w:val="28"/>
+          <w:lang w:val="en-US"/>
+        </w:rPr>
+        <w:t>завданні</w:t>
+      </w:r>
+      <w:r>
+        <w:rPr>
+          <w:rFonts w:ascii="Times New Roman" w:hAnsi="Times New Roman" w:eastAsia="Times New Roman" w:cs="Times New Roman"/>
+          <w:noProof w:val="0"/>
+          <w:sz w:val="28"/>
+          <w:szCs w:val="28"/>
+          <w:lang w:val="en-US"/>
+        </w:rPr>
+        <w:t xml:space="preserve"> я </w:t>
+      </w:r>
+      <w:r>
+        <w:rPr>
+          <w:rFonts w:ascii="Times New Roman" w:hAnsi="Times New Roman" w:eastAsia="Times New Roman" w:cs="Times New Roman"/>
+          <w:noProof w:val="0"/>
+          <w:sz w:val="28"/>
+          <w:szCs w:val="28"/>
+          <w:lang w:val="en-US"/>
+        </w:rPr>
+        <w:t>вивчив</w:t>
+      </w:r>
+      <w:r>
+        <w:rPr>
+          <w:rFonts w:ascii="Times New Roman" w:hAnsi="Times New Roman" w:eastAsia="Times New Roman" w:cs="Times New Roman"/>
+          <w:noProof w:val="0"/>
+          <w:sz w:val="28"/>
+          <w:szCs w:val="28"/>
+          <w:lang w:val="en-US"/>
+        </w:rPr>
+        <w:t xml:space="preserve"> </w:t>
+      </w:r>
+      <w:r>
+        <w:rPr>
+          <w:rFonts w:ascii="Times New Roman" w:hAnsi="Times New Roman" w:eastAsia="Times New Roman" w:cs="Times New Roman"/>
+          <w:noProof w:val="0"/>
+          <w:sz w:val="28"/>
+          <w:szCs w:val="28"/>
+          <w:lang w:val="en-US"/>
+        </w:rPr>
+        <w:t>рядкові</w:t>
+      </w:r>
+      <w:r>
+        <w:rPr>
+          <w:rFonts w:ascii="Times New Roman" w:hAnsi="Times New Roman" w:eastAsia="Times New Roman" w:cs="Times New Roman"/>
+          <w:noProof w:val="0"/>
+          <w:sz w:val="28"/>
+          <w:szCs w:val="28"/>
+          <w:lang w:val="en-US"/>
+        </w:rPr>
+        <w:t xml:space="preserve"> </w:t>
+      </w:r>
+      <w:r>
+        <w:rPr>
+          <w:rFonts w:ascii="Times New Roman" w:hAnsi="Times New Roman" w:eastAsia="Times New Roman" w:cs="Times New Roman"/>
+          <w:noProof w:val="0"/>
+          <w:sz w:val="28"/>
+          <w:szCs w:val="28"/>
+          <w:lang w:val="en-US"/>
+        </w:rPr>
+        <w:t>методи</w:t>
+      </w:r>
+      <w:r>
+        <w:rPr>
+          <w:rFonts w:ascii="Times New Roman" w:hAnsi="Times New Roman" w:eastAsia="Times New Roman" w:cs="Times New Roman"/>
+          <w:noProof w:val="0"/>
+          <w:sz w:val="28"/>
+          <w:szCs w:val="28"/>
+          <w:lang w:val="en-US"/>
+        </w:rPr>
+        <w:t xml:space="preserve"> </w:t>
+      </w:r>
+      <w:r>
+        <w:rPr>
+          <w:rFonts w:ascii="Consolas" w:hAnsi="Consolas" w:eastAsia="Consolas" w:cs="Consolas"/>
+          <w:noProof w:val="0"/>
+          <w:sz w:val="28"/>
+          <w:szCs w:val="28"/>
+          <w:lang w:val="en-US"/>
+        </w:rPr>
+        <w:t>strip(</w:t>
+      </w:r>
+      <w:r>
+        <w:rPr>
+          <w:rFonts w:ascii="Consolas" w:hAnsi="Consolas" w:eastAsia="Consolas" w:cs="Consolas"/>
+          <w:noProof w:val="0"/>
+          <w:sz w:val="28"/>
+          <w:szCs w:val="28"/>
+          <w:lang w:val="en-US"/>
+        </w:rPr>
+        <w:t>)</w:t>
+      </w:r>
+      <w:r>
+        <w:rPr>
+          <w:rFonts w:ascii="Times New Roman" w:hAnsi="Times New Roman" w:eastAsia="Times New Roman" w:cs="Times New Roman"/>
+          <w:noProof w:val="0"/>
+          <w:sz w:val="28"/>
+          <w:szCs w:val="28"/>
+          <w:lang w:val="en-US"/>
+        </w:rPr>
+        <w:t xml:space="preserve">, </w:t>
+      </w:r>
+      <w:r>
+        <w:rPr>
+          <w:rFonts w:ascii="Consolas" w:hAnsi="Consolas" w:eastAsia="Consolas" w:cs="Consolas"/>
+          <w:noProof w:val="0"/>
+          <w:sz w:val="28"/>
+          <w:szCs w:val="28"/>
+          <w:lang w:val="en-US"/>
+        </w:rPr>
+        <w:t>capitalize(</w:t>
+      </w:r>
+      <w:r>
+        <w:rPr>
+          <w:rFonts w:ascii="Consolas" w:hAnsi="Consolas" w:eastAsia="Consolas" w:cs="Consolas"/>
+          <w:noProof w:val="0"/>
+          <w:sz w:val="28"/>
+          <w:szCs w:val="28"/>
+          <w:lang w:val="en-US"/>
+        </w:rPr>
+        <w:t>)</w:t>
+      </w:r>
+      <w:r>
+        <w:rPr>
+          <w:rFonts w:ascii="Times New Roman" w:hAnsi="Times New Roman" w:eastAsia="Times New Roman" w:cs="Times New Roman"/>
+          <w:noProof w:val="0"/>
+          <w:sz w:val="28"/>
+          <w:szCs w:val="28"/>
+          <w:lang w:val="en-US"/>
+        </w:rPr>
+        <w:t xml:space="preserve">, </w:t>
+      </w:r>
+      <w:r>
+        <w:rPr>
+          <w:rFonts w:ascii="Consolas" w:hAnsi="Consolas" w:eastAsia="Consolas" w:cs="Consolas"/>
+          <w:noProof w:val="0"/>
+          <w:sz w:val="28"/>
+          <w:szCs w:val="28"/>
+          <w:lang w:val="en-US"/>
+        </w:rPr>
+        <w:t>title(</w:t>
+      </w:r>
+      <w:r>
+        <w:rPr>
+          <w:rFonts w:ascii="Consolas" w:hAnsi="Consolas" w:eastAsia="Consolas" w:cs="Consolas"/>
+          <w:noProof w:val="0"/>
+          <w:sz w:val="28"/>
+          <w:szCs w:val="28"/>
+          <w:lang w:val="en-US"/>
+        </w:rPr>
+        <w:t>)</w:t>
+      </w:r>
+      <w:r>
+        <w:rPr>
+          <w:rFonts w:ascii="Times New Roman" w:hAnsi="Times New Roman" w:eastAsia="Times New Roman" w:cs="Times New Roman"/>
+          <w:noProof w:val="0"/>
+          <w:sz w:val="28"/>
+          <w:szCs w:val="28"/>
+          <w:lang w:val="en-US"/>
+        </w:rPr>
+        <w:t xml:space="preserve">, </w:t>
+      </w:r>
+      <w:r>
+        <w:rPr>
+          <w:rFonts w:ascii="Consolas" w:hAnsi="Consolas" w:eastAsia="Consolas" w:cs="Consolas"/>
+          <w:noProof w:val="0"/>
+          <w:sz w:val="28"/>
+          <w:szCs w:val="28"/>
+          <w:lang w:val="en-US"/>
+        </w:rPr>
+        <w:t>upper(</w:t>
+      </w:r>
+      <w:r>
+        <w:rPr>
+          <w:rFonts w:ascii="Consolas" w:hAnsi="Consolas" w:eastAsia="Consolas" w:cs="Consolas"/>
+          <w:noProof w:val="0"/>
+          <w:sz w:val="28"/>
+          <w:szCs w:val="28"/>
+          <w:lang w:val="en-US"/>
+        </w:rPr>
+        <w:t>)</w:t>
+      </w:r>
+      <w:r>
+        <w:rPr>
+          <w:rFonts w:ascii="Times New Roman" w:hAnsi="Times New Roman" w:eastAsia="Times New Roman" w:cs="Times New Roman"/>
+          <w:noProof w:val="0"/>
+          <w:sz w:val="28"/>
+          <w:szCs w:val="28"/>
+          <w:lang w:val="en-US"/>
+        </w:rPr>
+        <w:t xml:space="preserve"> і </w:t>
+      </w:r>
+      <w:r>
+        <w:rPr>
+          <w:rFonts w:ascii="Consolas" w:hAnsi="Consolas" w:eastAsia="Consolas" w:cs="Consolas"/>
+          <w:noProof w:val="0"/>
+          <w:sz w:val="28"/>
+          <w:szCs w:val="28"/>
+          <w:lang w:val="en-US"/>
+        </w:rPr>
+        <w:t>lower(</w:t>
+      </w:r>
+      <w:r>
+        <w:rPr>
+          <w:rFonts w:ascii="Consolas" w:hAnsi="Consolas" w:eastAsia="Consolas" w:cs="Consolas"/>
+          <w:noProof w:val="0"/>
+          <w:sz w:val="28"/>
+          <w:szCs w:val="28"/>
+          <w:lang w:val="en-US"/>
+        </w:rPr>
+        <w:t>)</w:t>
+      </w:r>
+      <w:r>
+        <w:rPr>
+          <w:rFonts w:ascii="Times New Roman" w:hAnsi="Times New Roman" w:eastAsia="Times New Roman" w:cs="Times New Roman"/>
+          <w:noProof w:val="0"/>
+          <w:sz w:val="28"/>
+          <w:szCs w:val="28"/>
+          <w:lang w:val="en-US"/>
+        </w:rPr>
+        <w:t xml:space="preserve">, </w:t>
+      </w:r>
+      <w:r>
+        <w:rPr>
+          <w:rFonts w:ascii="Times New Roman" w:hAnsi="Times New Roman" w:eastAsia="Times New Roman" w:cs="Times New Roman"/>
+          <w:noProof w:val="0"/>
+          <w:sz w:val="28"/>
+          <w:szCs w:val="28"/>
+          <w:lang w:val="en-US"/>
+        </w:rPr>
+        <w:t>які</w:t>
+      </w:r>
+      <w:r>
+        <w:rPr>
+          <w:rFonts w:ascii="Times New Roman" w:hAnsi="Times New Roman" w:eastAsia="Times New Roman" w:cs="Times New Roman"/>
+          <w:noProof w:val="0"/>
+          <w:sz w:val="28"/>
+          <w:szCs w:val="28"/>
+          <w:lang w:val="en-US"/>
+        </w:rPr>
+        <w:t xml:space="preserve"> </w:t>
+      </w:r>
+      <w:r>
+        <w:rPr>
+          <w:rFonts w:ascii="Times New Roman" w:hAnsi="Times New Roman" w:eastAsia="Times New Roman" w:cs="Times New Roman"/>
+          <w:noProof w:val="0"/>
+          <w:sz w:val="28"/>
+          <w:szCs w:val="28"/>
+          <w:lang w:val="en-US"/>
+        </w:rPr>
+        <w:t>змінюють</w:t>
+      </w:r>
+      <w:r>
+        <w:rPr>
+          <w:rFonts w:ascii="Times New Roman" w:hAnsi="Times New Roman" w:eastAsia="Times New Roman" w:cs="Times New Roman"/>
+          <w:noProof w:val="0"/>
+          <w:sz w:val="28"/>
+          <w:szCs w:val="28"/>
+          <w:lang w:val="en-US"/>
+        </w:rPr>
+        <w:t xml:space="preserve"> </w:t>
+      </w:r>
+      <w:r>
+        <w:rPr>
+          <w:rFonts w:ascii="Times New Roman" w:hAnsi="Times New Roman" w:eastAsia="Times New Roman" w:cs="Times New Roman"/>
+          <w:noProof w:val="0"/>
+          <w:sz w:val="28"/>
+          <w:szCs w:val="28"/>
+          <w:lang w:val="en-US"/>
+        </w:rPr>
+        <w:t>регістр</w:t>
+      </w:r>
+      <w:r>
+        <w:rPr>
+          <w:rFonts w:ascii="Times New Roman" w:hAnsi="Times New Roman" w:eastAsia="Times New Roman" w:cs="Times New Roman"/>
+          <w:noProof w:val="0"/>
+          <w:sz w:val="28"/>
+          <w:szCs w:val="28"/>
+          <w:lang w:val="en-US"/>
+        </w:rPr>
+        <w:t xml:space="preserve"> </w:t>
+      </w:r>
+      <w:r>
+        <w:rPr>
+          <w:rFonts w:ascii="Times New Roman" w:hAnsi="Times New Roman" w:eastAsia="Times New Roman" w:cs="Times New Roman"/>
+          <w:noProof w:val="0"/>
+          <w:sz w:val="28"/>
+          <w:szCs w:val="28"/>
+          <w:lang w:val="en-US"/>
+        </w:rPr>
+        <w:t>тексту</w:t>
+      </w:r>
+      <w:r>
+        <w:rPr>
+          <w:rFonts w:ascii="Times New Roman" w:hAnsi="Times New Roman" w:eastAsia="Times New Roman" w:cs="Times New Roman"/>
+          <w:noProof w:val="0"/>
+          <w:sz w:val="28"/>
+          <w:szCs w:val="28"/>
+          <w:lang w:val="en-US"/>
+        </w:rPr>
+        <w:t xml:space="preserve"> </w:t>
+      </w:r>
+      <w:r>
+        <w:rPr>
+          <w:rFonts w:ascii="Times New Roman" w:hAnsi="Times New Roman" w:eastAsia="Times New Roman" w:cs="Times New Roman"/>
+          <w:noProof w:val="0"/>
+          <w:sz w:val="28"/>
+          <w:szCs w:val="28"/>
+          <w:lang w:val="en-US"/>
+        </w:rPr>
+        <w:t>та</w:t>
+      </w:r>
+      <w:r>
+        <w:rPr>
+          <w:rFonts w:ascii="Times New Roman" w:hAnsi="Times New Roman" w:eastAsia="Times New Roman" w:cs="Times New Roman"/>
+          <w:noProof w:val="0"/>
+          <w:sz w:val="28"/>
+          <w:szCs w:val="28"/>
+          <w:lang w:val="en-US"/>
+        </w:rPr>
+        <w:t xml:space="preserve"> </w:t>
+      </w:r>
+      <w:r>
+        <w:rPr>
+          <w:rFonts w:ascii="Times New Roman" w:hAnsi="Times New Roman" w:eastAsia="Times New Roman" w:cs="Times New Roman"/>
+          <w:noProof w:val="0"/>
+          <w:sz w:val="28"/>
+          <w:szCs w:val="28"/>
+          <w:lang w:val="en-US"/>
+        </w:rPr>
+        <w:t>прибирають</w:t>
+      </w:r>
+      <w:r>
+        <w:rPr>
+          <w:rFonts w:ascii="Times New Roman" w:hAnsi="Times New Roman" w:eastAsia="Times New Roman" w:cs="Times New Roman"/>
+          <w:noProof w:val="0"/>
+          <w:sz w:val="28"/>
+          <w:szCs w:val="28"/>
+          <w:lang w:val="en-US"/>
+        </w:rPr>
+        <w:t xml:space="preserve"> </w:t>
+      </w:r>
+      <w:r>
+        <w:rPr>
+          <w:rFonts w:ascii="Times New Roman" w:hAnsi="Times New Roman" w:eastAsia="Times New Roman" w:cs="Times New Roman"/>
+          <w:noProof w:val="0"/>
+          <w:sz w:val="28"/>
+          <w:szCs w:val="28"/>
+          <w:lang w:val="en-US"/>
+        </w:rPr>
+        <w:t>зайві</w:t>
+      </w:r>
+      <w:r>
+        <w:rPr>
+          <w:rFonts w:ascii="Times New Roman" w:hAnsi="Times New Roman" w:eastAsia="Times New Roman" w:cs="Times New Roman"/>
+          <w:noProof w:val="0"/>
+          <w:sz w:val="28"/>
+          <w:szCs w:val="28"/>
+          <w:lang w:val="en-US"/>
+        </w:rPr>
+        <w:t xml:space="preserve"> </w:t>
+      </w:r>
+      <w:r>
+        <w:rPr>
+          <w:rFonts w:ascii="Times New Roman" w:hAnsi="Times New Roman" w:eastAsia="Times New Roman" w:cs="Times New Roman"/>
+          <w:noProof w:val="0"/>
+          <w:sz w:val="28"/>
+          <w:szCs w:val="28"/>
+          <w:lang w:val="en-US"/>
+        </w:rPr>
+        <w:t>пробіли</w:t>
+      </w:r>
+      <w:r>
+        <w:rPr>
+          <w:rFonts w:ascii="Times New Roman" w:hAnsi="Times New Roman" w:eastAsia="Times New Roman" w:cs="Times New Roman"/>
+          <w:noProof w:val="0"/>
+          <w:sz w:val="28"/>
+          <w:szCs w:val="28"/>
+          <w:lang w:val="en-US"/>
+        </w:rPr>
+        <w:t xml:space="preserve">. У </w:t>
+      </w:r>
+      <w:r>
+        <w:rPr>
+          <w:rFonts w:ascii="Times New Roman" w:hAnsi="Times New Roman" w:eastAsia="Times New Roman" w:cs="Times New Roman"/>
+          <w:noProof w:val="0"/>
+          <w:sz w:val="28"/>
+          <w:szCs w:val="28"/>
+          <w:lang w:val="en-US"/>
+        </w:rPr>
+        <w:t>третьому</w:t>
+      </w:r>
+      <w:r>
+        <w:rPr>
+          <w:rFonts w:ascii="Times New Roman" w:hAnsi="Times New Roman" w:eastAsia="Times New Roman" w:cs="Times New Roman"/>
+          <w:noProof w:val="0"/>
+          <w:sz w:val="28"/>
+          <w:szCs w:val="28"/>
+          <w:lang w:val="en-US"/>
+        </w:rPr>
+        <w:t xml:space="preserve"> </w:t>
+      </w:r>
+      <w:r>
+        <w:rPr>
+          <w:rFonts w:ascii="Times New Roman" w:hAnsi="Times New Roman" w:eastAsia="Times New Roman" w:cs="Times New Roman"/>
+          <w:noProof w:val="0"/>
+          <w:sz w:val="28"/>
+          <w:szCs w:val="28"/>
+          <w:lang w:val="en-US"/>
+        </w:rPr>
+        <w:t>завданні</w:t>
+      </w:r>
+      <w:r>
+        <w:rPr>
+          <w:rFonts w:ascii="Times New Roman" w:hAnsi="Times New Roman" w:eastAsia="Times New Roman" w:cs="Times New Roman"/>
+          <w:noProof w:val="0"/>
+          <w:sz w:val="28"/>
+          <w:szCs w:val="28"/>
+          <w:lang w:val="en-US"/>
+        </w:rPr>
+        <w:t xml:space="preserve"> я </w:t>
+      </w:r>
+      <w:r>
+        <w:rPr>
+          <w:rFonts w:ascii="Times New Roman" w:hAnsi="Times New Roman" w:eastAsia="Times New Roman" w:cs="Times New Roman"/>
+          <w:noProof w:val="0"/>
+          <w:sz w:val="28"/>
+          <w:szCs w:val="28"/>
+          <w:lang w:val="en-US"/>
+        </w:rPr>
+        <w:t>створив</w:t>
+      </w:r>
+      <w:r>
+        <w:rPr>
+          <w:rFonts w:ascii="Times New Roman" w:hAnsi="Times New Roman" w:eastAsia="Times New Roman" w:cs="Times New Roman"/>
+          <w:noProof w:val="0"/>
+          <w:sz w:val="28"/>
+          <w:szCs w:val="28"/>
+          <w:lang w:val="en-US"/>
+        </w:rPr>
+        <w:t xml:space="preserve"> </w:t>
+      </w:r>
+      <w:r>
+        <w:rPr>
+          <w:rFonts w:ascii="Times New Roman" w:hAnsi="Times New Roman" w:eastAsia="Times New Roman" w:cs="Times New Roman"/>
+          <w:noProof w:val="0"/>
+          <w:sz w:val="28"/>
+          <w:szCs w:val="28"/>
+          <w:lang w:val="en-US"/>
+        </w:rPr>
+        <w:t>функцію</w:t>
+      </w:r>
+      <w:r>
+        <w:rPr>
+          <w:rFonts w:ascii="Times New Roman" w:hAnsi="Times New Roman" w:eastAsia="Times New Roman" w:cs="Times New Roman"/>
+          <w:noProof w:val="0"/>
+          <w:sz w:val="28"/>
+          <w:szCs w:val="28"/>
+          <w:lang w:val="en-US"/>
+        </w:rPr>
+        <w:t xml:space="preserve"> </w:t>
+      </w:r>
+      <w:r>
+        <w:rPr>
+          <w:rFonts w:ascii="Times New Roman" w:hAnsi="Times New Roman" w:eastAsia="Times New Roman" w:cs="Times New Roman"/>
+          <w:noProof w:val="0"/>
+          <w:sz w:val="28"/>
+          <w:szCs w:val="28"/>
+          <w:lang w:val="en-US"/>
+        </w:rPr>
+        <w:t>для</w:t>
+      </w:r>
+      <w:r>
+        <w:rPr>
+          <w:rFonts w:ascii="Times New Roman" w:hAnsi="Times New Roman" w:eastAsia="Times New Roman" w:cs="Times New Roman"/>
+          <w:noProof w:val="0"/>
+          <w:sz w:val="28"/>
+          <w:szCs w:val="28"/>
+          <w:lang w:val="en-US"/>
+        </w:rPr>
+        <w:t xml:space="preserve"> </w:t>
+      </w:r>
+      <w:r>
+        <w:rPr>
+          <w:rFonts w:ascii="Times New Roman" w:hAnsi="Times New Roman" w:eastAsia="Times New Roman" w:cs="Times New Roman"/>
+          <w:noProof w:val="0"/>
+          <w:sz w:val="28"/>
+          <w:szCs w:val="28"/>
+          <w:lang w:val="en-US"/>
+        </w:rPr>
+        <w:t>обчислення</w:t>
+      </w:r>
+      <w:r>
+        <w:rPr>
+          <w:rFonts w:ascii="Times New Roman" w:hAnsi="Times New Roman" w:eastAsia="Times New Roman" w:cs="Times New Roman"/>
+          <w:noProof w:val="0"/>
+          <w:sz w:val="28"/>
+          <w:szCs w:val="28"/>
+          <w:lang w:val="en-US"/>
+        </w:rPr>
+        <w:t xml:space="preserve"> </w:t>
+      </w:r>
+      <w:r>
+        <w:rPr>
+          <w:rFonts w:ascii="Times New Roman" w:hAnsi="Times New Roman" w:eastAsia="Times New Roman" w:cs="Times New Roman"/>
+          <w:noProof w:val="0"/>
+          <w:sz w:val="28"/>
+          <w:szCs w:val="28"/>
+          <w:lang w:val="en-US"/>
+        </w:rPr>
+        <w:t>дискримінанта</w:t>
+      </w:r>
+      <w:r>
+        <w:rPr>
+          <w:rFonts w:ascii="Times New Roman" w:hAnsi="Times New Roman" w:eastAsia="Times New Roman" w:cs="Times New Roman"/>
+          <w:noProof w:val="0"/>
+          <w:sz w:val="28"/>
+          <w:szCs w:val="28"/>
+          <w:lang w:val="en-US"/>
+        </w:rPr>
+        <w:t xml:space="preserve">, </w:t>
+      </w:r>
+      <w:r>
+        <w:rPr>
+          <w:rFonts w:ascii="Times New Roman" w:hAnsi="Times New Roman" w:eastAsia="Times New Roman" w:cs="Times New Roman"/>
+          <w:noProof w:val="0"/>
+          <w:sz w:val="28"/>
+          <w:szCs w:val="28"/>
+          <w:lang w:val="en-US"/>
+        </w:rPr>
+        <w:t>перетворив</w:t>
+      </w:r>
+      <w:r>
+        <w:rPr>
+          <w:rFonts w:ascii="Times New Roman" w:hAnsi="Times New Roman" w:eastAsia="Times New Roman" w:cs="Times New Roman"/>
+          <w:noProof w:val="0"/>
+          <w:sz w:val="28"/>
+          <w:szCs w:val="28"/>
+          <w:lang w:val="en-US"/>
+        </w:rPr>
+        <w:t xml:space="preserve"> </w:t>
+      </w:r>
+      <w:r>
+        <w:rPr>
+          <w:rFonts w:ascii="Times New Roman" w:hAnsi="Times New Roman" w:eastAsia="Times New Roman" w:cs="Times New Roman"/>
+          <w:noProof w:val="0"/>
+          <w:sz w:val="28"/>
+          <w:szCs w:val="28"/>
+          <w:lang w:val="en-US"/>
+        </w:rPr>
+        <w:t>введені</w:t>
+      </w:r>
+      <w:r>
+        <w:rPr>
+          <w:rFonts w:ascii="Times New Roman" w:hAnsi="Times New Roman" w:eastAsia="Times New Roman" w:cs="Times New Roman"/>
+          <w:noProof w:val="0"/>
+          <w:sz w:val="28"/>
+          <w:szCs w:val="28"/>
+          <w:lang w:val="en-US"/>
+        </w:rPr>
+        <w:t xml:space="preserve"> </w:t>
+      </w:r>
+      <w:r>
+        <w:rPr>
+          <w:rFonts w:ascii="Times New Roman" w:hAnsi="Times New Roman" w:eastAsia="Times New Roman" w:cs="Times New Roman"/>
+          <w:noProof w:val="0"/>
+          <w:sz w:val="28"/>
+          <w:szCs w:val="28"/>
+          <w:lang w:val="en-US"/>
+        </w:rPr>
+        <w:t>дані</w:t>
+      </w:r>
+      <w:r>
+        <w:rPr>
+          <w:rFonts w:ascii="Times New Roman" w:hAnsi="Times New Roman" w:eastAsia="Times New Roman" w:cs="Times New Roman"/>
+          <w:noProof w:val="0"/>
+          <w:sz w:val="28"/>
+          <w:szCs w:val="28"/>
+          <w:lang w:val="en-US"/>
+        </w:rPr>
+        <w:t xml:space="preserve"> </w:t>
+      </w:r>
+      <w:r>
+        <w:rPr>
+          <w:rFonts w:ascii="Times New Roman" w:hAnsi="Times New Roman" w:eastAsia="Times New Roman" w:cs="Times New Roman"/>
+          <w:noProof w:val="0"/>
+          <w:sz w:val="28"/>
+          <w:szCs w:val="28"/>
+          <w:lang w:val="en-US"/>
+        </w:rPr>
+        <w:t>на</w:t>
+      </w:r>
+      <w:r>
+        <w:rPr>
+          <w:rFonts w:ascii="Times New Roman" w:hAnsi="Times New Roman" w:eastAsia="Times New Roman" w:cs="Times New Roman"/>
+          <w:noProof w:val="0"/>
+          <w:sz w:val="28"/>
+          <w:szCs w:val="28"/>
+          <w:lang w:val="en-US"/>
+        </w:rPr>
+        <w:t xml:space="preserve"> </w:t>
+      </w:r>
+      <w:r>
+        <w:rPr>
+          <w:rFonts w:ascii="Times New Roman" w:hAnsi="Times New Roman" w:eastAsia="Times New Roman" w:cs="Times New Roman"/>
+          <w:noProof w:val="0"/>
+          <w:sz w:val="28"/>
+          <w:szCs w:val="28"/>
+          <w:lang w:val="en-US"/>
+        </w:rPr>
+        <w:t>числа</w:t>
+      </w:r>
+      <w:r>
+        <w:rPr>
+          <w:rFonts w:ascii="Times New Roman" w:hAnsi="Times New Roman" w:eastAsia="Times New Roman" w:cs="Times New Roman"/>
+          <w:noProof w:val="0"/>
+          <w:sz w:val="28"/>
+          <w:szCs w:val="28"/>
+          <w:lang w:val="en-US"/>
+        </w:rPr>
+        <w:t xml:space="preserve"> </w:t>
+      </w:r>
+      <w:r>
+        <w:rPr>
+          <w:rFonts w:ascii="Times New Roman" w:hAnsi="Times New Roman" w:eastAsia="Times New Roman" w:cs="Times New Roman"/>
+          <w:noProof w:val="0"/>
+          <w:sz w:val="28"/>
+          <w:szCs w:val="28"/>
+          <w:lang w:val="en-US"/>
+        </w:rPr>
+        <w:t>через</w:t>
+      </w:r>
+      <w:r>
+        <w:rPr>
+          <w:rFonts w:ascii="Times New Roman" w:hAnsi="Times New Roman" w:eastAsia="Times New Roman" w:cs="Times New Roman"/>
+          <w:noProof w:val="0"/>
+          <w:sz w:val="28"/>
+          <w:szCs w:val="28"/>
+          <w:lang w:val="en-US"/>
+        </w:rPr>
+        <w:t xml:space="preserve"> </w:t>
+      </w:r>
+      <w:r>
+        <w:rPr>
+          <w:rFonts w:ascii="Consolas" w:hAnsi="Consolas" w:eastAsia="Consolas" w:cs="Consolas"/>
+          <w:noProof w:val="0"/>
+          <w:sz w:val="28"/>
+          <w:szCs w:val="28"/>
+          <w:lang w:val="en-US"/>
+        </w:rPr>
+        <w:t>float(</w:t>
+      </w:r>
+      <w:r>
+        <w:rPr>
+          <w:rFonts w:ascii="Consolas" w:hAnsi="Consolas" w:eastAsia="Consolas" w:cs="Consolas"/>
+          <w:noProof w:val="0"/>
+          <w:sz w:val="28"/>
+          <w:szCs w:val="28"/>
+          <w:lang w:val="en-US"/>
+        </w:rPr>
+        <w:t>)</w:t>
+      </w:r>
+      <w:r>
+        <w:rPr>
+          <w:rFonts w:ascii="Times New Roman" w:hAnsi="Times New Roman" w:eastAsia="Times New Roman" w:cs="Times New Roman"/>
+          <w:noProof w:val="0"/>
+          <w:sz w:val="28"/>
+          <w:szCs w:val="28"/>
+          <w:lang w:val="en-US"/>
+        </w:rPr>
+        <w:t xml:space="preserve"> </w:t>
+      </w:r>
+      <w:r>
+        <w:rPr>
+          <w:rFonts w:ascii="Times New Roman" w:hAnsi="Times New Roman" w:eastAsia="Times New Roman" w:cs="Times New Roman"/>
+          <w:noProof w:val="0"/>
+          <w:sz w:val="28"/>
+          <w:szCs w:val="28"/>
+          <w:lang w:val="en-US"/>
+        </w:rPr>
+        <w:t>та</w:t>
+      </w:r>
+      <w:r>
+        <w:rPr>
+          <w:rFonts w:ascii="Times New Roman" w:hAnsi="Times New Roman" w:eastAsia="Times New Roman" w:cs="Times New Roman"/>
+          <w:noProof w:val="0"/>
+          <w:sz w:val="28"/>
+          <w:szCs w:val="28"/>
+          <w:lang w:val="en-US"/>
+        </w:rPr>
+        <w:t xml:space="preserve"> </w:t>
+      </w:r>
+      <w:r>
+        <w:rPr>
+          <w:rFonts w:ascii="Times New Roman" w:hAnsi="Times New Roman" w:eastAsia="Times New Roman" w:cs="Times New Roman"/>
+          <w:noProof w:val="0"/>
+          <w:sz w:val="28"/>
+          <w:szCs w:val="28"/>
+          <w:lang w:val="en-US"/>
+        </w:rPr>
+        <w:t>використав</w:t>
+      </w:r>
+      <w:r>
+        <w:rPr>
+          <w:rFonts w:ascii="Times New Roman" w:hAnsi="Times New Roman" w:eastAsia="Times New Roman" w:cs="Times New Roman"/>
+          <w:noProof w:val="0"/>
+          <w:sz w:val="28"/>
+          <w:szCs w:val="28"/>
+          <w:lang w:val="en-US"/>
+        </w:rPr>
+        <w:t xml:space="preserve"> </w:t>
+      </w:r>
+      <w:r>
+        <w:rPr>
+          <w:rFonts w:ascii="Times New Roman" w:hAnsi="Times New Roman" w:eastAsia="Times New Roman" w:cs="Times New Roman"/>
+          <w:noProof w:val="0"/>
+          <w:sz w:val="28"/>
+          <w:szCs w:val="28"/>
+          <w:lang w:val="en-US"/>
+        </w:rPr>
+        <w:t>умовні</w:t>
+      </w:r>
+      <w:r>
+        <w:rPr>
+          <w:rFonts w:ascii="Times New Roman" w:hAnsi="Times New Roman" w:eastAsia="Times New Roman" w:cs="Times New Roman"/>
+          <w:noProof w:val="0"/>
+          <w:sz w:val="28"/>
+          <w:szCs w:val="28"/>
+          <w:lang w:val="en-US"/>
+        </w:rPr>
+        <w:t xml:space="preserve"> </w:t>
+      </w:r>
+      <w:r>
+        <w:rPr>
+          <w:rFonts w:ascii="Times New Roman" w:hAnsi="Times New Roman" w:eastAsia="Times New Roman" w:cs="Times New Roman"/>
+          <w:noProof w:val="0"/>
+          <w:sz w:val="28"/>
+          <w:szCs w:val="28"/>
+          <w:lang w:val="en-US"/>
+        </w:rPr>
+        <w:t>оператори</w:t>
+      </w:r>
+      <w:r>
+        <w:rPr>
+          <w:rFonts w:ascii="Times New Roman" w:hAnsi="Times New Roman" w:eastAsia="Times New Roman" w:cs="Times New Roman"/>
+          <w:noProof w:val="0"/>
+          <w:sz w:val="28"/>
+          <w:szCs w:val="28"/>
+          <w:lang w:val="en-US"/>
+        </w:rPr>
+        <w:t xml:space="preserve"> </w:t>
+      </w:r>
+      <w:r>
+        <w:rPr>
+          <w:rFonts w:ascii="Consolas" w:hAnsi="Consolas" w:eastAsia="Consolas" w:cs="Consolas"/>
+          <w:noProof w:val="0"/>
+          <w:sz w:val="28"/>
+          <w:szCs w:val="28"/>
+          <w:lang w:val="en-US"/>
+        </w:rPr>
+        <w:t xml:space="preserve">if / </w:t>
+      </w:r>
+      <w:r>
+        <w:rPr>
+          <w:rFonts w:ascii="Consolas" w:hAnsi="Consolas" w:eastAsia="Consolas" w:cs="Consolas"/>
+          <w:noProof w:val="0"/>
+          <w:sz w:val="28"/>
+          <w:szCs w:val="28"/>
+          <w:lang w:val="en-US"/>
+        </w:rPr>
+        <w:t>elif</w:t>
+      </w:r>
+      <w:r>
+        <w:rPr>
+          <w:rFonts w:ascii="Consolas" w:hAnsi="Consolas" w:eastAsia="Consolas" w:cs="Consolas"/>
+          <w:noProof w:val="0"/>
+          <w:sz w:val="28"/>
+          <w:szCs w:val="28"/>
+          <w:lang w:val="en-US"/>
+        </w:rPr>
+        <w:t xml:space="preserve"> / else</w:t>
+      </w:r>
+      <w:r>
+        <w:rPr>
+          <w:rFonts w:ascii="Times New Roman" w:hAnsi="Times New Roman" w:eastAsia="Times New Roman" w:cs="Times New Roman"/>
+          <w:noProof w:val="0"/>
+          <w:sz w:val="28"/>
+          <w:szCs w:val="28"/>
+          <w:lang w:val="en-US"/>
+        </w:rPr>
+        <w:t xml:space="preserve"> </w:t>
+      </w:r>
+      <w:r>
+        <w:rPr>
+          <w:rFonts w:ascii="Times New Roman" w:hAnsi="Times New Roman" w:eastAsia="Times New Roman" w:cs="Times New Roman"/>
+          <w:noProof w:val="0"/>
+          <w:sz w:val="28"/>
+          <w:szCs w:val="28"/>
+          <w:lang w:val="en-US"/>
+        </w:rPr>
+        <w:t>для</w:t>
+      </w:r>
+      <w:r>
+        <w:rPr>
+          <w:rFonts w:ascii="Times New Roman" w:hAnsi="Times New Roman" w:eastAsia="Times New Roman" w:cs="Times New Roman"/>
+          <w:noProof w:val="0"/>
+          <w:sz w:val="28"/>
+          <w:szCs w:val="28"/>
+          <w:lang w:val="en-US"/>
+        </w:rPr>
+        <w:t xml:space="preserve"> </w:t>
+      </w:r>
+      <w:r>
+        <w:rPr>
+          <w:rFonts w:ascii="Times New Roman" w:hAnsi="Times New Roman" w:eastAsia="Times New Roman" w:cs="Times New Roman"/>
+          <w:noProof w:val="0"/>
+          <w:sz w:val="28"/>
+          <w:szCs w:val="28"/>
+          <w:lang w:val="en-US"/>
+        </w:rPr>
+        <w:t>розв'язання</w:t>
+      </w:r>
+      <w:r>
+        <w:rPr>
+          <w:rFonts w:ascii="Times New Roman" w:hAnsi="Times New Roman" w:eastAsia="Times New Roman" w:cs="Times New Roman"/>
+          <w:noProof w:val="0"/>
+          <w:sz w:val="28"/>
+          <w:szCs w:val="28"/>
+          <w:lang w:val="en-US"/>
+        </w:rPr>
+        <w:t xml:space="preserve"> </w:t>
+      </w:r>
+      <w:r>
+        <w:rPr>
+          <w:rFonts w:ascii="Times New Roman" w:hAnsi="Times New Roman" w:eastAsia="Times New Roman" w:cs="Times New Roman"/>
+          <w:noProof w:val="0"/>
+          <w:sz w:val="28"/>
+          <w:szCs w:val="28"/>
+          <w:lang w:val="en-US"/>
+        </w:rPr>
+        <w:t>квадратного</w:t>
+      </w:r>
+      <w:r>
+        <w:rPr>
+          <w:rFonts w:ascii="Times New Roman" w:hAnsi="Times New Roman" w:eastAsia="Times New Roman" w:cs="Times New Roman"/>
+          <w:noProof w:val="0"/>
+          <w:sz w:val="28"/>
+          <w:szCs w:val="28"/>
+          <w:lang w:val="en-US"/>
+        </w:rPr>
+        <w:t xml:space="preserve"> </w:t>
+      </w:r>
+      <w:r>
+        <w:rPr>
+          <w:rFonts w:ascii="Times New Roman" w:hAnsi="Times New Roman" w:eastAsia="Times New Roman" w:cs="Times New Roman"/>
+          <w:noProof w:val="0"/>
+          <w:sz w:val="28"/>
+          <w:szCs w:val="28"/>
+          <w:lang w:val="en-US"/>
+        </w:rPr>
+        <w:t>рівняння</w:t>
+      </w:r>
+      <w:r>
+        <w:rPr>
+          <w:rFonts w:ascii="Times New Roman" w:hAnsi="Times New Roman" w:eastAsia="Times New Roman" w:cs="Times New Roman"/>
+          <w:noProof w:val="0"/>
+          <w:sz w:val="28"/>
+          <w:szCs w:val="28"/>
+          <w:lang w:val="en-US"/>
+        </w:rPr>
+        <w:t xml:space="preserve">. Програми </w:t>
+      </w:r>
+      <w:r>
+        <w:rPr>
+          <w:rFonts w:ascii="Times New Roman" w:hAnsi="Times New Roman" w:eastAsia="Times New Roman" w:cs="Times New Roman"/>
+          <w:noProof w:val="0"/>
+          <w:sz w:val="28"/>
+          <w:szCs w:val="28"/>
+          <w:lang w:val="en-US"/>
+        </w:rPr>
+        <w:t>працюють</w:t>
+      </w:r>
+      <w:r>
+        <w:rPr>
+          <w:rFonts w:ascii="Times New Roman" w:hAnsi="Times New Roman" w:eastAsia="Times New Roman" w:cs="Times New Roman"/>
+          <w:noProof w:val="0"/>
+          <w:sz w:val="28"/>
+          <w:szCs w:val="28"/>
+          <w:lang w:val="en-US"/>
+        </w:rPr>
+        <w:t xml:space="preserve"> </w:t>
+      </w:r>
+      <w:r>
+        <w:rPr>
+          <w:rFonts w:ascii="Times New Roman" w:hAnsi="Times New Roman" w:eastAsia="Times New Roman" w:cs="Times New Roman"/>
+          <w:noProof w:val="0"/>
+          <w:sz w:val="28"/>
+          <w:szCs w:val="28"/>
+          <w:lang w:val="en-US"/>
+        </w:rPr>
+        <w:t>коректно</w:t>
+      </w:r>
+      <w:r>
+        <w:rPr>
+          <w:rFonts w:ascii="Times New Roman" w:hAnsi="Times New Roman" w:eastAsia="Times New Roman" w:cs="Times New Roman"/>
+          <w:noProof w:val="0"/>
+          <w:sz w:val="28"/>
+          <w:szCs w:val="28"/>
+          <w:lang w:val="en-US"/>
+        </w:rPr>
+        <w:t xml:space="preserve">: </w:t>
+      </w:r>
+      <w:r>
+        <w:rPr>
+          <w:rFonts w:ascii="Times New Roman" w:hAnsi="Times New Roman" w:eastAsia="Times New Roman" w:cs="Times New Roman"/>
+          <w:noProof w:val="0"/>
+          <w:sz w:val="28"/>
+          <w:szCs w:val="28"/>
+          <w:lang w:val="en-US"/>
+        </w:rPr>
+        <w:t>для</w:t>
+      </w:r>
+      <w:r>
+        <w:rPr>
+          <w:rFonts w:ascii="Times New Roman" w:hAnsi="Times New Roman" w:eastAsia="Times New Roman" w:cs="Times New Roman"/>
+          <w:noProof w:val="0"/>
+          <w:sz w:val="28"/>
+          <w:szCs w:val="28"/>
+          <w:lang w:val="en-US"/>
+        </w:rPr>
+        <w:t xml:space="preserve"> a = 4, b = 6, c = 2 </w:t>
+      </w:r>
+      <w:r>
+        <w:rPr>
+          <w:rFonts w:ascii="Times New Roman" w:hAnsi="Times New Roman" w:eastAsia="Times New Roman" w:cs="Times New Roman"/>
+          <w:noProof w:val="0"/>
+          <w:sz w:val="28"/>
+          <w:szCs w:val="28"/>
+          <w:lang w:val="en-US"/>
+        </w:rPr>
+        <w:t>дискримінант</w:t>
+      </w:r>
+      <w:r>
+        <w:rPr>
+          <w:rFonts w:ascii="Times New Roman" w:hAnsi="Times New Roman" w:eastAsia="Times New Roman" w:cs="Times New Roman"/>
+          <w:noProof w:val="0"/>
+          <w:sz w:val="28"/>
+          <w:szCs w:val="28"/>
+          <w:lang w:val="en-US"/>
+        </w:rPr>
+        <w:t xml:space="preserve"> D = 4, а </w:t>
+      </w:r>
+      <w:r>
+        <w:rPr>
+          <w:rFonts w:ascii="Times New Roman" w:hAnsi="Times New Roman" w:eastAsia="Times New Roman" w:cs="Times New Roman"/>
+          <w:noProof w:val="0"/>
+          <w:sz w:val="28"/>
+          <w:szCs w:val="28"/>
+          <w:lang w:val="en-US"/>
+        </w:rPr>
+        <w:t>корені</w:t>
+      </w:r>
+      <w:r>
+        <w:rPr>
+          <w:rFonts w:ascii="Times New Roman" w:hAnsi="Times New Roman" w:eastAsia="Times New Roman" w:cs="Times New Roman"/>
+          <w:noProof w:val="0"/>
+          <w:sz w:val="28"/>
+          <w:szCs w:val="28"/>
+          <w:lang w:val="en-US"/>
+        </w:rPr>
+        <w:t xml:space="preserve"> </w:t>
+      </w:r>
+      <w:r>
+        <w:rPr>
+          <w:rFonts w:ascii="Times New Roman" w:hAnsi="Times New Roman" w:eastAsia="Times New Roman" w:cs="Times New Roman"/>
+          <w:noProof w:val="0"/>
+          <w:sz w:val="28"/>
+          <w:szCs w:val="28"/>
+          <w:lang w:val="en-US"/>
+        </w:rPr>
+        <w:t>дорівнюють</w:t>
+      </w:r>
+      <w:r>
+        <w:rPr>
+          <w:rFonts w:ascii="Times New Roman" w:hAnsi="Times New Roman" w:eastAsia="Times New Roman" w:cs="Times New Roman"/>
+          <w:noProof w:val="0"/>
+          <w:sz w:val="28"/>
+          <w:szCs w:val="28"/>
+          <w:lang w:val="en-US"/>
+        </w:rPr>
+        <w:t xml:space="preserve"> x1 = -0.5 </w:t>
+      </w:r>
+      <w:r>
+        <w:rPr>
+          <w:rFonts w:ascii="Times New Roman" w:hAnsi="Times New Roman" w:eastAsia="Times New Roman" w:cs="Times New Roman"/>
+          <w:noProof w:val="0"/>
+          <w:sz w:val="28"/>
+          <w:szCs w:val="28"/>
+          <w:lang w:val="en-US"/>
+        </w:rPr>
+        <w:t>та</w:t>
+      </w:r>
+      <w:r>
+        <w:rPr>
+          <w:rFonts w:ascii="Times New Roman" w:hAnsi="Times New Roman" w:eastAsia="Times New Roman" w:cs="Times New Roman"/>
+          <w:noProof w:val="0"/>
+          <w:sz w:val="28"/>
+          <w:szCs w:val="28"/>
+          <w:lang w:val="en-US"/>
+        </w:rPr>
+        <w:t xml:space="preserve"> x2 = -1.0. Усі </w:t>
+      </w:r>
+      <w:r>
+        <w:rPr>
+          <w:rFonts w:ascii="Times New Roman" w:hAnsi="Times New Roman" w:eastAsia="Times New Roman" w:cs="Times New Roman"/>
+          <w:noProof w:val="0"/>
+          <w:sz w:val="28"/>
+          <w:szCs w:val="28"/>
+          <w:lang w:val="en-US"/>
+        </w:rPr>
+        <w:t>завдання</w:t>
+      </w:r>
+      <w:r>
+        <w:rPr>
+          <w:rFonts w:ascii="Times New Roman" w:hAnsi="Times New Roman" w:eastAsia="Times New Roman" w:cs="Times New Roman"/>
+          <w:noProof w:val="0"/>
+          <w:sz w:val="28"/>
+          <w:szCs w:val="28"/>
+          <w:lang w:val="en-US"/>
+        </w:rPr>
+        <w:t xml:space="preserve"> </w:t>
+      </w:r>
+      <w:r>
+        <w:rPr>
+          <w:rFonts w:ascii="Times New Roman" w:hAnsi="Times New Roman" w:eastAsia="Times New Roman" w:cs="Times New Roman"/>
+          <w:noProof w:val="0"/>
+          <w:sz w:val="28"/>
+          <w:szCs w:val="28"/>
+          <w:lang w:val="en-US"/>
+        </w:rPr>
+        <w:t>виконано</w:t>
+      </w:r>
+      <w:r>
+        <w:rPr>
+          <w:rFonts w:ascii="Times New Roman" w:hAnsi="Times New Roman" w:eastAsia="Times New Roman" w:cs="Times New Roman"/>
+          <w:noProof w:val="0"/>
+          <w:sz w:val="28"/>
+          <w:szCs w:val="28"/>
+          <w:lang w:val="en-US"/>
+        </w:rPr>
+        <w:t xml:space="preserve">, </w:t>
+      </w:r>
+      <w:r>
+        <w:rPr>
+          <w:rFonts w:ascii="Times New Roman" w:hAnsi="Times New Roman" w:eastAsia="Times New Roman" w:cs="Times New Roman"/>
+          <w:noProof w:val="0"/>
+          <w:sz w:val="28"/>
+          <w:szCs w:val="28"/>
+          <w:lang w:val="en-US"/>
+        </w:rPr>
+        <w:t>результати</w:t>
+      </w:r>
+      <w:r>
+        <w:rPr>
+          <w:rFonts w:ascii="Times New Roman" w:hAnsi="Times New Roman" w:eastAsia="Times New Roman" w:cs="Times New Roman"/>
+          <w:noProof w:val="0"/>
+          <w:sz w:val="28"/>
+          <w:szCs w:val="28"/>
+          <w:lang w:val="en-US"/>
+        </w:rPr>
+        <w:t xml:space="preserve"> </w:t>
+      </w:r>
+      <w:r>
+        <w:rPr>
+          <w:rFonts w:ascii="Times New Roman" w:hAnsi="Times New Roman" w:eastAsia="Times New Roman" w:cs="Times New Roman"/>
+          <w:noProof w:val="0"/>
+          <w:sz w:val="28"/>
+          <w:szCs w:val="28"/>
+          <w:lang w:val="en-US"/>
+        </w:rPr>
+        <w:t>збігаються</w:t>
+      </w:r>
+      <w:r>
+        <w:rPr>
+          <w:rFonts w:ascii="Times New Roman" w:hAnsi="Times New Roman" w:eastAsia="Times New Roman" w:cs="Times New Roman"/>
+          <w:noProof w:val="0"/>
+          <w:sz w:val="28"/>
+          <w:szCs w:val="28"/>
+          <w:lang w:val="en-US"/>
+        </w:rPr>
+        <w:t xml:space="preserve"> з </w:t>
+      </w:r>
+      <w:r>
+        <w:rPr>
+          <w:rFonts w:ascii="Times New Roman" w:hAnsi="Times New Roman" w:eastAsia="Times New Roman" w:cs="Times New Roman"/>
+          <w:noProof w:val="0"/>
+          <w:sz w:val="28"/>
+          <w:szCs w:val="28"/>
+          <w:lang w:val="en-US"/>
+        </w:rPr>
+        <w:t>очікуваними</w:t>
+      </w:r>
+      <w:r>
+        <w:rPr>
+          <w:rFonts w:ascii="Times New Roman" w:hAnsi="Times New Roman" w:eastAsia="Times New Roman" w:cs="Times New Roman"/>
+          <w:noProof w:val="0"/>
+          <w:sz w:val="28"/>
+          <w:szCs w:val="28"/>
+          <w:lang w:val="en-US"/>
+        </w:rPr>
+        <w:t>.</w:t>
+      </w:r>
+    </w:p>
+    <w:p>
+      <w:pPr>
+        <w:pStyle w:val="Normal"/>
+        <w:spacing w:line="360" w:lineRule="auto"/>
+        <w:ind w:firstLine="0"/>
+        <w:jc w:val="left"/>
+      </w:pPr>
+    </w:p>
+    <w:p>
+      <w:pPr>
+        <w:ind w:firstLine="0"/>
+        <w:jc w:val="center"/>
+        <w:rPr>
+          <w:b w:val="1"/>
+          <w:bCs w:val="1"/>
+          <w:lang w:val="uk-UA"/>
+        </w:rPr>
+      </w:pPr>
+    </w:p>
+    <w:p>
+      <w:pPr>
+        <w:ind w:firstLine="0"/>
+        <w:jc w:val="center"/>
+        <w:rPr>
+          <w:b w:val="1"/>
+          <w:bCs w:val="1"/>
+          <w:lang w:val="uk-UA"/>
+        </w:rPr>
+      </w:pPr>
+    </w:p>
+    <w:p>
+      <w:pPr>
+        <w:ind w:firstLine="0"/>
+        <w:jc w:val="center"/>
+        <w:rPr>
+          <w:b w:val="1"/>
+          <w:bCs w:val="1"/>
+          <w:lang w:val="uk-UA"/>
+        </w:rPr>
+      </w:pPr>
+    </w:p>
+    <w:p>
+      <w:pPr>
+        <w:ind w:firstLine="0"/>
+        <w:jc w:val="center"/>
+        <w:rPr>
+          <w:b w:val="1"/>
+          <w:bCs w:val="1"/>
+          <w:lang w:val="uk-UA"/>
+        </w:rPr>
+      </w:pPr>
+    </w:p>
+    <w:p>
+      <w:pPr>
+        <w:ind w:firstLine="0"/>
+        <w:jc w:val="center"/>
+        <w:rPr>
+          <w:b w:val="1"/>
+          <w:bCs w:val="1"/>
+          <w:lang w:val="uk-UA"/>
+        </w:rPr>
+      </w:pPr>
+    </w:p>
+    <w:p>
+      <w:pPr>
+        <w:ind/>
+      </w:pPr>
+      <w:r>
+        <w:br w:type="page"/>
+      </w:r>
+    </w:p>
+    <w:p>
+      <w:pPr>
+        <w:pStyle w:val="Normal"/>
         <w:ind w:firstLine="0"/>
         <w:jc w:val="center"/>
         <w:rPr>

--- a/TP-KB-251-Illia-Chernonoh-lpr.docx
+++ b/TP-KB-251-Illia-Chernonoh-lpr.docx
@@ -3713,6 +3713,7 @@
           <w:numId w:val="4"/>
         </w:numPr>
         <w:spacing w:before="0" w:beforeAutospacing="off" w:after="0" w:afterAutospacing="off"/>
+        <w:ind/>
         <w:rPr>
           <w:rFonts w:ascii="Times New Roman" w:hAnsi="Times New Roman" w:eastAsia="Times New Roman" w:cs="Times New Roman"/>
           <w:noProof w:val="0"/>
@@ -3755,16 +3756,24 @@
     <w:p>
       <w:pPr>
         <w:pStyle w:val="Normal"/>
-        <w:ind w:firstLine="0"/>
-        <w:rPr>
-          <w:lang w:val="uk-UA"/>
-        </w:rPr>
-      </w:pPr>
+        <w:ind/>
+        <w:rPr>
+          <w:lang w:val="uk-UA"/>
+        </w:rPr>
+      </w:pPr>
+    </w:p>
+    <w:p>
+      <w:pPr>
+        <w:ind/>
+      </w:pPr>
+      <w:r>
+        <w:br w:type="page"/>
+      </w:r>
     </w:p>
     <w:p>
       <w:pPr>
         <w:pStyle w:val="Normal"/>
-        <w:ind w:firstLine="0"/>
+        <w:ind/>
         <w:rPr>
           <w:lang w:val="uk-UA"/>
         </w:rPr>
@@ -3783,10 +3792,10 @@
       </w:pPr>
       <w:r>
         <w:drawing>
-          <wp:inline wp14:editId="717C8EE4" wp14:anchorId="78E765F9">
-            <wp:extent cx="3391373" cy="3562847"/>
+          <wp:inline wp14:editId="6ED9BEAD" wp14:anchorId="1DF4862B">
+            <wp:extent cx="3425382" cy="5438775"/>
             <wp:effectExtent l="0" t="0" r="0" b="0"/>
-            <wp:docPr id="288402910" name="drawing"/>
+            <wp:docPr id="2003525438" name="drawing"/>
             <wp:cNvGraphicFramePr>
               <a:graphicFrameLocks noChangeAspect="1"/>
             </wp:cNvGraphicFramePr>
@@ -3794,11 +3803,11 @@
               <a:graphicData xmlns:a="http://schemas.openxmlformats.org/drawingml/2006/main" uri="http://schemas.openxmlformats.org/drawingml/2006/picture">
                 <pic:pic xmlns:pic="http://schemas.openxmlformats.org/drawingml/2006/picture">
                   <pic:nvPicPr>
-                    <pic:cNvPr id="288402910" name="Picture 288402910"/>
+                    <pic:cNvPr id="2003525438" name="Picture 2003525438"/>
                     <pic:cNvPicPr/>
                   </pic:nvPicPr>
                   <pic:blipFill>
-                    <a:blip xmlns:r="http://schemas.openxmlformats.org/officeDocument/2006/relationships" r:embed="rId1917556107">
+                    <a:blip xmlns:r="http://schemas.openxmlformats.org/officeDocument/2006/relationships" r:embed="rId796812486">
                       <a:extLst>
                         <a:ext uri="{28A0092B-C50C-407E-A947-70E740481C1C}">
                           <a14:useLocalDpi xmlns:a14="http://schemas.microsoft.com/office/drawing/2010/main"/>
@@ -3810,9 +3819,9 @@
                     </a:stretch>
                   </pic:blipFill>
                   <pic:spPr>
-                    <a:xfrm>
+                    <a:xfrm rot="0">
                       <a:off x="0" y="0"/>
-                      <a:ext cx="3391373" cy="3562847"/>
+                      <a:ext cx="3425382" cy="5438775"/>
                     </a:xfrm>
                     <a:prstGeom prst="rect">
                       <a:avLst/>
@@ -4115,10 +4124,10 @@
       </w:pPr>
       <w:r>
         <w:drawing>
-          <wp:inline wp14:editId="60F7E745" wp14:anchorId="07CFFC00">
-            <wp:extent cx="3164205" cy="3943901"/>
+          <wp:inline wp14:editId="1B44849B" wp14:anchorId="260854CF">
+            <wp:extent cx="4315427" cy="5525271"/>
             <wp:effectExtent l="0" t="0" r="0" b="0"/>
-            <wp:docPr id="1415739441" name="drawing"/>
+            <wp:docPr id="482060563" name="drawing"/>
             <wp:cNvGraphicFramePr>
               <a:graphicFrameLocks noChangeAspect="1"/>
             </wp:cNvGraphicFramePr>
@@ -4126,11 +4135,11 @@
               <a:graphicData xmlns:a="http://schemas.openxmlformats.org/drawingml/2006/main" uri="http://schemas.openxmlformats.org/drawingml/2006/picture">
                 <pic:pic xmlns:pic="http://schemas.openxmlformats.org/drawingml/2006/picture">
                   <pic:nvPicPr>
-                    <pic:cNvPr id="1415739441" name="Picture 1415739441"/>
+                    <pic:cNvPr id="482060563" name="Picture 482060563"/>
                     <pic:cNvPicPr/>
                   </pic:nvPicPr>
                   <pic:blipFill>
-                    <a:blip xmlns:r="http://schemas.openxmlformats.org/officeDocument/2006/relationships" r:embed="rId1164618241">
+                    <a:blip xmlns:r="http://schemas.openxmlformats.org/officeDocument/2006/relationships" r:embed="rId1968467942">
                       <a:extLst>
                         <a:ext uri="{28A0092B-C50C-407E-A947-70E740481C1C}">
                           <a14:useLocalDpi xmlns:a14="http://schemas.microsoft.com/office/drawing/2010/main"/>
@@ -4142,9 +4151,9 @@
                     </a:stretch>
                   </pic:blipFill>
                   <pic:spPr>
-                    <a:xfrm rot="0">
+                    <a:xfrm>
                       <a:off x="0" y="0"/>
-                      <a:ext cx="3164205" cy="3943901"/>
+                      <a:ext cx="4315427" cy="5525271"/>
                     </a:xfrm>
                     <a:prstGeom prst="rect">
                       <a:avLst/>
@@ -4349,7 +4358,7 @@
         <w:t>3) Калькулятор з використанням match</w:t>
       </w:r>
     </w:p>
-    <w:p>
+    <w:p w14:noSpellErr="1">
       <w:pPr>
         <w:spacing w:before="240" w:beforeAutospacing="off" w:after="240" w:afterAutospacing="off"/>
         <w:jc w:val="both"/>
@@ -4559,10 +4568,10 @@
       </w:pPr>
       <w:r>
         <w:drawing>
-          <wp:inline wp14:editId="31BA1F4D" wp14:anchorId="6942B4C7">
-            <wp:extent cx="3199368" cy="4201112"/>
+          <wp:inline wp14:editId="4A595E44" wp14:anchorId="29E30D97">
+            <wp:extent cx="3461232" cy="4481060"/>
             <wp:effectExtent l="0" t="0" r="0" b="0"/>
-            <wp:docPr id="1262626686" name="drawing"/>
+            <wp:docPr id="1930264295" name="drawing"/>
             <wp:cNvGraphicFramePr>
               <a:graphicFrameLocks noChangeAspect="1"/>
             </wp:cNvGraphicFramePr>
@@ -4570,11 +4579,11 @@
               <a:graphicData xmlns:a="http://schemas.openxmlformats.org/drawingml/2006/main" uri="http://schemas.openxmlformats.org/drawingml/2006/picture">
                 <pic:pic xmlns:pic="http://schemas.openxmlformats.org/drawingml/2006/picture">
                   <pic:nvPicPr>
-                    <pic:cNvPr id="1262626686" name="Picture 1262626686"/>
+                    <pic:cNvPr id="1930264295" name="Picture 1930264295"/>
                     <pic:cNvPicPr/>
                   </pic:nvPicPr>
                   <pic:blipFill>
-                    <a:blip xmlns:r="http://schemas.openxmlformats.org/officeDocument/2006/relationships" r:embed="rId28540363">
+                    <a:blip xmlns:r="http://schemas.openxmlformats.org/officeDocument/2006/relationships" r:embed="rId2067542321">
                       <a:extLst>
                         <a:ext uri="{28A0092B-C50C-407E-A947-70E740481C1C}">
                           <a14:useLocalDpi xmlns:a14="http://schemas.microsoft.com/office/drawing/2010/main"/>
@@ -4588,7 +4597,7 @@
                   <pic:spPr>
                     <a:xfrm rot="0">
                       <a:off x="0" y="0"/>
-                      <a:ext cx="3199368" cy="4201112"/>
+                      <a:ext cx="3461232" cy="4481060"/>
                     </a:xfrm>
                     <a:prstGeom prst="rect">
                       <a:avLst/>

--- a/TP-KB-251-Illia-Chernonoh-lpr.docx
+++ b/TP-KB-251-Illia-Chernonoh-lpr.docx
@@ -16924,6 +16924,7089 @@
       </w:r>
     </w:p>
     <w:p>
+      <w:r>
+        <w:br w:type="page"/>
+      </w:r>
+    </w:p>
+    <w:p>
+      <w:pPr>
+        <w:pStyle w:val="Normal"/>
+        <w:ind w:firstLine="0"/>
+        <w:jc w:val="center"/>
+        <w:rPr>
+          <w:b w:val="1"/>
+          <w:bCs w:val="1"/>
+          <w:lang w:val="ru-RU"/>
+        </w:rPr>
+      </w:pPr>
+      <w:r>
+        <w:rPr>
+          <w:b w:val="1"/>
+          <w:bCs w:val="1"/>
+          <w:lang w:val="uk-UA"/>
+        </w:rPr>
+        <w:t xml:space="preserve">Звіт про виконання практичних завдань до лекцій з курсу Технології програмування на мові </w:t>
+      </w:r>
+      <w:r>
+        <w:rPr>
+          <w:b w:val="1"/>
+          <w:bCs w:val="1"/>
+        </w:rPr>
+        <w:t>Python</w:t>
+      </w:r>
+    </w:p>
+    <w:p>
+      <w:pPr>
+        <w:spacing w:line="360" w:lineRule="auto"/>
+        <w:ind w:firstLine="720"/>
+        <w:jc w:val="right"/>
+        <w:rPr>
+          <w:rFonts w:ascii="Times New Roman" w:hAnsi="Times New Roman" w:eastAsia="Times New Roman" w:cs="Times New Roman"/>
+          <w:b w:val="0"/>
+          <w:bCs w:val="0"/>
+          <w:i w:val="0"/>
+          <w:iCs w:val="0"/>
+          <w:caps w:val="0"/>
+          <w:smallCaps w:val="0"/>
+          <w:noProof w:val="0"/>
+          <w:color w:val="000000" w:themeColor="text1" w:themeTint="FF" w:themeShade="FF"/>
+          <w:sz w:val="28"/>
+          <w:szCs w:val="28"/>
+          <w:lang w:val="uk-UA"/>
+        </w:rPr>
+      </w:pPr>
+      <w:r>
+        <w:rPr>
+          <w:rFonts w:ascii="Times New Roman" w:hAnsi="Times New Roman" w:eastAsia="Times New Roman" w:cs="Times New Roman"/>
+          <w:b w:val="0"/>
+          <w:bCs w:val="0"/>
+          <w:i w:val="0"/>
+          <w:iCs w:val="0"/>
+          <w:caps w:val="0"/>
+          <w:smallCaps w:val="0"/>
+          <w:noProof w:val="0"/>
+          <w:color w:val="000000" w:themeColor="text1" w:themeTint="FF" w:themeShade="FF"/>
+          <w:sz w:val="28"/>
+          <w:szCs w:val="28"/>
+          <w:lang w:val="uk-UA"/>
+        </w:rPr>
+        <w:t>Звіт до Теми №4</w:t>
+      </w:r>
+    </w:p>
+    <w:p>
+      <w:pPr>
+        <w:pStyle w:val="Heading1"/>
+        <w:shd w:val="clear" w:color="auto" w:fill="FFFFFF" w:themeFill="background1"/>
+        <w:bidi w:val="0"/>
+        <w:spacing w:before="0" w:beforeAutospacing="off" w:after="0" w:afterAutospacing="off"/>
+        <w:jc w:val="right"/>
+      </w:pPr>
+      <w:r>
+        <w:rPr>
+          <w:rFonts w:ascii="Times New Roman" w:hAnsi="Times New Roman" w:eastAsia="Times New Roman" w:cs="Times New Roman"/>
+          <w:b w:val="0"/>
+          <w:bCs w:val="0"/>
+          <w:i w:val="0"/>
+          <w:iCs w:val="0"/>
+          <w:caps w:val="0"/>
+          <w:smallCaps w:val="0"/>
+          <w:noProof w:val="0"/>
+          <w:color w:val="333333"/>
+          <w:sz w:val="28"/>
+          <w:szCs w:val="28"/>
+          <w:lang w:val="uk-UA"/>
+        </w:rPr>
+        <w:t>Виняткові ситуації</w:t>
+      </w:r>
+    </w:p>
+    <w:p>
+      <w:pPr>
+        <w:spacing w:line="360" w:lineRule="auto"/>
+        <w:ind w:firstLine="720"/>
+        <w:jc w:val="right"/>
+        <w:rPr>
+          <w:rFonts w:ascii="Times New Roman" w:hAnsi="Times New Roman" w:eastAsia="Times New Roman" w:cs="Times New Roman"/>
+          <w:b w:val="0"/>
+          <w:bCs w:val="0"/>
+          <w:i w:val="0"/>
+          <w:iCs w:val="0"/>
+          <w:caps w:val="0"/>
+          <w:smallCaps w:val="0"/>
+          <w:noProof w:val="0"/>
+          <w:color w:val="000000" w:themeColor="text1" w:themeTint="FF" w:themeShade="FF"/>
+          <w:sz w:val="28"/>
+          <w:szCs w:val="28"/>
+          <w:lang w:val="uk-UA"/>
+        </w:rPr>
+      </w:pPr>
+      <w:r>
+        <w:rPr>
+          <w:rFonts w:ascii="Times New Roman" w:hAnsi="Times New Roman" w:eastAsia="Times New Roman" w:cs="Times New Roman"/>
+          <w:b w:val="0"/>
+          <w:bCs w:val="0"/>
+          <w:i w:val="0"/>
+          <w:iCs w:val="0"/>
+          <w:caps w:val="0"/>
+          <w:smallCaps w:val="0"/>
+          <w:noProof w:val="0"/>
+          <w:color w:val="000000" w:themeColor="text1" w:themeTint="FF" w:themeShade="FF"/>
+          <w:sz w:val="28"/>
+          <w:szCs w:val="28"/>
+          <w:lang w:val="uk-UA"/>
+        </w:rPr>
+        <w:t>Виконав Черноног Iлля</w:t>
+      </w:r>
+    </w:p>
+    <w:p>
+      <w:pPr>
+        <w:spacing w:line="360" w:lineRule="auto"/>
+        <w:ind w:firstLine="720"/>
+        <w:jc w:val="right"/>
+        <w:rPr>
+          <w:rFonts w:ascii="Times New Roman" w:hAnsi="Times New Roman" w:eastAsia="Times New Roman" w:cs="Times New Roman"/>
+          <w:b w:val="0"/>
+          <w:bCs w:val="0"/>
+          <w:i w:val="0"/>
+          <w:iCs w:val="0"/>
+          <w:caps w:val="0"/>
+          <w:smallCaps w:val="0"/>
+          <w:noProof w:val="0"/>
+          <w:color w:val="000000" w:themeColor="text1" w:themeTint="FF" w:themeShade="FF"/>
+          <w:sz w:val="28"/>
+          <w:szCs w:val="28"/>
+          <w:lang w:val="uk-UA"/>
+        </w:rPr>
+      </w:pPr>
+      <w:r>
+        <w:rPr>
+          <w:rFonts w:ascii="Times New Roman" w:hAnsi="Times New Roman" w:eastAsia="Times New Roman" w:cs="Times New Roman"/>
+          <w:b w:val="0"/>
+          <w:bCs w:val="0"/>
+          <w:i w:val="0"/>
+          <w:iCs w:val="0"/>
+          <w:caps w:val="0"/>
+          <w:smallCaps w:val="0"/>
+          <w:noProof w:val="0"/>
+          <w:color w:val="000000" w:themeColor="text1" w:themeTint="FF" w:themeShade="FF"/>
+          <w:sz w:val="28"/>
+          <w:szCs w:val="28"/>
+          <w:lang w:val="uk-UA"/>
+        </w:rPr>
+        <w:t>КБ-251</w:t>
+      </w:r>
+    </w:p>
+    <w:p>
+      <w:pPr>
+        <w:spacing w:before="360" w:beforeAutospacing="off" w:after="180" w:afterAutospacing="off"/>
+        <w:ind w:firstLine="0"/>
+        <w:jc w:val="left"/>
+        <w:rPr>
+          <w:rFonts w:ascii="Times New Roman" w:hAnsi="Times New Roman" w:eastAsia="Times New Roman" w:cs="Times New Roman"/>
+          <w:b w:val="1"/>
+          <w:bCs w:val="1"/>
+          <w:strike w:val="0"/>
+          <w:dstrike w:val="0"/>
+          <w:noProof w:val="0"/>
+          <w:sz w:val="28"/>
+          <w:szCs w:val="28"/>
+          <w:u w:val="none"/>
+          <w:lang w:val="en-US"/>
+        </w:rPr>
+      </w:pPr>
+      <w:r>
+        <w:rPr>
+          <w:rFonts w:ascii="Times New Roman" w:hAnsi="Times New Roman" w:eastAsia="Times New Roman" w:cs="Times New Roman"/>
+          <w:b w:val="1"/>
+          <w:bCs w:val="1"/>
+          <w:strike w:val="0"/>
+          <w:dstrike w:val="0"/>
+          <w:noProof w:val="0"/>
+          <w:sz w:val="28"/>
+          <w:szCs w:val="28"/>
+          <w:u w:val="none"/>
+          <w:lang w:val="en-US"/>
+        </w:rPr>
+        <w:t>Мета</w:t>
+      </w:r>
+      <w:r>
+        <w:rPr>
+          <w:rFonts w:ascii="Times New Roman" w:hAnsi="Times New Roman" w:eastAsia="Times New Roman" w:cs="Times New Roman"/>
+          <w:b w:val="1"/>
+          <w:bCs w:val="1"/>
+          <w:strike w:val="0"/>
+          <w:dstrike w:val="0"/>
+          <w:noProof w:val="0"/>
+          <w:sz w:val="28"/>
+          <w:szCs w:val="28"/>
+          <w:u w:val="none"/>
+          <w:lang w:val="en-US"/>
+        </w:rPr>
+        <w:t xml:space="preserve"> </w:t>
+      </w:r>
+      <w:r>
+        <w:rPr>
+          <w:rFonts w:ascii="Times New Roman" w:hAnsi="Times New Roman" w:eastAsia="Times New Roman" w:cs="Times New Roman"/>
+          <w:b w:val="1"/>
+          <w:bCs w:val="1"/>
+          <w:strike w:val="0"/>
+          <w:dstrike w:val="0"/>
+          <w:noProof w:val="0"/>
+          <w:sz w:val="28"/>
+          <w:szCs w:val="28"/>
+          <w:u w:val="none"/>
+          <w:lang w:val="en-US"/>
+        </w:rPr>
+        <w:t>роботи:</w:t>
+      </w:r>
+    </w:p>
+    <w:p>
+      <w:pPr>
+        <w:pStyle w:val="Normal"/>
+        <w:spacing w:line="360" w:lineRule="auto"/>
+        <w:jc w:val="both"/>
+        <w:rPr>
+          <w:rFonts w:ascii="Times New Roman" w:hAnsi="Times New Roman" w:eastAsia="Times New Roman" w:cs="Times New Roman"/>
+          <w:b w:val="0"/>
+          <w:bCs w:val="0"/>
+          <w:strike w:val="0"/>
+          <w:dstrike w:val="0"/>
+          <w:noProof w:val="0"/>
+          <w:sz w:val="28"/>
+          <w:szCs w:val="28"/>
+          <w:u w:val="none"/>
+          <w:lang w:val="en-US"/>
+        </w:rPr>
+      </w:pPr>
+      <w:r>
+        <w:rPr>
+          <w:rFonts w:ascii="Times New Roman" w:hAnsi="Times New Roman" w:eastAsia="Times New Roman" w:cs="Times New Roman"/>
+          <w:b w:val="0"/>
+          <w:bCs w:val="0"/>
+          <w:strike w:val="0"/>
+          <w:dstrike w:val="0"/>
+          <w:noProof w:val="0"/>
+          <w:sz w:val="28"/>
+          <w:szCs w:val="28"/>
+          <w:u w:val="none"/>
+          <w:lang w:val="en-US"/>
+        </w:rPr>
+        <w:t>Закріпити практичні навички побудови програм із розгалуженою структурою за допомогою умовних операторів (</w:t>
+      </w:r>
+      <w:r>
+        <w:rPr>
+          <w:rFonts w:ascii="Times New Roman" w:hAnsi="Times New Roman" w:eastAsia="Times New Roman" w:cs="Times New Roman"/>
+          <w:b w:val="0"/>
+          <w:bCs w:val="0"/>
+          <w:strike w:val="0"/>
+          <w:dstrike w:val="0"/>
+          <w:noProof w:val="0"/>
+          <w:sz w:val="28"/>
+          <w:szCs w:val="28"/>
+          <w:u w:val="none"/>
+          <w:lang w:val="en-US"/>
+        </w:rPr>
+        <w:t>if</w:t>
+      </w:r>
+      <w:r>
+        <w:rPr>
+          <w:rFonts w:ascii="Times New Roman" w:hAnsi="Times New Roman" w:eastAsia="Times New Roman" w:cs="Times New Roman"/>
+          <w:b w:val="0"/>
+          <w:bCs w:val="0"/>
+          <w:strike w:val="0"/>
+          <w:dstrike w:val="0"/>
+          <w:noProof w:val="0"/>
+          <w:sz w:val="28"/>
+          <w:szCs w:val="28"/>
+          <w:u w:val="none"/>
+          <w:lang w:val="en-US"/>
+        </w:rPr>
+        <w:t xml:space="preserve">, </w:t>
+      </w:r>
+      <w:r>
+        <w:rPr>
+          <w:rFonts w:ascii="Times New Roman" w:hAnsi="Times New Roman" w:eastAsia="Times New Roman" w:cs="Times New Roman"/>
+          <w:b w:val="0"/>
+          <w:bCs w:val="0"/>
+          <w:strike w:val="0"/>
+          <w:dstrike w:val="0"/>
+          <w:noProof w:val="0"/>
+          <w:sz w:val="28"/>
+          <w:szCs w:val="28"/>
+          <w:u w:val="none"/>
+          <w:lang w:val="en-US"/>
+        </w:rPr>
+        <w:t>elif</w:t>
+      </w:r>
+      <w:r>
+        <w:rPr>
+          <w:rFonts w:ascii="Times New Roman" w:hAnsi="Times New Roman" w:eastAsia="Times New Roman" w:cs="Times New Roman"/>
+          <w:b w:val="0"/>
+          <w:bCs w:val="0"/>
+          <w:strike w:val="0"/>
+          <w:dstrike w:val="0"/>
+          <w:noProof w:val="0"/>
+          <w:sz w:val="28"/>
+          <w:szCs w:val="28"/>
+          <w:u w:val="none"/>
+          <w:lang w:val="en-US"/>
+        </w:rPr>
+        <w:t xml:space="preserve">, </w:t>
+      </w:r>
+      <w:r>
+        <w:rPr>
+          <w:rFonts w:ascii="Times New Roman" w:hAnsi="Times New Roman" w:eastAsia="Times New Roman" w:cs="Times New Roman"/>
+          <w:b w:val="0"/>
+          <w:bCs w:val="0"/>
+          <w:strike w:val="0"/>
+          <w:dstrike w:val="0"/>
+          <w:noProof w:val="0"/>
+          <w:sz w:val="28"/>
+          <w:szCs w:val="28"/>
+          <w:u w:val="none"/>
+          <w:lang w:val="en-US"/>
+        </w:rPr>
+        <w:t>else</w:t>
+      </w:r>
+      <w:r>
+        <w:rPr>
+          <w:rFonts w:ascii="Times New Roman" w:hAnsi="Times New Roman" w:eastAsia="Times New Roman" w:cs="Times New Roman"/>
+          <w:b w:val="0"/>
+          <w:bCs w:val="0"/>
+          <w:strike w:val="0"/>
+          <w:dstrike w:val="0"/>
+          <w:noProof w:val="0"/>
+          <w:sz w:val="28"/>
+          <w:szCs w:val="28"/>
+          <w:u w:val="none"/>
+          <w:lang w:val="en-US"/>
+        </w:rPr>
+        <w:t xml:space="preserve">) у мові </w:t>
+      </w:r>
+      <w:r>
+        <w:rPr>
+          <w:rFonts w:ascii="Times New Roman" w:hAnsi="Times New Roman" w:eastAsia="Times New Roman" w:cs="Times New Roman"/>
+          <w:b w:val="1"/>
+          <w:bCs w:val="1"/>
+          <w:strike w:val="0"/>
+          <w:dstrike w:val="0"/>
+          <w:noProof w:val="0"/>
+          <w:sz w:val="28"/>
+          <w:szCs w:val="28"/>
+          <w:u w:val="none"/>
+          <w:lang w:val="en-US"/>
+        </w:rPr>
+        <w:t>Python</w:t>
+      </w:r>
+      <w:r>
+        <w:rPr>
+          <w:rFonts w:ascii="Times New Roman" w:hAnsi="Times New Roman" w:eastAsia="Times New Roman" w:cs="Times New Roman"/>
+          <w:b w:val="0"/>
+          <w:bCs w:val="0"/>
+          <w:strike w:val="0"/>
+          <w:dstrike w:val="0"/>
+          <w:noProof w:val="0"/>
+          <w:sz w:val="28"/>
+          <w:szCs w:val="28"/>
+          <w:u w:val="none"/>
+          <w:lang w:val="en-US"/>
+        </w:rPr>
+        <w:t>. Освоїти методи інкапсуляції логіки в окремі функції та вивчити базові інструменти обробки виняткових ситуацій (</w:t>
+      </w:r>
+      <w:r>
+        <w:rPr>
+          <w:rFonts w:ascii="Times New Roman" w:hAnsi="Times New Roman" w:eastAsia="Times New Roman" w:cs="Times New Roman"/>
+          <w:b w:val="0"/>
+          <w:bCs w:val="0"/>
+          <w:strike w:val="0"/>
+          <w:dstrike w:val="0"/>
+          <w:noProof w:val="0"/>
+          <w:sz w:val="28"/>
+          <w:szCs w:val="28"/>
+          <w:u w:val="none"/>
+          <w:lang w:val="en-US"/>
+        </w:rPr>
+        <w:t>try-except</w:t>
+      </w:r>
+      <w:r>
+        <w:rPr>
+          <w:rFonts w:ascii="Times New Roman" w:hAnsi="Times New Roman" w:eastAsia="Times New Roman" w:cs="Times New Roman"/>
+          <w:b w:val="0"/>
+          <w:bCs w:val="0"/>
+          <w:strike w:val="0"/>
+          <w:dstrike w:val="0"/>
+          <w:noProof w:val="0"/>
+          <w:sz w:val="28"/>
+          <w:szCs w:val="28"/>
+          <w:u w:val="none"/>
+          <w:lang w:val="en-US"/>
+        </w:rPr>
+        <w:t>) для підвищення надійності та відмовостійкості програмного забезпечення.</w:t>
+      </w:r>
+    </w:p>
+    <w:p>
+      <w:pPr>
+        <w:pStyle w:val="Normal"/>
+        <w:suppressLineNumbers w:val="0"/>
+        <w:bidi w:val="0"/>
+        <w:spacing w:before="360" w:beforeAutospacing="off" w:after="180" w:afterAutospacing="off" w:line="360" w:lineRule="auto"/>
+        <w:ind w:left="0" w:right="0" w:firstLine="720"/>
+        <w:jc w:val="both"/>
+      </w:pPr>
+      <w:r>
+        <w:rPr>
+          <w:rFonts w:ascii="Times New Roman" w:hAnsi="Times New Roman" w:eastAsia="Times New Roman" w:cs="Times New Roman"/>
+          <w:b w:val="1"/>
+          <w:bCs w:val="1"/>
+          <w:strike w:val="0"/>
+          <w:dstrike w:val="0"/>
+          <w:noProof w:val="0"/>
+          <w:sz w:val="28"/>
+          <w:szCs w:val="28"/>
+          <w:u w:val="none"/>
+          <w:lang w:val="en-US"/>
+        </w:rPr>
+        <w:t>Завдання:</w:t>
+      </w:r>
+    </w:p>
+    <w:p>
+      <w:pPr>
+        <w:pStyle w:val="Normal"/>
+        <w:spacing w:before="0" w:beforeAutospacing="off" w:after="180" w:afterAutospacing="off"/>
+        <w:rPr>
+          <w:rFonts w:ascii="Times New Roman" w:hAnsi="Times New Roman" w:eastAsia="Times New Roman" w:cs="Times New Roman"/>
+          <w:b w:val="0"/>
+          <w:bCs w:val="0"/>
+          <w:strike w:val="0"/>
+          <w:dstrike w:val="0"/>
+          <w:noProof w:val="0"/>
+          <w:sz w:val="28"/>
+          <w:szCs w:val="28"/>
+          <w:u w:val="none"/>
+          <w:lang w:val="en-US"/>
+        </w:rPr>
+      </w:pPr>
+      <w:r>
+        <w:rPr>
+          <w:rFonts w:ascii="Times New Roman" w:hAnsi="Times New Roman" w:eastAsia="Times New Roman" w:cs="Times New Roman"/>
+          <w:b w:val="0"/>
+          <w:bCs w:val="0"/>
+          <w:strike w:val="0"/>
+          <w:dstrike w:val="0"/>
+          <w:noProof w:val="0"/>
+          <w:sz w:val="28"/>
+          <w:szCs w:val="28"/>
+          <w:u w:val="none"/>
+          <w:lang w:val="en-US"/>
+        </w:rPr>
+        <w:t>Завдання 1.</w:t>
+      </w:r>
+      <w:r>
+        <w:rPr>
+          <w:rFonts w:ascii="Times New Roman" w:hAnsi="Times New Roman" w:eastAsia="Times New Roman" w:cs="Times New Roman"/>
+          <w:b w:val="0"/>
+          <w:bCs w:val="0"/>
+          <w:strike w:val="0"/>
+          <w:dstrike w:val="0"/>
+          <w:noProof w:val="0"/>
+          <w:sz w:val="28"/>
+          <w:szCs w:val="28"/>
+          <w:u w:val="none"/>
+          <w:lang w:val="en-US"/>
+        </w:rPr>
+        <w:t xml:space="preserve"> Ознайомитися з офіційним списком вбудованих виняткових ситуацій у документації мови Python.</w:t>
+      </w:r>
+    </w:p>
+    <w:p>
+      <w:pPr>
+        <w:pStyle w:val="Normal"/>
+        <w:spacing w:before="0" w:beforeAutospacing="off" w:after="180" w:afterAutospacing="off"/>
+        <w:rPr>
+          <w:rFonts w:ascii="Times New Roman" w:hAnsi="Times New Roman" w:eastAsia="Times New Roman" w:cs="Times New Roman"/>
+          <w:b w:val="0"/>
+          <w:bCs w:val="0"/>
+          <w:strike w:val="0"/>
+          <w:dstrike w:val="0"/>
+          <w:noProof w:val="0"/>
+          <w:sz w:val="28"/>
+          <w:szCs w:val="28"/>
+          <w:u w:val="none"/>
+          <w:lang w:val="en-US"/>
+        </w:rPr>
+      </w:pPr>
+      <w:r>
+        <w:rPr>
+          <w:rFonts w:ascii="Times New Roman" w:hAnsi="Times New Roman" w:eastAsia="Times New Roman" w:cs="Times New Roman"/>
+          <w:b w:val="0"/>
+          <w:bCs w:val="0"/>
+          <w:strike w:val="0"/>
+          <w:dstrike w:val="0"/>
+          <w:noProof w:val="0"/>
+          <w:sz w:val="28"/>
+          <w:szCs w:val="28"/>
+          <w:u w:val="none"/>
+          <w:lang w:val="en-US"/>
+        </w:rPr>
+        <w:t>Завдання 2.</w:t>
+      </w:r>
+      <w:r>
+        <w:rPr>
+          <w:rFonts w:ascii="Times New Roman" w:hAnsi="Times New Roman" w:eastAsia="Times New Roman" w:cs="Times New Roman"/>
+          <w:b w:val="0"/>
+          <w:bCs w:val="0"/>
+          <w:strike w:val="0"/>
+          <w:dstrike w:val="0"/>
+          <w:noProof w:val="0"/>
+          <w:sz w:val="28"/>
+          <w:szCs w:val="28"/>
+          <w:u w:val="none"/>
+          <w:lang w:val="en-US"/>
+        </w:rPr>
+        <w:t xml:space="preserve"> Розширити базову програму калькулятора, що використовує метод нескінченного введення даних, винісши логіку запиту операцій та чисел в окрему функцію </w:t>
+      </w:r>
+      <w:r>
+        <w:rPr>
+          <w:rFonts w:ascii="Times New Roman" w:hAnsi="Times New Roman" w:eastAsia="Times New Roman" w:cs="Times New Roman"/>
+          <w:b w:val="0"/>
+          <w:bCs w:val="0"/>
+          <w:strike w:val="0"/>
+          <w:dstrike w:val="0"/>
+          <w:noProof w:val="0"/>
+          <w:sz w:val="28"/>
+          <w:szCs w:val="28"/>
+          <w:u w:val="none"/>
+          <w:lang w:val="en-US"/>
+        </w:rPr>
+        <w:t>get_user_data()</w:t>
+      </w:r>
+      <w:r>
+        <w:rPr>
+          <w:rFonts w:ascii="Times New Roman" w:hAnsi="Times New Roman" w:eastAsia="Times New Roman" w:cs="Times New Roman"/>
+          <w:b w:val="0"/>
+          <w:bCs w:val="0"/>
+          <w:strike w:val="0"/>
+          <w:dstrike w:val="0"/>
+          <w:noProof w:val="0"/>
+          <w:sz w:val="28"/>
+          <w:szCs w:val="28"/>
+          <w:u w:val="none"/>
+          <w:lang w:val="en-US"/>
+        </w:rPr>
+        <w:t xml:space="preserve"> з обов'язковою обробкою некоректного введення.</w:t>
+      </w:r>
+    </w:p>
+    <w:p>
+      <w:pPr>
+        <w:pStyle w:val="Normal"/>
+        <w:spacing w:before="0" w:beforeAutospacing="off" w:after="180" w:afterAutospacing="off"/>
+        <w:rPr>
+          <w:rFonts w:ascii="Times New Roman" w:hAnsi="Times New Roman" w:eastAsia="Times New Roman" w:cs="Times New Roman"/>
+          <w:b w:val="0"/>
+          <w:bCs w:val="0"/>
+          <w:strike w:val="0"/>
+          <w:dstrike w:val="0"/>
+          <w:noProof w:val="0"/>
+          <w:sz w:val="28"/>
+          <w:szCs w:val="28"/>
+          <w:u w:val="none"/>
+          <w:lang w:val="en-US"/>
+        </w:rPr>
+      </w:pPr>
+      <w:r>
+        <w:rPr>
+          <w:rFonts w:ascii="Times New Roman" w:hAnsi="Times New Roman" w:eastAsia="Times New Roman" w:cs="Times New Roman"/>
+          <w:b w:val="0"/>
+          <w:bCs w:val="0"/>
+          <w:strike w:val="0"/>
+          <w:dstrike w:val="0"/>
+          <w:noProof w:val="0"/>
+          <w:sz w:val="28"/>
+          <w:szCs w:val="28"/>
+          <w:u w:val="none"/>
+          <w:lang w:val="en-US"/>
+        </w:rPr>
+        <w:t>Завдання</w:t>
+      </w:r>
+      <w:r>
+        <w:rPr>
+          <w:rFonts w:ascii="Times New Roman" w:hAnsi="Times New Roman" w:eastAsia="Times New Roman" w:cs="Times New Roman"/>
+          <w:b w:val="0"/>
+          <w:bCs w:val="0"/>
+          <w:strike w:val="0"/>
+          <w:dstrike w:val="0"/>
+          <w:noProof w:val="0"/>
+          <w:sz w:val="28"/>
+          <w:szCs w:val="28"/>
+          <w:u w:val="none"/>
+          <w:lang w:val="en-US"/>
+        </w:rPr>
+        <w:t xml:space="preserve"> 3.</w:t>
+      </w:r>
+      <w:r>
+        <w:rPr>
+          <w:rFonts w:ascii="Times New Roman" w:hAnsi="Times New Roman" w:eastAsia="Times New Roman" w:cs="Times New Roman"/>
+          <w:b w:val="0"/>
+          <w:bCs w:val="0"/>
+          <w:strike w:val="0"/>
+          <w:dstrike w:val="0"/>
+          <w:noProof w:val="0"/>
+          <w:sz w:val="28"/>
+          <w:szCs w:val="28"/>
+          <w:u w:val="none"/>
+          <w:lang w:val="en-US"/>
+        </w:rPr>
+        <w:t xml:space="preserve"> Модернізувати </w:t>
+      </w:r>
+      <w:r>
+        <w:rPr>
+          <w:rFonts w:ascii="Times New Roman" w:hAnsi="Times New Roman" w:eastAsia="Times New Roman" w:cs="Times New Roman"/>
+          <w:b w:val="0"/>
+          <w:bCs w:val="0"/>
+          <w:strike w:val="0"/>
+          <w:dstrike w:val="0"/>
+          <w:noProof w:val="0"/>
+          <w:sz w:val="28"/>
+          <w:szCs w:val="28"/>
+          <w:u w:val="none"/>
+          <w:lang w:val="en-US"/>
+        </w:rPr>
+        <w:t>функцію</w:t>
+      </w:r>
+      <w:r>
+        <w:rPr>
+          <w:rFonts w:ascii="Times New Roman" w:hAnsi="Times New Roman" w:eastAsia="Times New Roman" w:cs="Times New Roman"/>
+          <w:b w:val="0"/>
+          <w:bCs w:val="0"/>
+          <w:strike w:val="0"/>
+          <w:dstrike w:val="0"/>
+          <w:noProof w:val="0"/>
+          <w:sz w:val="28"/>
+          <w:szCs w:val="28"/>
+          <w:u w:val="none"/>
+          <w:lang w:val="en-US"/>
+        </w:rPr>
+        <w:t xml:space="preserve"> </w:t>
+      </w:r>
+      <w:r>
+        <w:rPr>
+          <w:rFonts w:ascii="Times New Roman" w:hAnsi="Times New Roman" w:eastAsia="Times New Roman" w:cs="Times New Roman"/>
+          <w:b w:val="0"/>
+          <w:bCs w:val="0"/>
+          <w:strike w:val="0"/>
+          <w:dstrike w:val="0"/>
+          <w:noProof w:val="0"/>
+          <w:sz w:val="28"/>
+          <w:szCs w:val="28"/>
+          <w:u w:val="none"/>
+          <w:lang w:val="en-US"/>
+        </w:rPr>
+        <w:t>ділення</w:t>
+      </w:r>
+      <w:r>
+        <w:rPr>
+          <w:rFonts w:ascii="Times New Roman" w:hAnsi="Times New Roman" w:eastAsia="Times New Roman" w:cs="Times New Roman"/>
+          <w:b w:val="0"/>
+          <w:bCs w:val="0"/>
+          <w:strike w:val="0"/>
+          <w:dstrike w:val="0"/>
+          <w:noProof w:val="0"/>
+          <w:sz w:val="28"/>
+          <w:szCs w:val="28"/>
+          <w:u w:val="none"/>
+          <w:lang w:val="en-US"/>
+        </w:rPr>
+        <w:t xml:space="preserve"> </w:t>
+      </w:r>
+      <w:r>
+        <w:rPr>
+          <w:rFonts w:ascii="Times New Roman" w:hAnsi="Times New Roman" w:eastAsia="Times New Roman" w:cs="Times New Roman"/>
+          <w:b w:val="0"/>
+          <w:bCs w:val="0"/>
+          <w:strike w:val="0"/>
+          <w:dstrike w:val="0"/>
+          <w:noProof w:val="0"/>
+          <w:sz w:val="28"/>
+          <w:szCs w:val="28"/>
+          <w:u w:val="none"/>
+          <w:lang w:val="en-US"/>
+        </w:rPr>
+        <w:t>divide(</w:t>
+      </w:r>
+      <w:r>
+        <w:rPr>
+          <w:rFonts w:ascii="Times New Roman" w:hAnsi="Times New Roman" w:eastAsia="Times New Roman" w:cs="Times New Roman"/>
+          <w:b w:val="0"/>
+          <w:bCs w:val="0"/>
+          <w:strike w:val="0"/>
+          <w:dstrike w:val="0"/>
+          <w:noProof w:val="0"/>
+          <w:sz w:val="28"/>
+          <w:szCs w:val="28"/>
+          <w:u w:val="none"/>
+          <w:lang w:val="en-US"/>
+        </w:rPr>
+        <w:t>a, b)</w:t>
+      </w:r>
+      <w:r>
+        <w:rPr>
+          <w:rFonts w:ascii="Times New Roman" w:hAnsi="Times New Roman" w:eastAsia="Times New Roman" w:cs="Times New Roman"/>
+          <w:b w:val="0"/>
+          <w:bCs w:val="0"/>
+          <w:strike w:val="0"/>
+          <w:dstrike w:val="0"/>
+          <w:noProof w:val="0"/>
+          <w:sz w:val="28"/>
+          <w:szCs w:val="28"/>
+          <w:u w:val="none"/>
+          <w:lang w:val="en-US"/>
+        </w:rPr>
+        <w:t xml:space="preserve">, </w:t>
+      </w:r>
+      <w:r>
+        <w:rPr>
+          <w:rFonts w:ascii="Times New Roman" w:hAnsi="Times New Roman" w:eastAsia="Times New Roman" w:cs="Times New Roman"/>
+          <w:b w:val="0"/>
+          <w:bCs w:val="0"/>
+          <w:strike w:val="0"/>
+          <w:dstrike w:val="0"/>
+          <w:noProof w:val="0"/>
+          <w:sz w:val="28"/>
+          <w:szCs w:val="28"/>
+          <w:u w:val="none"/>
+          <w:lang w:val="en-US"/>
+        </w:rPr>
+        <w:t>інтегрувавши</w:t>
+      </w:r>
+      <w:r>
+        <w:rPr>
+          <w:rFonts w:ascii="Times New Roman" w:hAnsi="Times New Roman" w:eastAsia="Times New Roman" w:cs="Times New Roman"/>
+          <w:b w:val="0"/>
+          <w:bCs w:val="0"/>
+          <w:strike w:val="0"/>
+          <w:dstrike w:val="0"/>
+          <w:noProof w:val="0"/>
+          <w:sz w:val="28"/>
+          <w:szCs w:val="28"/>
+          <w:u w:val="none"/>
+          <w:lang w:val="en-US"/>
+        </w:rPr>
+        <w:t xml:space="preserve"> в </w:t>
+      </w:r>
+      <w:r>
+        <w:rPr>
+          <w:rFonts w:ascii="Times New Roman" w:hAnsi="Times New Roman" w:eastAsia="Times New Roman" w:cs="Times New Roman"/>
+          <w:b w:val="0"/>
+          <w:bCs w:val="0"/>
+          <w:strike w:val="0"/>
+          <w:dstrike w:val="0"/>
+          <w:noProof w:val="0"/>
+          <w:sz w:val="28"/>
+          <w:szCs w:val="28"/>
+          <w:u w:val="none"/>
+          <w:lang w:val="en-US"/>
+        </w:rPr>
+        <w:t>неї</w:t>
+      </w:r>
+      <w:r>
+        <w:rPr>
+          <w:rFonts w:ascii="Times New Roman" w:hAnsi="Times New Roman" w:eastAsia="Times New Roman" w:cs="Times New Roman"/>
+          <w:b w:val="0"/>
+          <w:bCs w:val="0"/>
+          <w:strike w:val="0"/>
+          <w:dstrike w:val="0"/>
+          <w:noProof w:val="0"/>
+          <w:sz w:val="28"/>
+          <w:szCs w:val="28"/>
+          <w:u w:val="none"/>
+          <w:lang w:val="en-US"/>
+        </w:rPr>
+        <w:t xml:space="preserve"> </w:t>
+      </w:r>
+      <w:r>
+        <w:rPr>
+          <w:rFonts w:ascii="Times New Roman" w:hAnsi="Times New Roman" w:eastAsia="Times New Roman" w:cs="Times New Roman"/>
+          <w:b w:val="0"/>
+          <w:bCs w:val="0"/>
+          <w:strike w:val="0"/>
+          <w:dstrike w:val="0"/>
+          <w:noProof w:val="0"/>
+          <w:sz w:val="28"/>
+          <w:szCs w:val="28"/>
+          <w:u w:val="none"/>
+          <w:lang w:val="en-US"/>
+        </w:rPr>
+        <w:t>перехоплення</w:t>
+      </w:r>
+      <w:r>
+        <w:rPr>
+          <w:rFonts w:ascii="Times New Roman" w:hAnsi="Times New Roman" w:eastAsia="Times New Roman" w:cs="Times New Roman"/>
+          <w:b w:val="0"/>
+          <w:bCs w:val="0"/>
+          <w:strike w:val="0"/>
+          <w:dstrike w:val="0"/>
+          <w:noProof w:val="0"/>
+          <w:sz w:val="28"/>
+          <w:szCs w:val="28"/>
+          <w:u w:val="none"/>
+          <w:lang w:val="en-US"/>
+        </w:rPr>
+        <w:t xml:space="preserve"> </w:t>
+      </w:r>
+      <w:r>
+        <w:rPr>
+          <w:rFonts w:ascii="Times New Roman" w:hAnsi="Times New Roman" w:eastAsia="Times New Roman" w:cs="Times New Roman"/>
+          <w:b w:val="0"/>
+          <w:bCs w:val="0"/>
+          <w:strike w:val="0"/>
+          <w:dstrike w:val="0"/>
+          <w:noProof w:val="0"/>
+          <w:sz w:val="28"/>
+          <w:szCs w:val="28"/>
+          <w:u w:val="none"/>
+          <w:lang w:val="en-US"/>
+        </w:rPr>
+        <w:t>та</w:t>
+      </w:r>
+      <w:r>
+        <w:rPr>
+          <w:rFonts w:ascii="Times New Roman" w:hAnsi="Times New Roman" w:eastAsia="Times New Roman" w:cs="Times New Roman"/>
+          <w:b w:val="0"/>
+          <w:bCs w:val="0"/>
+          <w:strike w:val="0"/>
+          <w:dstrike w:val="0"/>
+          <w:noProof w:val="0"/>
+          <w:sz w:val="28"/>
+          <w:szCs w:val="28"/>
+          <w:u w:val="none"/>
+          <w:lang w:val="en-US"/>
+        </w:rPr>
+        <w:t xml:space="preserve"> </w:t>
+      </w:r>
+      <w:r>
+        <w:rPr>
+          <w:rFonts w:ascii="Times New Roman" w:hAnsi="Times New Roman" w:eastAsia="Times New Roman" w:cs="Times New Roman"/>
+          <w:b w:val="0"/>
+          <w:bCs w:val="0"/>
+          <w:strike w:val="0"/>
+          <w:dstrike w:val="0"/>
+          <w:noProof w:val="0"/>
+          <w:sz w:val="28"/>
+          <w:szCs w:val="28"/>
+          <w:u w:val="none"/>
+          <w:lang w:val="en-US"/>
+        </w:rPr>
+        <w:t>обробку</w:t>
+      </w:r>
+      <w:r>
+        <w:rPr>
+          <w:rFonts w:ascii="Times New Roman" w:hAnsi="Times New Roman" w:eastAsia="Times New Roman" w:cs="Times New Roman"/>
+          <w:b w:val="0"/>
+          <w:bCs w:val="0"/>
+          <w:strike w:val="0"/>
+          <w:dstrike w:val="0"/>
+          <w:noProof w:val="0"/>
+          <w:sz w:val="28"/>
+          <w:szCs w:val="28"/>
+          <w:u w:val="none"/>
+          <w:lang w:val="en-US"/>
+        </w:rPr>
+        <w:t xml:space="preserve"> </w:t>
+      </w:r>
+      <w:r>
+        <w:rPr>
+          <w:rFonts w:ascii="Times New Roman" w:hAnsi="Times New Roman" w:eastAsia="Times New Roman" w:cs="Times New Roman"/>
+          <w:b w:val="0"/>
+          <w:bCs w:val="0"/>
+          <w:strike w:val="0"/>
+          <w:dstrike w:val="0"/>
+          <w:noProof w:val="0"/>
+          <w:sz w:val="28"/>
+          <w:szCs w:val="28"/>
+          <w:u w:val="none"/>
+          <w:lang w:val="en-US"/>
+        </w:rPr>
+        <w:t>специфічної</w:t>
+      </w:r>
+      <w:r>
+        <w:rPr>
+          <w:rFonts w:ascii="Times New Roman" w:hAnsi="Times New Roman" w:eastAsia="Times New Roman" w:cs="Times New Roman"/>
+          <w:b w:val="0"/>
+          <w:bCs w:val="0"/>
+          <w:strike w:val="0"/>
+          <w:dstrike w:val="0"/>
+          <w:noProof w:val="0"/>
+          <w:sz w:val="28"/>
+          <w:szCs w:val="28"/>
+          <w:u w:val="none"/>
+          <w:lang w:val="en-US"/>
+        </w:rPr>
+        <w:t xml:space="preserve"> </w:t>
+      </w:r>
+      <w:r>
+        <w:rPr>
+          <w:rFonts w:ascii="Times New Roman" w:hAnsi="Times New Roman" w:eastAsia="Times New Roman" w:cs="Times New Roman"/>
+          <w:b w:val="0"/>
+          <w:bCs w:val="0"/>
+          <w:strike w:val="0"/>
+          <w:dstrike w:val="0"/>
+          <w:noProof w:val="0"/>
+          <w:sz w:val="28"/>
+          <w:szCs w:val="28"/>
+          <w:u w:val="none"/>
+          <w:lang w:val="en-US"/>
+        </w:rPr>
+        <w:t>виняткової</w:t>
+      </w:r>
+      <w:r>
+        <w:rPr>
+          <w:rFonts w:ascii="Times New Roman" w:hAnsi="Times New Roman" w:eastAsia="Times New Roman" w:cs="Times New Roman"/>
+          <w:b w:val="0"/>
+          <w:bCs w:val="0"/>
+          <w:strike w:val="0"/>
+          <w:dstrike w:val="0"/>
+          <w:noProof w:val="0"/>
+          <w:sz w:val="28"/>
+          <w:szCs w:val="28"/>
+          <w:u w:val="none"/>
+          <w:lang w:val="en-US"/>
+        </w:rPr>
+        <w:t xml:space="preserve"> </w:t>
+      </w:r>
+      <w:r>
+        <w:rPr>
+          <w:rFonts w:ascii="Times New Roman" w:hAnsi="Times New Roman" w:eastAsia="Times New Roman" w:cs="Times New Roman"/>
+          <w:b w:val="0"/>
+          <w:bCs w:val="0"/>
+          <w:strike w:val="0"/>
+          <w:dstrike w:val="0"/>
+          <w:noProof w:val="0"/>
+          <w:sz w:val="28"/>
+          <w:szCs w:val="28"/>
+          <w:u w:val="none"/>
+          <w:lang w:val="en-US"/>
+        </w:rPr>
+        <w:t>ситуації</w:t>
+      </w:r>
+      <w:r>
+        <w:rPr>
+          <w:rFonts w:ascii="Times New Roman" w:hAnsi="Times New Roman" w:eastAsia="Times New Roman" w:cs="Times New Roman"/>
+          <w:b w:val="0"/>
+          <w:bCs w:val="0"/>
+          <w:strike w:val="0"/>
+          <w:dstrike w:val="0"/>
+          <w:noProof w:val="0"/>
+          <w:sz w:val="28"/>
+          <w:szCs w:val="28"/>
+          <w:u w:val="none"/>
+          <w:lang w:val="en-US"/>
+        </w:rPr>
+        <w:t xml:space="preserve"> </w:t>
+      </w:r>
+      <w:r>
+        <w:rPr>
+          <w:rFonts w:ascii="Times New Roman" w:hAnsi="Times New Roman" w:eastAsia="Times New Roman" w:cs="Times New Roman"/>
+          <w:b w:val="0"/>
+          <w:bCs w:val="0"/>
+          <w:strike w:val="0"/>
+          <w:dstrike w:val="0"/>
+          <w:noProof w:val="0"/>
+          <w:sz w:val="28"/>
+          <w:szCs w:val="28"/>
+          <w:u w:val="none"/>
+          <w:lang w:val="en-US"/>
+        </w:rPr>
+        <w:t>ділення</w:t>
+      </w:r>
+      <w:r>
+        <w:rPr>
+          <w:rFonts w:ascii="Times New Roman" w:hAnsi="Times New Roman" w:eastAsia="Times New Roman" w:cs="Times New Roman"/>
+          <w:b w:val="0"/>
+          <w:bCs w:val="0"/>
+          <w:strike w:val="0"/>
+          <w:dstrike w:val="0"/>
+          <w:noProof w:val="0"/>
+          <w:sz w:val="28"/>
+          <w:szCs w:val="28"/>
+          <w:u w:val="none"/>
+          <w:lang w:val="en-US"/>
+        </w:rPr>
+        <w:t xml:space="preserve"> </w:t>
+      </w:r>
+      <w:r>
+        <w:rPr>
+          <w:rFonts w:ascii="Times New Roman" w:hAnsi="Times New Roman" w:eastAsia="Times New Roman" w:cs="Times New Roman"/>
+          <w:b w:val="0"/>
+          <w:bCs w:val="0"/>
+          <w:strike w:val="0"/>
+          <w:dstrike w:val="0"/>
+          <w:noProof w:val="0"/>
+          <w:sz w:val="28"/>
+          <w:szCs w:val="28"/>
+          <w:u w:val="none"/>
+          <w:lang w:val="en-US"/>
+        </w:rPr>
+        <w:t>на</w:t>
+      </w:r>
+      <w:r>
+        <w:rPr>
+          <w:rFonts w:ascii="Times New Roman" w:hAnsi="Times New Roman" w:eastAsia="Times New Roman" w:cs="Times New Roman"/>
+          <w:b w:val="0"/>
+          <w:bCs w:val="0"/>
+          <w:strike w:val="0"/>
+          <w:dstrike w:val="0"/>
+          <w:noProof w:val="0"/>
+          <w:sz w:val="28"/>
+          <w:szCs w:val="28"/>
+          <w:u w:val="none"/>
+          <w:lang w:val="en-US"/>
+        </w:rPr>
+        <w:t xml:space="preserve"> </w:t>
+      </w:r>
+      <w:r>
+        <w:rPr>
+          <w:rFonts w:ascii="Times New Roman" w:hAnsi="Times New Roman" w:eastAsia="Times New Roman" w:cs="Times New Roman"/>
+          <w:b w:val="0"/>
+          <w:bCs w:val="0"/>
+          <w:strike w:val="0"/>
+          <w:dstrike w:val="0"/>
+          <w:noProof w:val="0"/>
+          <w:sz w:val="28"/>
+          <w:szCs w:val="28"/>
+          <w:u w:val="none"/>
+          <w:lang w:val="en-US"/>
+        </w:rPr>
+        <w:t>нуль</w:t>
+      </w:r>
+      <w:r>
+        <w:rPr>
+          <w:rFonts w:ascii="Times New Roman" w:hAnsi="Times New Roman" w:eastAsia="Times New Roman" w:cs="Times New Roman"/>
+          <w:b w:val="0"/>
+          <w:bCs w:val="0"/>
+          <w:strike w:val="0"/>
+          <w:dstrike w:val="0"/>
+          <w:noProof w:val="0"/>
+          <w:sz w:val="28"/>
+          <w:szCs w:val="28"/>
+          <w:u w:val="none"/>
+          <w:lang w:val="en-US"/>
+        </w:rPr>
+        <w:t xml:space="preserve"> (</w:t>
+      </w:r>
+      <w:r>
+        <w:rPr>
+          <w:rFonts w:ascii="Times New Roman" w:hAnsi="Times New Roman" w:eastAsia="Times New Roman" w:cs="Times New Roman"/>
+          <w:b w:val="0"/>
+          <w:bCs w:val="0"/>
+          <w:strike w:val="0"/>
+          <w:dstrike w:val="0"/>
+          <w:noProof w:val="0"/>
+          <w:sz w:val="28"/>
+          <w:szCs w:val="28"/>
+          <w:u w:val="none"/>
+          <w:lang w:val="en-US"/>
+        </w:rPr>
+        <w:t>ZeroDivisionError</w:t>
+      </w:r>
+      <w:r>
+        <w:rPr>
+          <w:rFonts w:ascii="Times New Roman" w:hAnsi="Times New Roman" w:eastAsia="Times New Roman" w:cs="Times New Roman"/>
+          <w:b w:val="0"/>
+          <w:bCs w:val="0"/>
+          <w:strike w:val="0"/>
+          <w:dstrike w:val="0"/>
+          <w:noProof w:val="0"/>
+          <w:sz w:val="28"/>
+          <w:szCs w:val="28"/>
+          <w:u w:val="none"/>
+          <w:lang w:val="en-US"/>
+        </w:rPr>
+        <w:t>).</w:t>
+      </w:r>
+    </w:p>
+    <w:p>
+      <w:pPr>
+        <w:spacing w:before="240" w:beforeAutospacing="off" w:after="240" w:afterAutospacing="off"/>
+        <w:ind w:firstLine="0"/>
+        <w:jc w:val="both"/>
+        <w:rPr>
+          <w:rFonts w:ascii="Times New Roman" w:hAnsi="Times New Roman" w:eastAsia="Times New Roman" w:cs="Times New Roman"/>
+          <w:b w:val="1"/>
+          <w:bCs w:val="1"/>
+          <w:noProof w:val="0"/>
+          <w:sz w:val="28"/>
+          <w:szCs w:val="28"/>
+          <w:lang w:val="en-US"/>
+        </w:rPr>
+      </w:pPr>
+      <w:r>
+        <w:rPr>
+          <w:rFonts w:ascii="Times New Roman" w:hAnsi="Times New Roman" w:eastAsia="Times New Roman" w:cs="Times New Roman"/>
+          <w:b w:val="1"/>
+          <w:bCs w:val="1"/>
+          <w:noProof w:val="0"/>
+          <w:sz w:val="28"/>
+          <w:szCs w:val="28"/>
+          <w:lang w:val="en-US"/>
+        </w:rPr>
+        <w:t>Текст програми:</w:t>
+      </w:r>
+    </w:p>
+    <w:p>
+      <w:pPr>
+        <w:shd w:val="clear" w:color="auto" w:fill="121314"/>
+        <w:spacing w:before="0" w:beforeAutospacing="off" w:after="0" w:afterAutospacing="off" w:line="285" w:lineRule="auto"/>
+        <w:jc w:val="both"/>
+      </w:pPr>
+      <w:r>
+        <w:rPr>
+          <w:rFonts w:ascii="Consolas" w:hAnsi="Consolas" w:eastAsia="Consolas" w:cs="Consolas"/>
+          <w:b w:val="0"/>
+          <w:bCs w:val="0"/>
+          <w:noProof w:val="0"/>
+          <w:color w:val="FF7B72"/>
+          <w:sz w:val="21"/>
+          <w:szCs w:val="21"/>
+          <w:lang w:val="en-US"/>
+        </w:rPr>
+        <w:t>def</w:t>
+      </w:r>
+      <w:r>
+        <w:rPr>
+          <w:rFonts w:ascii="Consolas" w:hAnsi="Consolas" w:eastAsia="Consolas" w:cs="Consolas"/>
+          <w:b w:val="0"/>
+          <w:bCs w:val="0"/>
+          <w:noProof w:val="0"/>
+          <w:color w:val="BBBEBF"/>
+          <w:sz w:val="21"/>
+          <w:szCs w:val="21"/>
+          <w:lang w:val="en-US"/>
+        </w:rPr>
+        <w:t xml:space="preserve"> </w:t>
+      </w:r>
+      <w:r>
+        <w:rPr>
+          <w:rFonts w:ascii="Consolas" w:hAnsi="Consolas" w:eastAsia="Consolas" w:cs="Consolas"/>
+          <w:b w:val="0"/>
+          <w:bCs w:val="0"/>
+          <w:noProof w:val="0"/>
+          <w:color w:val="D2A8FF"/>
+          <w:sz w:val="21"/>
+          <w:szCs w:val="21"/>
+          <w:lang w:val="en-US"/>
+        </w:rPr>
+        <w:t>add</w:t>
+      </w:r>
+      <w:r>
+        <w:rPr>
+          <w:rFonts w:ascii="Consolas" w:hAnsi="Consolas" w:eastAsia="Consolas" w:cs="Consolas"/>
+          <w:b w:val="0"/>
+          <w:bCs w:val="0"/>
+          <w:noProof w:val="0"/>
+          <w:color w:val="BBBEBF"/>
+          <w:sz w:val="21"/>
+          <w:szCs w:val="21"/>
+          <w:lang w:val="en-US"/>
+        </w:rPr>
+        <w:t>(</w:t>
+      </w:r>
+      <w:r>
+        <w:rPr>
+          <w:rFonts w:ascii="Consolas" w:hAnsi="Consolas" w:eastAsia="Consolas" w:cs="Consolas"/>
+          <w:b w:val="0"/>
+          <w:bCs w:val="0"/>
+          <w:noProof w:val="0"/>
+          <w:color w:val="FFA657"/>
+          <w:sz w:val="21"/>
+          <w:szCs w:val="21"/>
+          <w:lang w:val="en-US"/>
+        </w:rPr>
+        <w:t>a</w:t>
+      </w:r>
+      <w:r>
+        <w:rPr>
+          <w:rFonts w:ascii="Consolas" w:hAnsi="Consolas" w:eastAsia="Consolas" w:cs="Consolas"/>
+          <w:b w:val="0"/>
+          <w:bCs w:val="0"/>
+          <w:noProof w:val="0"/>
+          <w:color w:val="BBBEBF"/>
+          <w:sz w:val="21"/>
+          <w:szCs w:val="21"/>
+          <w:lang w:val="en-US"/>
+        </w:rPr>
+        <w:t xml:space="preserve">, </w:t>
+      </w:r>
+      <w:r>
+        <w:rPr>
+          <w:rFonts w:ascii="Consolas" w:hAnsi="Consolas" w:eastAsia="Consolas" w:cs="Consolas"/>
+          <w:b w:val="0"/>
+          <w:bCs w:val="0"/>
+          <w:noProof w:val="0"/>
+          <w:color w:val="FFA657"/>
+          <w:sz w:val="21"/>
+          <w:szCs w:val="21"/>
+          <w:lang w:val="en-US"/>
+        </w:rPr>
+        <w:t>b</w:t>
+      </w:r>
+      <w:r>
+        <w:rPr>
+          <w:rFonts w:ascii="Consolas" w:hAnsi="Consolas" w:eastAsia="Consolas" w:cs="Consolas"/>
+          <w:b w:val="0"/>
+          <w:bCs w:val="0"/>
+          <w:noProof w:val="0"/>
+          <w:color w:val="BBBEBF"/>
+          <w:sz w:val="21"/>
+          <w:szCs w:val="21"/>
+          <w:lang w:val="en-US"/>
+        </w:rPr>
+        <w:t>):</w:t>
+      </w:r>
+    </w:p>
+    <w:p>
+      <w:pPr>
+        <w:shd w:val="clear" w:color="auto" w:fill="121314"/>
+        <w:spacing w:before="0" w:beforeAutospacing="off" w:after="0" w:afterAutospacing="off" w:line="285" w:lineRule="auto"/>
+        <w:jc w:val="both"/>
+      </w:pPr>
+      <w:r>
+        <w:rPr>
+          <w:rFonts w:ascii="Consolas" w:hAnsi="Consolas" w:eastAsia="Consolas" w:cs="Consolas"/>
+          <w:b w:val="0"/>
+          <w:bCs w:val="0"/>
+          <w:noProof w:val="0"/>
+          <w:color w:val="BBBEBF"/>
+          <w:sz w:val="21"/>
+          <w:szCs w:val="21"/>
+          <w:lang w:val="en-US"/>
+        </w:rPr>
+        <w:t xml:space="preserve">    </w:t>
+      </w:r>
+      <w:r>
+        <w:rPr>
+          <w:rFonts w:ascii="Consolas" w:hAnsi="Consolas" w:eastAsia="Consolas" w:cs="Consolas"/>
+          <w:b w:val="0"/>
+          <w:bCs w:val="0"/>
+          <w:noProof w:val="0"/>
+          <w:color w:val="C586C0"/>
+          <w:sz w:val="21"/>
+          <w:szCs w:val="21"/>
+          <w:lang w:val="en-US"/>
+        </w:rPr>
+        <w:t>return</w:t>
+      </w:r>
+      <w:r>
+        <w:rPr>
+          <w:rFonts w:ascii="Consolas" w:hAnsi="Consolas" w:eastAsia="Consolas" w:cs="Consolas"/>
+          <w:b w:val="0"/>
+          <w:bCs w:val="0"/>
+          <w:noProof w:val="0"/>
+          <w:color w:val="BBBEBF"/>
+          <w:sz w:val="21"/>
+          <w:szCs w:val="21"/>
+          <w:lang w:val="en-US"/>
+        </w:rPr>
+        <w:t xml:space="preserve"> </w:t>
+      </w:r>
+      <w:r>
+        <w:rPr>
+          <w:rFonts w:ascii="Consolas" w:hAnsi="Consolas" w:eastAsia="Consolas" w:cs="Consolas"/>
+          <w:b w:val="0"/>
+          <w:bCs w:val="0"/>
+          <w:noProof w:val="0"/>
+          <w:color w:val="FFA657"/>
+          <w:sz w:val="21"/>
+          <w:szCs w:val="21"/>
+          <w:lang w:val="en-US"/>
+        </w:rPr>
+        <w:t>a</w:t>
+      </w:r>
+      <w:r>
+        <w:rPr>
+          <w:rFonts w:ascii="Consolas" w:hAnsi="Consolas" w:eastAsia="Consolas" w:cs="Consolas"/>
+          <w:b w:val="0"/>
+          <w:bCs w:val="0"/>
+          <w:noProof w:val="0"/>
+          <w:color w:val="BBBEBF"/>
+          <w:sz w:val="21"/>
+          <w:szCs w:val="21"/>
+          <w:lang w:val="en-US"/>
+        </w:rPr>
+        <w:t xml:space="preserve"> </w:t>
+      </w:r>
+      <w:r>
+        <w:rPr>
+          <w:rFonts w:ascii="Consolas" w:hAnsi="Consolas" w:eastAsia="Consolas" w:cs="Consolas"/>
+          <w:b w:val="0"/>
+          <w:bCs w:val="0"/>
+          <w:noProof w:val="0"/>
+          <w:color w:val="D4D4D4"/>
+          <w:sz w:val="21"/>
+          <w:szCs w:val="21"/>
+          <w:lang w:val="en-US"/>
+        </w:rPr>
+        <w:t>+</w:t>
+      </w:r>
+      <w:r>
+        <w:rPr>
+          <w:rFonts w:ascii="Consolas" w:hAnsi="Consolas" w:eastAsia="Consolas" w:cs="Consolas"/>
+          <w:b w:val="0"/>
+          <w:bCs w:val="0"/>
+          <w:noProof w:val="0"/>
+          <w:color w:val="BBBEBF"/>
+          <w:sz w:val="21"/>
+          <w:szCs w:val="21"/>
+          <w:lang w:val="en-US"/>
+        </w:rPr>
+        <w:t xml:space="preserve"> </w:t>
+      </w:r>
+      <w:r>
+        <w:rPr>
+          <w:rFonts w:ascii="Consolas" w:hAnsi="Consolas" w:eastAsia="Consolas" w:cs="Consolas"/>
+          <w:b w:val="0"/>
+          <w:bCs w:val="0"/>
+          <w:noProof w:val="0"/>
+          <w:color w:val="FFA657"/>
+          <w:sz w:val="21"/>
+          <w:szCs w:val="21"/>
+          <w:lang w:val="en-US"/>
+        </w:rPr>
+        <w:t>b</w:t>
+      </w:r>
+    </w:p>
+    <w:p>
+      <w:pPr>
+        <w:shd w:val="clear" w:color="auto" w:fill="121314"/>
+        <w:spacing w:before="0" w:beforeAutospacing="off" w:after="0" w:afterAutospacing="off" w:line="285" w:lineRule="auto"/>
+        <w:jc w:val="both"/>
+      </w:pPr>
+    </w:p>
+    <w:p>
+      <w:pPr>
+        <w:shd w:val="clear" w:color="auto" w:fill="121314"/>
+        <w:spacing w:before="0" w:beforeAutospacing="off" w:after="0" w:afterAutospacing="off" w:line="285" w:lineRule="auto"/>
+        <w:jc w:val="both"/>
+      </w:pPr>
+    </w:p>
+    <w:p>
+      <w:pPr>
+        <w:shd w:val="clear" w:color="auto" w:fill="121314"/>
+        <w:spacing w:before="0" w:beforeAutospacing="off" w:after="0" w:afterAutospacing="off" w:line="285" w:lineRule="auto"/>
+        <w:jc w:val="both"/>
+      </w:pPr>
+      <w:r>
+        <w:rPr>
+          <w:rFonts w:ascii="Consolas" w:hAnsi="Consolas" w:eastAsia="Consolas" w:cs="Consolas"/>
+          <w:b w:val="0"/>
+          <w:bCs w:val="0"/>
+          <w:noProof w:val="0"/>
+          <w:color w:val="FF7B72"/>
+          <w:sz w:val="21"/>
+          <w:szCs w:val="21"/>
+          <w:lang w:val="en-US"/>
+        </w:rPr>
+        <w:t>def</w:t>
+      </w:r>
+      <w:r>
+        <w:rPr>
+          <w:rFonts w:ascii="Consolas" w:hAnsi="Consolas" w:eastAsia="Consolas" w:cs="Consolas"/>
+          <w:b w:val="0"/>
+          <w:bCs w:val="0"/>
+          <w:noProof w:val="0"/>
+          <w:color w:val="BBBEBF"/>
+          <w:sz w:val="21"/>
+          <w:szCs w:val="21"/>
+          <w:lang w:val="en-US"/>
+        </w:rPr>
+        <w:t xml:space="preserve"> </w:t>
+      </w:r>
+      <w:r>
+        <w:rPr>
+          <w:rFonts w:ascii="Consolas" w:hAnsi="Consolas" w:eastAsia="Consolas" w:cs="Consolas"/>
+          <w:b w:val="0"/>
+          <w:bCs w:val="0"/>
+          <w:noProof w:val="0"/>
+          <w:color w:val="D2A8FF"/>
+          <w:sz w:val="21"/>
+          <w:szCs w:val="21"/>
+          <w:lang w:val="en-US"/>
+        </w:rPr>
+        <w:t>subtract</w:t>
+      </w:r>
+      <w:r>
+        <w:rPr>
+          <w:rFonts w:ascii="Consolas" w:hAnsi="Consolas" w:eastAsia="Consolas" w:cs="Consolas"/>
+          <w:b w:val="0"/>
+          <w:bCs w:val="0"/>
+          <w:noProof w:val="0"/>
+          <w:color w:val="BBBEBF"/>
+          <w:sz w:val="21"/>
+          <w:szCs w:val="21"/>
+          <w:lang w:val="en-US"/>
+        </w:rPr>
+        <w:t>(</w:t>
+      </w:r>
+      <w:r>
+        <w:rPr>
+          <w:rFonts w:ascii="Consolas" w:hAnsi="Consolas" w:eastAsia="Consolas" w:cs="Consolas"/>
+          <w:b w:val="0"/>
+          <w:bCs w:val="0"/>
+          <w:noProof w:val="0"/>
+          <w:color w:val="FFA657"/>
+          <w:sz w:val="21"/>
+          <w:szCs w:val="21"/>
+          <w:lang w:val="en-US"/>
+        </w:rPr>
+        <w:t>a</w:t>
+      </w:r>
+      <w:r>
+        <w:rPr>
+          <w:rFonts w:ascii="Consolas" w:hAnsi="Consolas" w:eastAsia="Consolas" w:cs="Consolas"/>
+          <w:b w:val="0"/>
+          <w:bCs w:val="0"/>
+          <w:noProof w:val="0"/>
+          <w:color w:val="BBBEBF"/>
+          <w:sz w:val="21"/>
+          <w:szCs w:val="21"/>
+          <w:lang w:val="en-US"/>
+        </w:rPr>
+        <w:t xml:space="preserve">, </w:t>
+      </w:r>
+      <w:r>
+        <w:rPr>
+          <w:rFonts w:ascii="Consolas" w:hAnsi="Consolas" w:eastAsia="Consolas" w:cs="Consolas"/>
+          <w:b w:val="0"/>
+          <w:bCs w:val="0"/>
+          <w:noProof w:val="0"/>
+          <w:color w:val="FFA657"/>
+          <w:sz w:val="21"/>
+          <w:szCs w:val="21"/>
+          <w:lang w:val="en-US"/>
+        </w:rPr>
+        <w:t>b</w:t>
+      </w:r>
+      <w:r>
+        <w:rPr>
+          <w:rFonts w:ascii="Consolas" w:hAnsi="Consolas" w:eastAsia="Consolas" w:cs="Consolas"/>
+          <w:b w:val="0"/>
+          <w:bCs w:val="0"/>
+          <w:noProof w:val="0"/>
+          <w:color w:val="BBBEBF"/>
+          <w:sz w:val="21"/>
+          <w:szCs w:val="21"/>
+          <w:lang w:val="en-US"/>
+        </w:rPr>
+        <w:t>):</w:t>
+      </w:r>
+    </w:p>
+    <w:p>
+      <w:pPr>
+        <w:shd w:val="clear" w:color="auto" w:fill="121314"/>
+        <w:spacing w:before="0" w:beforeAutospacing="off" w:after="0" w:afterAutospacing="off" w:line="285" w:lineRule="auto"/>
+        <w:jc w:val="both"/>
+      </w:pPr>
+      <w:r>
+        <w:rPr>
+          <w:rFonts w:ascii="Consolas" w:hAnsi="Consolas" w:eastAsia="Consolas" w:cs="Consolas"/>
+          <w:b w:val="0"/>
+          <w:bCs w:val="0"/>
+          <w:noProof w:val="0"/>
+          <w:color w:val="BBBEBF"/>
+          <w:sz w:val="21"/>
+          <w:szCs w:val="21"/>
+          <w:lang w:val="en-US"/>
+        </w:rPr>
+        <w:t xml:space="preserve">    </w:t>
+      </w:r>
+      <w:r>
+        <w:rPr>
+          <w:rFonts w:ascii="Consolas" w:hAnsi="Consolas" w:eastAsia="Consolas" w:cs="Consolas"/>
+          <w:b w:val="0"/>
+          <w:bCs w:val="0"/>
+          <w:noProof w:val="0"/>
+          <w:color w:val="C586C0"/>
+          <w:sz w:val="21"/>
+          <w:szCs w:val="21"/>
+          <w:lang w:val="en-US"/>
+        </w:rPr>
+        <w:t>return</w:t>
+      </w:r>
+      <w:r>
+        <w:rPr>
+          <w:rFonts w:ascii="Consolas" w:hAnsi="Consolas" w:eastAsia="Consolas" w:cs="Consolas"/>
+          <w:b w:val="0"/>
+          <w:bCs w:val="0"/>
+          <w:noProof w:val="0"/>
+          <w:color w:val="BBBEBF"/>
+          <w:sz w:val="21"/>
+          <w:szCs w:val="21"/>
+          <w:lang w:val="en-US"/>
+        </w:rPr>
+        <w:t xml:space="preserve"> </w:t>
+      </w:r>
+      <w:r>
+        <w:rPr>
+          <w:rFonts w:ascii="Consolas" w:hAnsi="Consolas" w:eastAsia="Consolas" w:cs="Consolas"/>
+          <w:b w:val="0"/>
+          <w:bCs w:val="0"/>
+          <w:noProof w:val="0"/>
+          <w:color w:val="FFA657"/>
+          <w:sz w:val="21"/>
+          <w:szCs w:val="21"/>
+          <w:lang w:val="en-US"/>
+        </w:rPr>
+        <w:t>a</w:t>
+      </w:r>
+      <w:r>
+        <w:rPr>
+          <w:rFonts w:ascii="Consolas" w:hAnsi="Consolas" w:eastAsia="Consolas" w:cs="Consolas"/>
+          <w:b w:val="0"/>
+          <w:bCs w:val="0"/>
+          <w:noProof w:val="0"/>
+          <w:color w:val="BBBEBF"/>
+          <w:sz w:val="21"/>
+          <w:szCs w:val="21"/>
+          <w:lang w:val="en-US"/>
+        </w:rPr>
+        <w:t xml:space="preserve"> </w:t>
+      </w:r>
+      <w:r>
+        <w:rPr>
+          <w:rFonts w:ascii="Consolas" w:hAnsi="Consolas" w:eastAsia="Consolas" w:cs="Consolas"/>
+          <w:b w:val="0"/>
+          <w:bCs w:val="0"/>
+          <w:noProof w:val="0"/>
+          <w:color w:val="D4D4D4"/>
+          <w:sz w:val="21"/>
+          <w:szCs w:val="21"/>
+          <w:lang w:val="en-US"/>
+        </w:rPr>
+        <w:t>-</w:t>
+      </w:r>
+      <w:r>
+        <w:rPr>
+          <w:rFonts w:ascii="Consolas" w:hAnsi="Consolas" w:eastAsia="Consolas" w:cs="Consolas"/>
+          <w:b w:val="0"/>
+          <w:bCs w:val="0"/>
+          <w:noProof w:val="0"/>
+          <w:color w:val="BBBEBF"/>
+          <w:sz w:val="21"/>
+          <w:szCs w:val="21"/>
+          <w:lang w:val="en-US"/>
+        </w:rPr>
+        <w:t xml:space="preserve"> </w:t>
+      </w:r>
+      <w:r>
+        <w:rPr>
+          <w:rFonts w:ascii="Consolas" w:hAnsi="Consolas" w:eastAsia="Consolas" w:cs="Consolas"/>
+          <w:b w:val="0"/>
+          <w:bCs w:val="0"/>
+          <w:noProof w:val="0"/>
+          <w:color w:val="FFA657"/>
+          <w:sz w:val="21"/>
+          <w:szCs w:val="21"/>
+          <w:lang w:val="en-US"/>
+        </w:rPr>
+        <w:t>b</w:t>
+      </w:r>
+    </w:p>
+    <w:p>
+      <w:pPr>
+        <w:shd w:val="clear" w:color="auto" w:fill="121314"/>
+        <w:spacing w:before="0" w:beforeAutospacing="off" w:after="0" w:afterAutospacing="off" w:line="285" w:lineRule="auto"/>
+        <w:jc w:val="both"/>
+      </w:pPr>
+    </w:p>
+    <w:p>
+      <w:pPr>
+        <w:shd w:val="clear" w:color="auto" w:fill="121314"/>
+        <w:spacing w:before="0" w:beforeAutospacing="off" w:after="0" w:afterAutospacing="off" w:line="285" w:lineRule="auto"/>
+        <w:jc w:val="both"/>
+      </w:pPr>
+    </w:p>
+    <w:p>
+      <w:pPr>
+        <w:shd w:val="clear" w:color="auto" w:fill="121314"/>
+        <w:spacing w:before="0" w:beforeAutospacing="off" w:after="0" w:afterAutospacing="off" w:line="285" w:lineRule="auto"/>
+        <w:jc w:val="both"/>
+      </w:pPr>
+      <w:r>
+        <w:rPr>
+          <w:rFonts w:ascii="Consolas" w:hAnsi="Consolas" w:eastAsia="Consolas" w:cs="Consolas"/>
+          <w:b w:val="0"/>
+          <w:bCs w:val="0"/>
+          <w:noProof w:val="0"/>
+          <w:color w:val="FF7B72"/>
+          <w:sz w:val="21"/>
+          <w:szCs w:val="21"/>
+          <w:lang w:val="en-US"/>
+        </w:rPr>
+        <w:t>def</w:t>
+      </w:r>
+      <w:r>
+        <w:rPr>
+          <w:rFonts w:ascii="Consolas" w:hAnsi="Consolas" w:eastAsia="Consolas" w:cs="Consolas"/>
+          <w:b w:val="0"/>
+          <w:bCs w:val="0"/>
+          <w:noProof w:val="0"/>
+          <w:color w:val="BBBEBF"/>
+          <w:sz w:val="21"/>
+          <w:szCs w:val="21"/>
+          <w:lang w:val="en-US"/>
+        </w:rPr>
+        <w:t xml:space="preserve"> </w:t>
+      </w:r>
+      <w:r>
+        <w:rPr>
+          <w:rFonts w:ascii="Consolas" w:hAnsi="Consolas" w:eastAsia="Consolas" w:cs="Consolas"/>
+          <w:b w:val="0"/>
+          <w:bCs w:val="0"/>
+          <w:noProof w:val="0"/>
+          <w:color w:val="D2A8FF"/>
+          <w:sz w:val="21"/>
+          <w:szCs w:val="21"/>
+          <w:lang w:val="en-US"/>
+        </w:rPr>
+        <w:t>multiply</w:t>
+      </w:r>
+      <w:r>
+        <w:rPr>
+          <w:rFonts w:ascii="Consolas" w:hAnsi="Consolas" w:eastAsia="Consolas" w:cs="Consolas"/>
+          <w:b w:val="0"/>
+          <w:bCs w:val="0"/>
+          <w:noProof w:val="0"/>
+          <w:color w:val="BBBEBF"/>
+          <w:sz w:val="21"/>
+          <w:szCs w:val="21"/>
+          <w:lang w:val="en-US"/>
+        </w:rPr>
+        <w:t>(</w:t>
+      </w:r>
+      <w:r>
+        <w:rPr>
+          <w:rFonts w:ascii="Consolas" w:hAnsi="Consolas" w:eastAsia="Consolas" w:cs="Consolas"/>
+          <w:b w:val="0"/>
+          <w:bCs w:val="0"/>
+          <w:noProof w:val="0"/>
+          <w:color w:val="FFA657"/>
+          <w:sz w:val="21"/>
+          <w:szCs w:val="21"/>
+          <w:lang w:val="en-US"/>
+        </w:rPr>
+        <w:t>a</w:t>
+      </w:r>
+      <w:r>
+        <w:rPr>
+          <w:rFonts w:ascii="Consolas" w:hAnsi="Consolas" w:eastAsia="Consolas" w:cs="Consolas"/>
+          <w:b w:val="0"/>
+          <w:bCs w:val="0"/>
+          <w:noProof w:val="0"/>
+          <w:color w:val="BBBEBF"/>
+          <w:sz w:val="21"/>
+          <w:szCs w:val="21"/>
+          <w:lang w:val="en-US"/>
+        </w:rPr>
+        <w:t xml:space="preserve">, </w:t>
+      </w:r>
+      <w:r>
+        <w:rPr>
+          <w:rFonts w:ascii="Consolas" w:hAnsi="Consolas" w:eastAsia="Consolas" w:cs="Consolas"/>
+          <w:b w:val="0"/>
+          <w:bCs w:val="0"/>
+          <w:noProof w:val="0"/>
+          <w:color w:val="FFA657"/>
+          <w:sz w:val="21"/>
+          <w:szCs w:val="21"/>
+          <w:lang w:val="en-US"/>
+        </w:rPr>
+        <w:t>b</w:t>
+      </w:r>
+      <w:r>
+        <w:rPr>
+          <w:rFonts w:ascii="Consolas" w:hAnsi="Consolas" w:eastAsia="Consolas" w:cs="Consolas"/>
+          <w:b w:val="0"/>
+          <w:bCs w:val="0"/>
+          <w:noProof w:val="0"/>
+          <w:color w:val="BBBEBF"/>
+          <w:sz w:val="21"/>
+          <w:szCs w:val="21"/>
+          <w:lang w:val="en-US"/>
+        </w:rPr>
+        <w:t>):</w:t>
+      </w:r>
+    </w:p>
+    <w:p>
+      <w:pPr>
+        <w:shd w:val="clear" w:color="auto" w:fill="121314"/>
+        <w:spacing w:before="0" w:beforeAutospacing="off" w:after="0" w:afterAutospacing="off" w:line="285" w:lineRule="auto"/>
+        <w:jc w:val="both"/>
+      </w:pPr>
+      <w:r>
+        <w:rPr>
+          <w:rFonts w:ascii="Consolas" w:hAnsi="Consolas" w:eastAsia="Consolas" w:cs="Consolas"/>
+          <w:b w:val="0"/>
+          <w:bCs w:val="0"/>
+          <w:noProof w:val="0"/>
+          <w:color w:val="BBBEBF"/>
+          <w:sz w:val="21"/>
+          <w:szCs w:val="21"/>
+          <w:lang w:val="en-US"/>
+        </w:rPr>
+        <w:t xml:space="preserve">    </w:t>
+      </w:r>
+      <w:r>
+        <w:rPr>
+          <w:rFonts w:ascii="Consolas" w:hAnsi="Consolas" w:eastAsia="Consolas" w:cs="Consolas"/>
+          <w:b w:val="0"/>
+          <w:bCs w:val="0"/>
+          <w:noProof w:val="0"/>
+          <w:color w:val="C586C0"/>
+          <w:sz w:val="21"/>
+          <w:szCs w:val="21"/>
+          <w:lang w:val="en-US"/>
+        </w:rPr>
+        <w:t>return</w:t>
+      </w:r>
+      <w:r>
+        <w:rPr>
+          <w:rFonts w:ascii="Consolas" w:hAnsi="Consolas" w:eastAsia="Consolas" w:cs="Consolas"/>
+          <w:b w:val="0"/>
+          <w:bCs w:val="0"/>
+          <w:noProof w:val="0"/>
+          <w:color w:val="BBBEBF"/>
+          <w:sz w:val="21"/>
+          <w:szCs w:val="21"/>
+          <w:lang w:val="en-US"/>
+        </w:rPr>
+        <w:t xml:space="preserve"> </w:t>
+      </w:r>
+      <w:r>
+        <w:rPr>
+          <w:rFonts w:ascii="Consolas" w:hAnsi="Consolas" w:eastAsia="Consolas" w:cs="Consolas"/>
+          <w:b w:val="0"/>
+          <w:bCs w:val="0"/>
+          <w:noProof w:val="0"/>
+          <w:color w:val="FFA657"/>
+          <w:sz w:val="21"/>
+          <w:szCs w:val="21"/>
+          <w:lang w:val="en-US"/>
+        </w:rPr>
+        <w:t>a</w:t>
+      </w:r>
+      <w:r>
+        <w:rPr>
+          <w:rFonts w:ascii="Consolas" w:hAnsi="Consolas" w:eastAsia="Consolas" w:cs="Consolas"/>
+          <w:b w:val="0"/>
+          <w:bCs w:val="0"/>
+          <w:noProof w:val="0"/>
+          <w:color w:val="BBBEBF"/>
+          <w:sz w:val="21"/>
+          <w:szCs w:val="21"/>
+          <w:lang w:val="en-US"/>
+        </w:rPr>
+        <w:t xml:space="preserve"> </w:t>
+      </w:r>
+      <w:r>
+        <w:rPr>
+          <w:rFonts w:ascii="Consolas" w:hAnsi="Consolas" w:eastAsia="Consolas" w:cs="Consolas"/>
+          <w:b w:val="0"/>
+          <w:bCs w:val="0"/>
+          <w:noProof w:val="0"/>
+          <w:color w:val="D4D4D4"/>
+          <w:sz w:val="21"/>
+          <w:szCs w:val="21"/>
+          <w:lang w:val="en-US"/>
+        </w:rPr>
+        <w:t>*</w:t>
+      </w:r>
+      <w:r>
+        <w:rPr>
+          <w:rFonts w:ascii="Consolas" w:hAnsi="Consolas" w:eastAsia="Consolas" w:cs="Consolas"/>
+          <w:b w:val="0"/>
+          <w:bCs w:val="0"/>
+          <w:noProof w:val="0"/>
+          <w:color w:val="BBBEBF"/>
+          <w:sz w:val="21"/>
+          <w:szCs w:val="21"/>
+          <w:lang w:val="en-US"/>
+        </w:rPr>
+        <w:t xml:space="preserve"> </w:t>
+      </w:r>
+      <w:r>
+        <w:rPr>
+          <w:rFonts w:ascii="Consolas" w:hAnsi="Consolas" w:eastAsia="Consolas" w:cs="Consolas"/>
+          <w:b w:val="0"/>
+          <w:bCs w:val="0"/>
+          <w:noProof w:val="0"/>
+          <w:color w:val="FFA657"/>
+          <w:sz w:val="21"/>
+          <w:szCs w:val="21"/>
+          <w:lang w:val="en-US"/>
+        </w:rPr>
+        <w:t>b</w:t>
+      </w:r>
+    </w:p>
+    <w:p>
+      <w:pPr>
+        <w:shd w:val="clear" w:color="auto" w:fill="121314"/>
+        <w:spacing w:before="0" w:beforeAutospacing="off" w:after="0" w:afterAutospacing="off" w:line="285" w:lineRule="auto"/>
+        <w:jc w:val="both"/>
+      </w:pPr>
+    </w:p>
+    <w:p>
+      <w:pPr>
+        <w:shd w:val="clear" w:color="auto" w:fill="121314"/>
+        <w:spacing w:before="0" w:beforeAutospacing="off" w:after="0" w:afterAutospacing="off" w:line="285" w:lineRule="auto"/>
+        <w:jc w:val="both"/>
+      </w:pPr>
+    </w:p>
+    <w:p>
+      <w:pPr>
+        <w:shd w:val="clear" w:color="auto" w:fill="121314"/>
+        <w:spacing w:before="0" w:beforeAutospacing="off" w:after="0" w:afterAutospacing="off" w:line="285" w:lineRule="auto"/>
+        <w:jc w:val="both"/>
+      </w:pPr>
+      <w:r>
+        <w:rPr>
+          <w:rFonts w:ascii="Consolas" w:hAnsi="Consolas" w:eastAsia="Consolas" w:cs="Consolas"/>
+          <w:b w:val="0"/>
+          <w:bCs w:val="0"/>
+          <w:noProof w:val="0"/>
+          <w:color w:val="FF7B72"/>
+          <w:sz w:val="21"/>
+          <w:szCs w:val="21"/>
+          <w:lang w:val="en-US"/>
+        </w:rPr>
+        <w:t>def</w:t>
+      </w:r>
+      <w:r>
+        <w:rPr>
+          <w:rFonts w:ascii="Consolas" w:hAnsi="Consolas" w:eastAsia="Consolas" w:cs="Consolas"/>
+          <w:b w:val="0"/>
+          <w:bCs w:val="0"/>
+          <w:noProof w:val="0"/>
+          <w:color w:val="BBBEBF"/>
+          <w:sz w:val="21"/>
+          <w:szCs w:val="21"/>
+          <w:lang w:val="en-US"/>
+        </w:rPr>
+        <w:t xml:space="preserve"> </w:t>
+      </w:r>
+      <w:r>
+        <w:rPr>
+          <w:rFonts w:ascii="Consolas" w:hAnsi="Consolas" w:eastAsia="Consolas" w:cs="Consolas"/>
+          <w:b w:val="0"/>
+          <w:bCs w:val="0"/>
+          <w:noProof w:val="0"/>
+          <w:color w:val="D2A8FF"/>
+          <w:sz w:val="21"/>
+          <w:szCs w:val="21"/>
+          <w:lang w:val="en-US"/>
+        </w:rPr>
+        <w:t>divide</w:t>
+      </w:r>
+      <w:r>
+        <w:rPr>
+          <w:rFonts w:ascii="Consolas" w:hAnsi="Consolas" w:eastAsia="Consolas" w:cs="Consolas"/>
+          <w:b w:val="0"/>
+          <w:bCs w:val="0"/>
+          <w:noProof w:val="0"/>
+          <w:color w:val="BBBEBF"/>
+          <w:sz w:val="21"/>
+          <w:szCs w:val="21"/>
+          <w:lang w:val="en-US"/>
+        </w:rPr>
+        <w:t>(</w:t>
+      </w:r>
+      <w:r>
+        <w:rPr>
+          <w:rFonts w:ascii="Consolas" w:hAnsi="Consolas" w:eastAsia="Consolas" w:cs="Consolas"/>
+          <w:b w:val="0"/>
+          <w:bCs w:val="0"/>
+          <w:noProof w:val="0"/>
+          <w:color w:val="FFA657"/>
+          <w:sz w:val="21"/>
+          <w:szCs w:val="21"/>
+          <w:lang w:val="en-US"/>
+        </w:rPr>
+        <w:t>a</w:t>
+      </w:r>
+      <w:r>
+        <w:rPr>
+          <w:rFonts w:ascii="Consolas" w:hAnsi="Consolas" w:eastAsia="Consolas" w:cs="Consolas"/>
+          <w:b w:val="0"/>
+          <w:bCs w:val="0"/>
+          <w:noProof w:val="0"/>
+          <w:color w:val="BBBEBF"/>
+          <w:sz w:val="21"/>
+          <w:szCs w:val="21"/>
+          <w:lang w:val="en-US"/>
+        </w:rPr>
+        <w:t xml:space="preserve">, </w:t>
+      </w:r>
+      <w:r>
+        <w:rPr>
+          <w:rFonts w:ascii="Consolas" w:hAnsi="Consolas" w:eastAsia="Consolas" w:cs="Consolas"/>
+          <w:b w:val="0"/>
+          <w:bCs w:val="0"/>
+          <w:noProof w:val="0"/>
+          <w:color w:val="FFA657"/>
+          <w:sz w:val="21"/>
+          <w:szCs w:val="21"/>
+          <w:lang w:val="en-US"/>
+        </w:rPr>
+        <w:t>b</w:t>
+      </w:r>
+      <w:r>
+        <w:rPr>
+          <w:rFonts w:ascii="Consolas" w:hAnsi="Consolas" w:eastAsia="Consolas" w:cs="Consolas"/>
+          <w:b w:val="0"/>
+          <w:bCs w:val="0"/>
+          <w:noProof w:val="0"/>
+          <w:color w:val="BBBEBF"/>
+          <w:sz w:val="21"/>
+          <w:szCs w:val="21"/>
+          <w:lang w:val="en-US"/>
+        </w:rPr>
+        <w:t>):</w:t>
+      </w:r>
+    </w:p>
+    <w:p>
+      <w:pPr>
+        <w:shd w:val="clear" w:color="auto" w:fill="121314"/>
+        <w:spacing w:before="0" w:beforeAutospacing="off" w:after="0" w:afterAutospacing="off" w:line="285" w:lineRule="auto"/>
+        <w:jc w:val="both"/>
+      </w:pPr>
+      <w:r>
+        <w:rPr>
+          <w:rFonts w:ascii="Consolas" w:hAnsi="Consolas" w:eastAsia="Consolas" w:cs="Consolas"/>
+          <w:b w:val="0"/>
+          <w:bCs w:val="0"/>
+          <w:noProof w:val="0"/>
+          <w:color w:val="BBBEBF"/>
+          <w:sz w:val="21"/>
+          <w:szCs w:val="21"/>
+          <w:lang w:val="en-US"/>
+        </w:rPr>
+        <w:t xml:space="preserve">    </w:t>
+      </w:r>
+    </w:p>
+    <w:p>
+      <w:pPr>
+        <w:shd w:val="clear" w:color="auto" w:fill="121314"/>
+        <w:spacing w:before="0" w:beforeAutospacing="off" w:after="0" w:afterAutospacing="off" w:line="285" w:lineRule="auto"/>
+        <w:jc w:val="both"/>
+      </w:pPr>
+      <w:r>
+        <w:rPr>
+          <w:rFonts w:ascii="Consolas" w:hAnsi="Consolas" w:eastAsia="Consolas" w:cs="Consolas"/>
+          <w:b w:val="0"/>
+          <w:bCs w:val="0"/>
+          <w:noProof w:val="0"/>
+          <w:color w:val="BBBEBF"/>
+          <w:sz w:val="21"/>
+          <w:szCs w:val="21"/>
+          <w:lang w:val="en-US"/>
+        </w:rPr>
+        <w:t xml:space="preserve">    </w:t>
+      </w:r>
+      <w:r>
+        <w:rPr>
+          <w:rFonts w:ascii="Consolas" w:hAnsi="Consolas" w:eastAsia="Consolas" w:cs="Consolas"/>
+          <w:b w:val="0"/>
+          <w:bCs w:val="0"/>
+          <w:noProof w:val="0"/>
+          <w:color w:val="C586C0"/>
+          <w:sz w:val="21"/>
+          <w:szCs w:val="21"/>
+          <w:lang w:val="en-US"/>
+        </w:rPr>
+        <w:t>try</w:t>
+      </w:r>
+      <w:r>
+        <w:rPr>
+          <w:rFonts w:ascii="Consolas" w:hAnsi="Consolas" w:eastAsia="Consolas" w:cs="Consolas"/>
+          <w:b w:val="0"/>
+          <w:bCs w:val="0"/>
+          <w:noProof w:val="0"/>
+          <w:color w:val="BBBEBF"/>
+          <w:sz w:val="21"/>
+          <w:szCs w:val="21"/>
+          <w:lang w:val="en-US"/>
+        </w:rPr>
+        <w:t>:</w:t>
+      </w:r>
+    </w:p>
+    <w:p>
+      <w:pPr>
+        <w:shd w:val="clear" w:color="auto" w:fill="121314"/>
+        <w:spacing w:before="0" w:beforeAutospacing="off" w:after="0" w:afterAutospacing="off" w:line="285" w:lineRule="auto"/>
+        <w:jc w:val="both"/>
+      </w:pPr>
+      <w:r>
+        <w:rPr>
+          <w:rFonts w:ascii="Consolas" w:hAnsi="Consolas" w:eastAsia="Consolas" w:cs="Consolas"/>
+          <w:b w:val="0"/>
+          <w:bCs w:val="0"/>
+          <w:noProof w:val="0"/>
+          <w:color w:val="BBBEBF"/>
+          <w:sz w:val="21"/>
+          <w:szCs w:val="21"/>
+          <w:lang w:val="en-US"/>
+        </w:rPr>
+        <w:t xml:space="preserve">        </w:t>
+      </w:r>
+      <w:r>
+        <w:rPr>
+          <w:rFonts w:ascii="Consolas" w:hAnsi="Consolas" w:eastAsia="Consolas" w:cs="Consolas"/>
+          <w:b w:val="0"/>
+          <w:bCs w:val="0"/>
+          <w:noProof w:val="0"/>
+          <w:color w:val="C586C0"/>
+          <w:sz w:val="21"/>
+          <w:szCs w:val="21"/>
+          <w:lang w:val="en-US"/>
+        </w:rPr>
+        <w:t>return</w:t>
+      </w:r>
+      <w:r>
+        <w:rPr>
+          <w:rFonts w:ascii="Consolas" w:hAnsi="Consolas" w:eastAsia="Consolas" w:cs="Consolas"/>
+          <w:b w:val="0"/>
+          <w:bCs w:val="0"/>
+          <w:noProof w:val="0"/>
+          <w:color w:val="BBBEBF"/>
+          <w:sz w:val="21"/>
+          <w:szCs w:val="21"/>
+          <w:lang w:val="en-US"/>
+        </w:rPr>
+        <w:t xml:space="preserve"> </w:t>
+      </w:r>
+      <w:r>
+        <w:rPr>
+          <w:rFonts w:ascii="Consolas" w:hAnsi="Consolas" w:eastAsia="Consolas" w:cs="Consolas"/>
+          <w:b w:val="0"/>
+          <w:bCs w:val="0"/>
+          <w:noProof w:val="0"/>
+          <w:color w:val="FFA657"/>
+          <w:sz w:val="21"/>
+          <w:szCs w:val="21"/>
+          <w:lang w:val="en-US"/>
+        </w:rPr>
+        <w:t>a</w:t>
+      </w:r>
+      <w:r>
+        <w:rPr>
+          <w:rFonts w:ascii="Consolas" w:hAnsi="Consolas" w:eastAsia="Consolas" w:cs="Consolas"/>
+          <w:b w:val="0"/>
+          <w:bCs w:val="0"/>
+          <w:noProof w:val="0"/>
+          <w:color w:val="BBBEBF"/>
+          <w:sz w:val="21"/>
+          <w:szCs w:val="21"/>
+          <w:lang w:val="en-US"/>
+        </w:rPr>
+        <w:t xml:space="preserve"> </w:t>
+      </w:r>
+      <w:r>
+        <w:rPr>
+          <w:rFonts w:ascii="Consolas" w:hAnsi="Consolas" w:eastAsia="Consolas" w:cs="Consolas"/>
+          <w:b w:val="0"/>
+          <w:bCs w:val="0"/>
+          <w:noProof w:val="0"/>
+          <w:color w:val="D4D4D4"/>
+          <w:sz w:val="21"/>
+          <w:szCs w:val="21"/>
+          <w:lang w:val="en-US"/>
+        </w:rPr>
+        <w:t>/</w:t>
+      </w:r>
+      <w:r>
+        <w:rPr>
+          <w:rFonts w:ascii="Consolas" w:hAnsi="Consolas" w:eastAsia="Consolas" w:cs="Consolas"/>
+          <w:b w:val="0"/>
+          <w:bCs w:val="0"/>
+          <w:noProof w:val="0"/>
+          <w:color w:val="BBBEBF"/>
+          <w:sz w:val="21"/>
+          <w:szCs w:val="21"/>
+          <w:lang w:val="en-US"/>
+        </w:rPr>
+        <w:t xml:space="preserve"> </w:t>
+      </w:r>
+      <w:r>
+        <w:rPr>
+          <w:rFonts w:ascii="Consolas" w:hAnsi="Consolas" w:eastAsia="Consolas" w:cs="Consolas"/>
+          <w:b w:val="0"/>
+          <w:bCs w:val="0"/>
+          <w:noProof w:val="0"/>
+          <w:color w:val="FFA657"/>
+          <w:sz w:val="21"/>
+          <w:szCs w:val="21"/>
+          <w:lang w:val="en-US"/>
+        </w:rPr>
+        <w:t>b</w:t>
+      </w:r>
+    </w:p>
+    <w:p>
+      <w:pPr>
+        <w:shd w:val="clear" w:color="auto" w:fill="121314"/>
+        <w:spacing w:before="0" w:beforeAutospacing="off" w:after="0" w:afterAutospacing="off" w:line="285" w:lineRule="auto"/>
+        <w:jc w:val="both"/>
+      </w:pPr>
+      <w:r>
+        <w:rPr>
+          <w:rFonts w:ascii="Consolas" w:hAnsi="Consolas" w:eastAsia="Consolas" w:cs="Consolas"/>
+          <w:b w:val="0"/>
+          <w:bCs w:val="0"/>
+          <w:noProof w:val="0"/>
+          <w:color w:val="BBBEBF"/>
+          <w:sz w:val="21"/>
+          <w:szCs w:val="21"/>
+          <w:lang w:val="en-US"/>
+        </w:rPr>
+        <w:t xml:space="preserve">    </w:t>
+      </w:r>
+      <w:r>
+        <w:rPr>
+          <w:rFonts w:ascii="Consolas" w:hAnsi="Consolas" w:eastAsia="Consolas" w:cs="Consolas"/>
+          <w:b w:val="0"/>
+          <w:bCs w:val="0"/>
+          <w:noProof w:val="0"/>
+          <w:color w:val="C586C0"/>
+          <w:sz w:val="21"/>
+          <w:szCs w:val="21"/>
+          <w:lang w:val="en-US"/>
+        </w:rPr>
+        <w:t>except</w:t>
+      </w:r>
+      <w:r>
+        <w:rPr>
+          <w:rFonts w:ascii="Consolas" w:hAnsi="Consolas" w:eastAsia="Consolas" w:cs="Consolas"/>
+          <w:b w:val="0"/>
+          <w:bCs w:val="0"/>
+          <w:noProof w:val="0"/>
+          <w:color w:val="BBBEBF"/>
+          <w:sz w:val="21"/>
+          <w:szCs w:val="21"/>
+          <w:lang w:val="en-US"/>
+        </w:rPr>
+        <w:t xml:space="preserve"> </w:t>
+      </w:r>
+      <w:r>
+        <w:rPr>
+          <w:rFonts w:ascii="Consolas" w:hAnsi="Consolas" w:eastAsia="Consolas" w:cs="Consolas"/>
+          <w:b w:val="0"/>
+          <w:bCs w:val="0"/>
+          <w:noProof w:val="0"/>
+          <w:color w:val="4EC9B0"/>
+          <w:sz w:val="21"/>
+          <w:szCs w:val="21"/>
+          <w:lang w:val="en-US"/>
+        </w:rPr>
+        <w:t>ZeroDivisionError</w:t>
+      </w:r>
+      <w:r>
+        <w:rPr>
+          <w:rFonts w:ascii="Consolas" w:hAnsi="Consolas" w:eastAsia="Consolas" w:cs="Consolas"/>
+          <w:b w:val="0"/>
+          <w:bCs w:val="0"/>
+          <w:noProof w:val="0"/>
+          <w:color w:val="BBBEBF"/>
+          <w:sz w:val="21"/>
+          <w:szCs w:val="21"/>
+          <w:lang w:val="en-US"/>
+        </w:rPr>
+        <w:t>:</w:t>
+      </w:r>
+    </w:p>
+    <w:p>
+      <w:pPr>
+        <w:shd w:val="clear" w:color="auto" w:fill="121314"/>
+        <w:spacing w:before="0" w:beforeAutospacing="off" w:after="0" w:afterAutospacing="off" w:line="285" w:lineRule="auto"/>
+        <w:jc w:val="both"/>
+      </w:pPr>
+      <w:r>
+        <w:rPr>
+          <w:rFonts w:ascii="Consolas" w:hAnsi="Consolas" w:eastAsia="Consolas" w:cs="Consolas"/>
+          <w:b w:val="0"/>
+          <w:bCs w:val="0"/>
+          <w:noProof w:val="0"/>
+          <w:color w:val="BBBEBF"/>
+          <w:sz w:val="21"/>
+          <w:szCs w:val="21"/>
+          <w:lang w:val="en-US"/>
+        </w:rPr>
+        <w:t xml:space="preserve">        </w:t>
+      </w:r>
+      <w:r>
+        <w:rPr>
+          <w:rFonts w:ascii="Consolas" w:hAnsi="Consolas" w:eastAsia="Consolas" w:cs="Consolas"/>
+          <w:b w:val="0"/>
+          <w:bCs w:val="0"/>
+          <w:noProof w:val="0"/>
+          <w:color w:val="D2A8FF"/>
+          <w:sz w:val="21"/>
+          <w:szCs w:val="21"/>
+          <w:lang w:val="en-US"/>
+        </w:rPr>
+        <w:t>print</w:t>
+      </w:r>
+      <w:r>
+        <w:rPr>
+          <w:rFonts w:ascii="Consolas" w:hAnsi="Consolas" w:eastAsia="Consolas" w:cs="Consolas"/>
+          <w:b w:val="0"/>
+          <w:bCs w:val="0"/>
+          <w:noProof w:val="0"/>
+          <w:color w:val="BBBEBF"/>
+          <w:sz w:val="21"/>
+          <w:szCs w:val="21"/>
+          <w:lang w:val="en-US"/>
+        </w:rPr>
+        <w:t>(</w:t>
+      </w:r>
+      <w:r>
+        <w:rPr>
+          <w:rFonts w:ascii="Consolas" w:hAnsi="Consolas" w:eastAsia="Consolas" w:cs="Consolas"/>
+          <w:b w:val="0"/>
+          <w:bCs w:val="0"/>
+          <w:noProof w:val="0"/>
+          <w:color w:val="A5D6FF"/>
+          <w:sz w:val="21"/>
+          <w:szCs w:val="21"/>
+          <w:lang w:val="en-US"/>
+        </w:rPr>
+        <w:t>"Error: division by zero"</w:t>
+      </w:r>
+      <w:r>
+        <w:rPr>
+          <w:rFonts w:ascii="Consolas" w:hAnsi="Consolas" w:eastAsia="Consolas" w:cs="Consolas"/>
+          <w:b w:val="0"/>
+          <w:bCs w:val="0"/>
+          <w:noProof w:val="0"/>
+          <w:color w:val="BBBEBF"/>
+          <w:sz w:val="21"/>
+          <w:szCs w:val="21"/>
+          <w:lang w:val="en-US"/>
+        </w:rPr>
+        <w:t>)</w:t>
+      </w:r>
+    </w:p>
+    <w:p>
+      <w:pPr>
+        <w:shd w:val="clear" w:color="auto" w:fill="121314"/>
+        <w:spacing w:before="0" w:beforeAutospacing="off" w:after="0" w:afterAutospacing="off" w:line="285" w:lineRule="auto"/>
+        <w:jc w:val="both"/>
+      </w:pPr>
+      <w:r>
+        <w:rPr>
+          <w:rFonts w:ascii="Consolas" w:hAnsi="Consolas" w:eastAsia="Consolas" w:cs="Consolas"/>
+          <w:b w:val="0"/>
+          <w:bCs w:val="0"/>
+          <w:noProof w:val="0"/>
+          <w:color w:val="BBBEBF"/>
+          <w:sz w:val="21"/>
+          <w:szCs w:val="21"/>
+          <w:lang w:val="en-US"/>
+        </w:rPr>
+        <w:t xml:space="preserve">        </w:t>
+      </w:r>
+      <w:r>
+        <w:rPr>
+          <w:rFonts w:ascii="Consolas" w:hAnsi="Consolas" w:eastAsia="Consolas" w:cs="Consolas"/>
+          <w:b w:val="0"/>
+          <w:bCs w:val="0"/>
+          <w:noProof w:val="0"/>
+          <w:color w:val="C586C0"/>
+          <w:sz w:val="21"/>
+          <w:szCs w:val="21"/>
+          <w:lang w:val="en-US"/>
+        </w:rPr>
+        <w:t>return</w:t>
+      </w:r>
+      <w:r>
+        <w:rPr>
+          <w:rFonts w:ascii="Consolas" w:hAnsi="Consolas" w:eastAsia="Consolas" w:cs="Consolas"/>
+          <w:b w:val="0"/>
+          <w:bCs w:val="0"/>
+          <w:noProof w:val="0"/>
+          <w:color w:val="BBBEBF"/>
+          <w:sz w:val="21"/>
+          <w:szCs w:val="21"/>
+          <w:lang w:val="en-US"/>
+        </w:rPr>
+        <w:t xml:space="preserve"> </w:t>
+      </w:r>
+      <w:r>
+        <w:rPr>
+          <w:rFonts w:ascii="Consolas" w:hAnsi="Consolas" w:eastAsia="Consolas" w:cs="Consolas"/>
+          <w:b w:val="0"/>
+          <w:bCs w:val="0"/>
+          <w:noProof w:val="0"/>
+          <w:color w:val="569CD6"/>
+          <w:sz w:val="21"/>
+          <w:szCs w:val="21"/>
+          <w:lang w:val="en-US"/>
+        </w:rPr>
+        <w:t>None</w:t>
+      </w:r>
+    </w:p>
+    <w:p>
+      <w:pPr>
+        <w:shd w:val="clear" w:color="auto" w:fill="121314"/>
+        <w:spacing w:before="0" w:beforeAutospacing="off" w:after="0" w:afterAutospacing="off" w:line="285" w:lineRule="auto"/>
+        <w:jc w:val="both"/>
+      </w:pPr>
+    </w:p>
+    <w:p>
+      <w:pPr>
+        <w:shd w:val="clear" w:color="auto" w:fill="121314"/>
+        <w:spacing w:before="0" w:beforeAutospacing="off" w:after="0" w:afterAutospacing="off" w:line="285" w:lineRule="auto"/>
+        <w:jc w:val="both"/>
+      </w:pPr>
+    </w:p>
+    <w:p>
+      <w:pPr>
+        <w:shd w:val="clear" w:color="auto" w:fill="121314"/>
+        <w:spacing w:before="0" w:beforeAutospacing="off" w:after="0" w:afterAutospacing="off" w:line="285" w:lineRule="auto"/>
+        <w:jc w:val="both"/>
+      </w:pPr>
+      <w:r>
+        <w:rPr>
+          <w:rFonts w:ascii="Consolas" w:hAnsi="Consolas" w:eastAsia="Consolas" w:cs="Consolas"/>
+          <w:b w:val="0"/>
+          <w:bCs w:val="0"/>
+          <w:noProof w:val="0"/>
+          <w:color w:val="FF7B72"/>
+          <w:sz w:val="21"/>
+          <w:szCs w:val="21"/>
+          <w:lang w:val="en-US"/>
+        </w:rPr>
+        <w:t>def</w:t>
+      </w:r>
+      <w:r>
+        <w:rPr>
+          <w:rFonts w:ascii="Consolas" w:hAnsi="Consolas" w:eastAsia="Consolas" w:cs="Consolas"/>
+          <w:b w:val="0"/>
+          <w:bCs w:val="0"/>
+          <w:noProof w:val="0"/>
+          <w:color w:val="BBBEBF"/>
+          <w:sz w:val="21"/>
+          <w:szCs w:val="21"/>
+          <w:lang w:val="en-US"/>
+        </w:rPr>
+        <w:t xml:space="preserve"> </w:t>
+      </w:r>
+      <w:r>
+        <w:rPr>
+          <w:rFonts w:ascii="Consolas" w:hAnsi="Consolas" w:eastAsia="Consolas" w:cs="Consolas"/>
+          <w:b w:val="0"/>
+          <w:bCs w:val="0"/>
+          <w:noProof w:val="0"/>
+          <w:color w:val="D2A8FF"/>
+          <w:sz w:val="21"/>
+          <w:szCs w:val="21"/>
+          <w:lang w:val="en-US"/>
+        </w:rPr>
+        <w:t>get_user_data</w:t>
+      </w:r>
+      <w:r>
+        <w:rPr>
+          <w:rFonts w:ascii="Consolas" w:hAnsi="Consolas" w:eastAsia="Consolas" w:cs="Consolas"/>
+          <w:b w:val="0"/>
+          <w:bCs w:val="0"/>
+          <w:noProof w:val="0"/>
+          <w:color w:val="BBBEBF"/>
+          <w:sz w:val="21"/>
+          <w:szCs w:val="21"/>
+          <w:lang w:val="en-US"/>
+        </w:rPr>
+        <w:t>():</w:t>
+      </w:r>
+    </w:p>
+    <w:p>
+      <w:pPr>
+        <w:shd w:val="clear" w:color="auto" w:fill="121314"/>
+        <w:spacing w:before="0" w:beforeAutospacing="off" w:after="0" w:afterAutospacing="off" w:line="285" w:lineRule="auto"/>
+        <w:jc w:val="both"/>
+      </w:pPr>
+    </w:p>
+    <w:p>
+      <w:pPr>
+        <w:shd w:val="clear" w:color="auto" w:fill="121314"/>
+        <w:spacing w:before="0" w:beforeAutospacing="off" w:after="0" w:afterAutospacing="off" w:line="285" w:lineRule="auto"/>
+        <w:jc w:val="both"/>
+      </w:pPr>
+      <w:r>
+        <w:rPr>
+          <w:rFonts w:ascii="Consolas" w:hAnsi="Consolas" w:eastAsia="Consolas" w:cs="Consolas"/>
+          <w:b w:val="0"/>
+          <w:bCs w:val="0"/>
+          <w:noProof w:val="0"/>
+          <w:color w:val="BBBEBF"/>
+          <w:sz w:val="21"/>
+          <w:szCs w:val="21"/>
+          <w:lang w:val="en-US"/>
+        </w:rPr>
+        <w:t xml:space="preserve">    </w:t>
+      </w:r>
+      <w:r>
+        <w:rPr>
+          <w:rFonts w:ascii="Consolas" w:hAnsi="Consolas" w:eastAsia="Consolas" w:cs="Consolas"/>
+          <w:b w:val="0"/>
+          <w:bCs w:val="0"/>
+          <w:noProof w:val="0"/>
+          <w:color w:val="C586C0"/>
+          <w:sz w:val="21"/>
+          <w:szCs w:val="21"/>
+          <w:lang w:val="en-US"/>
+        </w:rPr>
+        <w:t>while</w:t>
+      </w:r>
+      <w:r>
+        <w:rPr>
+          <w:rFonts w:ascii="Consolas" w:hAnsi="Consolas" w:eastAsia="Consolas" w:cs="Consolas"/>
+          <w:b w:val="0"/>
+          <w:bCs w:val="0"/>
+          <w:noProof w:val="0"/>
+          <w:color w:val="BBBEBF"/>
+          <w:sz w:val="21"/>
+          <w:szCs w:val="21"/>
+          <w:lang w:val="en-US"/>
+        </w:rPr>
+        <w:t xml:space="preserve"> </w:t>
+      </w:r>
+      <w:r>
+        <w:rPr>
+          <w:rFonts w:ascii="Consolas" w:hAnsi="Consolas" w:eastAsia="Consolas" w:cs="Consolas"/>
+          <w:b w:val="0"/>
+          <w:bCs w:val="0"/>
+          <w:noProof w:val="0"/>
+          <w:color w:val="569CD6"/>
+          <w:sz w:val="21"/>
+          <w:szCs w:val="21"/>
+          <w:lang w:val="en-US"/>
+        </w:rPr>
+        <w:t>True</w:t>
+      </w:r>
+      <w:r>
+        <w:rPr>
+          <w:rFonts w:ascii="Consolas" w:hAnsi="Consolas" w:eastAsia="Consolas" w:cs="Consolas"/>
+          <w:b w:val="0"/>
+          <w:bCs w:val="0"/>
+          <w:noProof w:val="0"/>
+          <w:color w:val="BBBEBF"/>
+          <w:sz w:val="21"/>
+          <w:szCs w:val="21"/>
+          <w:lang w:val="en-US"/>
+        </w:rPr>
+        <w:t>:</w:t>
+      </w:r>
+    </w:p>
+    <w:p>
+      <w:pPr>
+        <w:shd w:val="clear" w:color="auto" w:fill="121314"/>
+        <w:spacing w:before="0" w:beforeAutospacing="off" w:after="0" w:afterAutospacing="off" w:line="285" w:lineRule="auto"/>
+        <w:jc w:val="both"/>
+      </w:pPr>
+      <w:r>
+        <w:rPr>
+          <w:rFonts w:ascii="Consolas" w:hAnsi="Consolas" w:eastAsia="Consolas" w:cs="Consolas"/>
+          <w:b w:val="0"/>
+          <w:bCs w:val="0"/>
+          <w:noProof w:val="0"/>
+          <w:color w:val="BBBEBF"/>
+          <w:sz w:val="21"/>
+          <w:szCs w:val="21"/>
+          <w:lang w:val="en-US"/>
+        </w:rPr>
+        <w:t xml:space="preserve">        </w:t>
+      </w:r>
+      <w:r>
+        <w:rPr>
+          <w:rFonts w:ascii="Consolas" w:hAnsi="Consolas" w:eastAsia="Consolas" w:cs="Consolas"/>
+          <w:b w:val="0"/>
+          <w:bCs w:val="0"/>
+          <w:noProof w:val="0"/>
+          <w:color w:val="C9D1D9"/>
+          <w:sz w:val="21"/>
+          <w:szCs w:val="21"/>
+          <w:lang w:val="en-US"/>
+        </w:rPr>
+        <w:t>operation</w:t>
+      </w:r>
+      <w:r>
+        <w:rPr>
+          <w:rFonts w:ascii="Consolas" w:hAnsi="Consolas" w:eastAsia="Consolas" w:cs="Consolas"/>
+          <w:b w:val="0"/>
+          <w:bCs w:val="0"/>
+          <w:noProof w:val="0"/>
+          <w:color w:val="BBBEBF"/>
+          <w:sz w:val="21"/>
+          <w:szCs w:val="21"/>
+          <w:lang w:val="en-US"/>
+        </w:rPr>
+        <w:t xml:space="preserve"> </w:t>
+      </w:r>
+      <w:r>
+        <w:rPr>
+          <w:rFonts w:ascii="Consolas" w:hAnsi="Consolas" w:eastAsia="Consolas" w:cs="Consolas"/>
+          <w:b w:val="0"/>
+          <w:bCs w:val="0"/>
+          <w:noProof w:val="0"/>
+          <w:color w:val="D4D4D4"/>
+          <w:sz w:val="21"/>
+          <w:szCs w:val="21"/>
+          <w:lang w:val="en-US"/>
+        </w:rPr>
+        <w:t>=</w:t>
+      </w:r>
+      <w:r>
+        <w:rPr>
+          <w:rFonts w:ascii="Consolas" w:hAnsi="Consolas" w:eastAsia="Consolas" w:cs="Consolas"/>
+          <w:b w:val="0"/>
+          <w:bCs w:val="0"/>
+          <w:noProof w:val="0"/>
+          <w:color w:val="BBBEBF"/>
+          <w:sz w:val="21"/>
+          <w:szCs w:val="21"/>
+          <w:lang w:val="en-US"/>
+        </w:rPr>
+        <w:t xml:space="preserve"> </w:t>
+      </w:r>
+      <w:r>
+        <w:rPr>
+          <w:rFonts w:ascii="Consolas" w:hAnsi="Consolas" w:eastAsia="Consolas" w:cs="Consolas"/>
+          <w:b w:val="0"/>
+          <w:bCs w:val="0"/>
+          <w:noProof w:val="0"/>
+          <w:color w:val="D2A8FF"/>
+          <w:sz w:val="21"/>
+          <w:szCs w:val="21"/>
+          <w:lang w:val="en-US"/>
+        </w:rPr>
+        <w:t>input</w:t>
+      </w:r>
+      <w:r>
+        <w:rPr>
+          <w:rFonts w:ascii="Consolas" w:hAnsi="Consolas" w:eastAsia="Consolas" w:cs="Consolas"/>
+          <w:b w:val="0"/>
+          <w:bCs w:val="0"/>
+          <w:noProof w:val="0"/>
+          <w:color w:val="BBBEBF"/>
+          <w:sz w:val="21"/>
+          <w:szCs w:val="21"/>
+          <w:lang w:val="en-US"/>
+        </w:rPr>
+        <w:t>(</w:t>
+      </w:r>
+      <w:r>
+        <w:rPr>
+          <w:rFonts w:ascii="Consolas" w:hAnsi="Consolas" w:eastAsia="Consolas" w:cs="Consolas"/>
+          <w:b w:val="0"/>
+          <w:bCs w:val="0"/>
+          <w:noProof w:val="0"/>
+          <w:color w:val="A5D6FF"/>
+          <w:sz w:val="21"/>
+          <w:szCs w:val="21"/>
+          <w:lang w:val="en-US"/>
+        </w:rPr>
+        <w:t>"Enter operation (+, -, *, /) or 'exit' to quit: "</w:t>
+      </w:r>
+      <w:r>
+        <w:rPr>
+          <w:rFonts w:ascii="Consolas" w:hAnsi="Consolas" w:eastAsia="Consolas" w:cs="Consolas"/>
+          <w:b w:val="0"/>
+          <w:bCs w:val="0"/>
+          <w:noProof w:val="0"/>
+          <w:color w:val="BBBEBF"/>
+          <w:sz w:val="21"/>
+          <w:szCs w:val="21"/>
+          <w:lang w:val="en-US"/>
+        </w:rPr>
+        <w:t>)</w:t>
+      </w:r>
+    </w:p>
+    <w:p>
+      <w:pPr>
+        <w:shd w:val="clear" w:color="auto" w:fill="121314"/>
+        <w:spacing w:before="0" w:beforeAutospacing="off" w:after="0" w:afterAutospacing="off" w:line="285" w:lineRule="auto"/>
+        <w:jc w:val="both"/>
+      </w:pPr>
+      <w:r>
+        <w:rPr>
+          <w:rFonts w:ascii="Consolas" w:hAnsi="Consolas" w:eastAsia="Consolas" w:cs="Consolas"/>
+          <w:b w:val="0"/>
+          <w:bCs w:val="0"/>
+          <w:noProof w:val="0"/>
+          <w:color w:val="BBBEBF"/>
+          <w:sz w:val="21"/>
+          <w:szCs w:val="21"/>
+          <w:lang w:val="en-US"/>
+        </w:rPr>
+        <w:t xml:space="preserve">        </w:t>
+      </w:r>
+      <w:r>
+        <w:rPr>
+          <w:rFonts w:ascii="Consolas" w:hAnsi="Consolas" w:eastAsia="Consolas" w:cs="Consolas"/>
+          <w:b w:val="0"/>
+          <w:bCs w:val="0"/>
+          <w:noProof w:val="0"/>
+          <w:color w:val="C586C0"/>
+          <w:sz w:val="21"/>
+          <w:szCs w:val="21"/>
+          <w:lang w:val="en-US"/>
+        </w:rPr>
+        <w:t>if</w:t>
+      </w:r>
+      <w:r>
+        <w:rPr>
+          <w:rFonts w:ascii="Consolas" w:hAnsi="Consolas" w:eastAsia="Consolas" w:cs="Consolas"/>
+          <w:b w:val="0"/>
+          <w:bCs w:val="0"/>
+          <w:noProof w:val="0"/>
+          <w:color w:val="BBBEBF"/>
+          <w:sz w:val="21"/>
+          <w:szCs w:val="21"/>
+          <w:lang w:val="en-US"/>
+        </w:rPr>
+        <w:t xml:space="preserve"> </w:t>
+      </w:r>
+      <w:r>
+        <w:rPr>
+          <w:rFonts w:ascii="Consolas" w:hAnsi="Consolas" w:eastAsia="Consolas" w:cs="Consolas"/>
+          <w:b w:val="0"/>
+          <w:bCs w:val="0"/>
+          <w:noProof w:val="0"/>
+          <w:color w:val="C9D1D9"/>
+          <w:sz w:val="21"/>
+          <w:szCs w:val="21"/>
+          <w:lang w:val="en-US"/>
+        </w:rPr>
+        <w:t>operation</w:t>
+      </w:r>
+      <w:r>
+        <w:rPr>
+          <w:rFonts w:ascii="Consolas" w:hAnsi="Consolas" w:eastAsia="Consolas" w:cs="Consolas"/>
+          <w:b w:val="0"/>
+          <w:bCs w:val="0"/>
+          <w:noProof w:val="0"/>
+          <w:color w:val="BBBEBF"/>
+          <w:sz w:val="21"/>
+          <w:szCs w:val="21"/>
+          <w:lang w:val="en-US"/>
+        </w:rPr>
+        <w:t>.</w:t>
+      </w:r>
+      <w:r>
+        <w:rPr>
+          <w:rFonts w:ascii="Consolas" w:hAnsi="Consolas" w:eastAsia="Consolas" w:cs="Consolas"/>
+          <w:b w:val="0"/>
+          <w:bCs w:val="0"/>
+          <w:noProof w:val="0"/>
+          <w:color w:val="D2A8FF"/>
+          <w:sz w:val="21"/>
+          <w:szCs w:val="21"/>
+          <w:lang w:val="en-US"/>
+        </w:rPr>
+        <w:t>lower</w:t>
+      </w:r>
+      <w:r>
+        <w:rPr>
+          <w:rFonts w:ascii="Consolas" w:hAnsi="Consolas" w:eastAsia="Consolas" w:cs="Consolas"/>
+          <w:b w:val="0"/>
+          <w:bCs w:val="0"/>
+          <w:noProof w:val="0"/>
+          <w:color w:val="BBBEBF"/>
+          <w:sz w:val="21"/>
+          <w:szCs w:val="21"/>
+          <w:lang w:val="en-US"/>
+        </w:rPr>
+        <w:t xml:space="preserve">() </w:t>
+      </w:r>
+      <w:r>
+        <w:rPr>
+          <w:rFonts w:ascii="Consolas" w:hAnsi="Consolas" w:eastAsia="Consolas" w:cs="Consolas"/>
+          <w:b w:val="0"/>
+          <w:bCs w:val="0"/>
+          <w:noProof w:val="0"/>
+          <w:color w:val="D4D4D4"/>
+          <w:sz w:val="21"/>
+          <w:szCs w:val="21"/>
+          <w:lang w:val="en-US"/>
+        </w:rPr>
+        <w:t>==</w:t>
+      </w:r>
+      <w:r>
+        <w:rPr>
+          <w:rFonts w:ascii="Consolas" w:hAnsi="Consolas" w:eastAsia="Consolas" w:cs="Consolas"/>
+          <w:b w:val="0"/>
+          <w:bCs w:val="0"/>
+          <w:noProof w:val="0"/>
+          <w:color w:val="BBBEBF"/>
+          <w:sz w:val="21"/>
+          <w:szCs w:val="21"/>
+          <w:lang w:val="en-US"/>
+        </w:rPr>
+        <w:t xml:space="preserve"> </w:t>
+      </w:r>
+      <w:r>
+        <w:rPr>
+          <w:rFonts w:ascii="Consolas" w:hAnsi="Consolas" w:eastAsia="Consolas" w:cs="Consolas"/>
+          <w:b w:val="0"/>
+          <w:bCs w:val="0"/>
+          <w:noProof w:val="0"/>
+          <w:color w:val="A5D6FF"/>
+          <w:sz w:val="21"/>
+          <w:szCs w:val="21"/>
+          <w:lang w:val="en-US"/>
+        </w:rPr>
+        <w:t>"exit"</w:t>
+      </w:r>
+      <w:r>
+        <w:rPr>
+          <w:rFonts w:ascii="Consolas" w:hAnsi="Consolas" w:eastAsia="Consolas" w:cs="Consolas"/>
+          <w:b w:val="0"/>
+          <w:bCs w:val="0"/>
+          <w:noProof w:val="0"/>
+          <w:color w:val="BBBEBF"/>
+          <w:sz w:val="21"/>
+          <w:szCs w:val="21"/>
+          <w:lang w:val="en-US"/>
+        </w:rPr>
+        <w:t>:</w:t>
+      </w:r>
+    </w:p>
+    <w:p>
+      <w:pPr>
+        <w:shd w:val="clear" w:color="auto" w:fill="121314"/>
+        <w:spacing w:before="0" w:beforeAutospacing="off" w:after="0" w:afterAutospacing="off" w:line="285" w:lineRule="auto"/>
+        <w:jc w:val="both"/>
+      </w:pPr>
+      <w:r>
+        <w:rPr>
+          <w:rFonts w:ascii="Consolas" w:hAnsi="Consolas" w:eastAsia="Consolas" w:cs="Consolas"/>
+          <w:b w:val="0"/>
+          <w:bCs w:val="0"/>
+          <w:noProof w:val="0"/>
+          <w:color w:val="BBBEBF"/>
+          <w:sz w:val="21"/>
+          <w:szCs w:val="21"/>
+          <w:lang w:val="en-US"/>
+        </w:rPr>
+        <w:t xml:space="preserve">            </w:t>
+      </w:r>
+      <w:r>
+        <w:rPr>
+          <w:rFonts w:ascii="Consolas" w:hAnsi="Consolas" w:eastAsia="Consolas" w:cs="Consolas"/>
+          <w:b w:val="0"/>
+          <w:bCs w:val="0"/>
+          <w:noProof w:val="0"/>
+          <w:color w:val="C586C0"/>
+          <w:sz w:val="21"/>
+          <w:szCs w:val="21"/>
+          <w:lang w:val="en-US"/>
+        </w:rPr>
+        <w:t>return</w:t>
+      </w:r>
+      <w:r>
+        <w:rPr>
+          <w:rFonts w:ascii="Consolas" w:hAnsi="Consolas" w:eastAsia="Consolas" w:cs="Consolas"/>
+          <w:b w:val="0"/>
+          <w:bCs w:val="0"/>
+          <w:noProof w:val="0"/>
+          <w:color w:val="BBBEBF"/>
+          <w:sz w:val="21"/>
+          <w:szCs w:val="21"/>
+          <w:lang w:val="en-US"/>
+        </w:rPr>
+        <w:t xml:space="preserve"> </w:t>
+      </w:r>
+      <w:r>
+        <w:rPr>
+          <w:rFonts w:ascii="Consolas" w:hAnsi="Consolas" w:eastAsia="Consolas" w:cs="Consolas"/>
+          <w:b w:val="0"/>
+          <w:bCs w:val="0"/>
+          <w:noProof w:val="0"/>
+          <w:color w:val="569CD6"/>
+          <w:sz w:val="21"/>
+          <w:szCs w:val="21"/>
+          <w:lang w:val="en-US"/>
+        </w:rPr>
+        <w:t>None</w:t>
+      </w:r>
+    </w:p>
+    <w:p>
+      <w:pPr>
+        <w:shd w:val="clear" w:color="auto" w:fill="121314"/>
+        <w:spacing w:before="0" w:beforeAutospacing="off" w:after="0" w:afterAutospacing="off" w:line="285" w:lineRule="auto"/>
+        <w:jc w:val="both"/>
+      </w:pPr>
+    </w:p>
+    <w:p>
+      <w:pPr>
+        <w:shd w:val="clear" w:color="auto" w:fill="121314"/>
+        <w:spacing w:before="0" w:beforeAutospacing="off" w:after="0" w:afterAutospacing="off" w:line="285" w:lineRule="auto"/>
+        <w:jc w:val="both"/>
+      </w:pPr>
+      <w:r>
+        <w:rPr>
+          <w:rFonts w:ascii="Consolas" w:hAnsi="Consolas" w:eastAsia="Consolas" w:cs="Consolas"/>
+          <w:b w:val="0"/>
+          <w:bCs w:val="0"/>
+          <w:noProof w:val="0"/>
+          <w:color w:val="BBBEBF"/>
+          <w:sz w:val="21"/>
+          <w:szCs w:val="21"/>
+          <w:lang w:val="en-US"/>
+        </w:rPr>
+        <w:t xml:space="preserve">        </w:t>
+      </w:r>
+      <w:r>
+        <w:rPr>
+          <w:rFonts w:ascii="Consolas" w:hAnsi="Consolas" w:eastAsia="Consolas" w:cs="Consolas"/>
+          <w:b w:val="0"/>
+          <w:bCs w:val="0"/>
+          <w:noProof w:val="0"/>
+          <w:color w:val="C586C0"/>
+          <w:sz w:val="21"/>
+          <w:szCs w:val="21"/>
+          <w:lang w:val="en-US"/>
+        </w:rPr>
+        <w:t>if</w:t>
+      </w:r>
+      <w:r>
+        <w:rPr>
+          <w:rFonts w:ascii="Consolas" w:hAnsi="Consolas" w:eastAsia="Consolas" w:cs="Consolas"/>
+          <w:b w:val="0"/>
+          <w:bCs w:val="0"/>
+          <w:noProof w:val="0"/>
+          <w:color w:val="BBBEBF"/>
+          <w:sz w:val="21"/>
+          <w:szCs w:val="21"/>
+          <w:lang w:val="en-US"/>
+        </w:rPr>
+        <w:t xml:space="preserve"> </w:t>
+      </w:r>
+      <w:r>
+        <w:rPr>
+          <w:rFonts w:ascii="Consolas" w:hAnsi="Consolas" w:eastAsia="Consolas" w:cs="Consolas"/>
+          <w:b w:val="0"/>
+          <w:bCs w:val="0"/>
+          <w:noProof w:val="0"/>
+          <w:color w:val="C9D1D9"/>
+          <w:sz w:val="21"/>
+          <w:szCs w:val="21"/>
+          <w:lang w:val="en-US"/>
+        </w:rPr>
+        <w:t>operation</w:t>
+      </w:r>
+      <w:r>
+        <w:rPr>
+          <w:rFonts w:ascii="Consolas" w:hAnsi="Consolas" w:eastAsia="Consolas" w:cs="Consolas"/>
+          <w:b w:val="0"/>
+          <w:bCs w:val="0"/>
+          <w:noProof w:val="0"/>
+          <w:color w:val="BBBEBF"/>
+          <w:sz w:val="21"/>
+          <w:szCs w:val="21"/>
+          <w:lang w:val="en-US"/>
+        </w:rPr>
+        <w:t xml:space="preserve"> </w:t>
+      </w:r>
+      <w:r>
+        <w:rPr>
+          <w:rFonts w:ascii="Consolas" w:hAnsi="Consolas" w:eastAsia="Consolas" w:cs="Consolas"/>
+          <w:b w:val="0"/>
+          <w:bCs w:val="0"/>
+          <w:noProof w:val="0"/>
+          <w:color w:val="569CD6"/>
+          <w:sz w:val="21"/>
+          <w:szCs w:val="21"/>
+          <w:lang w:val="en-US"/>
+        </w:rPr>
+        <w:t>not</w:t>
+      </w:r>
+      <w:r>
+        <w:rPr>
+          <w:rFonts w:ascii="Consolas" w:hAnsi="Consolas" w:eastAsia="Consolas" w:cs="Consolas"/>
+          <w:b w:val="0"/>
+          <w:bCs w:val="0"/>
+          <w:noProof w:val="0"/>
+          <w:color w:val="BBBEBF"/>
+          <w:sz w:val="21"/>
+          <w:szCs w:val="21"/>
+          <w:lang w:val="en-US"/>
+        </w:rPr>
+        <w:t xml:space="preserve"> </w:t>
+      </w:r>
+      <w:r>
+        <w:rPr>
+          <w:rFonts w:ascii="Consolas" w:hAnsi="Consolas" w:eastAsia="Consolas" w:cs="Consolas"/>
+          <w:b w:val="0"/>
+          <w:bCs w:val="0"/>
+          <w:noProof w:val="0"/>
+          <w:color w:val="569CD6"/>
+          <w:sz w:val="21"/>
+          <w:szCs w:val="21"/>
+          <w:lang w:val="en-US"/>
+        </w:rPr>
+        <w:t>in</w:t>
+      </w:r>
+      <w:r>
+        <w:rPr>
+          <w:rFonts w:ascii="Consolas" w:hAnsi="Consolas" w:eastAsia="Consolas" w:cs="Consolas"/>
+          <w:b w:val="0"/>
+          <w:bCs w:val="0"/>
+          <w:noProof w:val="0"/>
+          <w:color w:val="BBBEBF"/>
+          <w:sz w:val="21"/>
+          <w:szCs w:val="21"/>
+          <w:lang w:val="en-US"/>
+        </w:rPr>
+        <w:t xml:space="preserve"> [</w:t>
+      </w:r>
+      <w:r>
+        <w:rPr>
+          <w:rFonts w:ascii="Consolas" w:hAnsi="Consolas" w:eastAsia="Consolas" w:cs="Consolas"/>
+          <w:b w:val="0"/>
+          <w:bCs w:val="0"/>
+          <w:noProof w:val="0"/>
+          <w:color w:val="A5D6FF"/>
+          <w:sz w:val="21"/>
+          <w:szCs w:val="21"/>
+          <w:lang w:val="en-US"/>
+        </w:rPr>
+        <w:t>"+"</w:t>
+      </w:r>
+      <w:r>
+        <w:rPr>
+          <w:rFonts w:ascii="Consolas" w:hAnsi="Consolas" w:eastAsia="Consolas" w:cs="Consolas"/>
+          <w:b w:val="0"/>
+          <w:bCs w:val="0"/>
+          <w:noProof w:val="0"/>
+          <w:color w:val="BBBEBF"/>
+          <w:sz w:val="21"/>
+          <w:szCs w:val="21"/>
+          <w:lang w:val="en-US"/>
+        </w:rPr>
+        <w:t xml:space="preserve">, </w:t>
+      </w:r>
+      <w:r>
+        <w:rPr>
+          <w:rFonts w:ascii="Consolas" w:hAnsi="Consolas" w:eastAsia="Consolas" w:cs="Consolas"/>
+          <w:b w:val="0"/>
+          <w:bCs w:val="0"/>
+          <w:noProof w:val="0"/>
+          <w:color w:val="A5D6FF"/>
+          <w:sz w:val="21"/>
+          <w:szCs w:val="21"/>
+          <w:lang w:val="en-US"/>
+        </w:rPr>
+        <w:t>"-"</w:t>
+      </w:r>
+      <w:r>
+        <w:rPr>
+          <w:rFonts w:ascii="Consolas" w:hAnsi="Consolas" w:eastAsia="Consolas" w:cs="Consolas"/>
+          <w:b w:val="0"/>
+          <w:bCs w:val="0"/>
+          <w:noProof w:val="0"/>
+          <w:color w:val="BBBEBF"/>
+          <w:sz w:val="21"/>
+          <w:szCs w:val="21"/>
+          <w:lang w:val="en-US"/>
+        </w:rPr>
+        <w:t xml:space="preserve">, </w:t>
+      </w:r>
+      <w:r>
+        <w:rPr>
+          <w:rFonts w:ascii="Consolas" w:hAnsi="Consolas" w:eastAsia="Consolas" w:cs="Consolas"/>
+          <w:b w:val="0"/>
+          <w:bCs w:val="0"/>
+          <w:noProof w:val="0"/>
+          <w:color w:val="A5D6FF"/>
+          <w:sz w:val="21"/>
+          <w:szCs w:val="21"/>
+          <w:lang w:val="en-US"/>
+        </w:rPr>
+        <w:t>"*"</w:t>
+      </w:r>
+      <w:r>
+        <w:rPr>
+          <w:rFonts w:ascii="Consolas" w:hAnsi="Consolas" w:eastAsia="Consolas" w:cs="Consolas"/>
+          <w:b w:val="0"/>
+          <w:bCs w:val="0"/>
+          <w:noProof w:val="0"/>
+          <w:color w:val="BBBEBF"/>
+          <w:sz w:val="21"/>
+          <w:szCs w:val="21"/>
+          <w:lang w:val="en-US"/>
+        </w:rPr>
+        <w:t xml:space="preserve">, </w:t>
+      </w:r>
+      <w:r>
+        <w:rPr>
+          <w:rFonts w:ascii="Consolas" w:hAnsi="Consolas" w:eastAsia="Consolas" w:cs="Consolas"/>
+          <w:b w:val="0"/>
+          <w:bCs w:val="0"/>
+          <w:noProof w:val="0"/>
+          <w:color w:val="A5D6FF"/>
+          <w:sz w:val="21"/>
+          <w:szCs w:val="21"/>
+          <w:lang w:val="en-US"/>
+        </w:rPr>
+        <w:t>"/"</w:t>
+      </w:r>
+      <w:r>
+        <w:rPr>
+          <w:rFonts w:ascii="Consolas" w:hAnsi="Consolas" w:eastAsia="Consolas" w:cs="Consolas"/>
+          <w:b w:val="0"/>
+          <w:bCs w:val="0"/>
+          <w:noProof w:val="0"/>
+          <w:color w:val="BBBEBF"/>
+          <w:sz w:val="21"/>
+          <w:szCs w:val="21"/>
+          <w:lang w:val="en-US"/>
+        </w:rPr>
+        <w:t>]:</w:t>
+      </w:r>
+    </w:p>
+    <w:p>
+      <w:pPr>
+        <w:shd w:val="clear" w:color="auto" w:fill="121314"/>
+        <w:spacing w:before="0" w:beforeAutospacing="off" w:after="0" w:afterAutospacing="off" w:line="285" w:lineRule="auto"/>
+        <w:jc w:val="both"/>
+      </w:pPr>
+      <w:r>
+        <w:rPr>
+          <w:rFonts w:ascii="Consolas" w:hAnsi="Consolas" w:eastAsia="Consolas" w:cs="Consolas"/>
+          <w:b w:val="0"/>
+          <w:bCs w:val="0"/>
+          <w:noProof w:val="0"/>
+          <w:color w:val="BBBEBF"/>
+          <w:sz w:val="21"/>
+          <w:szCs w:val="21"/>
+          <w:lang w:val="en-US"/>
+        </w:rPr>
+        <w:t xml:space="preserve">            </w:t>
+      </w:r>
+      <w:r>
+        <w:rPr>
+          <w:rFonts w:ascii="Consolas" w:hAnsi="Consolas" w:eastAsia="Consolas" w:cs="Consolas"/>
+          <w:b w:val="0"/>
+          <w:bCs w:val="0"/>
+          <w:noProof w:val="0"/>
+          <w:color w:val="D2A8FF"/>
+          <w:sz w:val="21"/>
+          <w:szCs w:val="21"/>
+          <w:lang w:val="en-US"/>
+        </w:rPr>
+        <w:t>print</w:t>
+      </w:r>
+      <w:r>
+        <w:rPr>
+          <w:rFonts w:ascii="Consolas" w:hAnsi="Consolas" w:eastAsia="Consolas" w:cs="Consolas"/>
+          <w:b w:val="0"/>
+          <w:bCs w:val="0"/>
+          <w:noProof w:val="0"/>
+          <w:color w:val="BBBEBF"/>
+          <w:sz w:val="21"/>
+          <w:szCs w:val="21"/>
+          <w:lang w:val="en-US"/>
+        </w:rPr>
+        <w:t>(</w:t>
+      </w:r>
+      <w:r>
+        <w:rPr>
+          <w:rFonts w:ascii="Consolas" w:hAnsi="Consolas" w:eastAsia="Consolas" w:cs="Consolas"/>
+          <w:b w:val="0"/>
+          <w:bCs w:val="0"/>
+          <w:noProof w:val="0"/>
+          <w:color w:val="A5D6FF"/>
+          <w:sz w:val="21"/>
+          <w:szCs w:val="21"/>
+          <w:lang w:val="en-US"/>
+        </w:rPr>
+        <w:t>"Unknown operation"</w:t>
+      </w:r>
+      <w:r>
+        <w:rPr>
+          <w:rFonts w:ascii="Consolas" w:hAnsi="Consolas" w:eastAsia="Consolas" w:cs="Consolas"/>
+          <w:b w:val="0"/>
+          <w:bCs w:val="0"/>
+          <w:noProof w:val="0"/>
+          <w:color w:val="BBBEBF"/>
+          <w:sz w:val="21"/>
+          <w:szCs w:val="21"/>
+          <w:lang w:val="en-US"/>
+        </w:rPr>
+        <w:t>)</w:t>
+      </w:r>
+    </w:p>
+    <w:p>
+      <w:pPr>
+        <w:shd w:val="clear" w:color="auto" w:fill="121314"/>
+        <w:spacing w:before="0" w:beforeAutospacing="off" w:after="0" w:afterAutospacing="off" w:line="285" w:lineRule="auto"/>
+        <w:jc w:val="both"/>
+      </w:pPr>
+      <w:r>
+        <w:rPr>
+          <w:rFonts w:ascii="Consolas" w:hAnsi="Consolas" w:eastAsia="Consolas" w:cs="Consolas"/>
+          <w:b w:val="0"/>
+          <w:bCs w:val="0"/>
+          <w:noProof w:val="0"/>
+          <w:color w:val="BBBEBF"/>
+          <w:sz w:val="21"/>
+          <w:szCs w:val="21"/>
+          <w:lang w:val="en-US"/>
+        </w:rPr>
+        <w:t xml:space="preserve">            </w:t>
+      </w:r>
+      <w:r>
+        <w:rPr>
+          <w:rFonts w:ascii="Consolas" w:hAnsi="Consolas" w:eastAsia="Consolas" w:cs="Consolas"/>
+          <w:b w:val="0"/>
+          <w:bCs w:val="0"/>
+          <w:noProof w:val="0"/>
+          <w:color w:val="C586C0"/>
+          <w:sz w:val="21"/>
+          <w:szCs w:val="21"/>
+          <w:lang w:val="en-US"/>
+        </w:rPr>
+        <w:t>continue</w:t>
+      </w:r>
+    </w:p>
+    <w:p>
+      <w:pPr>
+        <w:shd w:val="clear" w:color="auto" w:fill="121314"/>
+        <w:spacing w:before="0" w:beforeAutospacing="off" w:after="0" w:afterAutospacing="off" w:line="285" w:lineRule="auto"/>
+        <w:jc w:val="both"/>
+      </w:pPr>
+    </w:p>
+    <w:p>
+      <w:pPr>
+        <w:shd w:val="clear" w:color="auto" w:fill="121314"/>
+        <w:spacing w:before="0" w:beforeAutospacing="off" w:after="0" w:afterAutospacing="off" w:line="285" w:lineRule="auto"/>
+        <w:jc w:val="both"/>
+      </w:pPr>
+      <w:r>
+        <w:rPr>
+          <w:rFonts w:ascii="Consolas" w:hAnsi="Consolas" w:eastAsia="Consolas" w:cs="Consolas"/>
+          <w:b w:val="0"/>
+          <w:bCs w:val="0"/>
+          <w:noProof w:val="0"/>
+          <w:color w:val="BBBEBF"/>
+          <w:sz w:val="21"/>
+          <w:szCs w:val="21"/>
+          <w:lang w:val="en-US"/>
+        </w:rPr>
+        <w:t xml:space="preserve">        </w:t>
+      </w:r>
+      <w:r>
+        <w:rPr>
+          <w:rFonts w:ascii="Consolas" w:hAnsi="Consolas" w:eastAsia="Consolas" w:cs="Consolas"/>
+          <w:b w:val="0"/>
+          <w:bCs w:val="0"/>
+          <w:noProof w:val="0"/>
+          <w:color w:val="C9D1D9"/>
+          <w:sz w:val="21"/>
+          <w:szCs w:val="21"/>
+          <w:lang w:val="en-US"/>
+        </w:rPr>
+        <w:t>first</w:t>
+      </w:r>
+      <w:r>
+        <w:rPr>
+          <w:rFonts w:ascii="Consolas" w:hAnsi="Consolas" w:eastAsia="Consolas" w:cs="Consolas"/>
+          <w:b w:val="0"/>
+          <w:bCs w:val="0"/>
+          <w:noProof w:val="0"/>
+          <w:color w:val="BBBEBF"/>
+          <w:sz w:val="21"/>
+          <w:szCs w:val="21"/>
+          <w:lang w:val="en-US"/>
+        </w:rPr>
+        <w:t xml:space="preserve"> </w:t>
+      </w:r>
+      <w:r>
+        <w:rPr>
+          <w:rFonts w:ascii="Consolas" w:hAnsi="Consolas" w:eastAsia="Consolas" w:cs="Consolas"/>
+          <w:b w:val="0"/>
+          <w:bCs w:val="0"/>
+          <w:noProof w:val="0"/>
+          <w:color w:val="D4D4D4"/>
+          <w:sz w:val="21"/>
+          <w:szCs w:val="21"/>
+          <w:lang w:val="en-US"/>
+        </w:rPr>
+        <w:t>=</w:t>
+      </w:r>
+      <w:r>
+        <w:rPr>
+          <w:rFonts w:ascii="Consolas" w:hAnsi="Consolas" w:eastAsia="Consolas" w:cs="Consolas"/>
+          <w:b w:val="0"/>
+          <w:bCs w:val="0"/>
+          <w:noProof w:val="0"/>
+          <w:color w:val="BBBEBF"/>
+          <w:sz w:val="21"/>
+          <w:szCs w:val="21"/>
+          <w:lang w:val="en-US"/>
+        </w:rPr>
+        <w:t xml:space="preserve"> </w:t>
+      </w:r>
+      <w:r>
+        <w:rPr>
+          <w:rFonts w:ascii="Consolas" w:hAnsi="Consolas" w:eastAsia="Consolas" w:cs="Consolas"/>
+          <w:b w:val="0"/>
+          <w:bCs w:val="0"/>
+          <w:noProof w:val="0"/>
+          <w:color w:val="D2A8FF"/>
+          <w:sz w:val="21"/>
+          <w:szCs w:val="21"/>
+          <w:lang w:val="en-US"/>
+        </w:rPr>
+        <w:t>input</w:t>
+      </w:r>
+      <w:r>
+        <w:rPr>
+          <w:rFonts w:ascii="Consolas" w:hAnsi="Consolas" w:eastAsia="Consolas" w:cs="Consolas"/>
+          <w:b w:val="0"/>
+          <w:bCs w:val="0"/>
+          <w:noProof w:val="0"/>
+          <w:color w:val="BBBEBF"/>
+          <w:sz w:val="21"/>
+          <w:szCs w:val="21"/>
+          <w:lang w:val="en-US"/>
+        </w:rPr>
+        <w:t>(</w:t>
+      </w:r>
+      <w:r>
+        <w:rPr>
+          <w:rFonts w:ascii="Consolas" w:hAnsi="Consolas" w:eastAsia="Consolas" w:cs="Consolas"/>
+          <w:b w:val="0"/>
+          <w:bCs w:val="0"/>
+          <w:noProof w:val="0"/>
+          <w:color w:val="A5D6FF"/>
+          <w:sz w:val="21"/>
+          <w:szCs w:val="21"/>
+          <w:lang w:val="en-US"/>
+        </w:rPr>
+        <w:t>"Enter first number (or 'exit'): "</w:t>
+      </w:r>
+      <w:r>
+        <w:rPr>
+          <w:rFonts w:ascii="Consolas" w:hAnsi="Consolas" w:eastAsia="Consolas" w:cs="Consolas"/>
+          <w:b w:val="0"/>
+          <w:bCs w:val="0"/>
+          <w:noProof w:val="0"/>
+          <w:color w:val="BBBEBF"/>
+          <w:sz w:val="21"/>
+          <w:szCs w:val="21"/>
+          <w:lang w:val="en-US"/>
+        </w:rPr>
+        <w:t>)</w:t>
+      </w:r>
+    </w:p>
+    <w:p>
+      <w:pPr>
+        <w:shd w:val="clear" w:color="auto" w:fill="121314"/>
+        <w:spacing w:before="0" w:beforeAutospacing="off" w:after="0" w:afterAutospacing="off" w:line="285" w:lineRule="auto"/>
+        <w:jc w:val="both"/>
+      </w:pPr>
+      <w:r>
+        <w:rPr>
+          <w:rFonts w:ascii="Consolas" w:hAnsi="Consolas" w:eastAsia="Consolas" w:cs="Consolas"/>
+          <w:b w:val="0"/>
+          <w:bCs w:val="0"/>
+          <w:noProof w:val="0"/>
+          <w:color w:val="BBBEBF"/>
+          <w:sz w:val="21"/>
+          <w:szCs w:val="21"/>
+          <w:lang w:val="en-US"/>
+        </w:rPr>
+        <w:t xml:space="preserve">        </w:t>
+      </w:r>
+      <w:r>
+        <w:rPr>
+          <w:rFonts w:ascii="Consolas" w:hAnsi="Consolas" w:eastAsia="Consolas" w:cs="Consolas"/>
+          <w:b w:val="0"/>
+          <w:bCs w:val="0"/>
+          <w:noProof w:val="0"/>
+          <w:color w:val="C586C0"/>
+          <w:sz w:val="21"/>
+          <w:szCs w:val="21"/>
+          <w:lang w:val="en-US"/>
+        </w:rPr>
+        <w:t>if</w:t>
+      </w:r>
+      <w:r>
+        <w:rPr>
+          <w:rFonts w:ascii="Consolas" w:hAnsi="Consolas" w:eastAsia="Consolas" w:cs="Consolas"/>
+          <w:b w:val="0"/>
+          <w:bCs w:val="0"/>
+          <w:noProof w:val="0"/>
+          <w:color w:val="BBBEBF"/>
+          <w:sz w:val="21"/>
+          <w:szCs w:val="21"/>
+          <w:lang w:val="en-US"/>
+        </w:rPr>
+        <w:t xml:space="preserve"> </w:t>
+      </w:r>
+      <w:r>
+        <w:rPr>
+          <w:rFonts w:ascii="Consolas" w:hAnsi="Consolas" w:eastAsia="Consolas" w:cs="Consolas"/>
+          <w:b w:val="0"/>
+          <w:bCs w:val="0"/>
+          <w:noProof w:val="0"/>
+          <w:color w:val="C9D1D9"/>
+          <w:sz w:val="21"/>
+          <w:szCs w:val="21"/>
+          <w:lang w:val="en-US"/>
+        </w:rPr>
+        <w:t>first</w:t>
+      </w:r>
+      <w:r>
+        <w:rPr>
+          <w:rFonts w:ascii="Consolas" w:hAnsi="Consolas" w:eastAsia="Consolas" w:cs="Consolas"/>
+          <w:b w:val="0"/>
+          <w:bCs w:val="0"/>
+          <w:noProof w:val="0"/>
+          <w:color w:val="BBBEBF"/>
+          <w:sz w:val="21"/>
+          <w:szCs w:val="21"/>
+          <w:lang w:val="en-US"/>
+        </w:rPr>
+        <w:t>.</w:t>
+      </w:r>
+      <w:r>
+        <w:rPr>
+          <w:rFonts w:ascii="Consolas" w:hAnsi="Consolas" w:eastAsia="Consolas" w:cs="Consolas"/>
+          <w:b w:val="0"/>
+          <w:bCs w:val="0"/>
+          <w:noProof w:val="0"/>
+          <w:color w:val="D2A8FF"/>
+          <w:sz w:val="21"/>
+          <w:szCs w:val="21"/>
+          <w:lang w:val="en-US"/>
+        </w:rPr>
+        <w:t>lower</w:t>
+      </w:r>
+      <w:r>
+        <w:rPr>
+          <w:rFonts w:ascii="Consolas" w:hAnsi="Consolas" w:eastAsia="Consolas" w:cs="Consolas"/>
+          <w:b w:val="0"/>
+          <w:bCs w:val="0"/>
+          <w:noProof w:val="0"/>
+          <w:color w:val="BBBEBF"/>
+          <w:sz w:val="21"/>
+          <w:szCs w:val="21"/>
+          <w:lang w:val="en-US"/>
+        </w:rPr>
+        <w:t xml:space="preserve">() </w:t>
+      </w:r>
+      <w:r>
+        <w:rPr>
+          <w:rFonts w:ascii="Consolas" w:hAnsi="Consolas" w:eastAsia="Consolas" w:cs="Consolas"/>
+          <w:b w:val="0"/>
+          <w:bCs w:val="0"/>
+          <w:noProof w:val="0"/>
+          <w:color w:val="D4D4D4"/>
+          <w:sz w:val="21"/>
+          <w:szCs w:val="21"/>
+          <w:lang w:val="en-US"/>
+        </w:rPr>
+        <w:t>==</w:t>
+      </w:r>
+      <w:r>
+        <w:rPr>
+          <w:rFonts w:ascii="Consolas" w:hAnsi="Consolas" w:eastAsia="Consolas" w:cs="Consolas"/>
+          <w:b w:val="0"/>
+          <w:bCs w:val="0"/>
+          <w:noProof w:val="0"/>
+          <w:color w:val="BBBEBF"/>
+          <w:sz w:val="21"/>
+          <w:szCs w:val="21"/>
+          <w:lang w:val="en-US"/>
+        </w:rPr>
+        <w:t xml:space="preserve"> </w:t>
+      </w:r>
+      <w:r>
+        <w:rPr>
+          <w:rFonts w:ascii="Consolas" w:hAnsi="Consolas" w:eastAsia="Consolas" w:cs="Consolas"/>
+          <w:b w:val="0"/>
+          <w:bCs w:val="0"/>
+          <w:noProof w:val="0"/>
+          <w:color w:val="A5D6FF"/>
+          <w:sz w:val="21"/>
+          <w:szCs w:val="21"/>
+          <w:lang w:val="en-US"/>
+        </w:rPr>
+        <w:t>"exit"</w:t>
+      </w:r>
+      <w:r>
+        <w:rPr>
+          <w:rFonts w:ascii="Consolas" w:hAnsi="Consolas" w:eastAsia="Consolas" w:cs="Consolas"/>
+          <w:b w:val="0"/>
+          <w:bCs w:val="0"/>
+          <w:noProof w:val="0"/>
+          <w:color w:val="BBBEBF"/>
+          <w:sz w:val="21"/>
+          <w:szCs w:val="21"/>
+          <w:lang w:val="en-US"/>
+        </w:rPr>
+        <w:t>:</w:t>
+      </w:r>
+    </w:p>
+    <w:p>
+      <w:pPr>
+        <w:shd w:val="clear" w:color="auto" w:fill="121314"/>
+        <w:spacing w:before="0" w:beforeAutospacing="off" w:after="0" w:afterAutospacing="off" w:line="285" w:lineRule="auto"/>
+        <w:jc w:val="both"/>
+      </w:pPr>
+      <w:r>
+        <w:rPr>
+          <w:rFonts w:ascii="Consolas" w:hAnsi="Consolas" w:eastAsia="Consolas" w:cs="Consolas"/>
+          <w:b w:val="0"/>
+          <w:bCs w:val="0"/>
+          <w:noProof w:val="0"/>
+          <w:color w:val="BBBEBF"/>
+          <w:sz w:val="21"/>
+          <w:szCs w:val="21"/>
+          <w:lang w:val="en-US"/>
+        </w:rPr>
+        <w:t xml:space="preserve">            </w:t>
+      </w:r>
+      <w:r>
+        <w:rPr>
+          <w:rFonts w:ascii="Consolas" w:hAnsi="Consolas" w:eastAsia="Consolas" w:cs="Consolas"/>
+          <w:b w:val="0"/>
+          <w:bCs w:val="0"/>
+          <w:noProof w:val="0"/>
+          <w:color w:val="C586C0"/>
+          <w:sz w:val="21"/>
+          <w:szCs w:val="21"/>
+          <w:lang w:val="en-US"/>
+        </w:rPr>
+        <w:t>return</w:t>
+      </w:r>
+      <w:r>
+        <w:rPr>
+          <w:rFonts w:ascii="Consolas" w:hAnsi="Consolas" w:eastAsia="Consolas" w:cs="Consolas"/>
+          <w:b w:val="0"/>
+          <w:bCs w:val="0"/>
+          <w:noProof w:val="0"/>
+          <w:color w:val="BBBEBF"/>
+          <w:sz w:val="21"/>
+          <w:szCs w:val="21"/>
+          <w:lang w:val="en-US"/>
+        </w:rPr>
+        <w:t xml:space="preserve"> </w:t>
+      </w:r>
+      <w:r>
+        <w:rPr>
+          <w:rFonts w:ascii="Consolas" w:hAnsi="Consolas" w:eastAsia="Consolas" w:cs="Consolas"/>
+          <w:b w:val="0"/>
+          <w:bCs w:val="0"/>
+          <w:noProof w:val="0"/>
+          <w:color w:val="569CD6"/>
+          <w:sz w:val="21"/>
+          <w:szCs w:val="21"/>
+          <w:lang w:val="en-US"/>
+        </w:rPr>
+        <w:t>None</w:t>
+      </w:r>
+    </w:p>
+    <w:p>
+      <w:pPr>
+        <w:shd w:val="clear" w:color="auto" w:fill="121314"/>
+        <w:spacing w:before="0" w:beforeAutospacing="off" w:after="0" w:afterAutospacing="off" w:line="285" w:lineRule="auto"/>
+        <w:jc w:val="both"/>
+      </w:pPr>
+    </w:p>
+    <w:p>
+      <w:pPr>
+        <w:shd w:val="clear" w:color="auto" w:fill="121314"/>
+        <w:spacing w:before="0" w:beforeAutospacing="off" w:after="0" w:afterAutospacing="off" w:line="285" w:lineRule="auto"/>
+        <w:jc w:val="both"/>
+      </w:pPr>
+      <w:r>
+        <w:rPr>
+          <w:rFonts w:ascii="Consolas" w:hAnsi="Consolas" w:eastAsia="Consolas" w:cs="Consolas"/>
+          <w:b w:val="0"/>
+          <w:bCs w:val="0"/>
+          <w:noProof w:val="0"/>
+          <w:color w:val="BBBEBF"/>
+          <w:sz w:val="21"/>
+          <w:szCs w:val="21"/>
+          <w:lang w:val="en-US"/>
+        </w:rPr>
+        <w:t xml:space="preserve">        </w:t>
+      </w:r>
+      <w:r>
+        <w:rPr>
+          <w:rFonts w:ascii="Consolas" w:hAnsi="Consolas" w:eastAsia="Consolas" w:cs="Consolas"/>
+          <w:b w:val="0"/>
+          <w:bCs w:val="0"/>
+          <w:noProof w:val="0"/>
+          <w:color w:val="C9D1D9"/>
+          <w:sz w:val="21"/>
+          <w:szCs w:val="21"/>
+          <w:lang w:val="en-US"/>
+        </w:rPr>
+        <w:t>second</w:t>
+      </w:r>
+      <w:r>
+        <w:rPr>
+          <w:rFonts w:ascii="Consolas" w:hAnsi="Consolas" w:eastAsia="Consolas" w:cs="Consolas"/>
+          <w:b w:val="0"/>
+          <w:bCs w:val="0"/>
+          <w:noProof w:val="0"/>
+          <w:color w:val="BBBEBF"/>
+          <w:sz w:val="21"/>
+          <w:szCs w:val="21"/>
+          <w:lang w:val="en-US"/>
+        </w:rPr>
+        <w:t xml:space="preserve"> </w:t>
+      </w:r>
+      <w:r>
+        <w:rPr>
+          <w:rFonts w:ascii="Consolas" w:hAnsi="Consolas" w:eastAsia="Consolas" w:cs="Consolas"/>
+          <w:b w:val="0"/>
+          <w:bCs w:val="0"/>
+          <w:noProof w:val="0"/>
+          <w:color w:val="D4D4D4"/>
+          <w:sz w:val="21"/>
+          <w:szCs w:val="21"/>
+          <w:lang w:val="en-US"/>
+        </w:rPr>
+        <w:t>=</w:t>
+      </w:r>
+      <w:r>
+        <w:rPr>
+          <w:rFonts w:ascii="Consolas" w:hAnsi="Consolas" w:eastAsia="Consolas" w:cs="Consolas"/>
+          <w:b w:val="0"/>
+          <w:bCs w:val="0"/>
+          <w:noProof w:val="0"/>
+          <w:color w:val="BBBEBF"/>
+          <w:sz w:val="21"/>
+          <w:szCs w:val="21"/>
+          <w:lang w:val="en-US"/>
+        </w:rPr>
+        <w:t xml:space="preserve"> </w:t>
+      </w:r>
+      <w:r>
+        <w:rPr>
+          <w:rFonts w:ascii="Consolas" w:hAnsi="Consolas" w:eastAsia="Consolas" w:cs="Consolas"/>
+          <w:b w:val="0"/>
+          <w:bCs w:val="0"/>
+          <w:noProof w:val="0"/>
+          <w:color w:val="D2A8FF"/>
+          <w:sz w:val="21"/>
+          <w:szCs w:val="21"/>
+          <w:lang w:val="en-US"/>
+        </w:rPr>
+        <w:t>input</w:t>
+      </w:r>
+      <w:r>
+        <w:rPr>
+          <w:rFonts w:ascii="Consolas" w:hAnsi="Consolas" w:eastAsia="Consolas" w:cs="Consolas"/>
+          <w:b w:val="0"/>
+          <w:bCs w:val="0"/>
+          <w:noProof w:val="0"/>
+          <w:color w:val="BBBEBF"/>
+          <w:sz w:val="21"/>
+          <w:szCs w:val="21"/>
+          <w:lang w:val="en-US"/>
+        </w:rPr>
+        <w:t>(</w:t>
+      </w:r>
+      <w:r>
+        <w:rPr>
+          <w:rFonts w:ascii="Consolas" w:hAnsi="Consolas" w:eastAsia="Consolas" w:cs="Consolas"/>
+          <w:b w:val="0"/>
+          <w:bCs w:val="0"/>
+          <w:noProof w:val="0"/>
+          <w:color w:val="A5D6FF"/>
+          <w:sz w:val="21"/>
+          <w:szCs w:val="21"/>
+          <w:lang w:val="en-US"/>
+        </w:rPr>
+        <w:t>"Enter second number (or 'exit'): "</w:t>
+      </w:r>
+      <w:r>
+        <w:rPr>
+          <w:rFonts w:ascii="Consolas" w:hAnsi="Consolas" w:eastAsia="Consolas" w:cs="Consolas"/>
+          <w:b w:val="0"/>
+          <w:bCs w:val="0"/>
+          <w:noProof w:val="0"/>
+          <w:color w:val="BBBEBF"/>
+          <w:sz w:val="21"/>
+          <w:szCs w:val="21"/>
+          <w:lang w:val="en-US"/>
+        </w:rPr>
+        <w:t>)</w:t>
+      </w:r>
+    </w:p>
+    <w:p>
+      <w:pPr>
+        <w:shd w:val="clear" w:color="auto" w:fill="121314"/>
+        <w:spacing w:before="0" w:beforeAutospacing="off" w:after="0" w:afterAutospacing="off" w:line="285" w:lineRule="auto"/>
+        <w:jc w:val="both"/>
+      </w:pPr>
+      <w:r>
+        <w:rPr>
+          <w:rFonts w:ascii="Consolas" w:hAnsi="Consolas" w:eastAsia="Consolas" w:cs="Consolas"/>
+          <w:b w:val="0"/>
+          <w:bCs w:val="0"/>
+          <w:noProof w:val="0"/>
+          <w:color w:val="BBBEBF"/>
+          <w:sz w:val="21"/>
+          <w:szCs w:val="21"/>
+          <w:lang w:val="en-US"/>
+        </w:rPr>
+        <w:t xml:space="preserve">        </w:t>
+      </w:r>
+      <w:r>
+        <w:rPr>
+          <w:rFonts w:ascii="Consolas" w:hAnsi="Consolas" w:eastAsia="Consolas" w:cs="Consolas"/>
+          <w:b w:val="0"/>
+          <w:bCs w:val="0"/>
+          <w:noProof w:val="0"/>
+          <w:color w:val="C586C0"/>
+          <w:sz w:val="21"/>
+          <w:szCs w:val="21"/>
+          <w:lang w:val="en-US"/>
+        </w:rPr>
+        <w:t>if</w:t>
+      </w:r>
+      <w:r>
+        <w:rPr>
+          <w:rFonts w:ascii="Consolas" w:hAnsi="Consolas" w:eastAsia="Consolas" w:cs="Consolas"/>
+          <w:b w:val="0"/>
+          <w:bCs w:val="0"/>
+          <w:noProof w:val="0"/>
+          <w:color w:val="BBBEBF"/>
+          <w:sz w:val="21"/>
+          <w:szCs w:val="21"/>
+          <w:lang w:val="en-US"/>
+        </w:rPr>
+        <w:t xml:space="preserve"> </w:t>
+      </w:r>
+      <w:r>
+        <w:rPr>
+          <w:rFonts w:ascii="Consolas" w:hAnsi="Consolas" w:eastAsia="Consolas" w:cs="Consolas"/>
+          <w:b w:val="0"/>
+          <w:bCs w:val="0"/>
+          <w:noProof w:val="0"/>
+          <w:color w:val="C9D1D9"/>
+          <w:sz w:val="21"/>
+          <w:szCs w:val="21"/>
+          <w:lang w:val="en-US"/>
+        </w:rPr>
+        <w:t>second</w:t>
+      </w:r>
+      <w:r>
+        <w:rPr>
+          <w:rFonts w:ascii="Consolas" w:hAnsi="Consolas" w:eastAsia="Consolas" w:cs="Consolas"/>
+          <w:b w:val="0"/>
+          <w:bCs w:val="0"/>
+          <w:noProof w:val="0"/>
+          <w:color w:val="BBBEBF"/>
+          <w:sz w:val="21"/>
+          <w:szCs w:val="21"/>
+          <w:lang w:val="en-US"/>
+        </w:rPr>
+        <w:t>.</w:t>
+      </w:r>
+      <w:r>
+        <w:rPr>
+          <w:rFonts w:ascii="Consolas" w:hAnsi="Consolas" w:eastAsia="Consolas" w:cs="Consolas"/>
+          <w:b w:val="0"/>
+          <w:bCs w:val="0"/>
+          <w:noProof w:val="0"/>
+          <w:color w:val="D2A8FF"/>
+          <w:sz w:val="21"/>
+          <w:szCs w:val="21"/>
+          <w:lang w:val="en-US"/>
+        </w:rPr>
+        <w:t>lower</w:t>
+      </w:r>
+      <w:r>
+        <w:rPr>
+          <w:rFonts w:ascii="Consolas" w:hAnsi="Consolas" w:eastAsia="Consolas" w:cs="Consolas"/>
+          <w:b w:val="0"/>
+          <w:bCs w:val="0"/>
+          <w:noProof w:val="0"/>
+          <w:color w:val="BBBEBF"/>
+          <w:sz w:val="21"/>
+          <w:szCs w:val="21"/>
+          <w:lang w:val="en-US"/>
+        </w:rPr>
+        <w:t xml:space="preserve">() </w:t>
+      </w:r>
+      <w:r>
+        <w:rPr>
+          <w:rFonts w:ascii="Consolas" w:hAnsi="Consolas" w:eastAsia="Consolas" w:cs="Consolas"/>
+          <w:b w:val="0"/>
+          <w:bCs w:val="0"/>
+          <w:noProof w:val="0"/>
+          <w:color w:val="D4D4D4"/>
+          <w:sz w:val="21"/>
+          <w:szCs w:val="21"/>
+          <w:lang w:val="en-US"/>
+        </w:rPr>
+        <w:t>==</w:t>
+      </w:r>
+      <w:r>
+        <w:rPr>
+          <w:rFonts w:ascii="Consolas" w:hAnsi="Consolas" w:eastAsia="Consolas" w:cs="Consolas"/>
+          <w:b w:val="0"/>
+          <w:bCs w:val="0"/>
+          <w:noProof w:val="0"/>
+          <w:color w:val="BBBEBF"/>
+          <w:sz w:val="21"/>
+          <w:szCs w:val="21"/>
+          <w:lang w:val="en-US"/>
+        </w:rPr>
+        <w:t xml:space="preserve"> </w:t>
+      </w:r>
+      <w:r>
+        <w:rPr>
+          <w:rFonts w:ascii="Consolas" w:hAnsi="Consolas" w:eastAsia="Consolas" w:cs="Consolas"/>
+          <w:b w:val="0"/>
+          <w:bCs w:val="0"/>
+          <w:noProof w:val="0"/>
+          <w:color w:val="A5D6FF"/>
+          <w:sz w:val="21"/>
+          <w:szCs w:val="21"/>
+          <w:lang w:val="en-US"/>
+        </w:rPr>
+        <w:t>"exit"</w:t>
+      </w:r>
+      <w:r>
+        <w:rPr>
+          <w:rFonts w:ascii="Consolas" w:hAnsi="Consolas" w:eastAsia="Consolas" w:cs="Consolas"/>
+          <w:b w:val="0"/>
+          <w:bCs w:val="0"/>
+          <w:noProof w:val="0"/>
+          <w:color w:val="BBBEBF"/>
+          <w:sz w:val="21"/>
+          <w:szCs w:val="21"/>
+          <w:lang w:val="en-US"/>
+        </w:rPr>
+        <w:t>:</w:t>
+      </w:r>
+    </w:p>
+    <w:p>
+      <w:pPr>
+        <w:shd w:val="clear" w:color="auto" w:fill="121314"/>
+        <w:spacing w:before="0" w:beforeAutospacing="off" w:after="0" w:afterAutospacing="off" w:line="285" w:lineRule="auto"/>
+        <w:jc w:val="both"/>
+      </w:pPr>
+      <w:r>
+        <w:rPr>
+          <w:rFonts w:ascii="Consolas" w:hAnsi="Consolas" w:eastAsia="Consolas" w:cs="Consolas"/>
+          <w:b w:val="0"/>
+          <w:bCs w:val="0"/>
+          <w:noProof w:val="0"/>
+          <w:color w:val="BBBEBF"/>
+          <w:sz w:val="21"/>
+          <w:szCs w:val="21"/>
+          <w:lang w:val="en-US"/>
+        </w:rPr>
+        <w:t xml:space="preserve">            </w:t>
+      </w:r>
+      <w:r>
+        <w:rPr>
+          <w:rFonts w:ascii="Consolas" w:hAnsi="Consolas" w:eastAsia="Consolas" w:cs="Consolas"/>
+          <w:b w:val="0"/>
+          <w:bCs w:val="0"/>
+          <w:noProof w:val="0"/>
+          <w:color w:val="C586C0"/>
+          <w:sz w:val="21"/>
+          <w:szCs w:val="21"/>
+          <w:lang w:val="en-US"/>
+        </w:rPr>
+        <w:t>return</w:t>
+      </w:r>
+      <w:r>
+        <w:rPr>
+          <w:rFonts w:ascii="Consolas" w:hAnsi="Consolas" w:eastAsia="Consolas" w:cs="Consolas"/>
+          <w:b w:val="0"/>
+          <w:bCs w:val="0"/>
+          <w:noProof w:val="0"/>
+          <w:color w:val="BBBEBF"/>
+          <w:sz w:val="21"/>
+          <w:szCs w:val="21"/>
+          <w:lang w:val="en-US"/>
+        </w:rPr>
+        <w:t xml:space="preserve"> </w:t>
+      </w:r>
+      <w:r>
+        <w:rPr>
+          <w:rFonts w:ascii="Consolas" w:hAnsi="Consolas" w:eastAsia="Consolas" w:cs="Consolas"/>
+          <w:b w:val="0"/>
+          <w:bCs w:val="0"/>
+          <w:noProof w:val="0"/>
+          <w:color w:val="569CD6"/>
+          <w:sz w:val="21"/>
+          <w:szCs w:val="21"/>
+          <w:lang w:val="en-US"/>
+        </w:rPr>
+        <w:t>None</w:t>
+      </w:r>
+    </w:p>
+    <w:p>
+      <w:pPr>
+        <w:shd w:val="clear" w:color="auto" w:fill="121314"/>
+        <w:spacing w:before="0" w:beforeAutospacing="off" w:after="0" w:afterAutospacing="off" w:line="285" w:lineRule="auto"/>
+        <w:jc w:val="both"/>
+      </w:pPr>
+    </w:p>
+    <w:p>
+      <w:pPr>
+        <w:shd w:val="clear" w:color="auto" w:fill="121314"/>
+        <w:spacing w:before="0" w:beforeAutospacing="off" w:after="0" w:afterAutospacing="off" w:line="285" w:lineRule="auto"/>
+        <w:jc w:val="both"/>
+      </w:pPr>
+      <w:r>
+        <w:rPr>
+          <w:rFonts w:ascii="Consolas" w:hAnsi="Consolas" w:eastAsia="Consolas" w:cs="Consolas"/>
+          <w:b w:val="0"/>
+          <w:bCs w:val="0"/>
+          <w:noProof w:val="0"/>
+          <w:color w:val="BBBEBF"/>
+          <w:sz w:val="21"/>
+          <w:szCs w:val="21"/>
+          <w:lang w:val="en-US"/>
+        </w:rPr>
+        <w:t xml:space="preserve">        </w:t>
+      </w:r>
+      <w:r>
+        <w:rPr>
+          <w:rFonts w:ascii="Consolas" w:hAnsi="Consolas" w:eastAsia="Consolas" w:cs="Consolas"/>
+          <w:b w:val="0"/>
+          <w:bCs w:val="0"/>
+          <w:noProof w:val="0"/>
+          <w:color w:val="C586C0"/>
+          <w:sz w:val="21"/>
+          <w:szCs w:val="21"/>
+          <w:lang w:val="en-US"/>
+        </w:rPr>
+        <w:t>try</w:t>
+      </w:r>
+      <w:r>
+        <w:rPr>
+          <w:rFonts w:ascii="Consolas" w:hAnsi="Consolas" w:eastAsia="Consolas" w:cs="Consolas"/>
+          <w:b w:val="0"/>
+          <w:bCs w:val="0"/>
+          <w:noProof w:val="0"/>
+          <w:color w:val="BBBEBF"/>
+          <w:sz w:val="21"/>
+          <w:szCs w:val="21"/>
+          <w:lang w:val="en-US"/>
+        </w:rPr>
+        <w:t>:</w:t>
+      </w:r>
+    </w:p>
+    <w:p>
+      <w:pPr>
+        <w:shd w:val="clear" w:color="auto" w:fill="121314"/>
+        <w:spacing w:before="0" w:beforeAutospacing="off" w:after="0" w:afterAutospacing="off" w:line="285" w:lineRule="auto"/>
+        <w:jc w:val="both"/>
+      </w:pPr>
+      <w:r>
+        <w:rPr>
+          <w:rFonts w:ascii="Consolas" w:hAnsi="Consolas" w:eastAsia="Consolas" w:cs="Consolas"/>
+          <w:b w:val="0"/>
+          <w:bCs w:val="0"/>
+          <w:noProof w:val="0"/>
+          <w:color w:val="BBBEBF"/>
+          <w:sz w:val="21"/>
+          <w:szCs w:val="21"/>
+          <w:lang w:val="en-US"/>
+        </w:rPr>
+        <w:t xml:space="preserve">            </w:t>
+      </w:r>
+      <w:r>
+        <w:rPr>
+          <w:rFonts w:ascii="Consolas" w:hAnsi="Consolas" w:eastAsia="Consolas" w:cs="Consolas"/>
+          <w:b w:val="0"/>
+          <w:bCs w:val="0"/>
+          <w:noProof w:val="0"/>
+          <w:color w:val="C9D1D9"/>
+          <w:sz w:val="21"/>
+          <w:szCs w:val="21"/>
+          <w:lang w:val="en-US"/>
+        </w:rPr>
+        <w:t>a</w:t>
+      </w:r>
+      <w:r>
+        <w:rPr>
+          <w:rFonts w:ascii="Consolas" w:hAnsi="Consolas" w:eastAsia="Consolas" w:cs="Consolas"/>
+          <w:b w:val="0"/>
+          <w:bCs w:val="0"/>
+          <w:noProof w:val="0"/>
+          <w:color w:val="BBBEBF"/>
+          <w:sz w:val="21"/>
+          <w:szCs w:val="21"/>
+          <w:lang w:val="en-US"/>
+        </w:rPr>
+        <w:t xml:space="preserve"> </w:t>
+      </w:r>
+      <w:r>
+        <w:rPr>
+          <w:rFonts w:ascii="Consolas" w:hAnsi="Consolas" w:eastAsia="Consolas" w:cs="Consolas"/>
+          <w:b w:val="0"/>
+          <w:bCs w:val="0"/>
+          <w:noProof w:val="0"/>
+          <w:color w:val="D4D4D4"/>
+          <w:sz w:val="21"/>
+          <w:szCs w:val="21"/>
+          <w:lang w:val="en-US"/>
+        </w:rPr>
+        <w:t>=</w:t>
+      </w:r>
+      <w:r>
+        <w:rPr>
+          <w:rFonts w:ascii="Consolas" w:hAnsi="Consolas" w:eastAsia="Consolas" w:cs="Consolas"/>
+          <w:b w:val="0"/>
+          <w:bCs w:val="0"/>
+          <w:noProof w:val="0"/>
+          <w:color w:val="BBBEBF"/>
+          <w:sz w:val="21"/>
+          <w:szCs w:val="21"/>
+          <w:lang w:val="en-US"/>
+        </w:rPr>
+        <w:t xml:space="preserve"> </w:t>
+      </w:r>
+      <w:r>
+        <w:rPr>
+          <w:rFonts w:ascii="Consolas" w:hAnsi="Consolas" w:eastAsia="Consolas" w:cs="Consolas"/>
+          <w:b w:val="0"/>
+          <w:bCs w:val="0"/>
+          <w:noProof w:val="0"/>
+          <w:color w:val="4EC9B0"/>
+          <w:sz w:val="21"/>
+          <w:szCs w:val="21"/>
+          <w:lang w:val="en-US"/>
+        </w:rPr>
+        <w:t>float</w:t>
+      </w:r>
+      <w:r>
+        <w:rPr>
+          <w:rFonts w:ascii="Consolas" w:hAnsi="Consolas" w:eastAsia="Consolas" w:cs="Consolas"/>
+          <w:b w:val="0"/>
+          <w:bCs w:val="0"/>
+          <w:noProof w:val="0"/>
+          <w:color w:val="BBBEBF"/>
+          <w:sz w:val="21"/>
+          <w:szCs w:val="21"/>
+          <w:lang w:val="en-US"/>
+        </w:rPr>
+        <w:t>(</w:t>
+      </w:r>
+      <w:r>
+        <w:rPr>
+          <w:rFonts w:ascii="Consolas" w:hAnsi="Consolas" w:eastAsia="Consolas" w:cs="Consolas"/>
+          <w:b w:val="0"/>
+          <w:bCs w:val="0"/>
+          <w:noProof w:val="0"/>
+          <w:color w:val="C9D1D9"/>
+          <w:sz w:val="21"/>
+          <w:szCs w:val="21"/>
+          <w:lang w:val="en-US"/>
+        </w:rPr>
+        <w:t>first</w:t>
+      </w:r>
+      <w:r>
+        <w:rPr>
+          <w:rFonts w:ascii="Consolas" w:hAnsi="Consolas" w:eastAsia="Consolas" w:cs="Consolas"/>
+          <w:b w:val="0"/>
+          <w:bCs w:val="0"/>
+          <w:noProof w:val="0"/>
+          <w:color w:val="BBBEBF"/>
+          <w:sz w:val="21"/>
+          <w:szCs w:val="21"/>
+          <w:lang w:val="en-US"/>
+        </w:rPr>
+        <w:t>)</w:t>
+      </w:r>
+    </w:p>
+    <w:p>
+      <w:pPr>
+        <w:shd w:val="clear" w:color="auto" w:fill="121314"/>
+        <w:spacing w:before="0" w:beforeAutospacing="off" w:after="0" w:afterAutospacing="off" w:line="285" w:lineRule="auto"/>
+        <w:jc w:val="both"/>
+      </w:pPr>
+      <w:r>
+        <w:rPr>
+          <w:rFonts w:ascii="Consolas" w:hAnsi="Consolas" w:eastAsia="Consolas" w:cs="Consolas"/>
+          <w:b w:val="0"/>
+          <w:bCs w:val="0"/>
+          <w:noProof w:val="0"/>
+          <w:color w:val="BBBEBF"/>
+          <w:sz w:val="21"/>
+          <w:szCs w:val="21"/>
+          <w:lang w:val="en-US"/>
+        </w:rPr>
+        <w:t xml:space="preserve">            </w:t>
+      </w:r>
+      <w:r>
+        <w:rPr>
+          <w:rFonts w:ascii="Consolas" w:hAnsi="Consolas" w:eastAsia="Consolas" w:cs="Consolas"/>
+          <w:b w:val="0"/>
+          <w:bCs w:val="0"/>
+          <w:noProof w:val="0"/>
+          <w:color w:val="C9D1D9"/>
+          <w:sz w:val="21"/>
+          <w:szCs w:val="21"/>
+          <w:lang w:val="en-US"/>
+        </w:rPr>
+        <w:t>b</w:t>
+      </w:r>
+      <w:r>
+        <w:rPr>
+          <w:rFonts w:ascii="Consolas" w:hAnsi="Consolas" w:eastAsia="Consolas" w:cs="Consolas"/>
+          <w:b w:val="0"/>
+          <w:bCs w:val="0"/>
+          <w:noProof w:val="0"/>
+          <w:color w:val="BBBEBF"/>
+          <w:sz w:val="21"/>
+          <w:szCs w:val="21"/>
+          <w:lang w:val="en-US"/>
+        </w:rPr>
+        <w:t xml:space="preserve"> </w:t>
+      </w:r>
+      <w:r>
+        <w:rPr>
+          <w:rFonts w:ascii="Consolas" w:hAnsi="Consolas" w:eastAsia="Consolas" w:cs="Consolas"/>
+          <w:b w:val="0"/>
+          <w:bCs w:val="0"/>
+          <w:noProof w:val="0"/>
+          <w:color w:val="D4D4D4"/>
+          <w:sz w:val="21"/>
+          <w:szCs w:val="21"/>
+          <w:lang w:val="en-US"/>
+        </w:rPr>
+        <w:t>=</w:t>
+      </w:r>
+      <w:r>
+        <w:rPr>
+          <w:rFonts w:ascii="Consolas" w:hAnsi="Consolas" w:eastAsia="Consolas" w:cs="Consolas"/>
+          <w:b w:val="0"/>
+          <w:bCs w:val="0"/>
+          <w:noProof w:val="0"/>
+          <w:color w:val="BBBEBF"/>
+          <w:sz w:val="21"/>
+          <w:szCs w:val="21"/>
+          <w:lang w:val="en-US"/>
+        </w:rPr>
+        <w:t xml:space="preserve"> </w:t>
+      </w:r>
+      <w:r>
+        <w:rPr>
+          <w:rFonts w:ascii="Consolas" w:hAnsi="Consolas" w:eastAsia="Consolas" w:cs="Consolas"/>
+          <w:b w:val="0"/>
+          <w:bCs w:val="0"/>
+          <w:noProof w:val="0"/>
+          <w:color w:val="4EC9B0"/>
+          <w:sz w:val="21"/>
+          <w:szCs w:val="21"/>
+          <w:lang w:val="en-US"/>
+        </w:rPr>
+        <w:t>float</w:t>
+      </w:r>
+      <w:r>
+        <w:rPr>
+          <w:rFonts w:ascii="Consolas" w:hAnsi="Consolas" w:eastAsia="Consolas" w:cs="Consolas"/>
+          <w:b w:val="0"/>
+          <w:bCs w:val="0"/>
+          <w:noProof w:val="0"/>
+          <w:color w:val="BBBEBF"/>
+          <w:sz w:val="21"/>
+          <w:szCs w:val="21"/>
+          <w:lang w:val="en-US"/>
+        </w:rPr>
+        <w:t>(</w:t>
+      </w:r>
+      <w:r>
+        <w:rPr>
+          <w:rFonts w:ascii="Consolas" w:hAnsi="Consolas" w:eastAsia="Consolas" w:cs="Consolas"/>
+          <w:b w:val="0"/>
+          <w:bCs w:val="0"/>
+          <w:noProof w:val="0"/>
+          <w:color w:val="C9D1D9"/>
+          <w:sz w:val="21"/>
+          <w:szCs w:val="21"/>
+          <w:lang w:val="en-US"/>
+        </w:rPr>
+        <w:t>second</w:t>
+      </w:r>
+      <w:r>
+        <w:rPr>
+          <w:rFonts w:ascii="Consolas" w:hAnsi="Consolas" w:eastAsia="Consolas" w:cs="Consolas"/>
+          <w:b w:val="0"/>
+          <w:bCs w:val="0"/>
+          <w:noProof w:val="0"/>
+          <w:color w:val="BBBEBF"/>
+          <w:sz w:val="21"/>
+          <w:szCs w:val="21"/>
+          <w:lang w:val="en-US"/>
+        </w:rPr>
+        <w:t>)</w:t>
+      </w:r>
+    </w:p>
+    <w:p>
+      <w:pPr>
+        <w:shd w:val="clear" w:color="auto" w:fill="121314"/>
+        <w:spacing w:before="0" w:beforeAutospacing="off" w:after="0" w:afterAutospacing="off" w:line="285" w:lineRule="auto"/>
+        <w:jc w:val="both"/>
+      </w:pPr>
+      <w:r>
+        <w:rPr>
+          <w:rFonts w:ascii="Consolas" w:hAnsi="Consolas" w:eastAsia="Consolas" w:cs="Consolas"/>
+          <w:b w:val="0"/>
+          <w:bCs w:val="0"/>
+          <w:noProof w:val="0"/>
+          <w:color w:val="BBBEBF"/>
+          <w:sz w:val="21"/>
+          <w:szCs w:val="21"/>
+          <w:lang w:val="en-US"/>
+        </w:rPr>
+        <w:t xml:space="preserve">        </w:t>
+      </w:r>
+      <w:r>
+        <w:rPr>
+          <w:rFonts w:ascii="Consolas" w:hAnsi="Consolas" w:eastAsia="Consolas" w:cs="Consolas"/>
+          <w:b w:val="0"/>
+          <w:bCs w:val="0"/>
+          <w:noProof w:val="0"/>
+          <w:color w:val="C586C0"/>
+          <w:sz w:val="21"/>
+          <w:szCs w:val="21"/>
+          <w:lang w:val="en-US"/>
+        </w:rPr>
+        <w:t>except</w:t>
+      </w:r>
+      <w:r>
+        <w:rPr>
+          <w:rFonts w:ascii="Consolas" w:hAnsi="Consolas" w:eastAsia="Consolas" w:cs="Consolas"/>
+          <w:b w:val="0"/>
+          <w:bCs w:val="0"/>
+          <w:noProof w:val="0"/>
+          <w:color w:val="BBBEBF"/>
+          <w:sz w:val="21"/>
+          <w:szCs w:val="21"/>
+          <w:lang w:val="en-US"/>
+        </w:rPr>
+        <w:t xml:space="preserve"> </w:t>
+      </w:r>
+      <w:r>
+        <w:rPr>
+          <w:rFonts w:ascii="Consolas" w:hAnsi="Consolas" w:eastAsia="Consolas" w:cs="Consolas"/>
+          <w:b w:val="0"/>
+          <w:bCs w:val="0"/>
+          <w:noProof w:val="0"/>
+          <w:color w:val="4EC9B0"/>
+          <w:sz w:val="21"/>
+          <w:szCs w:val="21"/>
+          <w:lang w:val="en-US"/>
+        </w:rPr>
+        <w:t>ValueError</w:t>
+      </w:r>
+      <w:r>
+        <w:rPr>
+          <w:rFonts w:ascii="Consolas" w:hAnsi="Consolas" w:eastAsia="Consolas" w:cs="Consolas"/>
+          <w:b w:val="0"/>
+          <w:bCs w:val="0"/>
+          <w:noProof w:val="0"/>
+          <w:color w:val="BBBEBF"/>
+          <w:sz w:val="21"/>
+          <w:szCs w:val="21"/>
+          <w:lang w:val="en-US"/>
+        </w:rPr>
+        <w:t>:</w:t>
+      </w:r>
+    </w:p>
+    <w:p>
+      <w:pPr>
+        <w:shd w:val="clear" w:color="auto" w:fill="121314"/>
+        <w:spacing w:before="0" w:beforeAutospacing="off" w:after="0" w:afterAutospacing="off" w:line="285" w:lineRule="auto"/>
+        <w:jc w:val="both"/>
+      </w:pPr>
+      <w:r>
+        <w:rPr>
+          <w:rFonts w:ascii="Consolas" w:hAnsi="Consolas" w:eastAsia="Consolas" w:cs="Consolas"/>
+          <w:b w:val="0"/>
+          <w:bCs w:val="0"/>
+          <w:noProof w:val="0"/>
+          <w:color w:val="BBBEBF"/>
+          <w:sz w:val="21"/>
+          <w:szCs w:val="21"/>
+          <w:lang w:val="en-US"/>
+        </w:rPr>
+        <w:t xml:space="preserve">            </w:t>
+      </w:r>
+      <w:r>
+        <w:rPr>
+          <w:rFonts w:ascii="Consolas" w:hAnsi="Consolas" w:eastAsia="Consolas" w:cs="Consolas"/>
+          <w:b w:val="0"/>
+          <w:bCs w:val="0"/>
+          <w:noProof w:val="0"/>
+          <w:color w:val="D2A8FF"/>
+          <w:sz w:val="21"/>
+          <w:szCs w:val="21"/>
+          <w:lang w:val="en-US"/>
+        </w:rPr>
+        <w:t>print</w:t>
+      </w:r>
+      <w:r>
+        <w:rPr>
+          <w:rFonts w:ascii="Consolas" w:hAnsi="Consolas" w:eastAsia="Consolas" w:cs="Consolas"/>
+          <w:b w:val="0"/>
+          <w:bCs w:val="0"/>
+          <w:noProof w:val="0"/>
+          <w:color w:val="BBBEBF"/>
+          <w:sz w:val="21"/>
+          <w:szCs w:val="21"/>
+          <w:lang w:val="en-US"/>
+        </w:rPr>
+        <w:t>(</w:t>
+      </w:r>
+      <w:r>
+        <w:rPr>
+          <w:rFonts w:ascii="Consolas" w:hAnsi="Consolas" w:eastAsia="Consolas" w:cs="Consolas"/>
+          <w:b w:val="0"/>
+          <w:bCs w:val="0"/>
+          <w:noProof w:val="0"/>
+          <w:color w:val="A5D6FF"/>
+          <w:sz w:val="21"/>
+          <w:szCs w:val="21"/>
+          <w:lang w:val="en-US"/>
+        </w:rPr>
+        <w:t>"Error: enter a number"</w:t>
+      </w:r>
+      <w:r>
+        <w:rPr>
+          <w:rFonts w:ascii="Consolas" w:hAnsi="Consolas" w:eastAsia="Consolas" w:cs="Consolas"/>
+          <w:b w:val="0"/>
+          <w:bCs w:val="0"/>
+          <w:noProof w:val="0"/>
+          <w:color w:val="BBBEBF"/>
+          <w:sz w:val="21"/>
+          <w:szCs w:val="21"/>
+          <w:lang w:val="en-US"/>
+        </w:rPr>
+        <w:t>)</w:t>
+      </w:r>
+    </w:p>
+    <w:p>
+      <w:pPr>
+        <w:shd w:val="clear" w:color="auto" w:fill="121314"/>
+        <w:spacing w:before="0" w:beforeAutospacing="off" w:after="0" w:afterAutospacing="off" w:line="285" w:lineRule="auto"/>
+        <w:jc w:val="both"/>
+      </w:pPr>
+      <w:r>
+        <w:rPr>
+          <w:rFonts w:ascii="Consolas" w:hAnsi="Consolas" w:eastAsia="Consolas" w:cs="Consolas"/>
+          <w:b w:val="0"/>
+          <w:bCs w:val="0"/>
+          <w:noProof w:val="0"/>
+          <w:color w:val="BBBEBF"/>
+          <w:sz w:val="21"/>
+          <w:szCs w:val="21"/>
+          <w:lang w:val="en-US"/>
+        </w:rPr>
+        <w:t xml:space="preserve">            </w:t>
+      </w:r>
+      <w:r>
+        <w:rPr>
+          <w:rFonts w:ascii="Consolas" w:hAnsi="Consolas" w:eastAsia="Consolas" w:cs="Consolas"/>
+          <w:b w:val="0"/>
+          <w:bCs w:val="0"/>
+          <w:noProof w:val="0"/>
+          <w:color w:val="C586C0"/>
+          <w:sz w:val="21"/>
+          <w:szCs w:val="21"/>
+          <w:lang w:val="en-US"/>
+        </w:rPr>
+        <w:t>continue</w:t>
+      </w:r>
+    </w:p>
+    <w:p>
+      <w:pPr>
+        <w:shd w:val="clear" w:color="auto" w:fill="121314"/>
+        <w:spacing w:before="0" w:beforeAutospacing="off" w:after="0" w:afterAutospacing="off" w:line="285" w:lineRule="auto"/>
+        <w:jc w:val="both"/>
+      </w:pPr>
+    </w:p>
+    <w:p>
+      <w:pPr>
+        <w:shd w:val="clear" w:color="auto" w:fill="121314"/>
+        <w:spacing w:before="0" w:beforeAutospacing="off" w:after="0" w:afterAutospacing="off" w:line="285" w:lineRule="auto"/>
+        <w:jc w:val="both"/>
+      </w:pPr>
+      <w:r>
+        <w:rPr>
+          <w:rFonts w:ascii="Consolas" w:hAnsi="Consolas" w:eastAsia="Consolas" w:cs="Consolas"/>
+          <w:b w:val="0"/>
+          <w:bCs w:val="0"/>
+          <w:noProof w:val="0"/>
+          <w:color w:val="BBBEBF"/>
+          <w:sz w:val="21"/>
+          <w:szCs w:val="21"/>
+          <w:lang w:val="en-US"/>
+        </w:rPr>
+        <w:t xml:space="preserve">        </w:t>
+      </w:r>
+      <w:r>
+        <w:rPr>
+          <w:rFonts w:ascii="Consolas" w:hAnsi="Consolas" w:eastAsia="Consolas" w:cs="Consolas"/>
+          <w:b w:val="0"/>
+          <w:bCs w:val="0"/>
+          <w:noProof w:val="0"/>
+          <w:color w:val="C586C0"/>
+          <w:sz w:val="21"/>
+          <w:szCs w:val="21"/>
+          <w:lang w:val="en-US"/>
+        </w:rPr>
+        <w:t>return</w:t>
+      </w:r>
+      <w:r>
+        <w:rPr>
+          <w:rFonts w:ascii="Consolas" w:hAnsi="Consolas" w:eastAsia="Consolas" w:cs="Consolas"/>
+          <w:b w:val="0"/>
+          <w:bCs w:val="0"/>
+          <w:noProof w:val="0"/>
+          <w:color w:val="BBBEBF"/>
+          <w:sz w:val="21"/>
+          <w:szCs w:val="21"/>
+          <w:lang w:val="en-US"/>
+        </w:rPr>
+        <w:t xml:space="preserve"> </w:t>
+      </w:r>
+      <w:r>
+        <w:rPr>
+          <w:rFonts w:ascii="Consolas" w:hAnsi="Consolas" w:eastAsia="Consolas" w:cs="Consolas"/>
+          <w:b w:val="0"/>
+          <w:bCs w:val="0"/>
+          <w:noProof w:val="0"/>
+          <w:color w:val="C9D1D9"/>
+          <w:sz w:val="21"/>
+          <w:szCs w:val="21"/>
+          <w:lang w:val="en-US"/>
+        </w:rPr>
+        <w:t>operation</w:t>
+      </w:r>
+      <w:r>
+        <w:rPr>
+          <w:rFonts w:ascii="Consolas" w:hAnsi="Consolas" w:eastAsia="Consolas" w:cs="Consolas"/>
+          <w:b w:val="0"/>
+          <w:bCs w:val="0"/>
+          <w:noProof w:val="0"/>
+          <w:color w:val="BBBEBF"/>
+          <w:sz w:val="21"/>
+          <w:szCs w:val="21"/>
+          <w:lang w:val="en-US"/>
+        </w:rPr>
+        <w:t xml:space="preserve">, </w:t>
+      </w:r>
+      <w:r>
+        <w:rPr>
+          <w:rFonts w:ascii="Consolas" w:hAnsi="Consolas" w:eastAsia="Consolas" w:cs="Consolas"/>
+          <w:b w:val="0"/>
+          <w:bCs w:val="0"/>
+          <w:noProof w:val="0"/>
+          <w:color w:val="C9D1D9"/>
+          <w:sz w:val="21"/>
+          <w:szCs w:val="21"/>
+          <w:lang w:val="en-US"/>
+        </w:rPr>
+        <w:t>a</w:t>
+      </w:r>
+      <w:r>
+        <w:rPr>
+          <w:rFonts w:ascii="Consolas" w:hAnsi="Consolas" w:eastAsia="Consolas" w:cs="Consolas"/>
+          <w:b w:val="0"/>
+          <w:bCs w:val="0"/>
+          <w:noProof w:val="0"/>
+          <w:color w:val="BBBEBF"/>
+          <w:sz w:val="21"/>
+          <w:szCs w:val="21"/>
+          <w:lang w:val="en-US"/>
+        </w:rPr>
+        <w:t xml:space="preserve">, </w:t>
+      </w:r>
+      <w:r>
+        <w:rPr>
+          <w:rFonts w:ascii="Consolas" w:hAnsi="Consolas" w:eastAsia="Consolas" w:cs="Consolas"/>
+          <w:b w:val="0"/>
+          <w:bCs w:val="0"/>
+          <w:noProof w:val="0"/>
+          <w:color w:val="C9D1D9"/>
+          <w:sz w:val="21"/>
+          <w:szCs w:val="21"/>
+          <w:lang w:val="en-US"/>
+        </w:rPr>
+        <w:t>b</w:t>
+      </w:r>
+    </w:p>
+    <w:p>
+      <w:pPr>
+        <w:shd w:val="clear" w:color="auto" w:fill="121314"/>
+        <w:spacing w:before="0" w:beforeAutospacing="off" w:after="0" w:afterAutospacing="off" w:line="285" w:lineRule="auto"/>
+        <w:jc w:val="both"/>
+      </w:pPr>
+    </w:p>
+    <w:p>
+      <w:pPr>
+        <w:shd w:val="clear" w:color="auto" w:fill="121314"/>
+        <w:spacing w:before="0" w:beforeAutospacing="off" w:after="0" w:afterAutospacing="off" w:line="285" w:lineRule="auto"/>
+        <w:jc w:val="both"/>
+      </w:pPr>
+    </w:p>
+    <w:p>
+      <w:pPr>
+        <w:shd w:val="clear" w:color="auto" w:fill="121314"/>
+        <w:spacing w:before="0" w:beforeAutospacing="off" w:after="0" w:afterAutospacing="off" w:line="285" w:lineRule="auto"/>
+        <w:jc w:val="both"/>
+      </w:pPr>
+      <w:r>
+        <w:rPr>
+          <w:rFonts w:ascii="Consolas" w:hAnsi="Consolas" w:eastAsia="Consolas" w:cs="Consolas"/>
+          <w:b w:val="0"/>
+          <w:bCs w:val="0"/>
+          <w:noProof w:val="0"/>
+          <w:color w:val="C586C0"/>
+          <w:sz w:val="21"/>
+          <w:szCs w:val="21"/>
+          <w:lang w:val="en-US"/>
+        </w:rPr>
+        <w:t>while</w:t>
+      </w:r>
+      <w:r>
+        <w:rPr>
+          <w:rFonts w:ascii="Consolas" w:hAnsi="Consolas" w:eastAsia="Consolas" w:cs="Consolas"/>
+          <w:b w:val="0"/>
+          <w:bCs w:val="0"/>
+          <w:noProof w:val="0"/>
+          <w:color w:val="BBBEBF"/>
+          <w:sz w:val="21"/>
+          <w:szCs w:val="21"/>
+          <w:lang w:val="en-US"/>
+        </w:rPr>
+        <w:t xml:space="preserve"> </w:t>
+      </w:r>
+      <w:r>
+        <w:rPr>
+          <w:rFonts w:ascii="Consolas" w:hAnsi="Consolas" w:eastAsia="Consolas" w:cs="Consolas"/>
+          <w:b w:val="0"/>
+          <w:bCs w:val="0"/>
+          <w:noProof w:val="0"/>
+          <w:color w:val="569CD6"/>
+          <w:sz w:val="21"/>
+          <w:szCs w:val="21"/>
+          <w:lang w:val="en-US"/>
+        </w:rPr>
+        <w:t>True</w:t>
+      </w:r>
+      <w:r>
+        <w:rPr>
+          <w:rFonts w:ascii="Consolas" w:hAnsi="Consolas" w:eastAsia="Consolas" w:cs="Consolas"/>
+          <w:b w:val="0"/>
+          <w:bCs w:val="0"/>
+          <w:noProof w:val="0"/>
+          <w:color w:val="BBBEBF"/>
+          <w:sz w:val="21"/>
+          <w:szCs w:val="21"/>
+          <w:lang w:val="en-US"/>
+        </w:rPr>
+        <w:t>:</w:t>
+      </w:r>
+    </w:p>
+    <w:p>
+      <w:pPr>
+        <w:shd w:val="clear" w:color="auto" w:fill="121314"/>
+        <w:spacing w:before="0" w:beforeAutospacing="off" w:after="0" w:afterAutospacing="off" w:line="285" w:lineRule="auto"/>
+        <w:jc w:val="both"/>
+      </w:pPr>
+      <w:r>
+        <w:rPr>
+          <w:rFonts w:ascii="Consolas" w:hAnsi="Consolas" w:eastAsia="Consolas" w:cs="Consolas"/>
+          <w:b w:val="0"/>
+          <w:bCs w:val="0"/>
+          <w:noProof w:val="0"/>
+          <w:color w:val="BBBEBF"/>
+          <w:sz w:val="21"/>
+          <w:szCs w:val="21"/>
+          <w:lang w:val="en-US"/>
+        </w:rPr>
+        <w:t xml:space="preserve">    </w:t>
+      </w:r>
+      <w:r>
+        <w:rPr>
+          <w:rFonts w:ascii="Consolas" w:hAnsi="Consolas" w:eastAsia="Consolas" w:cs="Consolas"/>
+          <w:b w:val="0"/>
+          <w:bCs w:val="0"/>
+          <w:noProof w:val="0"/>
+          <w:color w:val="C586C0"/>
+          <w:sz w:val="21"/>
+          <w:szCs w:val="21"/>
+          <w:lang w:val="en-US"/>
+        </w:rPr>
+        <w:t>try</w:t>
+      </w:r>
+      <w:r>
+        <w:rPr>
+          <w:rFonts w:ascii="Consolas" w:hAnsi="Consolas" w:eastAsia="Consolas" w:cs="Consolas"/>
+          <w:b w:val="0"/>
+          <w:bCs w:val="0"/>
+          <w:noProof w:val="0"/>
+          <w:color w:val="BBBEBF"/>
+          <w:sz w:val="21"/>
+          <w:szCs w:val="21"/>
+          <w:lang w:val="en-US"/>
+        </w:rPr>
+        <w:t>:</w:t>
+      </w:r>
+    </w:p>
+    <w:p>
+      <w:pPr>
+        <w:shd w:val="clear" w:color="auto" w:fill="121314"/>
+        <w:spacing w:before="0" w:beforeAutospacing="off" w:after="0" w:afterAutospacing="off" w:line="285" w:lineRule="auto"/>
+        <w:jc w:val="both"/>
+      </w:pPr>
+      <w:r>
+        <w:rPr>
+          <w:rFonts w:ascii="Consolas" w:hAnsi="Consolas" w:eastAsia="Consolas" w:cs="Consolas"/>
+          <w:b w:val="0"/>
+          <w:bCs w:val="0"/>
+          <w:noProof w:val="0"/>
+          <w:color w:val="BBBEBF"/>
+          <w:sz w:val="21"/>
+          <w:szCs w:val="21"/>
+          <w:lang w:val="en-US"/>
+        </w:rPr>
+        <w:t xml:space="preserve">        </w:t>
+      </w:r>
+      <w:r>
+        <w:rPr>
+          <w:rFonts w:ascii="Consolas" w:hAnsi="Consolas" w:eastAsia="Consolas" w:cs="Consolas"/>
+          <w:b w:val="0"/>
+          <w:bCs w:val="0"/>
+          <w:noProof w:val="0"/>
+          <w:color w:val="C9D1D9"/>
+          <w:sz w:val="21"/>
+          <w:szCs w:val="21"/>
+          <w:lang w:val="en-US"/>
+        </w:rPr>
+        <w:t>data</w:t>
+      </w:r>
+      <w:r>
+        <w:rPr>
+          <w:rFonts w:ascii="Consolas" w:hAnsi="Consolas" w:eastAsia="Consolas" w:cs="Consolas"/>
+          <w:b w:val="0"/>
+          <w:bCs w:val="0"/>
+          <w:noProof w:val="0"/>
+          <w:color w:val="BBBEBF"/>
+          <w:sz w:val="21"/>
+          <w:szCs w:val="21"/>
+          <w:lang w:val="en-US"/>
+        </w:rPr>
+        <w:t xml:space="preserve"> </w:t>
+      </w:r>
+      <w:r>
+        <w:rPr>
+          <w:rFonts w:ascii="Consolas" w:hAnsi="Consolas" w:eastAsia="Consolas" w:cs="Consolas"/>
+          <w:b w:val="0"/>
+          <w:bCs w:val="0"/>
+          <w:noProof w:val="0"/>
+          <w:color w:val="D4D4D4"/>
+          <w:sz w:val="21"/>
+          <w:szCs w:val="21"/>
+          <w:lang w:val="en-US"/>
+        </w:rPr>
+        <w:t>=</w:t>
+      </w:r>
+      <w:r>
+        <w:rPr>
+          <w:rFonts w:ascii="Consolas" w:hAnsi="Consolas" w:eastAsia="Consolas" w:cs="Consolas"/>
+          <w:b w:val="0"/>
+          <w:bCs w:val="0"/>
+          <w:noProof w:val="0"/>
+          <w:color w:val="BBBEBF"/>
+          <w:sz w:val="21"/>
+          <w:szCs w:val="21"/>
+          <w:lang w:val="en-US"/>
+        </w:rPr>
+        <w:t xml:space="preserve"> </w:t>
+      </w:r>
+      <w:r>
+        <w:rPr>
+          <w:rFonts w:ascii="Consolas" w:hAnsi="Consolas" w:eastAsia="Consolas" w:cs="Consolas"/>
+          <w:b w:val="0"/>
+          <w:bCs w:val="0"/>
+          <w:noProof w:val="0"/>
+          <w:color w:val="D2A8FF"/>
+          <w:sz w:val="21"/>
+          <w:szCs w:val="21"/>
+          <w:lang w:val="en-US"/>
+        </w:rPr>
+        <w:t>get_user_data</w:t>
+      </w:r>
+      <w:r>
+        <w:rPr>
+          <w:rFonts w:ascii="Consolas" w:hAnsi="Consolas" w:eastAsia="Consolas" w:cs="Consolas"/>
+          <w:b w:val="0"/>
+          <w:bCs w:val="0"/>
+          <w:noProof w:val="0"/>
+          <w:color w:val="BBBEBF"/>
+          <w:sz w:val="21"/>
+          <w:szCs w:val="21"/>
+          <w:lang w:val="en-US"/>
+        </w:rPr>
+        <w:t>()</w:t>
+      </w:r>
+    </w:p>
+    <w:p>
+      <w:pPr>
+        <w:shd w:val="clear" w:color="auto" w:fill="121314"/>
+        <w:spacing w:before="0" w:beforeAutospacing="off" w:after="0" w:afterAutospacing="off" w:line="285" w:lineRule="auto"/>
+        <w:jc w:val="both"/>
+      </w:pPr>
+      <w:r>
+        <w:rPr>
+          <w:rFonts w:ascii="Consolas" w:hAnsi="Consolas" w:eastAsia="Consolas" w:cs="Consolas"/>
+          <w:b w:val="0"/>
+          <w:bCs w:val="0"/>
+          <w:noProof w:val="0"/>
+          <w:color w:val="BBBEBF"/>
+          <w:sz w:val="21"/>
+          <w:szCs w:val="21"/>
+          <w:lang w:val="en-US"/>
+        </w:rPr>
+        <w:t xml:space="preserve">    </w:t>
+      </w:r>
+      <w:r>
+        <w:rPr>
+          <w:rFonts w:ascii="Consolas" w:hAnsi="Consolas" w:eastAsia="Consolas" w:cs="Consolas"/>
+          <w:b w:val="0"/>
+          <w:bCs w:val="0"/>
+          <w:noProof w:val="0"/>
+          <w:color w:val="C586C0"/>
+          <w:sz w:val="21"/>
+          <w:szCs w:val="21"/>
+          <w:lang w:val="en-US"/>
+        </w:rPr>
+        <w:t>except</w:t>
+      </w:r>
+      <w:r>
+        <w:rPr>
+          <w:rFonts w:ascii="Consolas" w:hAnsi="Consolas" w:eastAsia="Consolas" w:cs="Consolas"/>
+          <w:b w:val="0"/>
+          <w:bCs w:val="0"/>
+          <w:noProof w:val="0"/>
+          <w:color w:val="BBBEBF"/>
+          <w:sz w:val="21"/>
+          <w:szCs w:val="21"/>
+          <w:lang w:val="en-US"/>
+        </w:rPr>
+        <w:t xml:space="preserve"> (</w:t>
+      </w:r>
+      <w:r>
+        <w:rPr>
+          <w:rFonts w:ascii="Consolas" w:hAnsi="Consolas" w:eastAsia="Consolas" w:cs="Consolas"/>
+          <w:b w:val="0"/>
+          <w:bCs w:val="0"/>
+          <w:noProof w:val="0"/>
+          <w:color w:val="4EC9B0"/>
+          <w:sz w:val="21"/>
+          <w:szCs w:val="21"/>
+          <w:lang w:val="en-US"/>
+        </w:rPr>
+        <w:t>EOFError</w:t>
+      </w:r>
+      <w:r>
+        <w:rPr>
+          <w:rFonts w:ascii="Consolas" w:hAnsi="Consolas" w:eastAsia="Consolas" w:cs="Consolas"/>
+          <w:b w:val="0"/>
+          <w:bCs w:val="0"/>
+          <w:noProof w:val="0"/>
+          <w:color w:val="BBBEBF"/>
+          <w:sz w:val="21"/>
+          <w:szCs w:val="21"/>
+          <w:lang w:val="en-US"/>
+        </w:rPr>
+        <w:t xml:space="preserve">, </w:t>
+      </w:r>
+      <w:r>
+        <w:rPr>
+          <w:rFonts w:ascii="Consolas" w:hAnsi="Consolas" w:eastAsia="Consolas" w:cs="Consolas"/>
+          <w:b w:val="0"/>
+          <w:bCs w:val="0"/>
+          <w:noProof w:val="0"/>
+          <w:color w:val="4EC9B0"/>
+          <w:sz w:val="21"/>
+          <w:szCs w:val="21"/>
+          <w:lang w:val="en-US"/>
+        </w:rPr>
+        <w:t>KeyboardInterrupt</w:t>
+      </w:r>
+      <w:r>
+        <w:rPr>
+          <w:rFonts w:ascii="Consolas" w:hAnsi="Consolas" w:eastAsia="Consolas" w:cs="Consolas"/>
+          <w:b w:val="0"/>
+          <w:bCs w:val="0"/>
+          <w:noProof w:val="0"/>
+          <w:color w:val="BBBEBF"/>
+          <w:sz w:val="21"/>
+          <w:szCs w:val="21"/>
+          <w:lang w:val="en-US"/>
+        </w:rPr>
+        <w:t>):</w:t>
+      </w:r>
+    </w:p>
+    <w:p>
+      <w:pPr>
+        <w:shd w:val="clear" w:color="auto" w:fill="121314"/>
+        <w:spacing w:before="0" w:beforeAutospacing="off" w:after="0" w:afterAutospacing="off" w:line="285" w:lineRule="auto"/>
+        <w:jc w:val="both"/>
+      </w:pPr>
+      <w:r>
+        <w:rPr>
+          <w:rFonts w:ascii="Consolas" w:hAnsi="Consolas" w:eastAsia="Consolas" w:cs="Consolas"/>
+          <w:b w:val="0"/>
+          <w:bCs w:val="0"/>
+          <w:noProof w:val="0"/>
+          <w:color w:val="BBBEBF"/>
+          <w:sz w:val="21"/>
+          <w:szCs w:val="21"/>
+          <w:lang w:val="en-US"/>
+        </w:rPr>
+        <w:t xml:space="preserve">        </w:t>
+      </w:r>
+      <w:r>
+        <w:rPr>
+          <w:rFonts w:ascii="Consolas" w:hAnsi="Consolas" w:eastAsia="Consolas" w:cs="Consolas"/>
+          <w:b w:val="0"/>
+          <w:bCs w:val="0"/>
+          <w:noProof w:val="0"/>
+          <w:color w:val="D2A8FF"/>
+          <w:sz w:val="21"/>
+          <w:szCs w:val="21"/>
+          <w:lang w:val="en-US"/>
+        </w:rPr>
+        <w:t>print</w:t>
+      </w:r>
+      <w:r>
+        <w:rPr>
+          <w:rFonts w:ascii="Consolas" w:hAnsi="Consolas" w:eastAsia="Consolas" w:cs="Consolas"/>
+          <w:b w:val="0"/>
+          <w:bCs w:val="0"/>
+          <w:noProof w:val="0"/>
+          <w:color w:val="BBBEBF"/>
+          <w:sz w:val="21"/>
+          <w:szCs w:val="21"/>
+          <w:lang w:val="en-US"/>
+        </w:rPr>
+        <w:t>(</w:t>
+      </w:r>
+      <w:r>
+        <w:rPr>
+          <w:rFonts w:ascii="Consolas" w:hAnsi="Consolas" w:eastAsia="Consolas" w:cs="Consolas"/>
+          <w:b w:val="0"/>
+          <w:bCs w:val="0"/>
+          <w:noProof w:val="0"/>
+          <w:color w:val="A5D6FF"/>
+          <w:sz w:val="21"/>
+          <w:szCs w:val="21"/>
+          <w:lang w:val="en-US"/>
+        </w:rPr>
+        <w:t>"</w:t>
+      </w:r>
+      <w:r>
+        <w:rPr>
+          <w:rFonts w:ascii="Consolas" w:hAnsi="Consolas" w:eastAsia="Consolas" w:cs="Consolas"/>
+          <w:b w:val="0"/>
+          <w:bCs w:val="0"/>
+          <w:noProof w:val="0"/>
+          <w:color w:val="D7BA7D"/>
+          <w:sz w:val="21"/>
+          <w:szCs w:val="21"/>
+          <w:lang w:val="en-US"/>
+        </w:rPr>
+        <w:t>\n</w:t>
+      </w:r>
+      <w:r>
+        <w:rPr>
+          <w:rFonts w:ascii="Consolas" w:hAnsi="Consolas" w:eastAsia="Consolas" w:cs="Consolas"/>
+          <w:b w:val="0"/>
+          <w:bCs w:val="0"/>
+          <w:noProof w:val="0"/>
+          <w:color w:val="A5D6FF"/>
+          <w:sz w:val="21"/>
+          <w:szCs w:val="21"/>
+          <w:lang w:val="en-US"/>
+        </w:rPr>
+        <w:t>Input interrupted"</w:t>
+      </w:r>
+      <w:r>
+        <w:rPr>
+          <w:rFonts w:ascii="Consolas" w:hAnsi="Consolas" w:eastAsia="Consolas" w:cs="Consolas"/>
+          <w:b w:val="0"/>
+          <w:bCs w:val="0"/>
+          <w:noProof w:val="0"/>
+          <w:color w:val="BBBEBF"/>
+          <w:sz w:val="21"/>
+          <w:szCs w:val="21"/>
+          <w:lang w:val="en-US"/>
+        </w:rPr>
+        <w:t>)</w:t>
+      </w:r>
+    </w:p>
+    <w:p>
+      <w:pPr>
+        <w:shd w:val="clear" w:color="auto" w:fill="121314"/>
+        <w:spacing w:before="0" w:beforeAutospacing="off" w:after="0" w:afterAutospacing="off" w:line="285" w:lineRule="auto"/>
+        <w:jc w:val="both"/>
+      </w:pPr>
+      <w:r>
+        <w:rPr>
+          <w:rFonts w:ascii="Consolas" w:hAnsi="Consolas" w:eastAsia="Consolas" w:cs="Consolas"/>
+          <w:b w:val="0"/>
+          <w:bCs w:val="0"/>
+          <w:noProof w:val="0"/>
+          <w:color w:val="BBBEBF"/>
+          <w:sz w:val="21"/>
+          <w:szCs w:val="21"/>
+          <w:lang w:val="en-US"/>
+        </w:rPr>
+        <w:t xml:space="preserve">        </w:t>
+      </w:r>
+      <w:r>
+        <w:rPr>
+          <w:rFonts w:ascii="Consolas" w:hAnsi="Consolas" w:eastAsia="Consolas" w:cs="Consolas"/>
+          <w:b w:val="0"/>
+          <w:bCs w:val="0"/>
+          <w:noProof w:val="0"/>
+          <w:color w:val="C586C0"/>
+          <w:sz w:val="21"/>
+          <w:szCs w:val="21"/>
+          <w:lang w:val="en-US"/>
+        </w:rPr>
+        <w:t>break</w:t>
+      </w:r>
+    </w:p>
+    <w:p>
+      <w:pPr>
+        <w:shd w:val="clear" w:color="auto" w:fill="121314"/>
+        <w:spacing w:before="0" w:beforeAutospacing="off" w:after="0" w:afterAutospacing="off" w:line="285" w:lineRule="auto"/>
+        <w:jc w:val="both"/>
+      </w:pPr>
+    </w:p>
+    <w:p>
+      <w:pPr>
+        <w:shd w:val="clear" w:color="auto" w:fill="121314"/>
+        <w:spacing w:before="0" w:beforeAutospacing="off" w:after="0" w:afterAutospacing="off" w:line="285" w:lineRule="auto"/>
+        <w:jc w:val="both"/>
+      </w:pPr>
+      <w:r>
+        <w:rPr>
+          <w:rFonts w:ascii="Consolas" w:hAnsi="Consolas" w:eastAsia="Consolas" w:cs="Consolas"/>
+          <w:b w:val="0"/>
+          <w:bCs w:val="0"/>
+          <w:noProof w:val="0"/>
+          <w:color w:val="BBBEBF"/>
+          <w:sz w:val="21"/>
+          <w:szCs w:val="21"/>
+          <w:lang w:val="en-US"/>
+        </w:rPr>
+        <w:t xml:space="preserve">    </w:t>
+      </w:r>
+      <w:r>
+        <w:rPr>
+          <w:rFonts w:ascii="Consolas" w:hAnsi="Consolas" w:eastAsia="Consolas" w:cs="Consolas"/>
+          <w:b w:val="0"/>
+          <w:bCs w:val="0"/>
+          <w:noProof w:val="0"/>
+          <w:color w:val="C586C0"/>
+          <w:sz w:val="21"/>
+          <w:szCs w:val="21"/>
+          <w:lang w:val="en-US"/>
+        </w:rPr>
+        <w:t>if</w:t>
+      </w:r>
+      <w:r>
+        <w:rPr>
+          <w:rFonts w:ascii="Consolas" w:hAnsi="Consolas" w:eastAsia="Consolas" w:cs="Consolas"/>
+          <w:b w:val="0"/>
+          <w:bCs w:val="0"/>
+          <w:noProof w:val="0"/>
+          <w:color w:val="BBBEBF"/>
+          <w:sz w:val="21"/>
+          <w:szCs w:val="21"/>
+          <w:lang w:val="en-US"/>
+        </w:rPr>
+        <w:t xml:space="preserve"> </w:t>
+      </w:r>
+      <w:r>
+        <w:rPr>
+          <w:rFonts w:ascii="Consolas" w:hAnsi="Consolas" w:eastAsia="Consolas" w:cs="Consolas"/>
+          <w:b w:val="0"/>
+          <w:bCs w:val="0"/>
+          <w:noProof w:val="0"/>
+          <w:color w:val="C9D1D9"/>
+          <w:sz w:val="21"/>
+          <w:szCs w:val="21"/>
+          <w:lang w:val="en-US"/>
+        </w:rPr>
+        <w:t>data</w:t>
+      </w:r>
+      <w:r>
+        <w:rPr>
+          <w:rFonts w:ascii="Consolas" w:hAnsi="Consolas" w:eastAsia="Consolas" w:cs="Consolas"/>
+          <w:b w:val="0"/>
+          <w:bCs w:val="0"/>
+          <w:noProof w:val="0"/>
+          <w:color w:val="BBBEBF"/>
+          <w:sz w:val="21"/>
+          <w:szCs w:val="21"/>
+          <w:lang w:val="en-US"/>
+        </w:rPr>
+        <w:t xml:space="preserve"> </w:t>
+      </w:r>
+      <w:r>
+        <w:rPr>
+          <w:rFonts w:ascii="Consolas" w:hAnsi="Consolas" w:eastAsia="Consolas" w:cs="Consolas"/>
+          <w:b w:val="0"/>
+          <w:bCs w:val="0"/>
+          <w:noProof w:val="0"/>
+          <w:color w:val="569CD6"/>
+          <w:sz w:val="21"/>
+          <w:szCs w:val="21"/>
+          <w:lang w:val="en-US"/>
+        </w:rPr>
+        <w:t>is</w:t>
+      </w:r>
+      <w:r>
+        <w:rPr>
+          <w:rFonts w:ascii="Consolas" w:hAnsi="Consolas" w:eastAsia="Consolas" w:cs="Consolas"/>
+          <w:b w:val="0"/>
+          <w:bCs w:val="0"/>
+          <w:noProof w:val="0"/>
+          <w:color w:val="BBBEBF"/>
+          <w:sz w:val="21"/>
+          <w:szCs w:val="21"/>
+          <w:lang w:val="en-US"/>
+        </w:rPr>
+        <w:t xml:space="preserve"> </w:t>
+      </w:r>
+      <w:r>
+        <w:rPr>
+          <w:rFonts w:ascii="Consolas" w:hAnsi="Consolas" w:eastAsia="Consolas" w:cs="Consolas"/>
+          <w:b w:val="0"/>
+          <w:bCs w:val="0"/>
+          <w:noProof w:val="0"/>
+          <w:color w:val="569CD6"/>
+          <w:sz w:val="21"/>
+          <w:szCs w:val="21"/>
+          <w:lang w:val="en-US"/>
+        </w:rPr>
+        <w:t>None</w:t>
+      </w:r>
+      <w:r>
+        <w:rPr>
+          <w:rFonts w:ascii="Consolas" w:hAnsi="Consolas" w:eastAsia="Consolas" w:cs="Consolas"/>
+          <w:b w:val="0"/>
+          <w:bCs w:val="0"/>
+          <w:noProof w:val="0"/>
+          <w:color w:val="BBBEBF"/>
+          <w:sz w:val="21"/>
+          <w:szCs w:val="21"/>
+          <w:lang w:val="en-US"/>
+        </w:rPr>
+        <w:t>:</w:t>
+      </w:r>
+    </w:p>
+    <w:p>
+      <w:pPr>
+        <w:shd w:val="clear" w:color="auto" w:fill="121314"/>
+        <w:spacing w:before="0" w:beforeAutospacing="off" w:after="0" w:afterAutospacing="off" w:line="285" w:lineRule="auto"/>
+        <w:jc w:val="both"/>
+      </w:pPr>
+      <w:r>
+        <w:rPr>
+          <w:rFonts w:ascii="Consolas" w:hAnsi="Consolas" w:eastAsia="Consolas" w:cs="Consolas"/>
+          <w:b w:val="0"/>
+          <w:bCs w:val="0"/>
+          <w:noProof w:val="0"/>
+          <w:color w:val="BBBEBF"/>
+          <w:sz w:val="21"/>
+          <w:szCs w:val="21"/>
+          <w:lang w:val="en-US"/>
+        </w:rPr>
+        <w:t xml:space="preserve">        </w:t>
+      </w:r>
+      <w:r>
+        <w:rPr>
+          <w:rFonts w:ascii="Consolas" w:hAnsi="Consolas" w:eastAsia="Consolas" w:cs="Consolas"/>
+          <w:b w:val="0"/>
+          <w:bCs w:val="0"/>
+          <w:noProof w:val="0"/>
+          <w:color w:val="D2A8FF"/>
+          <w:sz w:val="21"/>
+          <w:szCs w:val="21"/>
+          <w:lang w:val="en-US"/>
+        </w:rPr>
+        <w:t>print</w:t>
+      </w:r>
+      <w:r>
+        <w:rPr>
+          <w:rFonts w:ascii="Consolas" w:hAnsi="Consolas" w:eastAsia="Consolas" w:cs="Consolas"/>
+          <w:b w:val="0"/>
+          <w:bCs w:val="0"/>
+          <w:noProof w:val="0"/>
+          <w:color w:val="BBBEBF"/>
+          <w:sz w:val="21"/>
+          <w:szCs w:val="21"/>
+          <w:lang w:val="en-US"/>
+        </w:rPr>
+        <w:t>(</w:t>
+      </w:r>
+      <w:r>
+        <w:rPr>
+          <w:rFonts w:ascii="Consolas" w:hAnsi="Consolas" w:eastAsia="Consolas" w:cs="Consolas"/>
+          <w:b w:val="0"/>
+          <w:bCs w:val="0"/>
+          <w:noProof w:val="0"/>
+          <w:color w:val="A5D6FF"/>
+          <w:sz w:val="21"/>
+          <w:szCs w:val="21"/>
+          <w:lang w:val="en-US"/>
+        </w:rPr>
+        <w:t>"Program finished"</w:t>
+      </w:r>
+      <w:r>
+        <w:rPr>
+          <w:rFonts w:ascii="Consolas" w:hAnsi="Consolas" w:eastAsia="Consolas" w:cs="Consolas"/>
+          <w:b w:val="0"/>
+          <w:bCs w:val="0"/>
+          <w:noProof w:val="0"/>
+          <w:color w:val="BBBEBF"/>
+          <w:sz w:val="21"/>
+          <w:szCs w:val="21"/>
+          <w:lang w:val="en-US"/>
+        </w:rPr>
+        <w:t>)</w:t>
+      </w:r>
+    </w:p>
+    <w:p>
+      <w:pPr>
+        <w:shd w:val="clear" w:color="auto" w:fill="121314"/>
+        <w:spacing w:before="0" w:beforeAutospacing="off" w:after="0" w:afterAutospacing="off" w:line="285" w:lineRule="auto"/>
+        <w:jc w:val="both"/>
+      </w:pPr>
+      <w:r>
+        <w:rPr>
+          <w:rFonts w:ascii="Consolas" w:hAnsi="Consolas" w:eastAsia="Consolas" w:cs="Consolas"/>
+          <w:b w:val="0"/>
+          <w:bCs w:val="0"/>
+          <w:noProof w:val="0"/>
+          <w:color w:val="BBBEBF"/>
+          <w:sz w:val="21"/>
+          <w:szCs w:val="21"/>
+          <w:lang w:val="en-US"/>
+        </w:rPr>
+        <w:t xml:space="preserve">        </w:t>
+      </w:r>
+      <w:r>
+        <w:rPr>
+          <w:rFonts w:ascii="Consolas" w:hAnsi="Consolas" w:eastAsia="Consolas" w:cs="Consolas"/>
+          <w:b w:val="0"/>
+          <w:bCs w:val="0"/>
+          <w:noProof w:val="0"/>
+          <w:color w:val="C586C0"/>
+          <w:sz w:val="21"/>
+          <w:szCs w:val="21"/>
+          <w:lang w:val="en-US"/>
+        </w:rPr>
+        <w:t>break</w:t>
+      </w:r>
+    </w:p>
+    <w:p>
+      <w:pPr>
+        <w:shd w:val="clear" w:color="auto" w:fill="121314"/>
+        <w:spacing w:before="0" w:beforeAutospacing="off" w:after="0" w:afterAutospacing="off" w:line="285" w:lineRule="auto"/>
+        <w:jc w:val="both"/>
+      </w:pPr>
+    </w:p>
+    <w:p>
+      <w:pPr>
+        <w:shd w:val="clear" w:color="auto" w:fill="121314"/>
+        <w:spacing w:before="0" w:beforeAutospacing="off" w:after="0" w:afterAutospacing="off" w:line="285" w:lineRule="auto"/>
+        <w:jc w:val="both"/>
+      </w:pPr>
+      <w:r>
+        <w:rPr>
+          <w:rFonts w:ascii="Consolas" w:hAnsi="Consolas" w:eastAsia="Consolas" w:cs="Consolas"/>
+          <w:b w:val="0"/>
+          <w:bCs w:val="0"/>
+          <w:noProof w:val="0"/>
+          <w:color w:val="BBBEBF"/>
+          <w:sz w:val="21"/>
+          <w:szCs w:val="21"/>
+          <w:lang w:val="en-US"/>
+        </w:rPr>
+        <w:t xml:space="preserve">    </w:t>
+      </w:r>
+      <w:r>
+        <w:rPr>
+          <w:rFonts w:ascii="Consolas" w:hAnsi="Consolas" w:eastAsia="Consolas" w:cs="Consolas"/>
+          <w:b w:val="0"/>
+          <w:bCs w:val="0"/>
+          <w:noProof w:val="0"/>
+          <w:color w:val="C9D1D9"/>
+          <w:sz w:val="21"/>
+          <w:szCs w:val="21"/>
+          <w:lang w:val="en-US"/>
+        </w:rPr>
+        <w:t>operation</w:t>
+      </w:r>
+      <w:r>
+        <w:rPr>
+          <w:rFonts w:ascii="Consolas" w:hAnsi="Consolas" w:eastAsia="Consolas" w:cs="Consolas"/>
+          <w:b w:val="0"/>
+          <w:bCs w:val="0"/>
+          <w:noProof w:val="0"/>
+          <w:color w:val="BBBEBF"/>
+          <w:sz w:val="21"/>
+          <w:szCs w:val="21"/>
+          <w:lang w:val="en-US"/>
+        </w:rPr>
+        <w:t xml:space="preserve">, </w:t>
+      </w:r>
+      <w:r>
+        <w:rPr>
+          <w:rFonts w:ascii="Consolas" w:hAnsi="Consolas" w:eastAsia="Consolas" w:cs="Consolas"/>
+          <w:b w:val="0"/>
+          <w:bCs w:val="0"/>
+          <w:noProof w:val="0"/>
+          <w:color w:val="C9D1D9"/>
+          <w:sz w:val="21"/>
+          <w:szCs w:val="21"/>
+          <w:lang w:val="en-US"/>
+        </w:rPr>
+        <w:t>a</w:t>
+      </w:r>
+      <w:r>
+        <w:rPr>
+          <w:rFonts w:ascii="Consolas" w:hAnsi="Consolas" w:eastAsia="Consolas" w:cs="Consolas"/>
+          <w:b w:val="0"/>
+          <w:bCs w:val="0"/>
+          <w:noProof w:val="0"/>
+          <w:color w:val="BBBEBF"/>
+          <w:sz w:val="21"/>
+          <w:szCs w:val="21"/>
+          <w:lang w:val="en-US"/>
+        </w:rPr>
+        <w:t xml:space="preserve">, </w:t>
+      </w:r>
+      <w:r>
+        <w:rPr>
+          <w:rFonts w:ascii="Consolas" w:hAnsi="Consolas" w:eastAsia="Consolas" w:cs="Consolas"/>
+          <w:b w:val="0"/>
+          <w:bCs w:val="0"/>
+          <w:noProof w:val="0"/>
+          <w:color w:val="C9D1D9"/>
+          <w:sz w:val="21"/>
+          <w:szCs w:val="21"/>
+          <w:lang w:val="en-US"/>
+        </w:rPr>
+        <w:t>b</w:t>
+      </w:r>
+      <w:r>
+        <w:rPr>
+          <w:rFonts w:ascii="Consolas" w:hAnsi="Consolas" w:eastAsia="Consolas" w:cs="Consolas"/>
+          <w:b w:val="0"/>
+          <w:bCs w:val="0"/>
+          <w:noProof w:val="0"/>
+          <w:color w:val="BBBEBF"/>
+          <w:sz w:val="21"/>
+          <w:szCs w:val="21"/>
+          <w:lang w:val="en-US"/>
+        </w:rPr>
+        <w:t xml:space="preserve"> </w:t>
+      </w:r>
+      <w:r>
+        <w:rPr>
+          <w:rFonts w:ascii="Consolas" w:hAnsi="Consolas" w:eastAsia="Consolas" w:cs="Consolas"/>
+          <w:b w:val="0"/>
+          <w:bCs w:val="0"/>
+          <w:noProof w:val="0"/>
+          <w:color w:val="D4D4D4"/>
+          <w:sz w:val="21"/>
+          <w:szCs w:val="21"/>
+          <w:lang w:val="en-US"/>
+        </w:rPr>
+        <w:t>=</w:t>
+      </w:r>
+      <w:r>
+        <w:rPr>
+          <w:rFonts w:ascii="Consolas" w:hAnsi="Consolas" w:eastAsia="Consolas" w:cs="Consolas"/>
+          <w:b w:val="0"/>
+          <w:bCs w:val="0"/>
+          <w:noProof w:val="0"/>
+          <w:color w:val="BBBEBF"/>
+          <w:sz w:val="21"/>
+          <w:szCs w:val="21"/>
+          <w:lang w:val="en-US"/>
+        </w:rPr>
+        <w:t xml:space="preserve"> </w:t>
+      </w:r>
+      <w:r>
+        <w:rPr>
+          <w:rFonts w:ascii="Consolas" w:hAnsi="Consolas" w:eastAsia="Consolas" w:cs="Consolas"/>
+          <w:b w:val="0"/>
+          <w:bCs w:val="0"/>
+          <w:noProof w:val="0"/>
+          <w:color w:val="C9D1D9"/>
+          <w:sz w:val="21"/>
+          <w:szCs w:val="21"/>
+          <w:lang w:val="en-US"/>
+        </w:rPr>
+        <w:t>data</w:t>
+      </w:r>
+    </w:p>
+    <w:p>
+      <w:pPr>
+        <w:shd w:val="clear" w:color="auto" w:fill="121314"/>
+        <w:spacing w:before="0" w:beforeAutospacing="off" w:after="0" w:afterAutospacing="off" w:line="285" w:lineRule="auto"/>
+        <w:jc w:val="both"/>
+      </w:pPr>
+    </w:p>
+    <w:p>
+      <w:pPr>
+        <w:shd w:val="clear" w:color="auto" w:fill="121314"/>
+        <w:spacing w:before="0" w:beforeAutospacing="off" w:after="0" w:afterAutospacing="off" w:line="285" w:lineRule="auto"/>
+        <w:jc w:val="both"/>
+      </w:pPr>
+      <w:r>
+        <w:rPr>
+          <w:rFonts w:ascii="Consolas" w:hAnsi="Consolas" w:eastAsia="Consolas" w:cs="Consolas"/>
+          <w:b w:val="0"/>
+          <w:bCs w:val="0"/>
+          <w:noProof w:val="0"/>
+          <w:color w:val="BBBEBF"/>
+          <w:sz w:val="21"/>
+          <w:szCs w:val="21"/>
+          <w:lang w:val="en-US"/>
+        </w:rPr>
+        <w:t xml:space="preserve">    </w:t>
+      </w:r>
+      <w:r>
+        <w:rPr>
+          <w:rFonts w:ascii="Consolas" w:hAnsi="Consolas" w:eastAsia="Consolas" w:cs="Consolas"/>
+          <w:b w:val="0"/>
+          <w:bCs w:val="0"/>
+          <w:noProof w:val="0"/>
+          <w:color w:val="C586C0"/>
+          <w:sz w:val="21"/>
+          <w:szCs w:val="21"/>
+          <w:lang w:val="en-US"/>
+        </w:rPr>
+        <w:t>if</w:t>
+      </w:r>
+      <w:r>
+        <w:rPr>
+          <w:rFonts w:ascii="Consolas" w:hAnsi="Consolas" w:eastAsia="Consolas" w:cs="Consolas"/>
+          <w:b w:val="0"/>
+          <w:bCs w:val="0"/>
+          <w:noProof w:val="0"/>
+          <w:color w:val="BBBEBF"/>
+          <w:sz w:val="21"/>
+          <w:szCs w:val="21"/>
+          <w:lang w:val="en-US"/>
+        </w:rPr>
+        <w:t xml:space="preserve"> </w:t>
+      </w:r>
+      <w:r>
+        <w:rPr>
+          <w:rFonts w:ascii="Consolas" w:hAnsi="Consolas" w:eastAsia="Consolas" w:cs="Consolas"/>
+          <w:b w:val="0"/>
+          <w:bCs w:val="0"/>
+          <w:noProof w:val="0"/>
+          <w:color w:val="C9D1D9"/>
+          <w:sz w:val="21"/>
+          <w:szCs w:val="21"/>
+          <w:lang w:val="en-US"/>
+        </w:rPr>
+        <w:t>operation</w:t>
+      </w:r>
+      <w:r>
+        <w:rPr>
+          <w:rFonts w:ascii="Consolas" w:hAnsi="Consolas" w:eastAsia="Consolas" w:cs="Consolas"/>
+          <w:b w:val="0"/>
+          <w:bCs w:val="0"/>
+          <w:noProof w:val="0"/>
+          <w:color w:val="BBBEBF"/>
+          <w:sz w:val="21"/>
+          <w:szCs w:val="21"/>
+          <w:lang w:val="en-US"/>
+        </w:rPr>
+        <w:t xml:space="preserve"> </w:t>
+      </w:r>
+      <w:r>
+        <w:rPr>
+          <w:rFonts w:ascii="Consolas" w:hAnsi="Consolas" w:eastAsia="Consolas" w:cs="Consolas"/>
+          <w:b w:val="0"/>
+          <w:bCs w:val="0"/>
+          <w:noProof w:val="0"/>
+          <w:color w:val="D4D4D4"/>
+          <w:sz w:val="21"/>
+          <w:szCs w:val="21"/>
+          <w:lang w:val="en-US"/>
+        </w:rPr>
+        <w:t>==</w:t>
+      </w:r>
+      <w:r>
+        <w:rPr>
+          <w:rFonts w:ascii="Consolas" w:hAnsi="Consolas" w:eastAsia="Consolas" w:cs="Consolas"/>
+          <w:b w:val="0"/>
+          <w:bCs w:val="0"/>
+          <w:noProof w:val="0"/>
+          <w:color w:val="BBBEBF"/>
+          <w:sz w:val="21"/>
+          <w:szCs w:val="21"/>
+          <w:lang w:val="en-US"/>
+        </w:rPr>
+        <w:t xml:space="preserve"> </w:t>
+      </w:r>
+      <w:r>
+        <w:rPr>
+          <w:rFonts w:ascii="Consolas" w:hAnsi="Consolas" w:eastAsia="Consolas" w:cs="Consolas"/>
+          <w:b w:val="0"/>
+          <w:bCs w:val="0"/>
+          <w:noProof w:val="0"/>
+          <w:color w:val="A5D6FF"/>
+          <w:sz w:val="21"/>
+          <w:szCs w:val="21"/>
+          <w:lang w:val="en-US"/>
+        </w:rPr>
+        <w:t>"+"</w:t>
+      </w:r>
+      <w:r>
+        <w:rPr>
+          <w:rFonts w:ascii="Consolas" w:hAnsi="Consolas" w:eastAsia="Consolas" w:cs="Consolas"/>
+          <w:b w:val="0"/>
+          <w:bCs w:val="0"/>
+          <w:noProof w:val="0"/>
+          <w:color w:val="BBBEBF"/>
+          <w:sz w:val="21"/>
+          <w:szCs w:val="21"/>
+          <w:lang w:val="en-US"/>
+        </w:rPr>
+        <w:t>:</w:t>
+      </w:r>
+    </w:p>
+    <w:p>
+      <w:pPr>
+        <w:shd w:val="clear" w:color="auto" w:fill="121314"/>
+        <w:spacing w:before="0" w:beforeAutospacing="off" w:after="0" w:afterAutospacing="off" w:line="285" w:lineRule="auto"/>
+        <w:jc w:val="both"/>
+      </w:pPr>
+      <w:r>
+        <w:rPr>
+          <w:rFonts w:ascii="Consolas" w:hAnsi="Consolas" w:eastAsia="Consolas" w:cs="Consolas"/>
+          <w:b w:val="0"/>
+          <w:bCs w:val="0"/>
+          <w:noProof w:val="0"/>
+          <w:color w:val="BBBEBF"/>
+          <w:sz w:val="21"/>
+          <w:szCs w:val="21"/>
+          <w:lang w:val="en-US"/>
+        </w:rPr>
+        <w:t xml:space="preserve">        </w:t>
+      </w:r>
+      <w:r>
+        <w:rPr>
+          <w:rFonts w:ascii="Consolas" w:hAnsi="Consolas" w:eastAsia="Consolas" w:cs="Consolas"/>
+          <w:b w:val="0"/>
+          <w:bCs w:val="0"/>
+          <w:noProof w:val="0"/>
+          <w:color w:val="D2A8FF"/>
+          <w:sz w:val="21"/>
+          <w:szCs w:val="21"/>
+          <w:lang w:val="en-US"/>
+        </w:rPr>
+        <w:t>print</w:t>
+      </w:r>
+      <w:r>
+        <w:rPr>
+          <w:rFonts w:ascii="Consolas" w:hAnsi="Consolas" w:eastAsia="Consolas" w:cs="Consolas"/>
+          <w:b w:val="0"/>
+          <w:bCs w:val="0"/>
+          <w:noProof w:val="0"/>
+          <w:color w:val="BBBEBF"/>
+          <w:sz w:val="21"/>
+          <w:szCs w:val="21"/>
+          <w:lang w:val="en-US"/>
+        </w:rPr>
+        <w:t>(</w:t>
+      </w:r>
+      <w:r>
+        <w:rPr>
+          <w:rFonts w:ascii="Consolas" w:hAnsi="Consolas" w:eastAsia="Consolas" w:cs="Consolas"/>
+          <w:b w:val="0"/>
+          <w:bCs w:val="0"/>
+          <w:noProof w:val="0"/>
+          <w:color w:val="A5D6FF"/>
+          <w:sz w:val="21"/>
+          <w:szCs w:val="21"/>
+          <w:lang w:val="en-US"/>
+        </w:rPr>
+        <w:t>"Result ="</w:t>
+      </w:r>
+      <w:r>
+        <w:rPr>
+          <w:rFonts w:ascii="Consolas" w:hAnsi="Consolas" w:eastAsia="Consolas" w:cs="Consolas"/>
+          <w:b w:val="0"/>
+          <w:bCs w:val="0"/>
+          <w:noProof w:val="0"/>
+          <w:color w:val="BBBEBF"/>
+          <w:sz w:val="21"/>
+          <w:szCs w:val="21"/>
+          <w:lang w:val="en-US"/>
+        </w:rPr>
+        <w:t xml:space="preserve">, </w:t>
+      </w:r>
+      <w:r>
+        <w:rPr>
+          <w:rFonts w:ascii="Consolas" w:hAnsi="Consolas" w:eastAsia="Consolas" w:cs="Consolas"/>
+          <w:b w:val="0"/>
+          <w:bCs w:val="0"/>
+          <w:noProof w:val="0"/>
+          <w:color w:val="D2A8FF"/>
+          <w:sz w:val="21"/>
+          <w:szCs w:val="21"/>
+          <w:lang w:val="en-US"/>
+        </w:rPr>
+        <w:t>add</w:t>
+      </w:r>
+      <w:r>
+        <w:rPr>
+          <w:rFonts w:ascii="Consolas" w:hAnsi="Consolas" w:eastAsia="Consolas" w:cs="Consolas"/>
+          <w:b w:val="0"/>
+          <w:bCs w:val="0"/>
+          <w:noProof w:val="0"/>
+          <w:color w:val="BBBEBF"/>
+          <w:sz w:val="21"/>
+          <w:szCs w:val="21"/>
+          <w:lang w:val="en-US"/>
+        </w:rPr>
+        <w:t>(</w:t>
+      </w:r>
+      <w:r>
+        <w:rPr>
+          <w:rFonts w:ascii="Consolas" w:hAnsi="Consolas" w:eastAsia="Consolas" w:cs="Consolas"/>
+          <w:b w:val="0"/>
+          <w:bCs w:val="0"/>
+          <w:noProof w:val="0"/>
+          <w:color w:val="C9D1D9"/>
+          <w:sz w:val="21"/>
+          <w:szCs w:val="21"/>
+          <w:lang w:val="en-US"/>
+        </w:rPr>
+        <w:t>a</w:t>
+      </w:r>
+      <w:r>
+        <w:rPr>
+          <w:rFonts w:ascii="Consolas" w:hAnsi="Consolas" w:eastAsia="Consolas" w:cs="Consolas"/>
+          <w:b w:val="0"/>
+          <w:bCs w:val="0"/>
+          <w:noProof w:val="0"/>
+          <w:color w:val="BBBEBF"/>
+          <w:sz w:val="21"/>
+          <w:szCs w:val="21"/>
+          <w:lang w:val="en-US"/>
+        </w:rPr>
+        <w:t xml:space="preserve">, </w:t>
+      </w:r>
+      <w:r>
+        <w:rPr>
+          <w:rFonts w:ascii="Consolas" w:hAnsi="Consolas" w:eastAsia="Consolas" w:cs="Consolas"/>
+          <w:b w:val="0"/>
+          <w:bCs w:val="0"/>
+          <w:noProof w:val="0"/>
+          <w:color w:val="C9D1D9"/>
+          <w:sz w:val="21"/>
+          <w:szCs w:val="21"/>
+          <w:lang w:val="en-US"/>
+        </w:rPr>
+        <w:t>b</w:t>
+      </w:r>
+      <w:r>
+        <w:rPr>
+          <w:rFonts w:ascii="Consolas" w:hAnsi="Consolas" w:eastAsia="Consolas" w:cs="Consolas"/>
+          <w:b w:val="0"/>
+          <w:bCs w:val="0"/>
+          <w:noProof w:val="0"/>
+          <w:color w:val="BBBEBF"/>
+          <w:sz w:val="21"/>
+          <w:szCs w:val="21"/>
+          <w:lang w:val="en-US"/>
+        </w:rPr>
+        <w:t>))</w:t>
+      </w:r>
+    </w:p>
+    <w:p>
+      <w:pPr>
+        <w:shd w:val="clear" w:color="auto" w:fill="121314"/>
+        <w:spacing w:before="0" w:beforeAutospacing="off" w:after="0" w:afterAutospacing="off" w:line="285" w:lineRule="auto"/>
+        <w:jc w:val="both"/>
+      </w:pPr>
+      <w:r>
+        <w:rPr>
+          <w:rFonts w:ascii="Consolas" w:hAnsi="Consolas" w:eastAsia="Consolas" w:cs="Consolas"/>
+          <w:b w:val="0"/>
+          <w:bCs w:val="0"/>
+          <w:noProof w:val="0"/>
+          <w:color w:val="BBBEBF"/>
+          <w:sz w:val="21"/>
+          <w:szCs w:val="21"/>
+          <w:lang w:val="en-US"/>
+        </w:rPr>
+        <w:t xml:space="preserve">    </w:t>
+      </w:r>
+      <w:r>
+        <w:rPr>
+          <w:rFonts w:ascii="Consolas" w:hAnsi="Consolas" w:eastAsia="Consolas" w:cs="Consolas"/>
+          <w:b w:val="0"/>
+          <w:bCs w:val="0"/>
+          <w:noProof w:val="0"/>
+          <w:color w:val="C586C0"/>
+          <w:sz w:val="21"/>
+          <w:szCs w:val="21"/>
+          <w:lang w:val="en-US"/>
+        </w:rPr>
+        <w:t>elif</w:t>
+      </w:r>
+      <w:r>
+        <w:rPr>
+          <w:rFonts w:ascii="Consolas" w:hAnsi="Consolas" w:eastAsia="Consolas" w:cs="Consolas"/>
+          <w:b w:val="0"/>
+          <w:bCs w:val="0"/>
+          <w:noProof w:val="0"/>
+          <w:color w:val="BBBEBF"/>
+          <w:sz w:val="21"/>
+          <w:szCs w:val="21"/>
+          <w:lang w:val="en-US"/>
+        </w:rPr>
+        <w:t xml:space="preserve"> </w:t>
+      </w:r>
+      <w:r>
+        <w:rPr>
+          <w:rFonts w:ascii="Consolas" w:hAnsi="Consolas" w:eastAsia="Consolas" w:cs="Consolas"/>
+          <w:b w:val="0"/>
+          <w:bCs w:val="0"/>
+          <w:noProof w:val="0"/>
+          <w:color w:val="C9D1D9"/>
+          <w:sz w:val="21"/>
+          <w:szCs w:val="21"/>
+          <w:lang w:val="en-US"/>
+        </w:rPr>
+        <w:t>operation</w:t>
+      </w:r>
+      <w:r>
+        <w:rPr>
+          <w:rFonts w:ascii="Consolas" w:hAnsi="Consolas" w:eastAsia="Consolas" w:cs="Consolas"/>
+          <w:b w:val="0"/>
+          <w:bCs w:val="0"/>
+          <w:noProof w:val="0"/>
+          <w:color w:val="BBBEBF"/>
+          <w:sz w:val="21"/>
+          <w:szCs w:val="21"/>
+          <w:lang w:val="en-US"/>
+        </w:rPr>
+        <w:t xml:space="preserve"> </w:t>
+      </w:r>
+      <w:r>
+        <w:rPr>
+          <w:rFonts w:ascii="Consolas" w:hAnsi="Consolas" w:eastAsia="Consolas" w:cs="Consolas"/>
+          <w:b w:val="0"/>
+          <w:bCs w:val="0"/>
+          <w:noProof w:val="0"/>
+          <w:color w:val="D4D4D4"/>
+          <w:sz w:val="21"/>
+          <w:szCs w:val="21"/>
+          <w:lang w:val="en-US"/>
+        </w:rPr>
+        <w:t>==</w:t>
+      </w:r>
+      <w:r>
+        <w:rPr>
+          <w:rFonts w:ascii="Consolas" w:hAnsi="Consolas" w:eastAsia="Consolas" w:cs="Consolas"/>
+          <w:b w:val="0"/>
+          <w:bCs w:val="0"/>
+          <w:noProof w:val="0"/>
+          <w:color w:val="BBBEBF"/>
+          <w:sz w:val="21"/>
+          <w:szCs w:val="21"/>
+          <w:lang w:val="en-US"/>
+        </w:rPr>
+        <w:t xml:space="preserve"> </w:t>
+      </w:r>
+      <w:r>
+        <w:rPr>
+          <w:rFonts w:ascii="Consolas" w:hAnsi="Consolas" w:eastAsia="Consolas" w:cs="Consolas"/>
+          <w:b w:val="0"/>
+          <w:bCs w:val="0"/>
+          <w:noProof w:val="0"/>
+          <w:color w:val="A5D6FF"/>
+          <w:sz w:val="21"/>
+          <w:szCs w:val="21"/>
+          <w:lang w:val="en-US"/>
+        </w:rPr>
+        <w:t>"-"</w:t>
+      </w:r>
+      <w:r>
+        <w:rPr>
+          <w:rFonts w:ascii="Consolas" w:hAnsi="Consolas" w:eastAsia="Consolas" w:cs="Consolas"/>
+          <w:b w:val="0"/>
+          <w:bCs w:val="0"/>
+          <w:noProof w:val="0"/>
+          <w:color w:val="BBBEBF"/>
+          <w:sz w:val="21"/>
+          <w:szCs w:val="21"/>
+          <w:lang w:val="en-US"/>
+        </w:rPr>
+        <w:t>:</w:t>
+      </w:r>
+    </w:p>
+    <w:p>
+      <w:pPr>
+        <w:shd w:val="clear" w:color="auto" w:fill="121314"/>
+        <w:spacing w:before="0" w:beforeAutospacing="off" w:after="0" w:afterAutospacing="off" w:line="285" w:lineRule="auto"/>
+        <w:jc w:val="both"/>
+      </w:pPr>
+      <w:r>
+        <w:rPr>
+          <w:rFonts w:ascii="Consolas" w:hAnsi="Consolas" w:eastAsia="Consolas" w:cs="Consolas"/>
+          <w:b w:val="0"/>
+          <w:bCs w:val="0"/>
+          <w:noProof w:val="0"/>
+          <w:color w:val="BBBEBF"/>
+          <w:sz w:val="21"/>
+          <w:szCs w:val="21"/>
+          <w:lang w:val="en-US"/>
+        </w:rPr>
+        <w:t xml:space="preserve">        </w:t>
+      </w:r>
+      <w:r>
+        <w:rPr>
+          <w:rFonts w:ascii="Consolas" w:hAnsi="Consolas" w:eastAsia="Consolas" w:cs="Consolas"/>
+          <w:b w:val="0"/>
+          <w:bCs w:val="0"/>
+          <w:noProof w:val="0"/>
+          <w:color w:val="D2A8FF"/>
+          <w:sz w:val="21"/>
+          <w:szCs w:val="21"/>
+          <w:lang w:val="en-US"/>
+        </w:rPr>
+        <w:t>print</w:t>
+      </w:r>
+      <w:r>
+        <w:rPr>
+          <w:rFonts w:ascii="Consolas" w:hAnsi="Consolas" w:eastAsia="Consolas" w:cs="Consolas"/>
+          <w:b w:val="0"/>
+          <w:bCs w:val="0"/>
+          <w:noProof w:val="0"/>
+          <w:color w:val="BBBEBF"/>
+          <w:sz w:val="21"/>
+          <w:szCs w:val="21"/>
+          <w:lang w:val="en-US"/>
+        </w:rPr>
+        <w:t>(</w:t>
+      </w:r>
+      <w:r>
+        <w:rPr>
+          <w:rFonts w:ascii="Consolas" w:hAnsi="Consolas" w:eastAsia="Consolas" w:cs="Consolas"/>
+          <w:b w:val="0"/>
+          <w:bCs w:val="0"/>
+          <w:noProof w:val="0"/>
+          <w:color w:val="A5D6FF"/>
+          <w:sz w:val="21"/>
+          <w:szCs w:val="21"/>
+          <w:lang w:val="en-US"/>
+        </w:rPr>
+        <w:t>"Result ="</w:t>
+      </w:r>
+      <w:r>
+        <w:rPr>
+          <w:rFonts w:ascii="Consolas" w:hAnsi="Consolas" w:eastAsia="Consolas" w:cs="Consolas"/>
+          <w:b w:val="0"/>
+          <w:bCs w:val="0"/>
+          <w:noProof w:val="0"/>
+          <w:color w:val="BBBEBF"/>
+          <w:sz w:val="21"/>
+          <w:szCs w:val="21"/>
+          <w:lang w:val="en-US"/>
+        </w:rPr>
+        <w:t xml:space="preserve">, </w:t>
+      </w:r>
+      <w:r>
+        <w:rPr>
+          <w:rFonts w:ascii="Consolas" w:hAnsi="Consolas" w:eastAsia="Consolas" w:cs="Consolas"/>
+          <w:b w:val="0"/>
+          <w:bCs w:val="0"/>
+          <w:noProof w:val="0"/>
+          <w:color w:val="D2A8FF"/>
+          <w:sz w:val="21"/>
+          <w:szCs w:val="21"/>
+          <w:lang w:val="en-US"/>
+        </w:rPr>
+        <w:t>subtract</w:t>
+      </w:r>
+      <w:r>
+        <w:rPr>
+          <w:rFonts w:ascii="Consolas" w:hAnsi="Consolas" w:eastAsia="Consolas" w:cs="Consolas"/>
+          <w:b w:val="0"/>
+          <w:bCs w:val="0"/>
+          <w:noProof w:val="0"/>
+          <w:color w:val="BBBEBF"/>
+          <w:sz w:val="21"/>
+          <w:szCs w:val="21"/>
+          <w:lang w:val="en-US"/>
+        </w:rPr>
+        <w:t>(</w:t>
+      </w:r>
+      <w:r>
+        <w:rPr>
+          <w:rFonts w:ascii="Consolas" w:hAnsi="Consolas" w:eastAsia="Consolas" w:cs="Consolas"/>
+          <w:b w:val="0"/>
+          <w:bCs w:val="0"/>
+          <w:noProof w:val="0"/>
+          <w:color w:val="C9D1D9"/>
+          <w:sz w:val="21"/>
+          <w:szCs w:val="21"/>
+          <w:lang w:val="en-US"/>
+        </w:rPr>
+        <w:t>a</w:t>
+      </w:r>
+      <w:r>
+        <w:rPr>
+          <w:rFonts w:ascii="Consolas" w:hAnsi="Consolas" w:eastAsia="Consolas" w:cs="Consolas"/>
+          <w:b w:val="0"/>
+          <w:bCs w:val="0"/>
+          <w:noProof w:val="0"/>
+          <w:color w:val="BBBEBF"/>
+          <w:sz w:val="21"/>
+          <w:szCs w:val="21"/>
+          <w:lang w:val="en-US"/>
+        </w:rPr>
+        <w:t xml:space="preserve">, </w:t>
+      </w:r>
+      <w:r>
+        <w:rPr>
+          <w:rFonts w:ascii="Consolas" w:hAnsi="Consolas" w:eastAsia="Consolas" w:cs="Consolas"/>
+          <w:b w:val="0"/>
+          <w:bCs w:val="0"/>
+          <w:noProof w:val="0"/>
+          <w:color w:val="C9D1D9"/>
+          <w:sz w:val="21"/>
+          <w:szCs w:val="21"/>
+          <w:lang w:val="en-US"/>
+        </w:rPr>
+        <w:t>b</w:t>
+      </w:r>
+      <w:r>
+        <w:rPr>
+          <w:rFonts w:ascii="Consolas" w:hAnsi="Consolas" w:eastAsia="Consolas" w:cs="Consolas"/>
+          <w:b w:val="0"/>
+          <w:bCs w:val="0"/>
+          <w:noProof w:val="0"/>
+          <w:color w:val="BBBEBF"/>
+          <w:sz w:val="21"/>
+          <w:szCs w:val="21"/>
+          <w:lang w:val="en-US"/>
+        </w:rPr>
+        <w:t>))</w:t>
+      </w:r>
+    </w:p>
+    <w:p>
+      <w:pPr>
+        <w:shd w:val="clear" w:color="auto" w:fill="121314"/>
+        <w:spacing w:before="0" w:beforeAutospacing="off" w:after="0" w:afterAutospacing="off" w:line="285" w:lineRule="auto"/>
+        <w:jc w:val="both"/>
+      </w:pPr>
+      <w:r>
+        <w:rPr>
+          <w:rFonts w:ascii="Consolas" w:hAnsi="Consolas" w:eastAsia="Consolas" w:cs="Consolas"/>
+          <w:b w:val="0"/>
+          <w:bCs w:val="0"/>
+          <w:noProof w:val="0"/>
+          <w:color w:val="BBBEBF"/>
+          <w:sz w:val="21"/>
+          <w:szCs w:val="21"/>
+          <w:lang w:val="en-US"/>
+        </w:rPr>
+        <w:t xml:space="preserve">    </w:t>
+      </w:r>
+      <w:r>
+        <w:rPr>
+          <w:rFonts w:ascii="Consolas" w:hAnsi="Consolas" w:eastAsia="Consolas" w:cs="Consolas"/>
+          <w:b w:val="0"/>
+          <w:bCs w:val="0"/>
+          <w:noProof w:val="0"/>
+          <w:color w:val="C586C0"/>
+          <w:sz w:val="21"/>
+          <w:szCs w:val="21"/>
+          <w:lang w:val="en-US"/>
+        </w:rPr>
+        <w:t>elif</w:t>
+      </w:r>
+      <w:r>
+        <w:rPr>
+          <w:rFonts w:ascii="Consolas" w:hAnsi="Consolas" w:eastAsia="Consolas" w:cs="Consolas"/>
+          <w:b w:val="0"/>
+          <w:bCs w:val="0"/>
+          <w:noProof w:val="0"/>
+          <w:color w:val="BBBEBF"/>
+          <w:sz w:val="21"/>
+          <w:szCs w:val="21"/>
+          <w:lang w:val="en-US"/>
+        </w:rPr>
+        <w:t xml:space="preserve"> </w:t>
+      </w:r>
+      <w:r>
+        <w:rPr>
+          <w:rFonts w:ascii="Consolas" w:hAnsi="Consolas" w:eastAsia="Consolas" w:cs="Consolas"/>
+          <w:b w:val="0"/>
+          <w:bCs w:val="0"/>
+          <w:noProof w:val="0"/>
+          <w:color w:val="C9D1D9"/>
+          <w:sz w:val="21"/>
+          <w:szCs w:val="21"/>
+          <w:lang w:val="en-US"/>
+        </w:rPr>
+        <w:t>operation</w:t>
+      </w:r>
+      <w:r>
+        <w:rPr>
+          <w:rFonts w:ascii="Consolas" w:hAnsi="Consolas" w:eastAsia="Consolas" w:cs="Consolas"/>
+          <w:b w:val="0"/>
+          <w:bCs w:val="0"/>
+          <w:noProof w:val="0"/>
+          <w:color w:val="BBBEBF"/>
+          <w:sz w:val="21"/>
+          <w:szCs w:val="21"/>
+          <w:lang w:val="en-US"/>
+        </w:rPr>
+        <w:t xml:space="preserve"> </w:t>
+      </w:r>
+      <w:r>
+        <w:rPr>
+          <w:rFonts w:ascii="Consolas" w:hAnsi="Consolas" w:eastAsia="Consolas" w:cs="Consolas"/>
+          <w:b w:val="0"/>
+          <w:bCs w:val="0"/>
+          <w:noProof w:val="0"/>
+          <w:color w:val="D4D4D4"/>
+          <w:sz w:val="21"/>
+          <w:szCs w:val="21"/>
+          <w:lang w:val="en-US"/>
+        </w:rPr>
+        <w:t>==</w:t>
+      </w:r>
+      <w:r>
+        <w:rPr>
+          <w:rFonts w:ascii="Consolas" w:hAnsi="Consolas" w:eastAsia="Consolas" w:cs="Consolas"/>
+          <w:b w:val="0"/>
+          <w:bCs w:val="0"/>
+          <w:noProof w:val="0"/>
+          <w:color w:val="BBBEBF"/>
+          <w:sz w:val="21"/>
+          <w:szCs w:val="21"/>
+          <w:lang w:val="en-US"/>
+        </w:rPr>
+        <w:t xml:space="preserve"> </w:t>
+      </w:r>
+      <w:r>
+        <w:rPr>
+          <w:rFonts w:ascii="Consolas" w:hAnsi="Consolas" w:eastAsia="Consolas" w:cs="Consolas"/>
+          <w:b w:val="0"/>
+          <w:bCs w:val="0"/>
+          <w:noProof w:val="0"/>
+          <w:color w:val="A5D6FF"/>
+          <w:sz w:val="21"/>
+          <w:szCs w:val="21"/>
+          <w:lang w:val="en-US"/>
+        </w:rPr>
+        <w:t>"*"</w:t>
+      </w:r>
+      <w:r>
+        <w:rPr>
+          <w:rFonts w:ascii="Consolas" w:hAnsi="Consolas" w:eastAsia="Consolas" w:cs="Consolas"/>
+          <w:b w:val="0"/>
+          <w:bCs w:val="0"/>
+          <w:noProof w:val="0"/>
+          <w:color w:val="BBBEBF"/>
+          <w:sz w:val="21"/>
+          <w:szCs w:val="21"/>
+          <w:lang w:val="en-US"/>
+        </w:rPr>
+        <w:t>:</w:t>
+      </w:r>
+    </w:p>
+    <w:p>
+      <w:pPr>
+        <w:shd w:val="clear" w:color="auto" w:fill="121314"/>
+        <w:spacing w:before="0" w:beforeAutospacing="off" w:after="0" w:afterAutospacing="off" w:line="285" w:lineRule="auto"/>
+        <w:jc w:val="both"/>
+      </w:pPr>
+      <w:r>
+        <w:rPr>
+          <w:rFonts w:ascii="Consolas" w:hAnsi="Consolas" w:eastAsia="Consolas" w:cs="Consolas"/>
+          <w:b w:val="0"/>
+          <w:bCs w:val="0"/>
+          <w:noProof w:val="0"/>
+          <w:color w:val="BBBEBF"/>
+          <w:sz w:val="21"/>
+          <w:szCs w:val="21"/>
+          <w:lang w:val="en-US"/>
+        </w:rPr>
+        <w:t xml:space="preserve">        </w:t>
+      </w:r>
+      <w:r>
+        <w:rPr>
+          <w:rFonts w:ascii="Consolas" w:hAnsi="Consolas" w:eastAsia="Consolas" w:cs="Consolas"/>
+          <w:b w:val="0"/>
+          <w:bCs w:val="0"/>
+          <w:noProof w:val="0"/>
+          <w:color w:val="D2A8FF"/>
+          <w:sz w:val="21"/>
+          <w:szCs w:val="21"/>
+          <w:lang w:val="en-US"/>
+        </w:rPr>
+        <w:t>print</w:t>
+      </w:r>
+      <w:r>
+        <w:rPr>
+          <w:rFonts w:ascii="Consolas" w:hAnsi="Consolas" w:eastAsia="Consolas" w:cs="Consolas"/>
+          <w:b w:val="0"/>
+          <w:bCs w:val="0"/>
+          <w:noProof w:val="0"/>
+          <w:color w:val="BBBEBF"/>
+          <w:sz w:val="21"/>
+          <w:szCs w:val="21"/>
+          <w:lang w:val="en-US"/>
+        </w:rPr>
+        <w:t>(</w:t>
+      </w:r>
+      <w:r>
+        <w:rPr>
+          <w:rFonts w:ascii="Consolas" w:hAnsi="Consolas" w:eastAsia="Consolas" w:cs="Consolas"/>
+          <w:b w:val="0"/>
+          <w:bCs w:val="0"/>
+          <w:noProof w:val="0"/>
+          <w:color w:val="A5D6FF"/>
+          <w:sz w:val="21"/>
+          <w:szCs w:val="21"/>
+          <w:lang w:val="en-US"/>
+        </w:rPr>
+        <w:t>"Result ="</w:t>
+      </w:r>
+      <w:r>
+        <w:rPr>
+          <w:rFonts w:ascii="Consolas" w:hAnsi="Consolas" w:eastAsia="Consolas" w:cs="Consolas"/>
+          <w:b w:val="0"/>
+          <w:bCs w:val="0"/>
+          <w:noProof w:val="0"/>
+          <w:color w:val="BBBEBF"/>
+          <w:sz w:val="21"/>
+          <w:szCs w:val="21"/>
+          <w:lang w:val="en-US"/>
+        </w:rPr>
+        <w:t xml:space="preserve">, </w:t>
+      </w:r>
+      <w:r>
+        <w:rPr>
+          <w:rFonts w:ascii="Consolas" w:hAnsi="Consolas" w:eastAsia="Consolas" w:cs="Consolas"/>
+          <w:b w:val="0"/>
+          <w:bCs w:val="0"/>
+          <w:noProof w:val="0"/>
+          <w:color w:val="D2A8FF"/>
+          <w:sz w:val="21"/>
+          <w:szCs w:val="21"/>
+          <w:lang w:val="en-US"/>
+        </w:rPr>
+        <w:t>multiply</w:t>
+      </w:r>
+      <w:r>
+        <w:rPr>
+          <w:rFonts w:ascii="Consolas" w:hAnsi="Consolas" w:eastAsia="Consolas" w:cs="Consolas"/>
+          <w:b w:val="0"/>
+          <w:bCs w:val="0"/>
+          <w:noProof w:val="0"/>
+          <w:color w:val="BBBEBF"/>
+          <w:sz w:val="21"/>
+          <w:szCs w:val="21"/>
+          <w:lang w:val="en-US"/>
+        </w:rPr>
+        <w:t>(</w:t>
+      </w:r>
+      <w:r>
+        <w:rPr>
+          <w:rFonts w:ascii="Consolas" w:hAnsi="Consolas" w:eastAsia="Consolas" w:cs="Consolas"/>
+          <w:b w:val="0"/>
+          <w:bCs w:val="0"/>
+          <w:noProof w:val="0"/>
+          <w:color w:val="C9D1D9"/>
+          <w:sz w:val="21"/>
+          <w:szCs w:val="21"/>
+          <w:lang w:val="en-US"/>
+        </w:rPr>
+        <w:t>a</w:t>
+      </w:r>
+      <w:r>
+        <w:rPr>
+          <w:rFonts w:ascii="Consolas" w:hAnsi="Consolas" w:eastAsia="Consolas" w:cs="Consolas"/>
+          <w:b w:val="0"/>
+          <w:bCs w:val="0"/>
+          <w:noProof w:val="0"/>
+          <w:color w:val="BBBEBF"/>
+          <w:sz w:val="21"/>
+          <w:szCs w:val="21"/>
+          <w:lang w:val="en-US"/>
+        </w:rPr>
+        <w:t xml:space="preserve">, </w:t>
+      </w:r>
+      <w:r>
+        <w:rPr>
+          <w:rFonts w:ascii="Consolas" w:hAnsi="Consolas" w:eastAsia="Consolas" w:cs="Consolas"/>
+          <w:b w:val="0"/>
+          <w:bCs w:val="0"/>
+          <w:noProof w:val="0"/>
+          <w:color w:val="C9D1D9"/>
+          <w:sz w:val="21"/>
+          <w:szCs w:val="21"/>
+          <w:lang w:val="en-US"/>
+        </w:rPr>
+        <w:t>b</w:t>
+      </w:r>
+      <w:r>
+        <w:rPr>
+          <w:rFonts w:ascii="Consolas" w:hAnsi="Consolas" w:eastAsia="Consolas" w:cs="Consolas"/>
+          <w:b w:val="0"/>
+          <w:bCs w:val="0"/>
+          <w:noProof w:val="0"/>
+          <w:color w:val="BBBEBF"/>
+          <w:sz w:val="21"/>
+          <w:szCs w:val="21"/>
+          <w:lang w:val="en-US"/>
+        </w:rPr>
+        <w:t>))</w:t>
+      </w:r>
+    </w:p>
+    <w:p>
+      <w:pPr>
+        <w:shd w:val="clear" w:color="auto" w:fill="121314"/>
+        <w:spacing w:before="0" w:beforeAutospacing="off" w:after="0" w:afterAutospacing="off" w:line="285" w:lineRule="auto"/>
+        <w:jc w:val="both"/>
+      </w:pPr>
+      <w:r>
+        <w:rPr>
+          <w:rFonts w:ascii="Consolas" w:hAnsi="Consolas" w:eastAsia="Consolas" w:cs="Consolas"/>
+          <w:b w:val="0"/>
+          <w:bCs w:val="0"/>
+          <w:noProof w:val="0"/>
+          <w:color w:val="BBBEBF"/>
+          <w:sz w:val="21"/>
+          <w:szCs w:val="21"/>
+          <w:lang w:val="en-US"/>
+        </w:rPr>
+        <w:t xml:space="preserve">    </w:t>
+      </w:r>
+      <w:r>
+        <w:rPr>
+          <w:rFonts w:ascii="Consolas" w:hAnsi="Consolas" w:eastAsia="Consolas" w:cs="Consolas"/>
+          <w:b w:val="0"/>
+          <w:bCs w:val="0"/>
+          <w:noProof w:val="0"/>
+          <w:color w:val="C586C0"/>
+          <w:sz w:val="21"/>
+          <w:szCs w:val="21"/>
+          <w:lang w:val="en-US"/>
+        </w:rPr>
+        <w:t>elif</w:t>
+      </w:r>
+      <w:r>
+        <w:rPr>
+          <w:rFonts w:ascii="Consolas" w:hAnsi="Consolas" w:eastAsia="Consolas" w:cs="Consolas"/>
+          <w:b w:val="0"/>
+          <w:bCs w:val="0"/>
+          <w:noProof w:val="0"/>
+          <w:color w:val="BBBEBF"/>
+          <w:sz w:val="21"/>
+          <w:szCs w:val="21"/>
+          <w:lang w:val="en-US"/>
+        </w:rPr>
+        <w:t xml:space="preserve"> </w:t>
+      </w:r>
+      <w:r>
+        <w:rPr>
+          <w:rFonts w:ascii="Consolas" w:hAnsi="Consolas" w:eastAsia="Consolas" w:cs="Consolas"/>
+          <w:b w:val="0"/>
+          <w:bCs w:val="0"/>
+          <w:noProof w:val="0"/>
+          <w:color w:val="C9D1D9"/>
+          <w:sz w:val="21"/>
+          <w:szCs w:val="21"/>
+          <w:lang w:val="en-US"/>
+        </w:rPr>
+        <w:t>operation</w:t>
+      </w:r>
+      <w:r>
+        <w:rPr>
+          <w:rFonts w:ascii="Consolas" w:hAnsi="Consolas" w:eastAsia="Consolas" w:cs="Consolas"/>
+          <w:b w:val="0"/>
+          <w:bCs w:val="0"/>
+          <w:noProof w:val="0"/>
+          <w:color w:val="BBBEBF"/>
+          <w:sz w:val="21"/>
+          <w:szCs w:val="21"/>
+          <w:lang w:val="en-US"/>
+        </w:rPr>
+        <w:t xml:space="preserve"> </w:t>
+      </w:r>
+      <w:r>
+        <w:rPr>
+          <w:rFonts w:ascii="Consolas" w:hAnsi="Consolas" w:eastAsia="Consolas" w:cs="Consolas"/>
+          <w:b w:val="0"/>
+          <w:bCs w:val="0"/>
+          <w:noProof w:val="0"/>
+          <w:color w:val="D4D4D4"/>
+          <w:sz w:val="21"/>
+          <w:szCs w:val="21"/>
+          <w:lang w:val="en-US"/>
+        </w:rPr>
+        <w:t>==</w:t>
+      </w:r>
+      <w:r>
+        <w:rPr>
+          <w:rFonts w:ascii="Consolas" w:hAnsi="Consolas" w:eastAsia="Consolas" w:cs="Consolas"/>
+          <w:b w:val="0"/>
+          <w:bCs w:val="0"/>
+          <w:noProof w:val="0"/>
+          <w:color w:val="BBBEBF"/>
+          <w:sz w:val="21"/>
+          <w:szCs w:val="21"/>
+          <w:lang w:val="en-US"/>
+        </w:rPr>
+        <w:t xml:space="preserve"> </w:t>
+      </w:r>
+      <w:r>
+        <w:rPr>
+          <w:rFonts w:ascii="Consolas" w:hAnsi="Consolas" w:eastAsia="Consolas" w:cs="Consolas"/>
+          <w:b w:val="0"/>
+          <w:bCs w:val="0"/>
+          <w:noProof w:val="0"/>
+          <w:color w:val="A5D6FF"/>
+          <w:sz w:val="21"/>
+          <w:szCs w:val="21"/>
+          <w:lang w:val="en-US"/>
+        </w:rPr>
+        <w:t>"/"</w:t>
+      </w:r>
+      <w:r>
+        <w:rPr>
+          <w:rFonts w:ascii="Consolas" w:hAnsi="Consolas" w:eastAsia="Consolas" w:cs="Consolas"/>
+          <w:b w:val="0"/>
+          <w:bCs w:val="0"/>
+          <w:noProof w:val="0"/>
+          <w:color w:val="BBBEBF"/>
+          <w:sz w:val="21"/>
+          <w:szCs w:val="21"/>
+          <w:lang w:val="en-US"/>
+        </w:rPr>
+        <w:t>:</w:t>
+      </w:r>
+    </w:p>
+    <w:p>
+      <w:pPr>
+        <w:shd w:val="clear" w:color="auto" w:fill="121314"/>
+        <w:spacing w:before="0" w:beforeAutospacing="off" w:after="0" w:afterAutospacing="off" w:line="285" w:lineRule="auto"/>
+        <w:jc w:val="both"/>
+      </w:pPr>
+      <w:r>
+        <w:rPr>
+          <w:rFonts w:ascii="Consolas" w:hAnsi="Consolas" w:eastAsia="Consolas" w:cs="Consolas"/>
+          <w:b w:val="0"/>
+          <w:bCs w:val="0"/>
+          <w:noProof w:val="0"/>
+          <w:color w:val="BBBEBF"/>
+          <w:sz w:val="21"/>
+          <w:szCs w:val="21"/>
+          <w:lang w:val="en-US"/>
+        </w:rPr>
+        <w:t xml:space="preserve">        </w:t>
+      </w:r>
+      <w:r>
+        <w:rPr>
+          <w:rFonts w:ascii="Consolas" w:hAnsi="Consolas" w:eastAsia="Consolas" w:cs="Consolas"/>
+          <w:b w:val="0"/>
+          <w:bCs w:val="0"/>
+          <w:noProof w:val="0"/>
+          <w:color w:val="C9D1D9"/>
+          <w:sz w:val="21"/>
+          <w:szCs w:val="21"/>
+          <w:lang w:val="en-US"/>
+        </w:rPr>
+        <w:t>result</w:t>
+      </w:r>
+      <w:r>
+        <w:rPr>
+          <w:rFonts w:ascii="Consolas" w:hAnsi="Consolas" w:eastAsia="Consolas" w:cs="Consolas"/>
+          <w:b w:val="0"/>
+          <w:bCs w:val="0"/>
+          <w:noProof w:val="0"/>
+          <w:color w:val="BBBEBF"/>
+          <w:sz w:val="21"/>
+          <w:szCs w:val="21"/>
+          <w:lang w:val="en-US"/>
+        </w:rPr>
+        <w:t xml:space="preserve"> </w:t>
+      </w:r>
+      <w:r>
+        <w:rPr>
+          <w:rFonts w:ascii="Consolas" w:hAnsi="Consolas" w:eastAsia="Consolas" w:cs="Consolas"/>
+          <w:b w:val="0"/>
+          <w:bCs w:val="0"/>
+          <w:noProof w:val="0"/>
+          <w:color w:val="D4D4D4"/>
+          <w:sz w:val="21"/>
+          <w:szCs w:val="21"/>
+          <w:lang w:val="en-US"/>
+        </w:rPr>
+        <w:t>=</w:t>
+      </w:r>
+      <w:r>
+        <w:rPr>
+          <w:rFonts w:ascii="Consolas" w:hAnsi="Consolas" w:eastAsia="Consolas" w:cs="Consolas"/>
+          <w:b w:val="0"/>
+          <w:bCs w:val="0"/>
+          <w:noProof w:val="0"/>
+          <w:color w:val="BBBEBF"/>
+          <w:sz w:val="21"/>
+          <w:szCs w:val="21"/>
+          <w:lang w:val="en-US"/>
+        </w:rPr>
+        <w:t xml:space="preserve"> </w:t>
+      </w:r>
+      <w:r>
+        <w:rPr>
+          <w:rFonts w:ascii="Consolas" w:hAnsi="Consolas" w:eastAsia="Consolas" w:cs="Consolas"/>
+          <w:b w:val="0"/>
+          <w:bCs w:val="0"/>
+          <w:noProof w:val="0"/>
+          <w:color w:val="D2A8FF"/>
+          <w:sz w:val="21"/>
+          <w:szCs w:val="21"/>
+          <w:lang w:val="en-US"/>
+        </w:rPr>
+        <w:t>divide</w:t>
+      </w:r>
+      <w:r>
+        <w:rPr>
+          <w:rFonts w:ascii="Consolas" w:hAnsi="Consolas" w:eastAsia="Consolas" w:cs="Consolas"/>
+          <w:b w:val="0"/>
+          <w:bCs w:val="0"/>
+          <w:noProof w:val="0"/>
+          <w:color w:val="BBBEBF"/>
+          <w:sz w:val="21"/>
+          <w:szCs w:val="21"/>
+          <w:lang w:val="en-US"/>
+        </w:rPr>
+        <w:t>(</w:t>
+      </w:r>
+      <w:r>
+        <w:rPr>
+          <w:rFonts w:ascii="Consolas" w:hAnsi="Consolas" w:eastAsia="Consolas" w:cs="Consolas"/>
+          <w:b w:val="0"/>
+          <w:bCs w:val="0"/>
+          <w:noProof w:val="0"/>
+          <w:color w:val="C9D1D9"/>
+          <w:sz w:val="21"/>
+          <w:szCs w:val="21"/>
+          <w:lang w:val="en-US"/>
+        </w:rPr>
+        <w:t>a</w:t>
+      </w:r>
+      <w:r>
+        <w:rPr>
+          <w:rFonts w:ascii="Consolas" w:hAnsi="Consolas" w:eastAsia="Consolas" w:cs="Consolas"/>
+          <w:b w:val="0"/>
+          <w:bCs w:val="0"/>
+          <w:noProof w:val="0"/>
+          <w:color w:val="BBBEBF"/>
+          <w:sz w:val="21"/>
+          <w:szCs w:val="21"/>
+          <w:lang w:val="en-US"/>
+        </w:rPr>
+        <w:t xml:space="preserve">, </w:t>
+      </w:r>
+      <w:r>
+        <w:rPr>
+          <w:rFonts w:ascii="Consolas" w:hAnsi="Consolas" w:eastAsia="Consolas" w:cs="Consolas"/>
+          <w:b w:val="0"/>
+          <w:bCs w:val="0"/>
+          <w:noProof w:val="0"/>
+          <w:color w:val="C9D1D9"/>
+          <w:sz w:val="21"/>
+          <w:szCs w:val="21"/>
+          <w:lang w:val="en-US"/>
+        </w:rPr>
+        <w:t>b</w:t>
+      </w:r>
+      <w:r>
+        <w:rPr>
+          <w:rFonts w:ascii="Consolas" w:hAnsi="Consolas" w:eastAsia="Consolas" w:cs="Consolas"/>
+          <w:b w:val="0"/>
+          <w:bCs w:val="0"/>
+          <w:noProof w:val="0"/>
+          <w:color w:val="BBBEBF"/>
+          <w:sz w:val="21"/>
+          <w:szCs w:val="21"/>
+          <w:lang w:val="en-US"/>
+        </w:rPr>
+        <w:t>)</w:t>
+      </w:r>
+    </w:p>
+    <w:p>
+      <w:pPr>
+        <w:shd w:val="clear" w:color="auto" w:fill="121314"/>
+        <w:spacing w:before="0" w:beforeAutospacing="off" w:after="0" w:afterAutospacing="off" w:line="285" w:lineRule="auto"/>
+        <w:jc w:val="both"/>
+      </w:pPr>
+      <w:r>
+        <w:rPr>
+          <w:rFonts w:ascii="Consolas" w:hAnsi="Consolas" w:eastAsia="Consolas" w:cs="Consolas"/>
+          <w:b w:val="0"/>
+          <w:bCs w:val="0"/>
+          <w:noProof w:val="0"/>
+          <w:color w:val="BBBEBF"/>
+          <w:sz w:val="21"/>
+          <w:szCs w:val="21"/>
+          <w:lang w:val="en-US"/>
+        </w:rPr>
+        <w:t xml:space="preserve">        </w:t>
+      </w:r>
+      <w:r>
+        <w:rPr>
+          <w:rFonts w:ascii="Consolas" w:hAnsi="Consolas" w:eastAsia="Consolas" w:cs="Consolas"/>
+          <w:b w:val="0"/>
+          <w:bCs w:val="0"/>
+          <w:noProof w:val="0"/>
+          <w:color w:val="C586C0"/>
+          <w:sz w:val="21"/>
+          <w:szCs w:val="21"/>
+          <w:lang w:val="en-US"/>
+        </w:rPr>
+        <w:t>if</w:t>
+      </w:r>
+      <w:r>
+        <w:rPr>
+          <w:rFonts w:ascii="Consolas" w:hAnsi="Consolas" w:eastAsia="Consolas" w:cs="Consolas"/>
+          <w:b w:val="0"/>
+          <w:bCs w:val="0"/>
+          <w:noProof w:val="0"/>
+          <w:color w:val="BBBEBF"/>
+          <w:sz w:val="21"/>
+          <w:szCs w:val="21"/>
+          <w:lang w:val="en-US"/>
+        </w:rPr>
+        <w:t xml:space="preserve"> </w:t>
+      </w:r>
+      <w:r>
+        <w:rPr>
+          <w:rFonts w:ascii="Consolas" w:hAnsi="Consolas" w:eastAsia="Consolas" w:cs="Consolas"/>
+          <w:b w:val="0"/>
+          <w:bCs w:val="0"/>
+          <w:noProof w:val="0"/>
+          <w:color w:val="C9D1D9"/>
+          <w:sz w:val="21"/>
+          <w:szCs w:val="21"/>
+          <w:lang w:val="en-US"/>
+        </w:rPr>
+        <w:t>result</w:t>
+      </w:r>
+      <w:r>
+        <w:rPr>
+          <w:rFonts w:ascii="Consolas" w:hAnsi="Consolas" w:eastAsia="Consolas" w:cs="Consolas"/>
+          <w:b w:val="0"/>
+          <w:bCs w:val="0"/>
+          <w:noProof w:val="0"/>
+          <w:color w:val="BBBEBF"/>
+          <w:sz w:val="21"/>
+          <w:szCs w:val="21"/>
+          <w:lang w:val="en-US"/>
+        </w:rPr>
+        <w:t xml:space="preserve"> </w:t>
+      </w:r>
+      <w:r>
+        <w:rPr>
+          <w:rFonts w:ascii="Consolas" w:hAnsi="Consolas" w:eastAsia="Consolas" w:cs="Consolas"/>
+          <w:b w:val="0"/>
+          <w:bCs w:val="0"/>
+          <w:noProof w:val="0"/>
+          <w:color w:val="569CD6"/>
+          <w:sz w:val="21"/>
+          <w:szCs w:val="21"/>
+          <w:lang w:val="en-US"/>
+        </w:rPr>
+        <w:t>is</w:t>
+      </w:r>
+      <w:r>
+        <w:rPr>
+          <w:rFonts w:ascii="Consolas" w:hAnsi="Consolas" w:eastAsia="Consolas" w:cs="Consolas"/>
+          <w:b w:val="0"/>
+          <w:bCs w:val="0"/>
+          <w:noProof w:val="0"/>
+          <w:color w:val="BBBEBF"/>
+          <w:sz w:val="21"/>
+          <w:szCs w:val="21"/>
+          <w:lang w:val="en-US"/>
+        </w:rPr>
+        <w:t xml:space="preserve"> </w:t>
+      </w:r>
+      <w:r>
+        <w:rPr>
+          <w:rFonts w:ascii="Consolas" w:hAnsi="Consolas" w:eastAsia="Consolas" w:cs="Consolas"/>
+          <w:b w:val="0"/>
+          <w:bCs w:val="0"/>
+          <w:noProof w:val="0"/>
+          <w:color w:val="569CD6"/>
+          <w:sz w:val="21"/>
+          <w:szCs w:val="21"/>
+          <w:lang w:val="en-US"/>
+        </w:rPr>
+        <w:t>not</w:t>
+      </w:r>
+      <w:r>
+        <w:rPr>
+          <w:rFonts w:ascii="Consolas" w:hAnsi="Consolas" w:eastAsia="Consolas" w:cs="Consolas"/>
+          <w:b w:val="0"/>
+          <w:bCs w:val="0"/>
+          <w:noProof w:val="0"/>
+          <w:color w:val="BBBEBF"/>
+          <w:sz w:val="21"/>
+          <w:szCs w:val="21"/>
+          <w:lang w:val="en-US"/>
+        </w:rPr>
+        <w:t xml:space="preserve"> </w:t>
+      </w:r>
+      <w:r>
+        <w:rPr>
+          <w:rFonts w:ascii="Consolas" w:hAnsi="Consolas" w:eastAsia="Consolas" w:cs="Consolas"/>
+          <w:b w:val="0"/>
+          <w:bCs w:val="0"/>
+          <w:noProof w:val="0"/>
+          <w:color w:val="569CD6"/>
+          <w:sz w:val="21"/>
+          <w:szCs w:val="21"/>
+          <w:lang w:val="en-US"/>
+        </w:rPr>
+        <w:t>None</w:t>
+      </w:r>
+      <w:r>
+        <w:rPr>
+          <w:rFonts w:ascii="Consolas" w:hAnsi="Consolas" w:eastAsia="Consolas" w:cs="Consolas"/>
+          <w:b w:val="0"/>
+          <w:bCs w:val="0"/>
+          <w:noProof w:val="0"/>
+          <w:color w:val="BBBEBF"/>
+          <w:sz w:val="21"/>
+          <w:szCs w:val="21"/>
+          <w:lang w:val="en-US"/>
+        </w:rPr>
+        <w:t>:</w:t>
+      </w:r>
+    </w:p>
+    <w:p>
+      <w:pPr>
+        <w:shd w:val="clear" w:color="auto" w:fill="121314"/>
+        <w:spacing w:before="0" w:beforeAutospacing="off" w:after="0" w:afterAutospacing="off" w:line="285" w:lineRule="auto"/>
+        <w:jc w:val="both"/>
+      </w:pPr>
+      <w:r>
+        <w:rPr>
+          <w:rFonts w:ascii="Consolas" w:hAnsi="Consolas" w:eastAsia="Consolas" w:cs="Consolas"/>
+          <w:b w:val="0"/>
+          <w:bCs w:val="0"/>
+          <w:noProof w:val="0"/>
+          <w:color w:val="BBBEBF"/>
+          <w:sz w:val="21"/>
+          <w:szCs w:val="21"/>
+          <w:lang w:val="en-US"/>
+        </w:rPr>
+        <w:t xml:space="preserve">            </w:t>
+      </w:r>
+      <w:r>
+        <w:rPr>
+          <w:rFonts w:ascii="Consolas" w:hAnsi="Consolas" w:eastAsia="Consolas" w:cs="Consolas"/>
+          <w:b w:val="0"/>
+          <w:bCs w:val="0"/>
+          <w:noProof w:val="0"/>
+          <w:color w:val="D2A8FF"/>
+          <w:sz w:val="21"/>
+          <w:szCs w:val="21"/>
+          <w:lang w:val="en-US"/>
+        </w:rPr>
+        <w:t>print</w:t>
+      </w:r>
+      <w:r>
+        <w:rPr>
+          <w:rFonts w:ascii="Consolas" w:hAnsi="Consolas" w:eastAsia="Consolas" w:cs="Consolas"/>
+          <w:b w:val="0"/>
+          <w:bCs w:val="0"/>
+          <w:noProof w:val="0"/>
+          <w:color w:val="BBBEBF"/>
+          <w:sz w:val="21"/>
+          <w:szCs w:val="21"/>
+          <w:lang w:val="en-US"/>
+        </w:rPr>
+        <w:t>(</w:t>
+      </w:r>
+      <w:r>
+        <w:rPr>
+          <w:rFonts w:ascii="Consolas" w:hAnsi="Consolas" w:eastAsia="Consolas" w:cs="Consolas"/>
+          <w:b w:val="0"/>
+          <w:bCs w:val="0"/>
+          <w:noProof w:val="0"/>
+          <w:color w:val="A5D6FF"/>
+          <w:sz w:val="21"/>
+          <w:szCs w:val="21"/>
+          <w:lang w:val="en-US"/>
+        </w:rPr>
+        <w:t>"Result ="</w:t>
+      </w:r>
+      <w:r>
+        <w:rPr>
+          <w:rFonts w:ascii="Consolas" w:hAnsi="Consolas" w:eastAsia="Consolas" w:cs="Consolas"/>
+          <w:b w:val="0"/>
+          <w:bCs w:val="0"/>
+          <w:noProof w:val="0"/>
+          <w:color w:val="BBBEBF"/>
+          <w:sz w:val="21"/>
+          <w:szCs w:val="21"/>
+          <w:lang w:val="en-US"/>
+        </w:rPr>
+        <w:t xml:space="preserve">, </w:t>
+      </w:r>
+      <w:r>
+        <w:rPr>
+          <w:rFonts w:ascii="Consolas" w:hAnsi="Consolas" w:eastAsia="Consolas" w:cs="Consolas"/>
+          <w:b w:val="0"/>
+          <w:bCs w:val="0"/>
+          <w:noProof w:val="0"/>
+          <w:color w:val="C9D1D9"/>
+          <w:sz w:val="21"/>
+          <w:szCs w:val="21"/>
+          <w:lang w:val="en-US"/>
+        </w:rPr>
+        <w:t>result</w:t>
+      </w:r>
+      <w:r>
+        <w:rPr>
+          <w:rFonts w:ascii="Consolas" w:hAnsi="Consolas" w:eastAsia="Consolas" w:cs="Consolas"/>
+          <w:b w:val="0"/>
+          <w:bCs w:val="0"/>
+          <w:noProof w:val="0"/>
+          <w:color w:val="BBBEBF"/>
+          <w:sz w:val="21"/>
+          <w:szCs w:val="21"/>
+          <w:lang w:val="en-US"/>
+        </w:rPr>
+        <w:t>)</w:t>
+      </w:r>
+    </w:p>
+    <w:p>
+      <w:pPr>
+        <w:spacing w:before="240" w:beforeAutospacing="off" w:after="240" w:afterAutospacing="off"/>
+        <w:ind w:firstLine="0"/>
+        <w:jc w:val="both"/>
+        <w:rPr>
+          <w:rFonts w:ascii="Times New Roman" w:hAnsi="Times New Roman" w:eastAsia="Times New Roman" w:cs="Times New Roman"/>
+          <w:noProof w:val="0"/>
+          <w:sz w:val="28"/>
+          <w:szCs w:val="28"/>
+          <w:lang w:val="en-US"/>
+        </w:rPr>
+      </w:pPr>
+    </w:p>
+    <w:p>
+      <w:pPr>
+        <w:spacing w:before="240" w:beforeAutospacing="off" w:after="240" w:afterAutospacing="off"/>
+        <w:ind w:firstLine="0"/>
+        <w:jc w:val="both"/>
+        <w:rPr>
+          <w:rFonts w:ascii="Times New Roman" w:hAnsi="Times New Roman" w:eastAsia="Times New Roman" w:cs="Times New Roman"/>
+          <w:b w:val="1"/>
+          <w:bCs w:val="1"/>
+          <w:noProof w:val="0"/>
+          <w:sz w:val="28"/>
+          <w:szCs w:val="28"/>
+          <w:lang w:val="en-US"/>
+        </w:rPr>
+      </w:pPr>
+    </w:p>
+    <w:p>
+      <w:pPr>
+        <w:spacing w:before="240" w:beforeAutospacing="off" w:after="240" w:afterAutospacing="off"/>
+        <w:ind w:firstLine="0"/>
+        <w:jc w:val="both"/>
+        <w:rPr>
+          <w:rFonts w:ascii="Times New Roman" w:hAnsi="Times New Roman" w:eastAsia="Times New Roman" w:cs="Times New Roman"/>
+          <w:b w:val="1"/>
+          <w:bCs w:val="1"/>
+          <w:noProof w:val="0"/>
+          <w:sz w:val="28"/>
+          <w:szCs w:val="28"/>
+          <w:lang w:val="en-US"/>
+        </w:rPr>
+      </w:pPr>
+      <w:r>
+        <w:rPr>
+          <w:rFonts w:ascii="Times New Roman" w:hAnsi="Times New Roman" w:eastAsia="Times New Roman" w:cs="Times New Roman"/>
+          <w:b w:val="1"/>
+          <w:bCs w:val="1"/>
+          <w:noProof w:val="0"/>
+          <w:sz w:val="28"/>
+          <w:szCs w:val="28"/>
+          <w:lang w:val="en-US"/>
+        </w:rPr>
+        <w:t>Результат</w:t>
+      </w:r>
+      <w:r>
+        <w:rPr>
+          <w:rFonts w:ascii="Times New Roman" w:hAnsi="Times New Roman" w:eastAsia="Times New Roman" w:cs="Times New Roman"/>
+          <w:b w:val="1"/>
+          <w:bCs w:val="1"/>
+          <w:noProof w:val="0"/>
+          <w:sz w:val="28"/>
+          <w:szCs w:val="28"/>
+          <w:lang w:val="en-US"/>
+        </w:rPr>
+        <w:t>:</w:t>
+      </w:r>
+    </w:p>
+    <w:p>
+      <w:pPr>
+        <w:pStyle w:val="Normal"/>
+        <w:spacing w:line="360" w:lineRule="auto"/>
+        <w:ind w:left="0" w:firstLine="0"/>
+        <w:jc w:val="center"/>
+      </w:pPr>
+      <w:r>
+        <w:drawing>
+          <wp:inline wp14:editId="1AC0C88A" wp14:anchorId="1989ACA6">
+            <wp:extent cx="5943600" cy="1057275"/>
+            <wp:effectExtent l="0" t="0" r="0" b="0"/>
+            <wp:docPr id="1818866313" name="drawing"/>
+            <wp:cNvGraphicFramePr>
+              <a:graphicFrameLocks noChangeAspect="1"/>
+            </wp:cNvGraphicFramePr>
+            <a:graphic>
+              <a:graphicData xmlns:a="http://schemas.openxmlformats.org/drawingml/2006/main" uri="http://schemas.openxmlformats.org/drawingml/2006/picture">
+                <pic:pic xmlns:pic="http://schemas.openxmlformats.org/drawingml/2006/picture">
+                  <pic:nvPicPr>
+                    <pic:cNvPr id="1818866313" name="Picture 1818866313"/>
+                    <pic:cNvPicPr/>
+                  </pic:nvPicPr>
+                  <pic:blipFill>
+                    <a:blip xmlns:r="http://schemas.openxmlformats.org/officeDocument/2006/relationships" r:embed="rId1153422694">
+                      <a:extLst>
+                        <a:ext uri="{28A0092B-C50C-407E-A947-70E740481C1C}">
+                          <a14:useLocalDpi xmlns:a14="http://schemas.microsoft.com/office/drawing/2010/main"/>
+                        </a:ext>
+                      </a:extLst>
+                    </a:blip>
+                    <a:stretch>
+                      <a:fillRect/>
+                    </a:stretch>
+                  </pic:blipFill>
+                  <pic:spPr>
+                    <a:xfrm>
+                      <a:off x="0" y="0"/>
+                      <a:ext cx="5943600" cy="1057275"/>
+                    </a:xfrm>
+                    <a:prstGeom prst="rect">
+                      <a:avLst/>
+                    </a:prstGeom>
+                  </pic:spPr>
+                </pic:pic>
+              </a:graphicData>
+            </a:graphic>
+          </wp:inline>
+        </w:drawing>
+      </w:r>
+    </w:p>
+    <w:p>
+      <w:pPr>
+        <w:pStyle w:val="Normal"/>
+        <w:ind w:firstLine="0"/>
+        <w:jc w:val="center"/>
+      </w:pPr>
+      <w:r>
+        <w:rPr/>
+        <w:t>ВИСНОВОК</w:t>
+      </w:r>
+    </w:p>
+    <w:p>
+      <w:pPr>
+        <w:spacing w:before="180" w:beforeAutospacing="off" w:after="240" w:afterAutospacing="off"/>
+        <w:jc w:val="both"/>
+        <w:rPr>
+          <w:rFonts w:ascii="Times New Roman" w:hAnsi="Times New Roman" w:eastAsia="Times New Roman" w:cs="Times New Roman"/>
+          <w:b w:val="0"/>
+          <w:bCs w:val="0"/>
+          <w:strike w:val="0"/>
+          <w:dstrike w:val="0"/>
+          <w:noProof w:val="0"/>
+          <w:sz w:val="28"/>
+          <w:szCs w:val="28"/>
+          <w:u w:val="none"/>
+          <w:lang w:val="en-US"/>
+        </w:rPr>
+      </w:pPr>
+      <w:r>
+        <w:rPr>
+          <w:rFonts w:ascii="Times New Roman" w:hAnsi="Times New Roman" w:eastAsia="Times New Roman" w:cs="Times New Roman"/>
+          <w:b w:val="0"/>
+          <w:bCs w:val="0"/>
+          <w:strike w:val="0"/>
+          <w:dstrike w:val="0"/>
+          <w:noProof w:val="0"/>
+          <w:sz w:val="28"/>
+          <w:szCs w:val="28"/>
+          <w:u w:val="none"/>
+          <w:lang w:val="en-US"/>
+        </w:rPr>
+        <w:t>Під час виконання лабораторної роботи було закріплено практичні навички використання умовних операторів (</w:t>
+      </w:r>
+      <w:r>
+        <w:rPr>
+          <w:rFonts w:ascii="Times New Roman" w:hAnsi="Times New Roman" w:eastAsia="Times New Roman" w:cs="Times New Roman"/>
+          <w:b w:val="0"/>
+          <w:bCs w:val="0"/>
+          <w:strike w:val="0"/>
+          <w:dstrike w:val="0"/>
+          <w:noProof w:val="0"/>
+          <w:sz w:val="28"/>
+          <w:szCs w:val="28"/>
+          <w:u w:val="none"/>
+          <w:lang w:val="en-US"/>
+        </w:rPr>
+        <w:t>if</w:t>
+      </w:r>
+      <w:r>
+        <w:rPr>
+          <w:rFonts w:ascii="Times New Roman" w:hAnsi="Times New Roman" w:eastAsia="Times New Roman" w:cs="Times New Roman"/>
+          <w:b w:val="0"/>
+          <w:bCs w:val="0"/>
+          <w:strike w:val="0"/>
+          <w:dstrike w:val="0"/>
+          <w:noProof w:val="0"/>
+          <w:sz w:val="28"/>
+          <w:szCs w:val="28"/>
+          <w:u w:val="none"/>
+          <w:lang w:val="en-US"/>
+        </w:rPr>
+        <w:t xml:space="preserve">, </w:t>
+      </w:r>
+      <w:r>
+        <w:rPr>
+          <w:rFonts w:ascii="Times New Roman" w:hAnsi="Times New Roman" w:eastAsia="Times New Roman" w:cs="Times New Roman"/>
+          <w:b w:val="0"/>
+          <w:bCs w:val="0"/>
+          <w:strike w:val="0"/>
+          <w:dstrike w:val="0"/>
+          <w:noProof w:val="0"/>
+          <w:sz w:val="28"/>
+          <w:szCs w:val="28"/>
+          <w:u w:val="none"/>
+          <w:lang w:val="en-US"/>
+        </w:rPr>
+        <w:t>elif</w:t>
+      </w:r>
+      <w:r>
+        <w:rPr>
+          <w:rFonts w:ascii="Times New Roman" w:hAnsi="Times New Roman" w:eastAsia="Times New Roman" w:cs="Times New Roman"/>
+          <w:b w:val="0"/>
+          <w:bCs w:val="0"/>
+          <w:strike w:val="0"/>
+          <w:dstrike w:val="0"/>
+          <w:noProof w:val="0"/>
+          <w:sz w:val="28"/>
+          <w:szCs w:val="28"/>
+          <w:u w:val="none"/>
+          <w:lang w:val="en-US"/>
+        </w:rPr>
+        <w:t xml:space="preserve">, </w:t>
+      </w:r>
+      <w:r>
+        <w:rPr>
+          <w:rFonts w:ascii="Times New Roman" w:hAnsi="Times New Roman" w:eastAsia="Times New Roman" w:cs="Times New Roman"/>
+          <w:b w:val="0"/>
+          <w:bCs w:val="0"/>
+          <w:strike w:val="0"/>
+          <w:dstrike w:val="0"/>
+          <w:noProof w:val="0"/>
+          <w:sz w:val="28"/>
+          <w:szCs w:val="28"/>
+          <w:u w:val="none"/>
+          <w:lang w:val="en-US"/>
+        </w:rPr>
+        <w:t>else</w:t>
+      </w:r>
+      <w:r>
+        <w:rPr>
+          <w:rFonts w:ascii="Times New Roman" w:hAnsi="Times New Roman" w:eastAsia="Times New Roman" w:cs="Times New Roman"/>
+          <w:b w:val="0"/>
+          <w:bCs w:val="0"/>
+          <w:strike w:val="0"/>
+          <w:dstrike w:val="0"/>
+          <w:noProof w:val="0"/>
+          <w:sz w:val="28"/>
+          <w:szCs w:val="28"/>
+          <w:u w:val="none"/>
+          <w:lang w:val="en-US"/>
+        </w:rPr>
+        <w:t xml:space="preserve">) у мові </w:t>
+      </w:r>
+      <w:r>
+        <w:rPr>
+          <w:rFonts w:ascii="Times New Roman" w:hAnsi="Times New Roman" w:eastAsia="Times New Roman" w:cs="Times New Roman"/>
+          <w:b w:val="1"/>
+          <w:bCs w:val="1"/>
+          <w:strike w:val="0"/>
+          <w:dstrike w:val="0"/>
+          <w:noProof w:val="0"/>
+          <w:sz w:val="28"/>
+          <w:szCs w:val="28"/>
+          <w:u w:val="none"/>
+          <w:lang w:val="en-US"/>
+        </w:rPr>
+        <w:t>Python</w:t>
+      </w:r>
+      <w:r>
+        <w:rPr>
+          <w:rFonts w:ascii="Times New Roman" w:hAnsi="Times New Roman" w:eastAsia="Times New Roman" w:cs="Times New Roman"/>
+          <w:b w:val="0"/>
+          <w:bCs w:val="0"/>
+          <w:strike w:val="0"/>
+          <w:dstrike w:val="0"/>
+          <w:noProof w:val="0"/>
+          <w:sz w:val="28"/>
+          <w:szCs w:val="28"/>
+          <w:u w:val="none"/>
+          <w:lang w:val="en-US"/>
+        </w:rPr>
+        <w:t xml:space="preserve"> для створення програм із розгалуженням алгоритму.</w:t>
+      </w:r>
+    </w:p>
+    <w:p>
+      <w:pPr>
+        <w:spacing w:before="180" w:beforeAutospacing="off" w:after="240" w:afterAutospacing="off"/>
+        <w:jc w:val="both"/>
+        <w:rPr>
+          <w:rFonts w:ascii="Times New Roman" w:hAnsi="Times New Roman" w:eastAsia="Times New Roman" w:cs="Times New Roman"/>
+          <w:b w:val="0"/>
+          <w:bCs w:val="0"/>
+          <w:strike w:val="0"/>
+          <w:dstrike w:val="0"/>
+          <w:noProof w:val="0"/>
+          <w:sz w:val="28"/>
+          <w:szCs w:val="28"/>
+          <w:u w:val="none"/>
+          <w:lang w:val="en-US"/>
+        </w:rPr>
+      </w:pPr>
+      <w:r>
+        <w:rPr>
+          <w:rFonts w:ascii="Times New Roman" w:hAnsi="Times New Roman" w:eastAsia="Times New Roman" w:cs="Times New Roman"/>
+          <w:b w:val="0"/>
+          <w:bCs w:val="0"/>
+          <w:strike w:val="0"/>
+          <w:dstrike w:val="0"/>
+          <w:noProof w:val="0"/>
+          <w:sz w:val="28"/>
+          <w:szCs w:val="28"/>
+          <w:u w:val="none"/>
+          <w:lang w:val="en-US"/>
+        </w:rPr>
+        <w:t xml:space="preserve">У ході модернізації базової програми-калькулятора було успішно освоєно принципи модульності та структурного програмування шляхом винесення логіки запиту та валідації даних в окрему функцію </w:t>
+      </w:r>
+      <w:r>
+        <w:rPr>
+          <w:rFonts w:ascii="Times New Roman" w:hAnsi="Times New Roman" w:eastAsia="Times New Roman" w:cs="Times New Roman"/>
+          <w:b w:val="0"/>
+          <w:bCs w:val="0"/>
+          <w:strike w:val="0"/>
+          <w:dstrike w:val="0"/>
+          <w:noProof w:val="0"/>
+          <w:sz w:val="28"/>
+          <w:szCs w:val="28"/>
+          <w:u w:val="none"/>
+          <w:lang w:val="en-US"/>
+        </w:rPr>
+        <w:t>get_user_data()</w:t>
+      </w:r>
+      <w:r>
+        <w:rPr>
+          <w:rFonts w:ascii="Times New Roman" w:hAnsi="Times New Roman" w:eastAsia="Times New Roman" w:cs="Times New Roman"/>
+          <w:b w:val="0"/>
+          <w:bCs w:val="0"/>
+          <w:strike w:val="0"/>
+          <w:dstrike w:val="0"/>
+          <w:noProof w:val="0"/>
+          <w:sz w:val="28"/>
+          <w:szCs w:val="28"/>
+          <w:u w:val="none"/>
+          <w:lang w:val="en-US"/>
+        </w:rPr>
+        <w:t xml:space="preserve">. Особливу увагу було приділено розширенню функціоналу програми засобами обробки виняткових ситуацій: реалізовано захист від некоректного введення користувачем текстових значень замість числових за допомогою конструкції </w:t>
+      </w:r>
+      <w:r>
+        <w:rPr>
+          <w:rFonts w:ascii="Times New Roman" w:hAnsi="Times New Roman" w:eastAsia="Times New Roman" w:cs="Times New Roman"/>
+          <w:b w:val="0"/>
+          <w:bCs w:val="0"/>
+          <w:strike w:val="0"/>
+          <w:dstrike w:val="0"/>
+          <w:noProof w:val="0"/>
+          <w:sz w:val="28"/>
+          <w:szCs w:val="28"/>
+          <w:u w:val="none"/>
+          <w:lang w:val="en-US"/>
+        </w:rPr>
+        <w:t>try-except ValueError</w:t>
+      </w:r>
+      <w:r>
+        <w:rPr>
+          <w:rFonts w:ascii="Times New Roman" w:hAnsi="Times New Roman" w:eastAsia="Times New Roman" w:cs="Times New Roman"/>
+          <w:b w:val="0"/>
+          <w:bCs w:val="0"/>
+          <w:strike w:val="0"/>
+          <w:dstrike w:val="0"/>
+          <w:noProof w:val="0"/>
+          <w:sz w:val="28"/>
+          <w:szCs w:val="28"/>
+          <w:u w:val="none"/>
+          <w:lang w:val="en-US"/>
+        </w:rPr>
+        <w:t xml:space="preserve">, а також забезпечено безпечне ділення чисел завдяки перехопленню специфічного винятку </w:t>
+      </w:r>
+      <w:r>
+        <w:rPr>
+          <w:rFonts w:ascii="Times New Roman" w:hAnsi="Times New Roman" w:eastAsia="Times New Roman" w:cs="Times New Roman"/>
+          <w:b w:val="0"/>
+          <w:bCs w:val="0"/>
+          <w:strike w:val="0"/>
+          <w:dstrike w:val="0"/>
+          <w:noProof w:val="0"/>
+          <w:sz w:val="28"/>
+          <w:szCs w:val="28"/>
+          <w:u w:val="none"/>
+          <w:lang w:val="en-US"/>
+        </w:rPr>
+        <w:t>ZeroDivisionError</w:t>
+      </w:r>
+      <w:r>
+        <w:rPr>
+          <w:rFonts w:ascii="Times New Roman" w:hAnsi="Times New Roman" w:eastAsia="Times New Roman" w:cs="Times New Roman"/>
+          <w:b w:val="0"/>
+          <w:bCs w:val="0"/>
+          <w:strike w:val="0"/>
+          <w:dstrike w:val="0"/>
+          <w:noProof w:val="0"/>
+          <w:sz w:val="28"/>
+          <w:szCs w:val="28"/>
+          <w:u w:val="none"/>
+          <w:lang w:val="en-US"/>
+        </w:rPr>
+        <w:t xml:space="preserve"> безпосередньо всередині цільової функції.</w:t>
+      </w:r>
+    </w:p>
+    <w:p>
+      <w:pPr>
+        <w:spacing w:before="180" w:beforeAutospacing="off" w:after="240" w:afterAutospacing="off"/>
+        <w:jc w:val="both"/>
+        <w:rPr>
+          <w:rFonts w:ascii="Times New Roman" w:hAnsi="Times New Roman" w:eastAsia="Times New Roman" w:cs="Times New Roman"/>
+          <w:b w:val="0"/>
+          <w:bCs w:val="0"/>
+          <w:strike w:val="0"/>
+          <w:dstrike w:val="0"/>
+          <w:noProof w:val="0"/>
+          <w:sz w:val="28"/>
+          <w:szCs w:val="28"/>
+          <w:u w:val="none"/>
+          <w:lang w:val="en-US"/>
+        </w:rPr>
+      </w:pPr>
+      <w:r>
+        <w:rPr>
+          <w:rFonts w:ascii="Times New Roman" w:hAnsi="Times New Roman" w:eastAsia="Times New Roman" w:cs="Times New Roman"/>
+          <w:b w:val="0"/>
+          <w:bCs w:val="0"/>
+          <w:strike w:val="0"/>
+          <w:dstrike w:val="0"/>
+          <w:noProof w:val="0"/>
+          <w:sz w:val="28"/>
+          <w:szCs w:val="28"/>
+          <w:u w:val="none"/>
+          <w:lang w:val="en-US"/>
+        </w:rPr>
+        <w:t>Створена програма демонструє стабільну роботу, стійкість до помилок користувача, підтримує режим нескінченного обчислення та коректно завершує виконання за командою користувача.</w:t>
+      </w:r>
+    </w:p>
+    <w:p>
+      <w:pPr>
+        <w:pStyle w:val="Normal"/>
+        <w:spacing w:line="360" w:lineRule="auto"/>
+        <w:ind w:left="0" w:firstLine="0"/>
+        <w:jc w:val="both"/>
+      </w:pPr>
+    </w:p>
+    <w:p>
+      <w:pPr>
+        <w:pStyle w:val="Normal"/>
+        <w:spacing w:before="240" w:beforeAutospacing="off" w:after="240" w:afterAutospacing="off"/>
+        <w:ind w:firstLine="720"/>
+        <w:jc w:val="both"/>
+        <w:rPr>
+          <w:rFonts w:ascii="Times New Roman" w:hAnsi="Times New Roman" w:eastAsia="Times New Roman" w:cs="Times New Roman"/>
+          <w:noProof w:val="0"/>
+          <w:sz w:val="28"/>
+          <w:szCs w:val="28"/>
+          <w:lang w:val="en-US"/>
+        </w:rPr>
+      </w:pPr>
+    </w:p>
+    <w:p>
+      <w:pPr>
+        <w:pStyle w:val="Normal"/>
+        <w:spacing w:before="240" w:beforeAutospacing="off" w:after="240" w:afterAutospacing="off"/>
+        <w:ind w:firstLine="720"/>
+        <w:jc w:val="both"/>
+        <w:rPr>
+          <w:rFonts w:ascii="Times New Roman" w:hAnsi="Times New Roman" w:eastAsia="Times New Roman" w:cs="Times New Roman"/>
+          <w:noProof w:val="0"/>
+          <w:sz w:val="28"/>
+          <w:szCs w:val="28"/>
+          <w:lang w:val="en-US"/>
+        </w:rPr>
+      </w:pPr>
+    </w:p>
+    <w:p>
       <w:pPr>
         <w:spacing w:before="240" w:beforeAutospacing="off" w:after="240" w:afterAutospacing="off"/>
         <w:ind w:firstLine="0"/>
@@ -16979,6 +24062,203 @@
 
 <file path=word/numbering.xml><?xml version="1.0" encoding="utf-8"?>
 <w:numbering xmlns:w="http://schemas.openxmlformats.org/wordprocessingml/2006/main">
+  <w:abstractNum xmlns:w="http://schemas.openxmlformats.org/wordprocessingml/2006/main" w:abstractNumId="7">
+    <w:nsid w:val="7cc8a990"/>
+    <w:multiLevelType xmlns:w="http://schemas.openxmlformats.org/wordprocessingml/2006/main" w:val="hybridMultilevel"/>
+    <w:lvl xmlns:w="http://schemas.openxmlformats.org/wordprocessingml/2006/main" w:ilvl="0">
+      <w:start w:val="1"/>
+      <w:numFmt w:val="bullet"/>
+      <w:lvlText w:val=""/>
+      <w:lvlJc w:val="left"/>
+      <w:pPr>
+        <w:ind w:left="1800" w:hanging="360"/>
+      </w:pPr>
+      <w:rPr>
+        <w:rFonts w:hint="default" w:ascii="Symbol" w:hAnsi="Symbol"/>
+      </w:rPr>
+    </w:lvl>
+    <w:lvl xmlns:w="http://schemas.openxmlformats.org/wordprocessingml/2006/main" w:ilvl="1">
+      <w:start w:val="1"/>
+      <w:numFmt w:val="bullet"/>
+      <w:lvlText w:val="o"/>
+      <w:lvlJc w:val="left"/>
+      <w:pPr>
+        <w:ind w:left="2520" w:hanging="360"/>
+      </w:pPr>
+      <w:rPr>
+        <w:rFonts w:hint="default" w:ascii="Courier New" w:hAnsi="Courier New"/>
+      </w:rPr>
+    </w:lvl>
+    <w:lvl xmlns:w="http://schemas.openxmlformats.org/wordprocessingml/2006/main" w:ilvl="2">
+      <w:start w:val="1"/>
+      <w:numFmt w:val="bullet"/>
+      <w:lvlText w:val=""/>
+      <w:lvlJc w:val="left"/>
+      <w:pPr>
+        <w:ind w:left="3240" w:hanging="360"/>
+      </w:pPr>
+      <w:rPr>
+        <w:rFonts w:hint="default" w:ascii="Wingdings" w:hAnsi="Wingdings"/>
+      </w:rPr>
+    </w:lvl>
+    <w:lvl xmlns:w="http://schemas.openxmlformats.org/wordprocessingml/2006/main" w:ilvl="3">
+      <w:start w:val="1"/>
+      <w:numFmt w:val="bullet"/>
+      <w:lvlText w:val=""/>
+      <w:lvlJc w:val="left"/>
+      <w:pPr>
+        <w:ind w:left="3960" w:hanging="360"/>
+      </w:pPr>
+      <w:rPr>
+        <w:rFonts w:hint="default" w:ascii="Symbol" w:hAnsi="Symbol"/>
+      </w:rPr>
+    </w:lvl>
+    <w:lvl xmlns:w="http://schemas.openxmlformats.org/wordprocessingml/2006/main" w:ilvl="4">
+      <w:start w:val="1"/>
+      <w:numFmt w:val="bullet"/>
+      <w:lvlText w:val="o"/>
+      <w:lvlJc w:val="left"/>
+      <w:pPr>
+        <w:ind w:left="4680" w:hanging="360"/>
+      </w:pPr>
+      <w:rPr>
+        <w:rFonts w:hint="default" w:ascii="Courier New" w:hAnsi="Courier New"/>
+      </w:rPr>
+    </w:lvl>
+    <w:lvl xmlns:w="http://schemas.openxmlformats.org/wordprocessingml/2006/main" w:ilvl="5">
+      <w:start w:val="1"/>
+      <w:numFmt w:val="bullet"/>
+      <w:lvlText w:val=""/>
+      <w:lvlJc w:val="left"/>
+      <w:pPr>
+        <w:ind w:left="5400" w:hanging="360"/>
+      </w:pPr>
+      <w:rPr>
+        <w:rFonts w:hint="default" w:ascii="Wingdings" w:hAnsi="Wingdings"/>
+      </w:rPr>
+    </w:lvl>
+    <w:lvl xmlns:w="http://schemas.openxmlformats.org/wordprocessingml/2006/main" w:ilvl="6">
+      <w:start w:val="1"/>
+      <w:numFmt w:val="bullet"/>
+      <w:lvlText w:val=""/>
+      <w:lvlJc w:val="left"/>
+      <w:pPr>
+        <w:ind w:left="6120" w:hanging="360"/>
+      </w:pPr>
+      <w:rPr>
+        <w:rFonts w:hint="default" w:ascii="Symbol" w:hAnsi="Symbol"/>
+      </w:rPr>
+    </w:lvl>
+    <w:lvl xmlns:w="http://schemas.openxmlformats.org/wordprocessingml/2006/main" w:ilvl="7">
+      <w:start w:val="1"/>
+      <w:numFmt w:val="bullet"/>
+      <w:lvlText w:val="o"/>
+      <w:lvlJc w:val="left"/>
+      <w:pPr>
+        <w:ind w:left="6840" w:hanging="360"/>
+      </w:pPr>
+      <w:rPr>
+        <w:rFonts w:hint="default" w:ascii="Courier New" w:hAnsi="Courier New"/>
+      </w:rPr>
+    </w:lvl>
+    <w:lvl xmlns:w="http://schemas.openxmlformats.org/wordprocessingml/2006/main" w:ilvl="8">
+      <w:start w:val="1"/>
+      <w:numFmt w:val="bullet"/>
+      <w:lvlText w:val=""/>
+      <w:lvlJc w:val="left"/>
+      <w:pPr>
+        <w:ind w:left="7560" w:hanging="360"/>
+      </w:pPr>
+      <w:rPr>
+        <w:rFonts w:hint="default" w:ascii="Wingdings" w:hAnsi="Wingdings"/>
+      </w:rPr>
+    </w:lvl>
+  </w:abstractNum>
+  <w:abstractNum xmlns:w="http://schemas.openxmlformats.org/wordprocessingml/2006/main" w:abstractNumId="6">
+    <w:nsid w:val="7163cb2f"/>
+    <w:multiLevelType xmlns:w="http://schemas.openxmlformats.org/wordprocessingml/2006/main" w:val="hybridMultilevel"/>
+    <w:lvl xmlns:w="http://schemas.openxmlformats.org/wordprocessingml/2006/main" w:ilvl="0">
+      <w:start w:val="1"/>
+      <w:numFmt w:val="decimal"/>
+      <w:lvlText w:val="%1)"/>
+      <w:lvlJc w:val="left"/>
+      <w:pPr>
+        <w:ind w:left="720" w:hanging="360"/>
+      </w:pPr>
+    </w:lvl>
+    <w:lvl xmlns:w="http://schemas.openxmlformats.org/wordprocessingml/2006/main" w:ilvl="1">
+      <w:start w:val="1"/>
+      <w:numFmt w:val="lowerLetter"/>
+      <w:lvlText w:val="%2."/>
+      <w:lvlJc w:val="left"/>
+      <w:pPr>
+        <w:ind w:left="2520" w:hanging="360"/>
+      </w:pPr>
+    </w:lvl>
+    <w:lvl xmlns:w="http://schemas.openxmlformats.org/wordprocessingml/2006/main" w:ilvl="2">
+      <w:start w:val="1"/>
+      <w:numFmt w:val="lowerRoman"/>
+      <w:lvlText w:val="%3."/>
+      <w:lvlJc w:val="right"/>
+      <w:pPr>
+        <w:ind w:left="3240" w:hanging="180"/>
+      </w:pPr>
+    </w:lvl>
+    <w:lvl xmlns:w="http://schemas.openxmlformats.org/wordprocessingml/2006/main" w:ilvl="3">
+      <w:start w:val="1"/>
+      <w:numFmt w:val="decimal"/>
+      <w:lvlText w:val="%4."/>
+      <w:lvlJc w:val="left"/>
+      <w:pPr>
+        <w:ind w:left="3960" w:hanging="360"/>
+      </w:pPr>
+    </w:lvl>
+    <w:lvl xmlns:w="http://schemas.openxmlformats.org/wordprocessingml/2006/main" w:ilvl="4">
+      <w:start w:val="1"/>
+      <w:numFmt w:val="lowerLetter"/>
+      <w:lvlText w:val="%5."/>
+      <w:lvlJc w:val="left"/>
+      <w:pPr>
+        <w:ind w:left="4680" w:hanging="360"/>
+      </w:pPr>
+    </w:lvl>
+    <w:lvl xmlns:w="http://schemas.openxmlformats.org/wordprocessingml/2006/main" w:ilvl="5">
+      <w:start w:val="1"/>
+      <w:numFmt w:val="lowerRoman"/>
+      <w:lvlText w:val="%6."/>
+      <w:lvlJc w:val="right"/>
+      <w:pPr>
+        <w:ind w:left="5400" w:hanging="180"/>
+      </w:pPr>
+    </w:lvl>
+    <w:lvl xmlns:w="http://schemas.openxmlformats.org/wordprocessingml/2006/main" w:ilvl="6">
+      <w:start w:val="1"/>
+      <w:numFmt w:val="decimal"/>
+      <w:lvlText w:val="%7."/>
+      <w:lvlJc w:val="left"/>
+      <w:pPr>
+        <w:ind w:left="6120" w:hanging="360"/>
+      </w:pPr>
+    </w:lvl>
+    <w:lvl xmlns:w="http://schemas.openxmlformats.org/wordprocessingml/2006/main" w:ilvl="7">
+      <w:start w:val="1"/>
+      <w:numFmt w:val="lowerLetter"/>
+      <w:lvlText w:val="%8."/>
+      <w:lvlJc w:val="left"/>
+      <w:pPr>
+        <w:ind w:left="6840" w:hanging="360"/>
+      </w:pPr>
+    </w:lvl>
+    <w:lvl xmlns:w="http://schemas.openxmlformats.org/wordprocessingml/2006/main" w:ilvl="8">
+      <w:start w:val="1"/>
+      <w:numFmt w:val="lowerRoman"/>
+      <w:lvlText w:val="%9."/>
+      <w:lvlJc w:val="right"/>
+      <w:pPr>
+        <w:ind w:left="7560" w:hanging="180"/>
+      </w:pPr>
+    </w:lvl>
+  </w:abstractNum>
   <w:abstractNum xmlns:w="http://schemas.openxmlformats.org/wordprocessingml/2006/main" w:abstractNumId="5">
     <w:nsid w:val="72ddf2a4"/>
     <w:multiLevelType xmlns:w="http://schemas.openxmlformats.org/wordprocessingml/2006/main" w:val="hybridMultilevel"/>
@@ -17458,6 +24738,12 @@
       </w:rPr>
     </w:lvl>
   </w:abstractNum>
+  <w:num w:numId="7">
+    <w:abstractNumId w:val="7"/>
+  </w:num>
+  <w:num w:numId="6">
+    <w:abstractNumId w:val="6"/>
+  </w:num>
   <w:num w:numId="5">
     <w:abstractNumId w:val="5"/>
   </w:num>
@@ -18018,6 +25304,26 @@
       <w:color w:val="0F4761" w:themeColor="accent1" w:themeShade="BF"/>
     </w:rPr>
   </w:style>
+  <w:style w:type="paragraph" w:styleId="Heading1">
+    <w:uiPriority w:val="9"/>
+    <w:name w:val="heading 1"/>
+    <w:basedOn w:val="Normal"/>
+    <w:next w:val="Normal"/>
+    <w:qFormat/>
+    <w:rsid w:val="0AC2CEAA"/>
+    <w:rPr>
+      <w:rFonts w:ascii="Calibri Light" w:hAnsi="Calibri Light" w:eastAsia="" w:cs="" w:asciiTheme="majorAscii" w:hAnsiTheme="majorAscii" w:eastAsiaTheme="majorEastAsia" w:cstheme="majorBidi"/>
+      <w:color w:val="2F5496" w:themeColor="accent1" w:themeTint="FF" w:themeShade="BF"/>
+      <w:sz w:val="40"/>
+      <w:szCs w:val="40"/>
+    </w:rPr>
+    <w:pPr>
+      <w:keepNext w:val="1"/>
+      <w:keepLines w:val="1"/>
+      <w:spacing w:before="360" w:after="80"/>
+      <w:outlineLvl w:val="0"/>
+    </w:pPr>
+  </w:style>
 </w:styles>
 </file>
 
